--- a/report/Sentiment_Analysis_Report_Tamim_Ahmed_905253015.docx
+++ b/report/Sentiment_Analysis_Report_Tamim_Ahmed_905253015.docx
@@ -1,157 +1,169 @@
 
 <file path=word/document.xml><?xml version="1.0" encoding="utf-8"?>
-<w:document xmlns:wpc="http://schemas.microsoft.com/office/word/2010/wordprocessingCanvas" xmlns:mc="http://schemas.openxmlformats.org/markup-compatibility/2006" xmlns:o="urn:schemas-microsoft-com:office:office" xmlns:r="http://schemas.openxmlformats.org/officeDocument/2006/relationships" xmlns:m="http://schemas.openxmlformats.org/officeDocument/2006/math" xmlns:v="urn:schemas-microsoft-com:vml" xmlns:wp14="http://schemas.microsoft.com/office/word/2010/wordprocessingDrawing" xmlns:wp="http://schemas.openxmlformats.org/drawingml/2006/wordprocessingDrawing" xmlns:w10="urn:schemas-microsoft-com:office:word" xmlns:w="http://schemas.openxmlformats.org/wordprocessingml/2006/main" xmlns:w14="http://schemas.microsoft.com/office/word/2010/wordml" xmlns:w15="http://schemas.microsoft.com/office/word/2012/wordml" xmlns:wpg="http://schemas.microsoft.com/office/word/2010/wordprocessingGroup" xmlns:wpi="http://schemas.microsoft.com/office/word/2010/wordprocessingInk" xmlns:wne="http://schemas.microsoft.com/office/word/2006/wordml" xmlns:wps="http://schemas.microsoft.com/office/word/2010/wordprocessingShape" xmlns:cx="http://schemas.microsoft.com/office/drawing/2014/chartex" xmlns:cx1="http://schemas.microsoft.com/office/drawing/2015/9/8/chartex" xmlns:cx2="http://schemas.microsoft.com/office/drawing/2015/10/21/chartex" xmlns:cx3="http://schemas.microsoft.com/office/drawing/2016/5/9/chartex" xmlns:cx4="http://schemas.microsoft.com/office/drawing/2016/5/10/chartex" xmlns:cx5="http://schemas.microsoft.com/office/drawing/2016/5/11/chartex" xmlns:cx6="http://schemas.microsoft.com/office/drawing/2016/5/12/chartex" xmlns:cx7="http://schemas.microsoft.com/office/drawing/2016/5/13/chartex" xmlns:cx8="http://schemas.microsoft.com/office/drawing/2016/5/14/chartex" xmlns:aink="http://schemas.microsoft.com/office/drawing/2016/ink" xmlns:am3d="http://schemas.microsoft.com/office/drawing/2017/model3d" xmlns:w16cex="http://schemas.microsoft.com/office/word/2018/wordml/cex" xmlns:w16cid="http://schemas.microsoft.com/office/word/2016/wordml/cid" xmlns:w16="http://schemas.microsoft.com/office/word/2018/wordml" xmlns:w16sdtdh="http://schemas.microsoft.com/office/word/2020/wordml/sdtdatahash" xmlns:w16se="http://schemas.microsoft.com/office/word/2015/wordml/symex" mc:Ignorable="w14 w15 wp14">
+<w:document xmlns:wpc="http://schemas.microsoft.com/office/word/2010/wordprocessingCanvas" xmlns:cx="http://schemas.microsoft.com/office/drawing/2014/chartex" xmlns:cx1="http://schemas.microsoft.com/office/drawing/2015/9/8/chartex" xmlns:cx2="http://schemas.microsoft.com/office/drawing/2015/10/21/chartex" xmlns:cx3="http://schemas.microsoft.com/office/drawing/2016/5/9/chartex" xmlns:cx4="http://schemas.microsoft.com/office/drawing/2016/5/10/chartex" xmlns:cx5="http://schemas.microsoft.com/office/drawing/2016/5/11/chartex" xmlns:cx6="http://schemas.microsoft.com/office/drawing/2016/5/12/chartex" xmlns:cx7="http://schemas.microsoft.com/office/drawing/2016/5/13/chartex" xmlns:cx8="http://schemas.microsoft.com/office/drawing/2016/5/14/chartex" xmlns:mc="http://schemas.openxmlformats.org/markup-compatibility/2006" xmlns:aink="http://schemas.microsoft.com/office/drawing/2016/ink" xmlns:am3d="http://schemas.microsoft.com/office/drawing/2017/model3d" xmlns:o="urn:schemas-microsoft-com:office:office" xmlns:oel="http://schemas.microsoft.com/office/2019/extlst" xmlns:r="http://schemas.openxmlformats.org/officeDocument/2006/relationships" xmlns:m="http://schemas.openxmlformats.org/officeDocument/2006/math" xmlns:v="urn:schemas-microsoft-com:vml" xmlns:wp14="http://schemas.microsoft.com/office/word/2010/wordprocessingDrawing" xmlns:wp="http://schemas.openxmlformats.org/drawingml/2006/wordprocessingDrawing" xmlns:w10="urn:schemas-microsoft-com:office:word" xmlns:w="http://schemas.openxmlformats.org/wordprocessingml/2006/main" xmlns:w14="http://schemas.microsoft.com/office/word/2010/wordml" xmlns:w15="http://schemas.microsoft.com/office/word/2012/wordml" xmlns:w16cex="http://schemas.microsoft.com/office/word/2018/wordml/cex" xmlns:w16cid="http://schemas.microsoft.com/office/word/2016/wordml/cid" xmlns:w16="http://schemas.microsoft.com/office/word/2018/wordml" xmlns:w16du="http://schemas.microsoft.com/office/word/2023/wordml/word16du" xmlns:w16sdtdh="http://schemas.microsoft.com/office/word/2020/wordml/sdtdatahash" xmlns:w16sdtfl="http://schemas.microsoft.com/office/word/2024/wordml/sdtformatlock" xmlns:w16se="http://schemas.microsoft.com/office/word/2015/wordml/symex" xmlns:wpg="http://schemas.microsoft.com/office/word/2010/wordprocessingGroup" xmlns:wpi="http://schemas.microsoft.com/office/word/2010/wordprocessingInk" xmlns:wne="http://schemas.microsoft.com/office/word/2006/wordml" xmlns:wps="http://schemas.microsoft.com/office/word/2010/wordprocessingShape" mc:Ignorable="w14 w15 w16se w16cid w16 w16cex w16sdtdh w16sdtfl w16du wp14">
   <w:body>
     <w:p>
       <w:pPr>
-        <w:spacing w:after="0"/>
         <w:jc w:val="center"/>
-      </w:pPr>
-      <w:r>
-        <w:rPr>
+        <w:rPr>
+          <w:rFonts w:ascii="Cambria" w:hAnsi="Cambria"/>
+          <w:color w:val="C00000"/>
+          <w:sz w:val="19"/>
+          <w:szCs w:val="19"/>
+        </w:rPr>
+      </w:pPr>
+      <w:r>
+        <w:rPr>
+          <w:rFonts w:ascii="Cambria" w:hAnsi="Cambria"/>
           <w:b/>
           <w:bCs/>
-          <w:color w:val="1F3864"/>
-          <w:sz w:val="26"/>
-          <w:szCs w:val="26"/>
-        </w:rPr>
-        <w:t xml:space="preserve">United International University</w:t>
+          <w:color w:val="C00000"/>
+          <w:sz w:val="24"/>
+          <w:szCs w:val="24"/>
+        </w:rPr>
+        <w:t>United International University</w:t>
       </w:r>
     </w:p>
     <w:p>
       <w:pPr>
         <w:spacing w:after="60"/>
         <w:jc w:val="center"/>
-      </w:pPr>
-      <w:r>
-        <w:rPr>
+        <w:rPr>
+          <w:rFonts w:ascii="Cambria" w:hAnsi="Cambria"/>
+          <w:sz w:val="19"/>
+          <w:szCs w:val="19"/>
+        </w:rPr>
+      </w:pPr>
+      <w:r>
+        <w:rPr>
+          <w:rFonts w:ascii="Cambria" w:hAnsi="Cambria"/>
           <w:color w:val="595959"/>
-          <w:sz w:val="21"/>
-          <w:szCs w:val="21"/>
-        </w:rPr>
-        <w:t xml:space="preserve">School of Business and Economics</w:t>
-      </w:r>
-    </w:p>
-    <w:p>
-      <w:pPr>
-        <w:spacing w:after="0"/>
+          <w:sz w:val="19"/>
+          <w:szCs w:val="19"/>
+        </w:rPr>
+        <w:t>School of Business and Economics</w:t>
+      </w:r>
+    </w:p>
+    <w:p>
+      <w:pPr>
         <w:jc w:val="center"/>
-      </w:pPr>
-      <w:r>
-        <w:rPr>
+        <w:rPr>
+          <w:rFonts w:ascii="Cambria" w:hAnsi="Cambria"/>
+          <w:sz w:val="19"/>
+          <w:szCs w:val="19"/>
+        </w:rPr>
+      </w:pPr>
+      <w:r>
+        <w:rPr>
+          <w:rFonts w:ascii="Cambria" w:hAnsi="Cambria"/>
           <w:color w:val="595959"/>
-          <w:sz w:val="21"/>
-          <w:szCs w:val="21"/>
-        </w:rPr>
-        <w:t xml:space="preserve">Real-Life Project: NLP &amp; Sentiment Analysis</w:t>
-      </w:r>
-    </w:p>
-    <w:p>
-      <w:pPr>
-        <w:spacing w:after="20" w:before="60"/>
+          <w:sz w:val="19"/>
+          <w:szCs w:val="19"/>
+        </w:rPr>
+        <w:t>Real-Life Project: NLP &amp; Sentiment Analysis</w:t>
+      </w:r>
+    </w:p>
+    <w:p>
+      <w:pPr>
+        <w:spacing w:before="60" w:after="20"/>
         <w:jc w:val="center"/>
-      </w:pPr>
-      <w:r>
-        <w:rPr>
+        <w:rPr>
+          <w:rFonts w:ascii="Cambria" w:hAnsi="Cambria"/>
+          <w:color w:val="C00000"/>
+          <w:sz w:val="19"/>
+          <w:szCs w:val="19"/>
+        </w:rPr>
+      </w:pPr>
+      <w:r>
+        <w:rPr>
+          <w:rFonts w:ascii="Cambria" w:hAnsi="Cambria"/>
           <w:b/>
           <w:bCs/>
-          <w:color w:val="1F3864"/>
-          <w:sz w:val="34"/>
-          <w:szCs w:val="34"/>
-        </w:rPr>
-        <w:t xml:space="preserve">Online Review Sentiment Analysis: Flipkart and Twitter</w:t>
+          <w:color w:val="C00000"/>
+          <w:sz w:val="32"/>
+          <w:szCs w:val="32"/>
+        </w:rPr>
+        <w:t>Online Review Sentiment Analysis: Flipkart and Twitter</w:t>
       </w:r>
     </w:p>
     <w:p>
       <w:pPr>
         <w:spacing w:after="140"/>
         <w:jc w:val="center"/>
-      </w:pPr>
-      <w:r>
-        <w:rPr>
+        <w:rPr>
+          <w:rFonts w:ascii="Cambria" w:hAnsi="Cambria"/>
+          <w:sz w:val="19"/>
+          <w:szCs w:val="19"/>
+        </w:rPr>
+      </w:pPr>
+      <w:r>
+        <w:rPr>
+          <w:rFonts w:ascii="Cambria" w:hAnsi="Cambria"/>
           <w:i/>
           <w:iCs/>
           <w:color w:val="595959"/>
-          <w:sz w:val="21"/>
-          <w:szCs w:val="21"/>
-        </w:rPr>
-        <w:t xml:space="preserve">Deliverable 4: Result Interpretation and Report</w:t>
+          <w:sz w:val="19"/>
+          <w:szCs w:val="19"/>
+        </w:rPr>
+        <w:t>Deliverable 4: Result Interpretation and Report</w:t>
       </w:r>
     </w:p>
     <w:tbl>
       <w:tblPr>
-        <w:tblW w:type="dxa" w:w="6400"/>
-        <w:jc w:val="center"/>
-        <w:tblBorders>
-          <w:top w:val="single" w:color="auto" w:sz="4"/>
-          <w:left w:val="single" w:color="auto" w:sz="4"/>
-          <w:bottom w:val="single" w:color="auto" w:sz="4"/>
-          <w:right w:val="single" w:color="auto" w:sz="4"/>
-          <w:insideH w:val="single" w:color="auto" w:sz="4"/>
-          <w:insideV w:val="single" w:color="auto" w:sz="4"/>
-        </w:tblBorders>
+        <w:tblStyle w:val="PlainTable2"/>
+        <w:tblW w:w="9625" w:type="dxa"/>
         <w:tblLayout w:type="fixed"/>
+        <w:tblLook w:val="0000" w:firstRow="0" w:lastRow="0" w:firstColumn="0" w:lastColumn="0" w:noHBand="0" w:noVBand="0"/>
       </w:tblPr>
       <w:tblGrid>
         <w:gridCol w:w="1900"/>
-        <w:gridCol w:w="4500"/>
+        <w:gridCol w:w="7725"/>
       </w:tblGrid>
       <w:tr>
+        <w:trPr>
+          <w:cnfStyle w:val="000000100000" w:firstRow="0" w:lastRow="0" w:firstColumn="0" w:lastColumn="0" w:oddVBand="0" w:evenVBand="0" w:oddHBand="1" w:evenHBand="0" w:firstRowFirstColumn="0" w:firstRowLastColumn="0" w:lastRowFirstColumn="0" w:lastRowLastColumn="0"/>
+        </w:trPr>
         <w:tc>
           <w:tcPr>
-            <w:tcW w:type="dxa" w:w="1900"/>
-            <w:tcBorders>
-              <w:top w:val="none" w:color="FFFFFF" w:sz="0"/>
-              <w:left w:val="none" w:color="FFFFFF" w:sz="0"/>
-              <w:bottom w:val="single" w:color="BFBFBF" w:sz="4"/>
-              <w:right w:val="none" w:color="FFFFFF" w:sz="0"/>
-            </w:tcBorders>
-            <w:tcMar>
-              <w:top w:type="dxa" w:w="50"/>
-              <w:left w:type="dxa" w:w="90"/>
-              <w:bottom w:type="dxa" w:w="50"/>
-              <w:right w:type="dxa" w:w="90"/>
-            </w:tcMar>
-            <w:vAlign w:val="center"/>
+            <w:cnfStyle w:val="000010000000" w:firstRow="0" w:lastRow="0" w:firstColumn="0" w:lastColumn="0" w:oddVBand="1" w:evenVBand="0" w:oddHBand="0" w:evenHBand="0" w:firstRowFirstColumn="0" w:firstRowLastColumn="0" w:lastRowFirstColumn="0" w:lastRowLastColumn="0"/>
+            <w:tcW w:w="1900" w:type="dxa"/>
           </w:tcPr>
           <w:p>
             <w:pPr>
-              <w:jc w:val="left"/>
+              <w:rPr>
+                <w:rFonts w:ascii="Cambria" w:hAnsi="Cambria"/>
+              </w:rPr>
             </w:pPr>
             <w:r>
               <w:rPr>
+                <w:rFonts w:ascii="Cambria" w:hAnsi="Cambria"/>
                 <w:b/>
                 <w:bCs/>
                 <w:sz w:val="19"/>
                 <w:szCs w:val="19"/>
               </w:rPr>
-              <w:t xml:space="preserve">Name</w:t>
+              <w:t>Name</w:t>
             </w:r>
           </w:p>
         </w:tc>
         <w:tc>
           <w:tcPr>
-            <w:tcW w:type="dxa" w:w="4500"/>
-            <w:tcBorders>
-              <w:top w:val="none" w:color="FFFFFF" w:sz="0"/>
-              <w:left w:val="none" w:color="FFFFFF" w:sz="0"/>
-              <w:bottom w:val="single" w:color="BFBFBF" w:sz="4"/>
-              <w:right w:val="none" w:color="FFFFFF" w:sz="0"/>
-            </w:tcBorders>
-            <w:tcMar>
-              <w:top w:type="dxa" w:w="40"/>
-              <w:left w:type="dxa" w:w="90"/>
-              <w:bottom w:type="dxa" w:w="40"/>
-              <w:right w:type="dxa" w:w="90"/>
-            </w:tcMar>
+            <w:cnfStyle w:val="000001000000" w:firstRow="0" w:lastRow="0" w:firstColumn="0" w:lastColumn="0" w:oddVBand="0" w:evenVBand="1" w:oddHBand="0" w:evenHBand="0" w:firstRowFirstColumn="0" w:firstRowLastColumn="0" w:lastRowFirstColumn="0" w:lastRowLastColumn="0"/>
+            <w:tcW w:w="7725" w:type="dxa"/>
           </w:tcPr>
           <w:p>
+            <w:pPr>
+              <w:rPr>
+                <w:rFonts w:ascii="Cambria" w:hAnsi="Cambria"/>
+              </w:rPr>
+            </w:pPr>
             <w:r>
               <w:rPr>
+                <w:rFonts w:ascii="Cambria" w:hAnsi="Cambria"/>
                 <w:sz w:val="19"/>
                 <w:szCs w:val="19"/>
               </w:rPr>
-              <w:t xml:space="preserve">Tamim Ahmed</w:t>
+              <w:t>Tamim Ahmed</w:t>
             </w:r>
           </w:p>
         </w:tc>
@@ -159,59 +171,94 @@
       <w:tr>
         <w:tc>
           <w:tcPr>
-            <w:tcW w:type="dxa" w:w="1900"/>
-            <w:tcBorders>
-              <w:top w:val="none" w:color="FFFFFF" w:sz="0"/>
-              <w:left w:val="none" w:color="FFFFFF" w:sz="0"/>
-              <w:bottom w:val="single" w:color="BFBFBF" w:sz="4"/>
-              <w:right w:val="none" w:color="FFFFFF" w:sz="0"/>
-            </w:tcBorders>
-            <w:tcMar>
-              <w:top w:type="dxa" w:w="50"/>
-              <w:left w:type="dxa" w:w="90"/>
-              <w:bottom w:type="dxa" w:w="50"/>
-              <w:right w:type="dxa" w:w="90"/>
-            </w:tcMar>
-            <w:vAlign w:val="center"/>
+            <w:cnfStyle w:val="000010000000" w:firstRow="0" w:lastRow="0" w:firstColumn="0" w:lastColumn="0" w:oddVBand="1" w:evenVBand="0" w:oddHBand="0" w:evenHBand="0" w:firstRowFirstColumn="0" w:firstRowLastColumn="0" w:lastRowFirstColumn="0" w:lastRowLastColumn="0"/>
+            <w:tcW w:w="1900" w:type="dxa"/>
           </w:tcPr>
           <w:p>
             <w:pPr>
-              <w:jc w:val="left"/>
+              <w:rPr>
+                <w:rFonts w:ascii="Cambria" w:hAnsi="Cambria"/>
+              </w:rPr>
             </w:pPr>
             <w:r>
               <w:rPr>
+                <w:rFonts w:ascii="Cambria" w:hAnsi="Cambria"/>
                 <w:b/>
                 <w:bCs/>
                 <w:sz w:val="19"/>
                 <w:szCs w:val="19"/>
               </w:rPr>
-              <w:t xml:space="preserve">Student ID</w:t>
+              <w:t>Student ID</w:t>
             </w:r>
           </w:p>
         </w:tc>
         <w:tc>
           <w:tcPr>
-            <w:tcW w:type="dxa" w:w="4500"/>
-            <w:tcBorders>
-              <w:top w:val="none" w:color="FFFFFF" w:sz="0"/>
-              <w:left w:val="none" w:color="FFFFFF" w:sz="0"/>
-              <w:bottom w:val="single" w:color="BFBFBF" w:sz="4"/>
-              <w:right w:val="none" w:color="FFFFFF" w:sz="0"/>
-            </w:tcBorders>
-            <w:tcMar>
-              <w:top w:type="dxa" w:w="40"/>
-              <w:left w:type="dxa" w:w="90"/>
-              <w:bottom w:type="dxa" w:w="40"/>
-              <w:right w:type="dxa" w:w="90"/>
-            </w:tcMar>
+            <w:cnfStyle w:val="000001000000" w:firstRow="0" w:lastRow="0" w:firstColumn="0" w:lastColumn="0" w:oddVBand="0" w:evenVBand="1" w:oddHBand="0" w:evenHBand="0" w:firstRowFirstColumn="0" w:firstRowLastColumn="0" w:lastRowFirstColumn="0" w:lastRowLastColumn="0"/>
+            <w:tcW w:w="7725" w:type="dxa"/>
           </w:tcPr>
           <w:p>
+            <w:pPr>
+              <w:rPr>
+                <w:rFonts w:ascii="Cambria" w:hAnsi="Cambria"/>
+              </w:rPr>
+            </w:pPr>
             <w:r>
               <w:rPr>
+                <w:rFonts w:ascii="Cambria" w:hAnsi="Cambria"/>
                 <w:sz w:val="19"/>
                 <w:szCs w:val="19"/>
               </w:rPr>
-              <w:t xml:space="preserve">905253015</w:t>
+              <w:t>905253015</w:t>
+            </w:r>
+          </w:p>
+        </w:tc>
+      </w:tr>
+      <w:tr>
+        <w:trPr>
+          <w:cnfStyle w:val="000000100000" w:firstRow="0" w:lastRow="0" w:firstColumn="0" w:lastColumn="0" w:oddVBand="0" w:evenVBand="0" w:oddHBand="1" w:evenHBand="0" w:firstRowFirstColumn="0" w:firstRowLastColumn="0" w:lastRowFirstColumn="0" w:lastRowLastColumn="0"/>
+        </w:trPr>
+        <w:tc>
+          <w:tcPr>
+            <w:cnfStyle w:val="000010000000" w:firstRow="0" w:lastRow="0" w:firstColumn="0" w:lastColumn="0" w:oddVBand="1" w:evenVBand="0" w:oddHBand="0" w:evenHBand="0" w:firstRowFirstColumn="0" w:firstRowLastColumn="0" w:lastRowFirstColumn="0" w:lastRowLastColumn="0"/>
+            <w:tcW w:w="1900" w:type="dxa"/>
+          </w:tcPr>
+          <w:p>
+            <w:pPr>
+              <w:rPr>
+                <w:rFonts w:ascii="Cambria" w:hAnsi="Cambria"/>
+              </w:rPr>
+            </w:pPr>
+            <w:r>
+              <w:rPr>
+                <w:rFonts w:ascii="Cambria" w:hAnsi="Cambria"/>
+                <w:b/>
+                <w:bCs/>
+                <w:sz w:val="19"/>
+                <w:szCs w:val="19"/>
+              </w:rPr>
+              <w:t>Group</w:t>
+            </w:r>
+          </w:p>
+        </w:tc>
+        <w:tc>
+          <w:tcPr>
+            <w:cnfStyle w:val="000001000000" w:firstRow="0" w:lastRow="0" w:firstColumn="0" w:lastColumn="0" w:oddVBand="0" w:evenVBand="1" w:oddHBand="0" w:evenHBand="0" w:firstRowFirstColumn="0" w:firstRowLastColumn="0" w:lastRowFirstColumn="0" w:lastRowLastColumn="0"/>
+            <w:tcW w:w="7725" w:type="dxa"/>
+          </w:tcPr>
+          <w:p>
+            <w:pPr>
+              <w:rPr>
+                <w:rFonts w:ascii="Cambria" w:hAnsi="Cambria"/>
+              </w:rPr>
+            </w:pPr>
+            <w:r>
+              <w:rPr>
+                <w:rFonts w:ascii="Cambria" w:hAnsi="Cambria"/>
+                <w:sz w:val="19"/>
+                <w:szCs w:val="19"/>
+              </w:rPr>
+              <w:t>Individual submission</w:t>
             </w:r>
           </w:p>
         </w:tc>
@@ -219,181 +266,102 @@
       <w:tr>
         <w:tc>
           <w:tcPr>
-            <w:tcW w:type="dxa" w:w="1900"/>
-            <w:tcBorders>
-              <w:top w:val="none" w:color="FFFFFF" w:sz="0"/>
-              <w:left w:val="none" w:color="FFFFFF" w:sz="0"/>
-              <w:bottom w:val="single" w:color="BFBFBF" w:sz="4"/>
-              <w:right w:val="none" w:color="FFFFFF" w:sz="0"/>
-            </w:tcBorders>
-            <w:tcMar>
-              <w:top w:type="dxa" w:w="50"/>
-              <w:left w:type="dxa" w:w="90"/>
-              <w:bottom w:type="dxa" w:w="50"/>
-              <w:right w:type="dxa" w:w="90"/>
-            </w:tcMar>
-            <w:vAlign w:val="center"/>
+            <w:cnfStyle w:val="000010000000" w:firstRow="0" w:lastRow="0" w:firstColumn="0" w:lastColumn="0" w:oddVBand="1" w:evenVBand="0" w:oddHBand="0" w:evenHBand="0" w:firstRowFirstColumn="0" w:firstRowLastColumn="0" w:lastRowFirstColumn="0" w:lastRowLastColumn="0"/>
+            <w:tcW w:w="1900" w:type="dxa"/>
           </w:tcPr>
           <w:p>
             <w:pPr>
-              <w:jc w:val="left"/>
+              <w:rPr>
+                <w:rFonts w:ascii="Cambria" w:hAnsi="Cambria"/>
+              </w:rPr>
             </w:pPr>
             <w:r>
               <w:rPr>
+                <w:rFonts w:ascii="Cambria" w:hAnsi="Cambria"/>
                 <w:b/>
                 <w:bCs/>
                 <w:sz w:val="19"/>
                 <w:szCs w:val="19"/>
               </w:rPr>
-              <w:t xml:space="preserve">Group</w:t>
+              <w:t>Date</w:t>
             </w:r>
           </w:p>
         </w:tc>
         <w:tc>
           <w:tcPr>
-            <w:tcW w:type="dxa" w:w="4500"/>
-            <w:tcBorders>
-              <w:top w:val="none" w:color="FFFFFF" w:sz="0"/>
-              <w:left w:val="none" w:color="FFFFFF" w:sz="0"/>
-              <w:bottom w:val="single" w:color="BFBFBF" w:sz="4"/>
-              <w:right w:val="none" w:color="FFFFFF" w:sz="0"/>
-            </w:tcBorders>
-            <w:tcMar>
-              <w:top w:type="dxa" w:w="40"/>
-              <w:left w:type="dxa" w:w="90"/>
-              <w:bottom w:type="dxa" w:w="40"/>
-              <w:right w:type="dxa" w:w="90"/>
-            </w:tcMar>
+            <w:cnfStyle w:val="000001000000" w:firstRow="0" w:lastRow="0" w:firstColumn="0" w:lastColumn="0" w:oddVBand="0" w:evenVBand="1" w:oddHBand="0" w:evenHBand="0" w:firstRowFirstColumn="0" w:firstRowLastColumn="0" w:lastRowFirstColumn="0" w:lastRowLastColumn="0"/>
+            <w:tcW w:w="7725" w:type="dxa"/>
           </w:tcPr>
           <w:p>
+            <w:pPr>
+              <w:rPr>
+                <w:rFonts w:ascii="Cambria" w:hAnsi="Cambria"/>
+              </w:rPr>
+            </w:pPr>
             <w:r>
               <w:rPr>
+                <w:rFonts w:ascii="Cambria" w:hAnsi="Cambria"/>
                 <w:sz w:val="19"/>
                 <w:szCs w:val="19"/>
               </w:rPr>
-              <w:t xml:space="preserve">Individual submission</w:t>
+              <w:t>3 October 2026</w:t>
             </w:r>
           </w:p>
         </w:tc>
       </w:tr>
       <w:tr>
+        <w:trPr>
+          <w:cnfStyle w:val="000000100000" w:firstRow="0" w:lastRow="0" w:firstColumn="0" w:lastColumn="0" w:oddVBand="0" w:evenVBand="0" w:oddHBand="1" w:evenHBand="0" w:firstRowFirstColumn="0" w:firstRowLastColumn="0" w:lastRowFirstColumn="0" w:lastRowLastColumn="0"/>
+        </w:trPr>
         <w:tc>
           <w:tcPr>
-            <w:tcW w:type="dxa" w:w="1900"/>
-            <w:tcBorders>
-              <w:top w:val="none" w:color="FFFFFF" w:sz="0"/>
-              <w:left w:val="none" w:color="FFFFFF" w:sz="0"/>
-              <w:bottom w:val="single" w:color="BFBFBF" w:sz="4"/>
-              <w:right w:val="none" w:color="FFFFFF" w:sz="0"/>
-            </w:tcBorders>
-            <w:tcMar>
-              <w:top w:type="dxa" w:w="50"/>
-              <w:left w:type="dxa" w:w="90"/>
-              <w:bottom w:type="dxa" w:w="50"/>
-              <w:right w:type="dxa" w:w="90"/>
-            </w:tcMar>
-            <w:vAlign w:val="center"/>
+            <w:cnfStyle w:val="000010000000" w:firstRow="0" w:lastRow="0" w:firstColumn="0" w:lastColumn="0" w:oddVBand="1" w:evenVBand="0" w:oddHBand="0" w:evenHBand="0" w:firstRowFirstColumn="0" w:firstRowLastColumn="0" w:lastRowFirstColumn="0" w:lastRowLastColumn="0"/>
+            <w:tcW w:w="1900" w:type="dxa"/>
           </w:tcPr>
           <w:p>
             <w:pPr>
-              <w:jc w:val="left"/>
+              <w:rPr>
+                <w:rFonts w:ascii="Cambria" w:hAnsi="Cambria"/>
+              </w:rPr>
             </w:pPr>
             <w:r>
               <w:rPr>
+                <w:rFonts w:ascii="Cambria" w:hAnsi="Cambria"/>
                 <w:b/>
                 <w:bCs/>
                 <w:sz w:val="19"/>
                 <w:szCs w:val="19"/>
               </w:rPr>
-              <w:t xml:space="preserve">Date</w:t>
+              <w:t>GitHub repository</w:t>
             </w:r>
           </w:p>
         </w:tc>
         <w:tc>
           <w:tcPr>
-            <w:tcW w:type="dxa" w:w="4500"/>
-            <w:tcBorders>
-              <w:top w:val="none" w:color="FFFFFF" w:sz="0"/>
-              <w:left w:val="none" w:color="FFFFFF" w:sz="0"/>
-              <w:bottom w:val="single" w:color="BFBFBF" w:sz="4"/>
-              <w:right w:val="none" w:color="FFFFFF" w:sz="0"/>
-            </w:tcBorders>
-            <w:tcMar>
-              <w:top w:type="dxa" w:w="40"/>
-              <w:left w:type="dxa" w:w="90"/>
-              <w:bottom w:type="dxa" w:w="40"/>
-              <w:right w:type="dxa" w:w="90"/>
-            </w:tcMar>
-          </w:tcPr>
-          <w:p>
-            <w:r>
-              <w:rPr>
-                <w:sz w:val="19"/>
-                <w:szCs w:val="19"/>
-              </w:rPr>
-              <w:t xml:space="preserve">3 October 2026</w:t>
-            </w:r>
-          </w:p>
-        </w:tc>
-      </w:tr>
-      <w:tr>
-        <w:tc>
-          <w:tcPr>
-            <w:tcW w:type="dxa" w:w="1900"/>
-            <w:tcBorders>
-              <w:top w:val="none" w:color="FFFFFF" w:sz="0"/>
-              <w:left w:val="none" w:color="FFFFFF" w:sz="0"/>
-              <w:bottom w:val="single" w:color="BFBFBF" w:sz="4"/>
-              <w:right w:val="none" w:color="FFFFFF" w:sz="0"/>
-            </w:tcBorders>
-            <w:tcMar>
-              <w:top w:type="dxa" w:w="50"/>
-              <w:left w:type="dxa" w:w="90"/>
-              <w:bottom w:type="dxa" w:w="50"/>
-              <w:right w:type="dxa" w:w="90"/>
-            </w:tcMar>
-            <w:vAlign w:val="center"/>
+            <w:cnfStyle w:val="000001000000" w:firstRow="0" w:lastRow="0" w:firstColumn="0" w:lastColumn="0" w:oddVBand="0" w:evenVBand="1" w:oddHBand="0" w:evenHBand="0" w:firstRowFirstColumn="0" w:firstRowLastColumn="0" w:lastRowFirstColumn="0" w:lastRowLastColumn="0"/>
+            <w:tcW w:w="7725" w:type="dxa"/>
           </w:tcPr>
           <w:p>
             <w:pPr>
-              <w:jc w:val="left"/>
+              <w:rPr>
+                <w:rFonts w:ascii="Cambria" w:hAnsi="Cambria"/>
+              </w:rPr>
             </w:pPr>
             <w:r>
               <w:rPr>
-                <w:b/>
-                <w:bCs/>
+                <w:rFonts w:ascii="Cambria" w:hAnsi="Cambria"/>
                 <w:sz w:val="19"/>
                 <w:szCs w:val="19"/>
               </w:rPr>
-              <w:t xml:space="preserve">GitHub repository</w:t>
+              <w:t>https://github.com/tamim271/review-sentiment-analysis_repo-</w:t>
             </w:r>
-          </w:p>
-        </w:tc>
-        <w:tc>
-          <w:tcPr>
-            <w:tcW w:type="dxa" w:w="4500"/>
-            <w:tcBorders>
-              <w:top w:val="none" w:color="FFFFFF" w:sz="0"/>
-              <w:left w:val="none" w:color="FFFFFF" w:sz="0"/>
-              <w:bottom w:val="single" w:color="BFBFBF" w:sz="4"/>
-              <w:right w:val="none" w:color="FFFFFF" w:sz="0"/>
-            </w:tcBorders>
-            <w:tcMar>
-              <w:top w:type="dxa" w:w="40"/>
-              <w:left w:type="dxa" w:w="90"/>
-              <w:bottom w:type="dxa" w:w="40"/>
-              <w:right w:type="dxa" w:w="90"/>
-            </w:tcMar>
-          </w:tcPr>
-          <w:p>
             <w:r>
               <w:rPr>
+                <w:rFonts w:ascii="Cambria" w:hAnsi="Cambria"/>
                 <w:sz w:val="19"/>
                 <w:szCs w:val="19"/>
-                <w:highlight w:val="yellow"/>
-                <w:highlightCs w:val="yellow"/>
-              </w:rPr>
-              <w:t xml:space="preserve">[add the repository link after pushing]</w:t>
+              </w:rPr>
+              <w:t>tamim_ahmed</w:t>
             </w:r>
           </w:p>
         </w:tc>
@@ -402,342 +370,640 @@
     <w:p>
       <w:pPr>
         <w:spacing w:after="60"/>
+        <w:rPr>
+          <w:rFonts w:ascii="Cambria" w:hAnsi="Cambria"/>
+        </w:rPr>
       </w:pPr>
     </w:p>
     <w:p>
       <w:pPr>
         <w:pStyle w:val="Heading1"/>
         <w:keepNext/>
-        <w:spacing w:after="80" w:before="200"/>
-      </w:pPr>
-      <w:r>
-        <w:t xml:space="preserve">1. Objective and data</w:t>
-      </w:r>
-    </w:p>
-    <w:p>
-      <w:pPr>
-        <w:spacing w:after="100" w:line="264"/>
+        <w:spacing w:before="120"/>
+        <w:rPr>
+          <w:rFonts w:ascii="Cambria" w:hAnsi="Cambria"/>
+          <w:color w:val="C00000"/>
+        </w:rPr>
+      </w:pPr>
+      <w:r>
+        <w:rPr>
+          <w:rFonts w:ascii="Cambria" w:hAnsi="Cambria"/>
+          <w:color w:val="C00000"/>
+        </w:rPr>
+        <w:t>1. OBJECTIVE AND DATA</w:t>
+      </w:r>
+    </w:p>
+    <w:p>
+      <w:pPr>
+        <w:spacing w:after="100" w:line="276" w:lineRule="auto"/>
         <w:jc w:val="both"/>
-      </w:pPr>
-      <w:r>
-        <w:t xml:space="preserve">The aim of this project is to build a pipeline that reads a raw product review or tweet, labels it </w:t>
-      </w:r>
-      <w:r>
-        <w:rPr>
+        <w:rPr>
+          <w:rFonts w:ascii="Cambria" w:hAnsi="Cambria"/>
+        </w:rPr>
+      </w:pPr>
+      <w:r>
+        <w:rPr>
+          <w:rFonts w:ascii="Cambria" w:hAnsi="Cambria"/>
+        </w:rPr>
+        <w:t>The aim of this project is to build a pipeline that can take a raw product review or tweet, classify it as positive, neutral, or negative, and then use those classifications to understand how customers feel about an online store’s products and services.</w:t>
+      </w:r>
+    </w:p>
+    <w:p>
+      <w:pPr>
+        <w:spacing w:after="100" w:line="276" w:lineRule="auto"/>
+        <w:jc w:val="both"/>
+        <w:rPr>
+          <w:rFonts w:ascii="Cambria" w:hAnsi="Cambria"/>
+        </w:rPr>
+      </w:pPr>
+      <w:r>
+        <w:rPr>
+          <w:rFonts w:ascii="Cambria" w:hAnsi="Cambria"/>
+        </w:rPr>
+        <w:t>Instead of using the sample file provided with the class, I created my own synthetic dataset using src/generate_dataset.py. Although the sample file is useful for demonstration, it is relatively easy for a model to learn from. Its 1,000 rows contain only 497 distinct sentences, and the star ratings are spread across 1 to 5 for both positive and negative labels. My generator creates more varied examples by combining product features, service-related aspects such as delivery, packaging, price, customer care</w:t>
+      </w:r>
+      <w:r>
+        <w:rPr>
+          <w:rFonts w:ascii="Cambria" w:hAnsi="Cambria"/>
+        </w:rPr>
+        <w:t>, and returns, as well as different openers, closers,</w:t>
+      </w:r>
+      <w:r>
+        <w:rPr>
+          <w:rFonts w:ascii="Cambria" w:hAnsi="Cambria"/>
+        </w:rPr>
+        <w:t xml:space="preserve"> and platform styles. It also deliberately includes more challenging cases, such as negation (“not worth the money”), mixed opinions, sarcasm, and posts where customers are still waiting to form an opinion. Around 2% of the labels are also intentionally flipped to simulate the type of disagreement that can occur between human annotators.</w:t>
+      </w:r>
+    </w:p>
+    <w:p>
+      <w:pPr>
+        <w:spacing w:after="100" w:line="276" w:lineRule="auto"/>
+        <w:jc w:val="both"/>
+        <w:rPr>
+          <w:rFonts w:ascii="Cambria" w:hAnsi="Cambria"/>
+        </w:rPr>
+      </w:pPr>
+      <w:r>
+        <w:rPr>
+          <w:rFonts w:ascii="Cambria" w:hAnsi="Cambria"/>
+        </w:rPr>
+        <w:t>To see whether the trend analysis could pick up meaningful events, I also built three specific events into the dataset: a delivery crunch during the festive sales period in October and November 2025; the launch of a smartwatch in February 2026 that initially had battery and app-sync problems, which were resolved through a firmware update in May; and delivery delays during the monsoon period in July and August 2026.</w:t>
+      </w:r>
+    </w:p>
+    <w:p>
+      <w:pPr>
+        <w:spacing w:after="100" w:line="276" w:lineRule="auto"/>
+        <w:jc w:val="both"/>
+        <w:rPr>
+          <w:rFonts w:ascii="Cambria" w:hAnsi="Cambria"/>
+        </w:rPr>
+      </w:pPr>
+      <w:r>
+        <w:rPr>
+          <w:rFonts w:ascii="Cambria" w:hAnsi="Cambria"/>
+        </w:rPr>
+        <w:t>The final dataset contains 2,000 unique texts covering 12 products, with dates ranging from October 2025 to September 2026. Of these, 1,207 are Flipkart reviews</w:t>
+      </w:r>
+      <w:r>
+        <w:rPr>
+          <w:rFonts w:ascii="Cambria" w:hAnsi="Cambria"/>
+        </w:rPr>
+        <w:t>,</w:t>
+      </w:r>
+      <w:r>
+        <w:rPr>
+          <w:rFonts w:ascii="Cambria" w:hAnsi="Cambria"/>
+        </w:rPr>
+        <w:t xml:space="preserve"> and 793 are tweets. Overall, 46% of the texts are positive, 30% are negative, and 24% are neutral. The star ratings broadly match the sentiment labels, with average ratings of 4.32 for positive reviews, 2.88 for neutral reviews, and 1.68 for negative reviews. However, ratings are not used as an input to the model, since doing so would effectively give the model the answer in advance.</w:t>
+      </w:r>
+    </w:p>
+    <w:p>
+      <w:pPr>
+        <w:pStyle w:val="Heading1"/>
+        <w:keepNext/>
+        <w:rPr>
+          <w:rFonts w:ascii="Cambria" w:hAnsi="Cambria"/>
+          <w:color w:val="C00000"/>
+        </w:rPr>
+      </w:pPr>
+      <w:r>
+        <w:rPr>
+          <w:rFonts w:ascii="Cambria" w:hAnsi="Cambria"/>
+          <w:color w:val="C00000"/>
+        </w:rPr>
+        <w:t>2. THE PIPELINE IN BRIEF</w:t>
+      </w:r>
+    </w:p>
+    <w:p>
+      <w:pPr>
+        <w:pStyle w:val="NormalWeb"/>
+        <w:spacing w:before="120" w:beforeAutospacing="0" w:after="120" w:afterAutospacing="0" w:line="276" w:lineRule="auto"/>
+        <w:jc w:val="both"/>
+        <w:rPr>
+          <w:rFonts w:ascii="Cambria" w:hAnsi="Cambria"/>
+          <w:sz w:val="22"/>
+          <w:szCs w:val="22"/>
+        </w:rPr>
+      </w:pPr>
+      <w:r>
+        <w:rPr>
+          <w:rStyle w:val="Strong"/>
+          <w:rFonts w:ascii="Cambria" w:hAnsi="Cambria"/>
+          <w:sz w:val="22"/>
+          <w:szCs w:val="22"/>
+        </w:rPr>
+        <w:t>Preprocessing.</w:t>
+      </w:r>
+      <w:r>
+        <w:rPr>
+          <w:rFonts w:ascii="Cambria" w:hAnsi="Cambria"/>
+          <w:sz w:val="22"/>
+          <w:szCs w:val="22"/>
+        </w:rPr>
+        <w:t xml:space="preserve"> I first converted all text to lowercase, removed URLs and @mentions, and kept the words from hashtags, so </w:t>
+      </w:r>
+      <w:r>
+        <w:rPr>
+          <w:rStyle w:val="HTMLCode"/>
+          <w:rFonts w:ascii="Cambria" w:hAnsi="Cambria"/>
+          <w:sz w:val="22"/>
+          <w:szCs w:val="22"/>
+        </w:rPr>
+        <w:t>#fail</w:t>
+      </w:r>
+      <w:r>
+        <w:rPr>
+          <w:rFonts w:ascii="Cambria" w:hAnsi="Cambria"/>
+          <w:sz w:val="22"/>
+          <w:szCs w:val="22"/>
+        </w:rPr>
+        <w:t xml:space="preserve"> became “fail”. Instead of removing emojis, I converted them into simple sentiment tokens such as </w:t>
+      </w:r>
+      <w:r>
+        <w:rPr>
+          <w:rStyle w:val="Emphasis"/>
+          <w:rFonts w:ascii="Cambria" w:hAnsi="Cambria"/>
+          <w:sz w:val="22"/>
+          <w:szCs w:val="22"/>
+        </w:rPr>
+        <w:t>emo_pos</w:t>
+      </w:r>
+      <w:r>
+        <w:rPr>
+          <w:rFonts w:ascii="Cambria" w:hAnsi="Cambria"/>
+          <w:sz w:val="22"/>
+          <w:szCs w:val="22"/>
+        </w:rPr>
+        <w:t xml:space="preserve">, </w:t>
+      </w:r>
+      <w:r>
+        <w:rPr>
+          <w:rStyle w:val="Emphasis"/>
+          <w:rFonts w:ascii="Cambria" w:hAnsi="Cambria"/>
+          <w:sz w:val="22"/>
+          <w:szCs w:val="22"/>
+        </w:rPr>
+        <w:t>emo_neg</w:t>
+      </w:r>
+      <w:r>
+        <w:rPr>
+          <w:rStyle w:val="Emphasis"/>
+          <w:rFonts w:ascii="Cambria" w:hAnsi="Cambria"/>
+          <w:sz w:val="22"/>
+          <w:szCs w:val="22"/>
+        </w:rPr>
+        <w:t>,</w:t>
+      </w:r>
+      <w:r>
+        <w:rPr>
+          <w:rFonts w:ascii="Cambria" w:hAnsi="Cambria"/>
+          <w:sz w:val="22"/>
+          <w:szCs w:val="22"/>
+        </w:rPr>
+        <w:t xml:space="preserve"> and </w:t>
+      </w:r>
+      <w:r>
+        <w:rPr>
+          <w:rStyle w:val="Emphasis"/>
+          <w:rFonts w:ascii="Cambria" w:hAnsi="Cambria"/>
+          <w:sz w:val="22"/>
+          <w:szCs w:val="22"/>
+        </w:rPr>
+        <w:t>emo_neu</w:t>
+      </w:r>
+      <w:r>
+        <w:rPr>
+          <w:rFonts w:ascii="Cambria" w:hAnsi="Cambria"/>
+          <w:sz w:val="22"/>
+          <w:szCs w:val="22"/>
+        </w:rPr>
+        <w:t>. I also expanded contractions, so “doesn’t” became “does not”, shortened elongated words such as “sooo”, and then tokenised the text using NLTK before removing stopwords.</w:t>
+      </w:r>
+    </w:p>
+    <w:p>
+      <w:pPr>
+        <w:pStyle w:val="NormalWeb"/>
+        <w:spacing w:before="120" w:beforeAutospacing="0" w:after="120" w:afterAutospacing="0" w:line="276" w:lineRule="auto"/>
+        <w:jc w:val="both"/>
+        <w:rPr>
+          <w:rFonts w:ascii="Cambria" w:hAnsi="Cambria"/>
+          <w:sz w:val="22"/>
+          <w:szCs w:val="22"/>
+        </w:rPr>
+      </w:pPr>
+      <w:r>
+        <w:rPr>
+          <w:rFonts w:ascii="Cambria" w:hAnsi="Cambria"/>
+          <w:sz w:val="22"/>
+          <w:szCs w:val="22"/>
+        </w:rPr>
+        <w:t>One important decision was to keep negation and contrast words. NLTK’s English stopword list includes words such as “not”, “no”, “never” and “but”. As a result, the standard class-demo cleaning process would turn “not good at all” into simply “good”, which changes the meaning of the original sentence. I therefore kept these words in the text. In five-fold cross-validation on the training data, this preprocessing approach improved the macro-F1 score from 0.933 to 0.947.</w:t>
+      </w:r>
+    </w:p>
+    <w:p>
+      <w:pPr>
+        <w:pStyle w:val="NormalWeb"/>
+        <w:spacing w:before="120" w:beforeAutospacing="0" w:after="120" w:afterAutospacing="0" w:line="276" w:lineRule="auto"/>
+        <w:rPr>
+          <w:rFonts w:ascii="Cambria" w:hAnsi="Cambria"/>
+          <w:sz w:val="22"/>
+          <w:szCs w:val="22"/>
+        </w:rPr>
+      </w:pPr>
+      <w:r>
+        <w:rPr>
+          <w:rStyle w:val="Strong"/>
+          <w:rFonts w:ascii="Cambria" w:hAnsi="Cambria"/>
+          <w:sz w:val="22"/>
+          <w:szCs w:val="22"/>
+        </w:rPr>
+        <w:t>Features and split.</w:t>
+      </w:r>
+      <w:r>
+        <w:rPr>
+          <w:rFonts w:ascii="Cambria" w:hAnsi="Cambria"/>
+          <w:sz w:val="22"/>
+          <w:szCs w:val="22"/>
+        </w:rPr>
+        <w:t xml:space="preserve"> I split the dataset into 80% training and 20% test data using stratification, giving 1,600 training reviews and 400 test reviews. This ensures that the proportion of each sentiment class </w:t>
+      </w:r>
+      <w:r>
+        <w:rPr>
+          <w:rFonts w:ascii="Cambria" w:hAnsi="Cambria"/>
+          <w:sz w:val="22"/>
+          <w:szCs w:val="22"/>
+        </w:rPr>
+        <w:lastRenderedPageBreak/>
+        <w:t>remains similar in both sets. I selected the TF-IDF settings using cross-validation on the training data only.</w:t>
+      </w:r>
+    </w:p>
+    <w:p>
+      <w:pPr>
+        <w:pStyle w:val="NormalWeb"/>
+        <w:spacing w:before="120" w:beforeAutospacing="0" w:after="120" w:afterAutospacing="0" w:line="276" w:lineRule="auto"/>
+        <w:jc w:val="both"/>
+        <w:rPr>
+          <w:rFonts w:ascii="Cambria" w:hAnsi="Cambria"/>
+          <w:sz w:val="22"/>
+          <w:szCs w:val="22"/>
+        </w:rPr>
+      </w:pPr>
+      <w:r>
+        <w:rPr>
+          <w:rFonts w:ascii="Cambria" w:hAnsi="Cambria"/>
+          <w:sz w:val="22"/>
+          <w:szCs w:val="22"/>
+        </w:rPr>
+        <w:t xml:space="preserve">Using unigrams alone produced a score of 0.946 regardless of the number of features, mainly because the dataset contains only 431 distinct words. </w:t>
+      </w:r>
+      <w:r>
+        <w:rPr>
+          <w:rFonts w:ascii="Cambria" w:hAnsi="Cambria"/>
+          <w:sz w:val="22"/>
+          <w:szCs w:val="22"/>
+        </w:rPr>
+        <w:t xml:space="preserve">Adding </w:t>
+      </w:r>
+      <w:r>
+        <w:rPr>
+          <w:rStyle w:val="Strong"/>
+          <w:rFonts w:ascii="Cambria" w:hAnsi="Cambria"/>
+          <w:b w:val="0"/>
+          <w:bCs w:val="0"/>
+          <w:sz w:val="22"/>
+          <w:szCs w:val="22"/>
+        </w:rPr>
+        <w:t>bigrams</w:t>
+      </w:r>
+      <w:r>
+        <w:rPr>
+          <w:rFonts w:ascii="Cambria" w:hAnsi="Cambria"/>
           <w:b/>
           <w:bCs/>
-        </w:rPr>
-        <w:t xml:space="preserve">positive, neutral or negative</w:t>
-      </w:r>
-      <w:r>
-        <w:t xml:space="preserve">, and then uses those labels to describe how customers feel about an online store's products and services.</w:t>
-      </w:r>
-    </w:p>
-    <w:p>
-      <w:pPr>
-        <w:spacing w:after="100" w:line="264"/>
+          <w:sz w:val="22"/>
+          <w:szCs w:val="22"/>
+        </w:rPr>
+        <w:t xml:space="preserve"> </w:t>
+      </w:r>
+      <w:r>
+        <w:rPr>
+          <w:rFonts w:ascii="Cambria" w:hAnsi="Cambria"/>
+          <w:sz w:val="22"/>
+          <w:szCs w:val="22"/>
+        </w:rPr>
+        <w:t xml:space="preserve">slightly improved the score to 0.947 once at least 2,000 features were allowed. This makes sense because phrases such as “not worth”, “very disappointed” and “three stars” can carry meaning that individual words cannot capture on their own. Adding trigrams reduced the score to between 0.904 and 0.932, largely because they introduced around 2,000 phrases that appeared only once or very rarely. The final bigram vocabulary contains 2,075 terms, so setting </w:t>
+      </w:r>
+      <w:r>
+        <w:rPr>
+          <w:rStyle w:val="Strong"/>
+          <w:rFonts w:ascii="Cambria" w:hAnsi="Cambria"/>
+          <w:b w:val="0"/>
+          <w:bCs w:val="0"/>
+          <w:sz w:val="22"/>
+          <w:szCs w:val="22"/>
+        </w:rPr>
+        <w:t>max_features = 2,000</w:t>
+      </w:r>
+      <w:r>
+        <w:rPr>
+          <w:rFonts w:ascii="Cambria" w:hAnsi="Cambria"/>
+          <w:sz w:val="22"/>
+          <w:szCs w:val="22"/>
+        </w:rPr>
+        <w:t xml:space="preserve"> retains almost the entire vocabulary while also preventing the feature space from growing unnecessarily if more data are added.</w:t>
+      </w:r>
+    </w:p>
+    <w:p>
+      <w:pPr>
+        <w:pStyle w:val="NormalWeb"/>
+        <w:spacing w:before="120" w:beforeAutospacing="0" w:after="120" w:afterAutospacing="0" w:line="276" w:lineRule="auto"/>
         <w:jc w:val="both"/>
-      </w:pPr>
-      <w:r>
-        <w:t xml:space="preserve">Rather than use the class sample file, I wrote my own generator (</w:t>
-      </w:r>
-      <w:r>
-        <w:rPr>
-          <w:i/>
-          <w:iCs/>
-        </w:rPr>
-        <w:t xml:space="preserve">src/generate_dataset.py</w:t>
-      </w:r>
-      <w:r>
-        <w:t xml:space="preserve">) to produce a new synthetic dataset. The sample file is a useful demo but too easy to learn from: its 1,000 rows contain only 497 distinct sentences, and star ratings are spread across 1 to 5 for both positive and negative labels. My generator combines product features, service aspects (delivery, packaging, price, customer care, returns), openers, closers and platform styles, and deliberately includes harder cases: </w:t>
-      </w:r>
-      <w:r>
-        <w:rPr>
+        <w:rPr>
+          <w:rFonts w:ascii="Cambria" w:hAnsi="Cambria"/>
+          <w:sz w:val="22"/>
+          <w:szCs w:val="22"/>
+        </w:rPr>
+      </w:pPr>
+      <w:r>
+        <w:rPr>
+          <w:rStyle w:val="Strong"/>
+          <w:rFonts w:ascii="Cambria" w:hAnsi="Cambria"/>
+          <w:sz w:val="22"/>
+          <w:szCs w:val="22"/>
+        </w:rPr>
+        <w:t>Models.</w:t>
+      </w:r>
+      <w:r>
+        <w:rPr>
+          <w:rFonts w:ascii="Cambria" w:hAnsi="Cambria"/>
+          <w:sz w:val="22"/>
+          <w:szCs w:val="22"/>
+        </w:rPr>
+        <w:t xml:space="preserve"> </w:t>
+      </w:r>
+      <w:r>
+        <w:rPr>
+          <w:rFonts w:ascii="Cambria" w:hAnsi="Cambria"/>
+          <w:sz w:val="22"/>
+          <w:szCs w:val="22"/>
+        </w:rPr>
+        <w:t>I trained four diff</w:t>
+      </w:r>
+      <w:r>
+        <w:rPr>
+          <w:rFonts w:ascii="Cambria" w:hAnsi="Cambria"/>
+          <w:sz w:val="22"/>
+          <w:szCs w:val="22"/>
+        </w:rPr>
+        <w:t xml:space="preserve">erent classifiers, with each model placed inside its own scikit-learn Pipeline and paired with its own vectoriser. This prevents information from the test set, including its vocabulary, from leaking into the training process during cross-validation. </w:t>
+      </w:r>
+      <w:r>
+        <w:rPr>
+          <w:rStyle w:val="Strong"/>
+          <w:rFonts w:ascii="Cambria" w:hAnsi="Cambria"/>
+          <w:b w:val="0"/>
+          <w:bCs w:val="0"/>
+          <w:sz w:val="22"/>
+          <w:szCs w:val="22"/>
+        </w:rPr>
+        <w:t>Logistic Regression</w:t>
+      </w:r>
+      <w:r>
+        <w:rPr>
+          <w:rFonts w:ascii="Cambria" w:hAnsi="Cambria"/>
+          <w:sz w:val="22"/>
+          <w:szCs w:val="22"/>
+        </w:rPr>
+        <w:t xml:space="preserve"> was included as a fast linear model that provides interpretable feature weights and probability estimates. </w:t>
+      </w:r>
+      <w:r>
+        <w:rPr>
+          <w:rStyle w:val="Strong"/>
+          <w:rFonts w:ascii="Cambria" w:hAnsi="Cambria"/>
+          <w:b w:val="0"/>
+          <w:bCs w:val="0"/>
+          <w:sz w:val="22"/>
+          <w:szCs w:val="22"/>
+        </w:rPr>
+        <w:t>Multinomial Naive Bayes</w:t>
+      </w:r>
+      <w:r>
+        <w:rPr>
+          <w:rFonts w:ascii="Cambria" w:hAnsi="Cambria"/>
           <w:b/>
           <w:bCs/>
-        </w:rPr>
-        <w:t xml:space="preserve">negation</w:t>
-      </w:r>
-      <w:r>
-        <w:t xml:space="preserve"> ("not worth the money"), </w:t>
-      </w:r>
-      <w:r>
-        <w:rPr>
+          <w:sz w:val="22"/>
+          <w:szCs w:val="22"/>
+        </w:rPr>
+        <w:t xml:space="preserve"> </w:t>
+      </w:r>
+      <w:r>
+        <w:rPr>
+          <w:rFonts w:ascii="Cambria" w:hAnsi="Cambria"/>
+          <w:sz w:val="22"/>
+          <w:szCs w:val="22"/>
+        </w:rPr>
+        <w:t>provides a standard baseline for text classification</w:t>
+      </w:r>
+      <w:r>
+        <w:rPr>
+          <w:rFonts w:ascii="Cambria" w:hAnsi="Cambria"/>
           <w:b/>
           <w:bCs/>
-        </w:rPr>
-        <w:t xml:space="preserve">mixed opinions</w:t>
-      </w:r>
-      <w:r>
-        <w:t xml:space="preserve">, </w:t>
-      </w:r>
-      <w:r>
-        <w:rPr>
+          <w:sz w:val="22"/>
+          <w:szCs w:val="22"/>
+        </w:rPr>
+        <w:t xml:space="preserve">. </w:t>
+      </w:r>
+      <w:r>
+        <w:rPr>
+          <w:rStyle w:val="Strong"/>
+          <w:rFonts w:ascii="Cambria" w:hAnsi="Cambria"/>
+          <w:b w:val="0"/>
+          <w:bCs w:val="0"/>
+          <w:sz w:val="22"/>
+          <w:szCs w:val="22"/>
+        </w:rPr>
+        <w:t>Linear SVM</w:t>
+      </w:r>
+      <w:r>
+        <w:rPr>
+          <w:rFonts w:ascii="Cambria" w:hAnsi="Cambria"/>
+          <w:sz w:val="22"/>
+          <w:szCs w:val="22"/>
+        </w:rPr>
+        <w:t xml:space="preserve"> is a max-margin linear classifier and is particularly well suited to sparse, high-dimensional TF-IDF features. </w:t>
+      </w:r>
+      <w:r>
+        <w:rPr>
+          <w:rStyle w:val="Strong"/>
+          <w:rFonts w:ascii="Cambria" w:hAnsi="Cambria"/>
+          <w:b w:val="0"/>
+          <w:bCs w:val="0"/>
+          <w:sz w:val="22"/>
+          <w:szCs w:val="22"/>
+        </w:rPr>
+        <w:t>Random Forest</w:t>
+      </w:r>
+      <w:r>
+        <w:rPr>
+          <w:rFonts w:ascii="Cambria" w:hAnsi="Cambria"/>
+          <w:sz w:val="22"/>
+          <w:szCs w:val="22"/>
+        </w:rPr>
+        <w:t xml:space="preserve"> was included as a non-linear alternative to </w:t>
+      </w:r>
+      <w:r>
+        <w:rPr>
+          <w:rFonts w:ascii="Cambria" w:hAnsi="Cambria"/>
+          <w:sz w:val="22"/>
+          <w:szCs w:val="22"/>
+        </w:rPr>
+        <w:t>assess whether word interactions</w:t>
+      </w:r>
+      <w:r>
+        <w:rPr>
+          <w:rFonts w:ascii="Cambria" w:hAnsi="Cambria"/>
+          <w:sz w:val="22"/>
+          <w:szCs w:val="22"/>
+        </w:rPr>
+        <w:t xml:space="preserve"> could improve classification. Finally, </w:t>
+      </w:r>
+      <w:r>
+        <w:rPr>
+          <w:rStyle w:val="Strong"/>
+          <w:rFonts w:ascii="Cambria" w:hAnsi="Cambria"/>
+          <w:b w:val="0"/>
+          <w:bCs w:val="0"/>
+          <w:sz w:val="22"/>
+          <w:szCs w:val="22"/>
+        </w:rPr>
+        <w:t>VADER</w:t>
+      </w:r>
+      <w:r>
+        <w:rPr>
+          <w:rFonts w:ascii="Cambria" w:hAnsi="Cambria"/>
           <w:b/>
           <w:bCs/>
-        </w:rPr>
-        <w:t xml:space="preserve">sarcasm</w:t>
-      </w:r>
-      <w:r>
-        <w:t xml:space="preserve">, </w:t>
-      </w:r>
-      <w:r>
-        <w:rPr>
-          <w:b/>
-          <w:bCs/>
-        </w:rPr>
-        <w:t xml:space="preserve">wait-and-see</w:t>
-      </w:r>
-      <w:r>
-        <w:t xml:space="preserve"> posts with no opinion yet, and about </w:t>
-      </w:r>
-      <w:r>
-        <w:rPr>
-          <w:b/>
-          <w:bCs/>
-        </w:rPr>
-        <w:t xml:space="preserve">2% flipped labels</w:t>
-      </w:r>
-      <w:r>
-        <w:t xml:space="preserve"> to mimic disagreement between human annotators. To test whether the trend analysis can recover real events, it also builds in three: a festive-sale delivery crunch (October–November 2025), a smartwatch launched in February 2026 with a battery and app-sync bug that a firmware update fixed in May, and monsoon delivery delays (July–August 2026).</w:t>
-      </w:r>
-    </w:p>
-    <w:p>
-      <w:pPr>
-        <w:spacing w:after="100" w:line="264"/>
-        <w:jc w:val="both"/>
-      </w:pPr>
-      <w:r>
-        <w:t xml:space="preserve">The final dataset has </w:t>
-      </w:r>
-      <w:r>
-        <w:rPr>
-          <w:b/>
-          <w:bCs/>
-        </w:rPr>
-        <w:t xml:space="preserve">2,000 unique texts</w:t>
-      </w:r>
-      <w:r>
-        <w:t xml:space="preserve"> about 12 products, dated October 2025 to September 2026: 1,207 Flipkart reviews and 793 tweets. 46% are positive, 30% negative and 24% neutral. Star ratings follow sentiment (average 4.32 for positive, 2.88 for neutral and 1.68 for negative reviews) but are never used as a model input, because the rating would give the answer away.</w:t>
+          <w:sz w:val="22"/>
+          <w:szCs w:val="22"/>
+        </w:rPr>
+        <w:t>,</w:t>
+      </w:r>
+      <w:r>
+        <w:rPr>
+          <w:rFonts w:ascii="Cambria" w:hAnsi="Cambria"/>
+          <w:sz w:val="22"/>
+          <w:szCs w:val="22"/>
+        </w:rPr>
+        <w:t xml:space="preserve"> a sentiment lexicon that does not require model training, was used as an additional baseline.</w:t>
       </w:r>
     </w:p>
     <w:p>
       <w:pPr>
         <w:pStyle w:val="Heading1"/>
         <w:keepNext/>
-        <w:spacing w:after="80" w:before="200"/>
-      </w:pPr>
-      <w:r>
-        <w:t xml:space="preserve">2. The pipeline in brief</w:t>
-      </w:r>
-    </w:p>
-    <w:p>
-      <w:pPr>
-        <w:spacing w:after="100" w:line="264"/>
-        <w:jc w:val="both"/>
-      </w:pPr>
-      <w:r>
-        <w:rPr>
-          <w:b/>
-          <w:bCs/>
-        </w:rPr>
-        <w:t xml:space="preserve">Preprocessing.</w:t>
-      </w:r>
-      <w:r>
-        <w:t xml:space="preserve"> Each text is lowercased; URLs and @mentions are removed; hashtags keep their word (#fail becomes "fail"); emojis are turned into the tokens </w:t>
-      </w:r>
-      <w:r>
-        <w:rPr>
-          <w:i/>
-          <w:iCs/>
-        </w:rPr>
-        <w:t xml:space="preserve">emo_pos</w:t>
-      </w:r>
-      <w:r>
-        <w:t xml:space="preserve">, </w:t>
-      </w:r>
-      <w:r>
-        <w:rPr>
-          <w:i/>
-          <w:iCs/>
-        </w:rPr>
-        <w:t xml:space="preserve">emo_neg</w:t>
-      </w:r>
-      <w:r>
-        <w:t xml:space="preserve"> or </w:t>
-      </w:r>
-      <w:r>
-        <w:rPr>
-          <w:i/>
-          <w:iCs/>
-        </w:rPr>
-        <w:t xml:space="preserve">emo_neu</w:t>
-      </w:r>
-      <w:r>
-        <w:t xml:space="preserve"> rather than deleted; contractions are expanded ("doesn't" becomes "does not"); elongations are shortened ("sooo"); and the text is tokenised with NLTK before stopword removal. The important choice is that I </w:t>
-      </w:r>
-      <w:r>
-        <w:rPr>
-          <w:b/>
-          <w:bCs/>
-        </w:rPr>
-        <w:t xml:space="preserve">kept negations and contrast words</w:t>
-      </w:r>
-      <w:r>
-        <w:t xml:space="preserve">. NLTK's English stopword list contains "not", "no", "never" and "but", so the class-demo cleaner turns "not good at all" into "good". In five-fold cross-validation on the training data, my cleaner raised macro-F1 from 0.933 to 0.947.</w:t>
-      </w:r>
-    </w:p>
-    <w:p>
-      <w:pPr>
-        <w:spacing w:after="100" w:line="264"/>
-        <w:jc w:val="both"/>
-      </w:pPr>
-      <w:r>
-        <w:rPr>
-          <w:b/>
-          <w:bCs/>
-        </w:rPr>
-        <w:t xml:space="preserve">Features and split.</w:t>
-      </w:r>
-      <w:r>
-        <w:t xml:space="preserve"> The data are split 80/20 with stratification (1,600 training and 400 test reviews), so each class keeps its share in both parts. I chose the TF-IDF settings by cross-validation on the training set only. Unigrams alone scored 0.946 at every size because there are only 431 distinct words. Adding </w:t>
-      </w:r>
-      <w:r>
-        <w:rPr>
-          <w:b/>
-          <w:bCs/>
-        </w:rPr>
-        <w:t xml:space="preserve">bigrams</w:t>
-      </w:r>
-      <w:r>
-        <w:t xml:space="preserve"> lifted the score to 0.947 once at least 2,000 features were allowed, because phrases such as "not worth", "very disappointed" and "three stars" carry meaning that single words do not. Trigrams lowered the score (0.904–0.932) by adding about 2,000 mostly one-off phrases. The bigram vocabulary is 2,075 terms, so </w:t>
-      </w:r>
-      <w:r>
-        <w:rPr>
-          <w:b/>
-          <w:bCs/>
-        </w:rPr>
-        <w:t xml:space="preserve">max_features = 2,000</w:t>
-      </w:r>
-      <w:r>
-        <w:t xml:space="preserve"> keeps nearly all of it at no cost while capping the size if more data are added.</w:t>
-      </w:r>
-    </w:p>
-    <w:p>
-      <w:pPr>
-        <w:spacing w:after="100" w:line="264"/>
-        <w:jc w:val="both"/>
-      </w:pPr>
-      <w:r>
-        <w:rPr>
-          <w:b/>
-          <w:bCs/>
-        </w:rPr>
-        <w:t xml:space="preserve">Models.</w:t>
-      </w:r>
-      <w:r>
-        <w:t xml:space="preserve"> I trained four classifiers, each inside a scikit-learn Pipeline with its own vectoriser so that cross-validation never sees test vocabulary. </w:t>
-      </w:r>
-      <w:r>
-        <w:rPr>
-          <w:b/>
-          <w:bCs/>
-        </w:rPr>
-        <w:t xml:space="preserve">Logistic Regression</w:t>
-      </w:r>
-      <w:r>
-        <w:t xml:space="preserve"> is a fast linear model with interpretable weights and probability outputs. </w:t>
-      </w:r>
-      <w:r>
-        <w:rPr>
-          <w:b/>
-          <w:bCs/>
-        </w:rPr>
-        <w:t xml:space="preserve">Multinomial Naive Bayes</w:t>
-      </w:r>
-      <w:r>
-        <w:t xml:space="preserve"> is the classic text baseline. </w:t>
-      </w:r>
-      <w:r>
-        <w:rPr>
-          <w:b/>
-          <w:bCs/>
-        </w:rPr>
-        <w:t xml:space="preserve">Linear SVM</w:t>
-      </w:r>
-      <w:r>
-        <w:t xml:space="preserve"> is a max-margin linear model that usually performs best on sparse, high-dimensional TF-IDF data. </w:t>
-      </w:r>
-      <w:r>
-        <w:rPr>
-          <w:b/>
-          <w:bCs/>
-        </w:rPr>
-        <w:t xml:space="preserve">Random Forest</w:t>
-      </w:r>
-      <w:r>
-        <w:t xml:space="preserve"> is a non-linear ensemble, included to test whether word interactions help. The </w:t>
-      </w:r>
-      <w:r>
-        <w:rPr>
-          <w:b/>
-          <w:bCs/>
-        </w:rPr>
-        <w:t xml:space="preserve">VADER</w:t>
-      </w:r>
-      <w:r>
-        <w:t xml:space="preserve"> sentiment lexicon, which needs no training, serves as a baseline.</w:t>
-      </w:r>
-    </w:p>
-    <w:p>
-      <w:pPr>
-        <w:pStyle w:val="Heading1"/>
+        <w:rPr>
+          <w:rFonts w:ascii="Cambria" w:hAnsi="Cambria"/>
+          <w:color w:val="C00000"/>
+        </w:rPr>
+      </w:pPr>
+      <w:r>
+        <w:rPr>
+          <w:rFonts w:ascii="Cambria" w:hAnsi="Cambria"/>
+          <w:color w:val="C00000"/>
+        </w:rPr>
+        <w:t>3. MODEL COMPARISON</w:t>
+      </w:r>
+    </w:p>
+    <w:p>
+      <w:pPr>
         <w:keepNext/>
-        <w:pageBreakBefore/>
-        <w:spacing w:after="80" w:before="200"/>
-      </w:pPr>
-      <w:r>
-        <w:t xml:space="preserve">3. Model comparison</w:t>
-      </w:r>
-    </w:p>
-    <w:p>
-      <w:pPr>
-        <w:keepNext/>
-        <w:spacing w:after="60" w:before="60"/>
-        <w:jc w:val="left"/>
-      </w:pPr>
-      <w:r>
-        <w:rPr>
+        <w:spacing w:before="60" w:after="60"/>
+        <w:jc w:val="center"/>
+        <w:rPr>
+          <w:rFonts w:ascii="Cambria" w:hAnsi="Cambria"/>
+          <w:sz w:val="19"/>
+          <w:szCs w:val="19"/>
+        </w:rPr>
+      </w:pPr>
+      <w:r>
+        <w:rPr>
+          <w:rFonts w:ascii="Cambria" w:hAnsi="Cambria"/>
           <w:b/>
           <w:bCs/>
           <w:color w:val="595959"/>
-          <w:sz w:val="17"/>
-          <w:szCs w:val="17"/>
-        </w:rPr>
-        <w:t xml:space="preserve">Table 1.</w:t>
-      </w:r>
-      <w:r>
-        <w:rPr>
+          <w:sz w:val="15"/>
+          <w:szCs w:val="15"/>
+        </w:rPr>
+        <w:t>Table 1.</w:t>
+      </w:r>
+      <w:r>
+        <w:rPr>
+          <w:rFonts w:ascii="Cambria" w:hAnsi="Cambria"/>
           <w:color w:val="595959"/>
-          <w:sz w:val="17"/>
-          <w:szCs w:val="17"/>
-        </w:rPr>
-        <w:t xml:space="preserve"> Results on the same held-out test set (n = 400). Precision, recall and F1 are weighted averages; macro-F1 weights the three classes equally. The last column is five-fold cross-validation on the training set.</w:t>
+          <w:sz w:val="15"/>
+          <w:szCs w:val="15"/>
+        </w:rPr>
+        <w:t xml:space="preserve"> Results on the same held-out test set (n = 400). Precision, recall</w:t>
+      </w:r>
+      <w:r>
+        <w:rPr>
+          <w:rFonts w:ascii="Cambria" w:hAnsi="Cambria"/>
+          <w:color w:val="595959"/>
+          <w:sz w:val="15"/>
+          <w:szCs w:val="15"/>
+        </w:rPr>
+        <w:t>,</w:t>
+      </w:r>
+      <w:r>
+        <w:rPr>
+          <w:rFonts w:ascii="Cambria" w:hAnsi="Cambria"/>
+          <w:color w:val="595959"/>
+          <w:sz w:val="15"/>
+          <w:szCs w:val="15"/>
+        </w:rPr>
+        <w:t xml:space="preserve"> and F1 are weighted averages; macro-F1 weights the three classes equally. The last column is five-fold cross-validation on the training set.</w:t>
       </w:r>
     </w:p>
     <w:tbl>
       <w:tblPr>
-        <w:tblW w:type="dxa" w:w="9038"/>
+        <w:tblW w:w="9038" w:type="dxa"/>
         <w:jc w:val="center"/>
         <w:tblBorders>
-          <w:top w:val="single" w:color="auto" w:sz="4"/>
-          <w:left w:val="single" w:color="auto" w:sz="4"/>
-          <w:bottom w:val="single" w:color="auto" w:sz="4"/>
-          <w:right w:val="single" w:color="auto" w:sz="4"/>
-          <w:insideH w:val="single" w:color="auto" w:sz="4"/>
-          <w:insideV w:val="single" w:color="auto" w:sz="4"/>
+          <w:top w:val="single" w:sz="4" w:space="0" w:color="auto"/>
+          <w:left w:val="single" w:sz="4" w:space="0" w:color="auto"/>
+          <w:bottom w:val="single" w:sz="4" w:space="0" w:color="auto"/>
+          <w:right w:val="single" w:sz="4" w:space="0" w:color="auto"/>
+          <w:insideH w:val="single" w:sz="4" w:space="0" w:color="auto"/>
+          <w:insideV w:val="single" w:sz="4" w:space="0" w:color="auto"/>
         </w:tblBorders>
         <w:tblLayout w:type="fixed"/>
+        <w:tblCellMar>
+          <w:left w:w="10" w:type="dxa"/>
+          <w:right w:w="10" w:type="dxa"/>
+        </w:tblCellMar>
+        <w:tblLook w:val="0000" w:firstRow="0" w:lastRow="0" w:firstColumn="0" w:lastColumn="0" w:noHBand="0" w:noVBand="0"/>
       </w:tblPr>
       <w:tblGrid>
         <w:gridCol w:w="2550"/>
@@ -751,1372 +1017,1242 @@
       <w:tr>
         <w:trPr>
           <w:tblHeader/>
+          <w:jc w:val="center"/>
         </w:trPr>
         <w:tc>
           <w:tcPr>
-            <w:tcW w:type="dxa" w:w="2550"/>
-            <w:tcBorders>
-              <w:top w:val="single" w:color="BFBFBF" w:sz="4"/>
-              <w:left w:val="single" w:color="BFBFBF" w:sz="4"/>
-              <w:bottom w:val="single" w:color="BFBFBF" w:sz="4"/>
-              <w:right w:val="single" w:color="BFBFBF" w:sz="4"/>
-            </w:tcBorders>
-            <w:shd w:fill="DCE6F2" w:color="auto" w:val="clear"/>
+            <w:tcW w:w="2550" w:type="dxa"/>
+            <w:shd w:val="clear" w:color="auto" w:fill="DCE6F2"/>
             <w:tcMar>
-              <w:top w:type="dxa" w:w="50"/>
-              <w:left w:type="dxa" w:w="90"/>
-              <w:bottom w:type="dxa" w:w="50"/>
-              <w:right w:type="dxa" w:w="90"/>
+              <w:top w:w="50" w:type="dxa"/>
+              <w:left w:w="90" w:type="dxa"/>
+              <w:bottom w:w="50" w:type="dxa"/>
+              <w:right w:w="90" w:type="dxa"/>
             </w:tcMar>
             <w:vAlign w:val="center"/>
           </w:tcPr>
           <w:p>
             <w:pPr>
-              <w:jc w:val="left"/>
+              <w:rPr>
+                <w:rFonts w:ascii="Cambria" w:hAnsi="Cambria"/>
+              </w:rPr>
             </w:pPr>
             <w:r>
               <w:rPr>
+                <w:rFonts w:ascii="Cambria" w:hAnsi="Cambria"/>
                 <w:b/>
                 <w:bCs/>
                 <w:sz w:val="17"/>
                 <w:szCs w:val="17"/>
               </w:rPr>
-              <w:t xml:space="preserve">Model</w:t>
+              <w:t>Model</w:t>
             </w:r>
           </w:p>
         </w:tc>
         <w:tc>
           <w:tcPr>
-            <w:tcW w:type="dxa" w:w="1000"/>
-            <w:tcBorders>
-              <w:top w:val="single" w:color="BFBFBF" w:sz="4"/>
-              <w:left w:val="single" w:color="BFBFBF" w:sz="4"/>
-              <w:bottom w:val="single" w:color="BFBFBF" w:sz="4"/>
-              <w:right w:val="single" w:color="BFBFBF" w:sz="4"/>
-            </w:tcBorders>
-            <w:shd w:fill="DCE6F2" w:color="auto" w:val="clear"/>
+            <w:tcW w:w="1000" w:type="dxa"/>
+            <w:shd w:val="clear" w:color="auto" w:fill="DCE6F2"/>
             <w:tcMar>
-              <w:top w:type="dxa" w:w="50"/>
-              <w:left w:type="dxa" w:w="90"/>
-              <w:bottom w:type="dxa" w:w="50"/>
-              <w:right w:type="dxa" w:w="90"/>
+              <w:top w:w="50" w:type="dxa"/>
+              <w:left w:w="90" w:type="dxa"/>
+              <w:bottom w:w="50" w:type="dxa"/>
+              <w:right w:w="90" w:type="dxa"/>
             </w:tcMar>
             <w:vAlign w:val="center"/>
           </w:tcPr>
           <w:p>
             <w:pPr>
               <w:jc w:val="center"/>
+              <w:rPr>
+                <w:rFonts w:ascii="Cambria" w:hAnsi="Cambria"/>
+              </w:rPr>
             </w:pPr>
             <w:r>
               <w:rPr>
+                <w:rFonts w:ascii="Cambria" w:hAnsi="Cambria"/>
                 <w:b/>
                 <w:bCs/>
                 <w:sz w:val="17"/>
                 <w:szCs w:val="17"/>
               </w:rPr>
-              <w:t xml:space="preserve">Accuracy</w:t>
+              <w:t>Accuracy</w:t>
             </w:r>
           </w:p>
         </w:tc>
         <w:tc>
           <w:tcPr>
-            <w:tcW w:type="dxa" w:w="1000"/>
-            <w:tcBorders>
-              <w:top w:val="single" w:color="BFBFBF" w:sz="4"/>
-              <w:left w:val="single" w:color="BFBFBF" w:sz="4"/>
-              <w:bottom w:val="single" w:color="BFBFBF" w:sz="4"/>
-              <w:right w:val="single" w:color="BFBFBF" w:sz="4"/>
-            </w:tcBorders>
-            <w:shd w:fill="DCE6F2" w:color="auto" w:val="clear"/>
+            <w:tcW w:w="1000" w:type="dxa"/>
+            <w:shd w:val="clear" w:color="auto" w:fill="DCE6F2"/>
             <w:tcMar>
-              <w:top w:type="dxa" w:w="50"/>
-              <w:left w:type="dxa" w:w="90"/>
-              <w:bottom w:type="dxa" w:w="50"/>
-              <w:right w:type="dxa" w:w="90"/>
+              <w:top w:w="50" w:type="dxa"/>
+              <w:left w:w="90" w:type="dxa"/>
+              <w:bottom w:w="50" w:type="dxa"/>
+              <w:right w:w="90" w:type="dxa"/>
             </w:tcMar>
             <w:vAlign w:val="center"/>
           </w:tcPr>
           <w:p>
             <w:pPr>
               <w:jc w:val="center"/>
+              <w:rPr>
+                <w:rFonts w:ascii="Cambria" w:hAnsi="Cambria"/>
+              </w:rPr>
             </w:pPr>
             <w:r>
               <w:rPr>
+                <w:rFonts w:ascii="Cambria" w:hAnsi="Cambria"/>
                 <w:b/>
                 <w:bCs/>
                 <w:sz w:val="17"/>
                 <w:szCs w:val="17"/>
               </w:rPr>
-              <w:t xml:space="preserve">Precision</w:t>
+              <w:t>Precision</w:t>
             </w:r>
           </w:p>
         </w:tc>
         <w:tc>
           <w:tcPr>
-            <w:tcW w:type="dxa" w:w="900"/>
-            <w:tcBorders>
-              <w:top w:val="single" w:color="BFBFBF" w:sz="4"/>
-              <w:left w:val="single" w:color="BFBFBF" w:sz="4"/>
-              <w:bottom w:val="single" w:color="BFBFBF" w:sz="4"/>
-              <w:right w:val="single" w:color="BFBFBF" w:sz="4"/>
-            </w:tcBorders>
-            <w:shd w:fill="DCE6F2" w:color="auto" w:val="clear"/>
+            <w:tcW w:w="900" w:type="dxa"/>
+            <w:shd w:val="clear" w:color="auto" w:fill="DCE6F2"/>
             <w:tcMar>
-              <w:top w:type="dxa" w:w="50"/>
-              <w:left w:type="dxa" w:w="90"/>
-              <w:bottom w:type="dxa" w:w="50"/>
-              <w:right w:type="dxa" w:w="90"/>
+              <w:top w:w="50" w:type="dxa"/>
+              <w:left w:w="90" w:type="dxa"/>
+              <w:bottom w:w="50" w:type="dxa"/>
+              <w:right w:w="90" w:type="dxa"/>
             </w:tcMar>
             <w:vAlign w:val="center"/>
           </w:tcPr>
           <w:p>
             <w:pPr>
               <w:jc w:val="center"/>
+              <w:rPr>
+                <w:rFonts w:ascii="Cambria" w:hAnsi="Cambria"/>
+              </w:rPr>
             </w:pPr>
             <w:r>
               <w:rPr>
+                <w:rFonts w:ascii="Cambria" w:hAnsi="Cambria"/>
                 <w:b/>
                 <w:bCs/>
                 <w:sz w:val="17"/>
                 <w:szCs w:val="17"/>
               </w:rPr>
-              <w:t xml:space="preserve">Recall</w:t>
+              <w:t>Recall</w:t>
             </w:r>
           </w:p>
         </w:tc>
         <w:tc>
           <w:tcPr>
-            <w:tcW w:type="dxa" w:w="900"/>
-            <w:tcBorders>
-              <w:top w:val="single" w:color="BFBFBF" w:sz="4"/>
-              <w:left w:val="single" w:color="BFBFBF" w:sz="4"/>
-              <w:bottom w:val="single" w:color="BFBFBF" w:sz="4"/>
-              <w:right w:val="single" w:color="BFBFBF" w:sz="4"/>
-            </w:tcBorders>
-            <w:shd w:fill="DCE6F2" w:color="auto" w:val="clear"/>
+            <w:tcW w:w="900" w:type="dxa"/>
+            <w:shd w:val="clear" w:color="auto" w:fill="DCE6F2"/>
             <w:tcMar>
-              <w:top w:type="dxa" w:w="50"/>
-              <w:left w:type="dxa" w:w="90"/>
-              <w:bottom w:type="dxa" w:w="50"/>
-              <w:right w:type="dxa" w:w="90"/>
+              <w:top w:w="50" w:type="dxa"/>
+              <w:left w:w="90" w:type="dxa"/>
+              <w:bottom w:w="50" w:type="dxa"/>
+              <w:right w:w="90" w:type="dxa"/>
             </w:tcMar>
             <w:vAlign w:val="center"/>
           </w:tcPr>
           <w:p>
             <w:pPr>
               <w:jc w:val="center"/>
+              <w:rPr>
+                <w:rFonts w:ascii="Cambria" w:hAnsi="Cambria"/>
+              </w:rPr>
             </w:pPr>
             <w:r>
               <w:rPr>
+                <w:rFonts w:ascii="Cambria" w:hAnsi="Cambria"/>
                 <w:b/>
                 <w:bCs/>
                 <w:sz w:val="17"/>
                 <w:szCs w:val="17"/>
               </w:rPr>
-              <w:t xml:space="preserve">F1 (w)</w:t>
+              <w:t>F1 (w)</w:t>
             </w:r>
           </w:p>
         </w:tc>
         <w:tc>
           <w:tcPr>
-            <w:tcW w:type="dxa" w:w="1088"/>
-            <w:tcBorders>
-              <w:top w:val="single" w:color="BFBFBF" w:sz="4"/>
-              <w:left w:val="single" w:color="BFBFBF" w:sz="4"/>
-              <w:bottom w:val="single" w:color="BFBFBF" w:sz="4"/>
-              <w:right w:val="single" w:color="BFBFBF" w:sz="4"/>
-            </w:tcBorders>
-            <w:shd w:fill="DCE6F2" w:color="auto" w:val="clear"/>
+            <w:tcW w:w="1088" w:type="dxa"/>
+            <w:shd w:val="clear" w:color="auto" w:fill="DCE6F2"/>
             <w:tcMar>
-              <w:top w:type="dxa" w:w="50"/>
-              <w:left w:type="dxa" w:w="90"/>
-              <w:bottom w:type="dxa" w:w="50"/>
-              <w:right w:type="dxa" w:w="90"/>
+              <w:top w:w="50" w:type="dxa"/>
+              <w:left w:w="90" w:type="dxa"/>
+              <w:bottom w:w="50" w:type="dxa"/>
+              <w:right w:w="90" w:type="dxa"/>
             </w:tcMar>
             <w:vAlign w:val="center"/>
           </w:tcPr>
           <w:p>
             <w:pPr>
               <w:jc w:val="center"/>
+              <w:rPr>
+                <w:rFonts w:ascii="Cambria" w:hAnsi="Cambria"/>
+              </w:rPr>
             </w:pPr>
             <w:r>
               <w:rPr>
+                <w:rFonts w:ascii="Cambria" w:hAnsi="Cambria"/>
                 <w:b/>
                 <w:bCs/>
                 <w:sz w:val="17"/>
                 <w:szCs w:val="17"/>
               </w:rPr>
-              <w:t xml:space="preserve">F1 (macro)</w:t>
+              <w:t>F1 (macro)</w:t>
             </w:r>
           </w:p>
         </w:tc>
         <w:tc>
           <w:tcPr>
-            <w:tcW w:type="dxa" w:w="1600"/>
-            <w:tcBorders>
-              <w:top w:val="single" w:color="BFBFBF" w:sz="4"/>
-              <w:left w:val="single" w:color="BFBFBF" w:sz="4"/>
-              <w:bottom w:val="single" w:color="BFBFBF" w:sz="4"/>
-              <w:right w:val="single" w:color="BFBFBF" w:sz="4"/>
-            </w:tcBorders>
-            <w:shd w:fill="DCE6F2" w:color="auto" w:val="clear"/>
+            <w:tcW w:w="1600" w:type="dxa"/>
+            <w:shd w:val="clear" w:color="auto" w:fill="DCE6F2"/>
             <w:tcMar>
-              <w:top w:type="dxa" w:w="50"/>
-              <w:left w:type="dxa" w:w="90"/>
-              <w:bottom w:type="dxa" w:w="50"/>
-              <w:right w:type="dxa" w:w="90"/>
+              <w:top w:w="50" w:type="dxa"/>
+              <w:left w:w="90" w:type="dxa"/>
+              <w:bottom w:w="50" w:type="dxa"/>
+              <w:right w:w="90" w:type="dxa"/>
             </w:tcMar>
             <w:vAlign w:val="center"/>
           </w:tcPr>
           <w:p>
             <w:pPr>
               <w:jc w:val="center"/>
+              <w:rPr>
+                <w:rFonts w:ascii="Cambria" w:hAnsi="Cambria"/>
+              </w:rPr>
             </w:pPr>
             <w:r>
               <w:rPr>
+                <w:rFonts w:ascii="Cambria" w:hAnsi="Cambria"/>
                 <w:b/>
                 <w:bCs/>
                 <w:sz w:val="17"/>
                 <w:szCs w:val="17"/>
               </w:rPr>
-              <w:t xml:space="preserve">CV macro-F1</w:t>
+              <w:t>CV macro-F1</w:t>
             </w:r>
           </w:p>
         </w:tc>
       </w:tr>
       <w:tr>
+        <w:trPr>
+          <w:jc w:val="center"/>
+        </w:trPr>
         <w:tc>
           <w:tcPr>
-            <w:tcW w:type="dxa" w:w="2550"/>
-            <w:tcBorders>
-              <w:top w:val="single" w:color="BFBFBF" w:sz="4"/>
-              <w:left w:val="single" w:color="BFBFBF" w:sz="4"/>
-              <w:bottom w:val="single" w:color="BFBFBF" w:sz="4"/>
-              <w:right w:val="single" w:color="BFBFBF" w:sz="4"/>
-            </w:tcBorders>
-            <w:shd w:fill="F2F7FC" w:color="auto" w:val="clear"/>
+            <w:tcW w:w="2550" w:type="dxa"/>
+            <w:shd w:val="clear" w:color="auto" w:fill="F2F7FC"/>
             <w:tcMar>
-              <w:top w:type="dxa" w:w="50"/>
-              <w:left w:type="dxa" w:w="90"/>
-              <w:bottom w:type="dxa" w:w="50"/>
-              <w:right w:type="dxa" w:w="90"/>
+              <w:top w:w="50" w:type="dxa"/>
+              <w:left w:w="90" w:type="dxa"/>
+              <w:bottom w:w="50" w:type="dxa"/>
+              <w:right w:w="90" w:type="dxa"/>
             </w:tcMar>
             <w:vAlign w:val="center"/>
           </w:tcPr>
           <w:p>
             <w:pPr>
-              <w:jc w:val="left"/>
+              <w:rPr>
+                <w:rFonts w:ascii="Cambria" w:hAnsi="Cambria"/>
+              </w:rPr>
             </w:pPr>
             <w:r>
               <w:rPr>
+                <w:rFonts w:ascii="Cambria" w:hAnsi="Cambria"/>
                 <w:b/>
                 <w:bCs/>
                 <w:sz w:val="17"/>
                 <w:szCs w:val="17"/>
               </w:rPr>
-              <w:t xml:space="preserve">Linear SVM</w:t>
+              <w:t>Linear SVM</w:t>
             </w:r>
           </w:p>
         </w:tc>
         <w:tc>
           <w:tcPr>
-            <w:tcW w:type="dxa" w:w="1000"/>
-            <w:tcBorders>
-              <w:top w:val="single" w:color="BFBFBF" w:sz="4"/>
-              <w:left w:val="single" w:color="BFBFBF" w:sz="4"/>
-              <w:bottom w:val="single" w:color="BFBFBF" w:sz="4"/>
-              <w:right w:val="single" w:color="BFBFBF" w:sz="4"/>
-            </w:tcBorders>
-            <w:shd w:fill="F2F7FC" w:color="auto" w:val="clear"/>
+            <w:tcW w:w="1000" w:type="dxa"/>
+            <w:shd w:val="clear" w:color="auto" w:fill="F2F7FC"/>
             <w:tcMar>
-              <w:top w:type="dxa" w:w="50"/>
-              <w:left w:type="dxa" w:w="90"/>
-              <w:bottom w:type="dxa" w:w="50"/>
-              <w:right w:type="dxa" w:w="90"/>
+              <w:top w:w="50" w:type="dxa"/>
+              <w:left w:w="90" w:type="dxa"/>
+              <w:bottom w:w="50" w:type="dxa"/>
+              <w:right w:w="90" w:type="dxa"/>
             </w:tcMar>
             <w:vAlign w:val="center"/>
           </w:tcPr>
           <w:p>
             <w:pPr>
               <w:jc w:val="center"/>
+              <w:rPr>
+                <w:rFonts w:ascii="Cambria" w:hAnsi="Cambria"/>
+              </w:rPr>
             </w:pPr>
             <w:r>
               <w:rPr>
+                <w:rFonts w:ascii="Cambria" w:hAnsi="Cambria"/>
                 <w:b/>
                 <w:bCs/>
                 <w:sz w:val="17"/>
                 <w:szCs w:val="17"/>
               </w:rPr>
-              <w:t xml:space="preserve">0.960</w:t>
+              <w:t>0.960</w:t>
             </w:r>
           </w:p>
         </w:tc>
         <w:tc>
           <w:tcPr>
-            <w:tcW w:type="dxa" w:w="1000"/>
-            <w:tcBorders>
-              <w:top w:val="single" w:color="BFBFBF" w:sz="4"/>
-              <w:left w:val="single" w:color="BFBFBF" w:sz="4"/>
-              <w:bottom w:val="single" w:color="BFBFBF" w:sz="4"/>
-              <w:right w:val="single" w:color="BFBFBF" w:sz="4"/>
-            </w:tcBorders>
-            <w:shd w:fill="F2F7FC" w:color="auto" w:val="clear"/>
+            <w:tcW w:w="1000" w:type="dxa"/>
+            <w:shd w:val="clear" w:color="auto" w:fill="F2F7FC"/>
             <w:tcMar>
-              <w:top w:type="dxa" w:w="50"/>
-              <w:left w:type="dxa" w:w="90"/>
-              <w:bottom w:type="dxa" w:w="50"/>
-              <w:right w:type="dxa" w:w="90"/>
+              <w:top w:w="50" w:type="dxa"/>
+              <w:left w:w="90" w:type="dxa"/>
+              <w:bottom w:w="50" w:type="dxa"/>
+              <w:right w:w="90" w:type="dxa"/>
             </w:tcMar>
             <w:vAlign w:val="center"/>
           </w:tcPr>
           <w:p>
             <w:pPr>
               <w:jc w:val="center"/>
+              <w:rPr>
+                <w:rFonts w:ascii="Cambria" w:hAnsi="Cambria"/>
+              </w:rPr>
             </w:pPr>
             <w:r>
               <w:rPr>
+                <w:rFonts w:ascii="Cambria" w:hAnsi="Cambria"/>
                 <w:b/>
                 <w:bCs/>
                 <w:sz w:val="17"/>
                 <w:szCs w:val="17"/>
               </w:rPr>
-              <w:t xml:space="preserve">0.960</w:t>
+              <w:t>0.960</w:t>
             </w:r>
           </w:p>
         </w:tc>
         <w:tc>
           <w:tcPr>
-            <w:tcW w:type="dxa" w:w="900"/>
-            <w:tcBorders>
-              <w:top w:val="single" w:color="BFBFBF" w:sz="4"/>
-              <w:left w:val="single" w:color="BFBFBF" w:sz="4"/>
-              <w:bottom w:val="single" w:color="BFBFBF" w:sz="4"/>
-              <w:right w:val="single" w:color="BFBFBF" w:sz="4"/>
-            </w:tcBorders>
-            <w:shd w:fill="F2F7FC" w:color="auto" w:val="clear"/>
+            <w:tcW w:w="900" w:type="dxa"/>
+            <w:shd w:val="clear" w:color="auto" w:fill="F2F7FC"/>
             <w:tcMar>
-              <w:top w:type="dxa" w:w="50"/>
-              <w:left w:type="dxa" w:w="90"/>
-              <w:bottom w:type="dxa" w:w="50"/>
-              <w:right w:type="dxa" w:w="90"/>
+              <w:top w:w="50" w:type="dxa"/>
+              <w:left w:w="90" w:type="dxa"/>
+              <w:bottom w:w="50" w:type="dxa"/>
+              <w:right w:w="90" w:type="dxa"/>
             </w:tcMar>
             <w:vAlign w:val="center"/>
           </w:tcPr>
           <w:p>
             <w:pPr>
               <w:jc w:val="center"/>
+              <w:rPr>
+                <w:rFonts w:ascii="Cambria" w:hAnsi="Cambria"/>
+              </w:rPr>
             </w:pPr>
             <w:r>
               <w:rPr>
+                <w:rFonts w:ascii="Cambria" w:hAnsi="Cambria"/>
                 <w:b/>
                 <w:bCs/>
                 <w:sz w:val="17"/>
                 <w:szCs w:val="17"/>
               </w:rPr>
-              <w:t xml:space="preserve">0.960</w:t>
+              <w:t>0.960</w:t>
             </w:r>
           </w:p>
         </w:tc>
         <w:tc>
           <w:tcPr>
-            <w:tcW w:type="dxa" w:w="900"/>
-            <w:tcBorders>
-              <w:top w:val="single" w:color="BFBFBF" w:sz="4"/>
-              <w:left w:val="single" w:color="BFBFBF" w:sz="4"/>
-              <w:bottom w:val="single" w:color="BFBFBF" w:sz="4"/>
-              <w:right w:val="single" w:color="BFBFBF" w:sz="4"/>
-            </w:tcBorders>
-            <w:shd w:fill="F2F7FC" w:color="auto" w:val="clear"/>
+            <w:tcW w:w="900" w:type="dxa"/>
+            <w:shd w:val="clear" w:color="auto" w:fill="F2F7FC"/>
             <w:tcMar>
-              <w:top w:type="dxa" w:w="50"/>
-              <w:left w:type="dxa" w:w="90"/>
-              <w:bottom w:type="dxa" w:w="50"/>
-              <w:right w:type="dxa" w:w="90"/>
+              <w:top w:w="50" w:type="dxa"/>
+              <w:left w:w="90" w:type="dxa"/>
+              <w:bottom w:w="50" w:type="dxa"/>
+              <w:right w:w="90" w:type="dxa"/>
             </w:tcMar>
             <w:vAlign w:val="center"/>
           </w:tcPr>
           <w:p>
             <w:pPr>
               <w:jc w:val="center"/>
+              <w:rPr>
+                <w:rFonts w:ascii="Cambria" w:hAnsi="Cambria"/>
+              </w:rPr>
             </w:pPr>
             <w:r>
               <w:rPr>
+                <w:rFonts w:ascii="Cambria" w:hAnsi="Cambria"/>
                 <w:b/>
                 <w:bCs/>
                 <w:sz w:val="17"/>
                 <w:szCs w:val="17"/>
               </w:rPr>
-              <w:t xml:space="preserve">0.960</w:t>
+              <w:t>0.960</w:t>
             </w:r>
           </w:p>
         </w:tc>
         <w:tc>
           <w:tcPr>
-            <w:tcW w:type="dxa" w:w="1088"/>
-            <w:tcBorders>
-              <w:top w:val="single" w:color="BFBFBF" w:sz="4"/>
-              <w:left w:val="single" w:color="BFBFBF" w:sz="4"/>
-              <w:bottom w:val="single" w:color="BFBFBF" w:sz="4"/>
-              <w:right w:val="single" w:color="BFBFBF" w:sz="4"/>
-            </w:tcBorders>
-            <w:shd w:fill="F2F7FC" w:color="auto" w:val="clear"/>
+            <w:tcW w:w="1088" w:type="dxa"/>
+            <w:shd w:val="clear" w:color="auto" w:fill="F2F7FC"/>
             <w:tcMar>
-              <w:top w:type="dxa" w:w="50"/>
-              <w:left w:type="dxa" w:w="90"/>
-              <w:bottom w:type="dxa" w:w="50"/>
-              <w:right w:type="dxa" w:w="90"/>
+              <w:top w:w="50" w:type="dxa"/>
+              <w:left w:w="90" w:type="dxa"/>
+              <w:bottom w:w="50" w:type="dxa"/>
+              <w:right w:w="90" w:type="dxa"/>
             </w:tcMar>
             <w:vAlign w:val="center"/>
           </w:tcPr>
           <w:p>
             <w:pPr>
               <w:jc w:val="center"/>
+              <w:rPr>
+                <w:rFonts w:ascii="Cambria" w:hAnsi="Cambria"/>
+              </w:rPr>
             </w:pPr>
             <w:r>
               <w:rPr>
+                <w:rFonts w:ascii="Cambria" w:hAnsi="Cambria"/>
                 <w:b/>
                 <w:bCs/>
                 <w:sz w:val="17"/>
                 <w:szCs w:val="17"/>
               </w:rPr>
-              <w:t xml:space="preserve">0.954</w:t>
+              <w:t>0.954</w:t>
             </w:r>
           </w:p>
         </w:tc>
         <w:tc>
           <w:tcPr>
-            <w:tcW w:type="dxa" w:w="1600"/>
-            <w:tcBorders>
-              <w:top w:val="single" w:color="BFBFBF" w:sz="4"/>
-              <w:left w:val="single" w:color="BFBFBF" w:sz="4"/>
-              <w:bottom w:val="single" w:color="BFBFBF" w:sz="4"/>
-              <w:right w:val="single" w:color="BFBFBF" w:sz="4"/>
-            </w:tcBorders>
-            <w:shd w:fill="F2F7FC" w:color="auto" w:val="clear"/>
+            <w:tcW w:w="1600" w:type="dxa"/>
+            <w:shd w:val="clear" w:color="auto" w:fill="F2F7FC"/>
             <w:tcMar>
-              <w:top w:type="dxa" w:w="50"/>
-              <w:left w:type="dxa" w:w="90"/>
-              <w:bottom w:type="dxa" w:w="50"/>
-              <w:right w:type="dxa" w:w="90"/>
+              <w:top w:w="50" w:type="dxa"/>
+              <w:left w:w="90" w:type="dxa"/>
+              <w:bottom w:w="50" w:type="dxa"/>
+              <w:right w:w="90" w:type="dxa"/>
             </w:tcMar>
             <w:vAlign w:val="center"/>
           </w:tcPr>
           <w:p>
             <w:pPr>
               <w:jc w:val="center"/>
+              <w:rPr>
+                <w:rFonts w:ascii="Cambria" w:hAnsi="Cambria"/>
+              </w:rPr>
             </w:pPr>
             <w:r>
               <w:rPr>
+                <w:rFonts w:ascii="Cambria" w:hAnsi="Cambria"/>
                 <w:b/>
                 <w:bCs/>
                 <w:sz w:val="17"/>
                 <w:szCs w:val="17"/>
               </w:rPr>
-              <w:t xml:space="preserve">0.961 ± 0.019</w:t>
+              <w:t>0.961 ± 0.019</w:t>
             </w:r>
           </w:p>
         </w:tc>
       </w:tr>
       <w:tr>
+        <w:trPr>
+          <w:jc w:val="center"/>
+        </w:trPr>
         <w:tc>
           <w:tcPr>
-            <w:tcW w:type="dxa" w:w="2550"/>
-            <w:tcBorders>
-              <w:top w:val="single" w:color="BFBFBF" w:sz="4"/>
-              <w:left w:val="single" w:color="BFBFBF" w:sz="4"/>
-              <w:bottom w:val="single" w:color="BFBFBF" w:sz="4"/>
-              <w:right w:val="single" w:color="BFBFBF" w:sz="4"/>
-            </w:tcBorders>
+            <w:tcW w:w="2550" w:type="dxa"/>
             <w:tcMar>
-              <w:top w:type="dxa" w:w="50"/>
-              <w:left w:type="dxa" w:w="90"/>
-              <w:bottom w:type="dxa" w:w="50"/>
-              <w:right w:type="dxa" w:w="90"/>
+              <w:top w:w="50" w:type="dxa"/>
+              <w:left w:w="90" w:type="dxa"/>
+              <w:bottom w:w="50" w:type="dxa"/>
+              <w:right w:w="90" w:type="dxa"/>
             </w:tcMar>
             <w:vAlign w:val="center"/>
           </w:tcPr>
           <w:p>
             <w:pPr>
-              <w:jc w:val="left"/>
+              <w:rPr>
+                <w:rFonts w:ascii="Cambria" w:hAnsi="Cambria"/>
+              </w:rPr>
             </w:pPr>
             <w:r>
               <w:rPr>
-                <w:b w:val="false"/>
-                <w:bCs w:val="false"/>
+                <w:rFonts w:ascii="Cambria" w:hAnsi="Cambria"/>
                 <w:sz w:val="17"/>
                 <w:szCs w:val="17"/>
               </w:rPr>
-              <w:t xml:space="preserve">Random Forest</w:t>
+              <w:t>Random Forest</w:t>
             </w:r>
           </w:p>
         </w:tc>
         <w:tc>
           <w:tcPr>
-            <w:tcW w:type="dxa" w:w="1000"/>
-            <w:tcBorders>
-              <w:top w:val="single" w:color="BFBFBF" w:sz="4"/>
-              <w:left w:val="single" w:color="BFBFBF" w:sz="4"/>
-              <w:bottom w:val="single" w:color="BFBFBF" w:sz="4"/>
-              <w:right w:val="single" w:color="BFBFBF" w:sz="4"/>
-            </w:tcBorders>
+            <w:tcW w:w="1000" w:type="dxa"/>
             <w:tcMar>
-              <w:top w:type="dxa" w:w="50"/>
-              <w:left w:type="dxa" w:w="90"/>
-              <w:bottom w:type="dxa" w:w="50"/>
-              <w:right w:type="dxa" w:w="90"/>
+              <w:top w:w="50" w:type="dxa"/>
+              <w:left w:w="90" w:type="dxa"/>
+              <w:bottom w:w="50" w:type="dxa"/>
+              <w:right w:w="90" w:type="dxa"/>
             </w:tcMar>
             <w:vAlign w:val="center"/>
           </w:tcPr>
           <w:p>
             <w:pPr>
               <w:jc w:val="center"/>
+              <w:rPr>
+                <w:rFonts w:ascii="Cambria" w:hAnsi="Cambria"/>
+              </w:rPr>
             </w:pPr>
             <w:r>
               <w:rPr>
-                <w:b w:val="false"/>
-                <w:bCs w:val="false"/>
+                <w:rFonts w:ascii="Cambria" w:hAnsi="Cambria"/>
                 <w:sz w:val="17"/>
                 <w:szCs w:val="17"/>
               </w:rPr>
-              <w:t xml:space="preserve">0.945</w:t>
+              <w:t>0.945</w:t>
             </w:r>
           </w:p>
         </w:tc>
         <w:tc>
           <w:tcPr>
-            <w:tcW w:type="dxa" w:w="1000"/>
-            <w:tcBorders>
-              <w:top w:val="single" w:color="BFBFBF" w:sz="4"/>
-              <w:left w:val="single" w:color="BFBFBF" w:sz="4"/>
-              <w:bottom w:val="single" w:color="BFBFBF" w:sz="4"/>
-              <w:right w:val="single" w:color="BFBFBF" w:sz="4"/>
-            </w:tcBorders>
+            <w:tcW w:w="1000" w:type="dxa"/>
             <w:tcMar>
-              <w:top w:type="dxa" w:w="50"/>
-              <w:left w:type="dxa" w:w="90"/>
-              <w:bottom w:type="dxa" w:w="50"/>
-              <w:right w:type="dxa" w:w="90"/>
+              <w:top w:w="50" w:type="dxa"/>
+              <w:left w:w="90" w:type="dxa"/>
+              <w:bottom w:w="50" w:type="dxa"/>
+              <w:right w:w="90" w:type="dxa"/>
             </w:tcMar>
             <w:vAlign w:val="center"/>
           </w:tcPr>
           <w:p>
             <w:pPr>
               <w:jc w:val="center"/>
+              <w:rPr>
+                <w:rFonts w:ascii="Cambria" w:hAnsi="Cambria"/>
+              </w:rPr>
             </w:pPr>
             <w:r>
               <w:rPr>
-                <w:b w:val="false"/>
-                <w:bCs w:val="false"/>
+                <w:rFonts w:ascii="Cambria" w:hAnsi="Cambria"/>
                 <w:sz w:val="17"/>
                 <w:szCs w:val="17"/>
               </w:rPr>
-              <w:t xml:space="preserve">0.945</w:t>
+              <w:t>0.945</w:t>
             </w:r>
           </w:p>
         </w:tc>
         <w:tc>
           <w:tcPr>
-            <w:tcW w:type="dxa" w:w="900"/>
-            <w:tcBorders>
-              <w:top w:val="single" w:color="BFBFBF" w:sz="4"/>
-              <w:left w:val="single" w:color="BFBFBF" w:sz="4"/>
-              <w:bottom w:val="single" w:color="BFBFBF" w:sz="4"/>
-              <w:right w:val="single" w:color="BFBFBF" w:sz="4"/>
-            </w:tcBorders>
+            <w:tcW w:w="900" w:type="dxa"/>
             <w:tcMar>
-              <w:top w:type="dxa" w:w="50"/>
-              <w:left w:type="dxa" w:w="90"/>
-              <w:bottom w:type="dxa" w:w="50"/>
-              <w:right w:type="dxa" w:w="90"/>
+              <w:top w:w="50" w:type="dxa"/>
+              <w:left w:w="90" w:type="dxa"/>
+              <w:bottom w:w="50" w:type="dxa"/>
+              <w:right w:w="90" w:type="dxa"/>
             </w:tcMar>
             <w:vAlign w:val="center"/>
           </w:tcPr>
           <w:p>
             <w:pPr>
               <w:jc w:val="center"/>
+              <w:rPr>
+                <w:rFonts w:ascii="Cambria" w:hAnsi="Cambria"/>
+              </w:rPr>
             </w:pPr>
             <w:r>
               <w:rPr>
-                <w:b w:val="false"/>
-                <w:bCs w:val="false"/>
+                <w:rFonts w:ascii="Cambria" w:hAnsi="Cambria"/>
                 <w:sz w:val="17"/>
                 <w:szCs w:val="17"/>
               </w:rPr>
-              <w:t xml:space="preserve">0.945</w:t>
+              <w:t>0.945</w:t>
             </w:r>
           </w:p>
         </w:tc>
         <w:tc>
           <w:tcPr>
-            <w:tcW w:type="dxa" w:w="900"/>
-            <w:tcBorders>
-              <w:top w:val="single" w:color="BFBFBF" w:sz="4"/>
-              <w:left w:val="single" w:color="BFBFBF" w:sz="4"/>
-              <w:bottom w:val="single" w:color="BFBFBF" w:sz="4"/>
-              <w:right w:val="single" w:color="BFBFBF" w:sz="4"/>
-            </w:tcBorders>
+            <w:tcW w:w="900" w:type="dxa"/>
             <w:tcMar>
-              <w:top w:type="dxa" w:w="50"/>
-              <w:left w:type="dxa" w:w="90"/>
-              <w:bottom w:type="dxa" w:w="50"/>
-              <w:right w:type="dxa" w:w="90"/>
+              <w:top w:w="50" w:type="dxa"/>
+              <w:left w:w="90" w:type="dxa"/>
+              <w:bottom w:w="50" w:type="dxa"/>
+              <w:right w:w="90" w:type="dxa"/>
             </w:tcMar>
             <w:vAlign w:val="center"/>
           </w:tcPr>
           <w:p>
             <w:pPr>
               <w:jc w:val="center"/>
+              <w:rPr>
+                <w:rFonts w:ascii="Cambria" w:hAnsi="Cambria"/>
+              </w:rPr>
             </w:pPr>
             <w:r>
               <w:rPr>
-                <w:b w:val="false"/>
-                <w:bCs w:val="false"/>
+                <w:rFonts w:ascii="Cambria" w:hAnsi="Cambria"/>
                 <w:sz w:val="17"/>
                 <w:szCs w:val="17"/>
               </w:rPr>
-              <w:t xml:space="preserve">0.945</w:t>
+              <w:t>0.945</w:t>
             </w:r>
           </w:p>
         </w:tc>
         <w:tc>
           <w:tcPr>
-            <w:tcW w:type="dxa" w:w="1088"/>
-            <w:tcBorders>
-              <w:top w:val="single" w:color="BFBFBF" w:sz="4"/>
-              <w:left w:val="single" w:color="BFBFBF" w:sz="4"/>
-              <w:bottom w:val="single" w:color="BFBFBF" w:sz="4"/>
-              <w:right w:val="single" w:color="BFBFBF" w:sz="4"/>
-            </w:tcBorders>
+            <w:tcW w:w="1088" w:type="dxa"/>
             <w:tcMar>
-              <w:top w:type="dxa" w:w="50"/>
-              <w:left w:type="dxa" w:w="90"/>
-              <w:bottom w:type="dxa" w:w="50"/>
-              <w:right w:type="dxa" w:w="90"/>
+              <w:top w:w="50" w:type="dxa"/>
+              <w:left w:w="90" w:type="dxa"/>
+              <w:bottom w:w="50" w:type="dxa"/>
+              <w:right w:w="90" w:type="dxa"/>
             </w:tcMar>
             <w:vAlign w:val="center"/>
           </w:tcPr>
           <w:p>
             <w:pPr>
               <w:jc w:val="center"/>
+              <w:rPr>
+                <w:rFonts w:ascii="Cambria" w:hAnsi="Cambria"/>
+              </w:rPr>
             </w:pPr>
             <w:r>
               <w:rPr>
-                <w:b w:val="false"/>
-                <w:bCs w:val="false"/>
+                <w:rFonts w:ascii="Cambria" w:hAnsi="Cambria"/>
                 <w:sz w:val="17"/>
                 <w:szCs w:val="17"/>
               </w:rPr>
-              <w:t xml:space="preserve">0.939</w:t>
+              <w:t>0.939</w:t>
             </w:r>
           </w:p>
         </w:tc>
         <w:tc>
           <w:tcPr>
-            <w:tcW w:type="dxa" w:w="1600"/>
-            <w:tcBorders>
-              <w:top w:val="single" w:color="BFBFBF" w:sz="4"/>
-              <w:left w:val="single" w:color="BFBFBF" w:sz="4"/>
-              <w:bottom w:val="single" w:color="BFBFBF" w:sz="4"/>
-              <w:right w:val="single" w:color="BFBFBF" w:sz="4"/>
-            </w:tcBorders>
+            <w:tcW w:w="1600" w:type="dxa"/>
             <w:tcMar>
-              <w:top w:type="dxa" w:w="50"/>
-              <w:left w:type="dxa" w:w="90"/>
-              <w:bottom w:type="dxa" w:w="50"/>
-              <w:right w:type="dxa" w:w="90"/>
+              <w:top w:w="50" w:type="dxa"/>
+              <w:left w:w="90" w:type="dxa"/>
+              <w:bottom w:w="50" w:type="dxa"/>
+              <w:right w:w="90" w:type="dxa"/>
             </w:tcMar>
             <w:vAlign w:val="center"/>
           </w:tcPr>
           <w:p>
             <w:pPr>
               <w:jc w:val="center"/>
+              <w:rPr>
+                <w:rFonts w:ascii="Cambria" w:hAnsi="Cambria"/>
+              </w:rPr>
             </w:pPr>
             <w:r>
               <w:rPr>
-                <w:b w:val="false"/>
-                <w:bCs w:val="false"/>
+                <w:rFonts w:ascii="Cambria" w:hAnsi="Cambria"/>
                 <w:sz w:val="17"/>
                 <w:szCs w:val="17"/>
               </w:rPr>
-              <w:t xml:space="preserve">0.933 ± 0.020</w:t>
+              <w:t>0.933 ± 0.020</w:t>
             </w:r>
           </w:p>
         </w:tc>
       </w:tr>
       <w:tr>
+        <w:trPr>
+          <w:jc w:val="center"/>
+        </w:trPr>
         <w:tc>
           <w:tcPr>
-            <w:tcW w:type="dxa" w:w="2550"/>
-            <w:tcBorders>
-              <w:top w:val="single" w:color="BFBFBF" w:sz="4"/>
-              <w:left w:val="single" w:color="BFBFBF" w:sz="4"/>
-              <w:bottom w:val="single" w:color="BFBFBF" w:sz="4"/>
-              <w:right w:val="single" w:color="BFBFBF" w:sz="4"/>
-            </w:tcBorders>
+            <w:tcW w:w="2550" w:type="dxa"/>
             <w:tcMar>
-              <w:top w:type="dxa" w:w="50"/>
-              <w:left w:type="dxa" w:w="90"/>
-              <w:bottom w:type="dxa" w:w="50"/>
-              <w:right w:type="dxa" w:w="90"/>
+              <w:top w:w="50" w:type="dxa"/>
+              <w:left w:w="90" w:type="dxa"/>
+              <w:bottom w:w="50" w:type="dxa"/>
+              <w:right w:w="90" w:type="dxa"/>
             </w:tcMar>
             <w:vAlign w:val="center"/>
           </w:tcPr>
           <w:p>
             <w:pPr>
-              <w:jc w:val="left"/>
+              <w:rPr>
+                <w:rFonts w:ascii="Cambria" w:hAnsi="Cambria"/>
+              </w:rPr>
             </w:pPr>
             <w:r>
               <w:rPr>
-                <w:b w:val="false"/>
-                <w:bCs w:val="false"/>
+                <w:rFonts w:ascii="Cambria" w:hAnsi="Cambria"/>
                 <w:sz w:val="17"/>
                 <w:szCs w:val="17"/>
               </w:rPr>
-              <w:t xml:space="preserve">Logistic Regression</w:t>
+              <w:t>Logistic Regression</w:t>
             </w:r>
           </w:p>
         </w:tc>
         <w:tc>
           <w:tcPr>
-            <w:tcW w:type="dxa" w:w="1000"/>
-            <w:tcBorders>
-              <w:top w:val="single" w:color="BFBFBF" w:sz="4"/>
-              <w:left w:val="single" w:color="BFBFBF" w:sz="4"/>
-              <w:bottom w:val="single" w:color="BFBFBF" w:sz="4"/>
-              <w:right w:val="single" w:color="BFBFBF" w:sz="4"/>
-            </w:tcBorders>
+            <w:tcW w:w="1000" w:type="dxa"/>
             <w:tcMar>
-              <w:top w:type="dxa" w:w="50"/>
-              <w:left w:type="dxa" w:w="90"/>
-              <w:bottom w:type="dxa" w:w="50"/>
-              <w:right w:type="dxa" w:w="90"/>
+              <w:top w:w="50" w:type="dxa"/>
+              <w:left w:w="90" w:type="dxa"/>
+              <w:bottom w:w="50" w:type="dxa"/>
+              <w:right w:w="90" w:type="dxa"/>
             </w:tcMar>
             <w:vAlign w:val="center"/>
           </w:tcPr>
           <w:p>
             <w:pPr>
               <w:jc w:val="center"/>
+              <w:rPr>
+                <w:rFonts w:ascii="Cambria" w:hAnsi="Cambria"/>
+              </w:rPr>
             </w:pPr>
             <w:r>
               <w:rPr>
-                <w:b w:val="false"/>
-                <w:bCs w:val="false"/>
+                <w:rFonts w:ascii="Cambria" w:hAnsi="Cambria"/>
                 <w:sz w:val="17"/>
                 <w:szCs w:val="17"/>
               </w:rPr>
-              <w:t xml:space="preserve">0.935</w:t>
+              <w:t>0.935</w:t>
             </w:r>
           </w:p>
         </w:tc>
         <w:tc>
           <w:tcPr>
-            <w:tcW w:type="dxa" w:w="1000"/>
-            <w:tcBorders>
-              <w:top w:val="single" w:color="BFBFBF" w:sz="4"/>
-              <w:left w:val="single" w:color="BFBFBF" w:sz="4"/>
-              <w:bottom w:val="single" w:color="BFBFBF" w:sz="4"/>
-              <w:right w:val="single" w:color="BFBFBF" w:sz="4"/>
-            </w:tcBorders>
+            <w:tcW w:w="1000" w:type="dxa"/>
             <w:tcMar>
-              <w:top w:type="dxa" w:w="50"/>
-              <w:left w:type="dxa" w:w="90"/>
-              <w:bottom w:type="dxa" w:w="50"/>
-              <w:right w:type="dxa" w:w="90"/>
+              <w:top w:w="50" w:type="dxa"/>
+              <w:left w:w="90" w:type="dxa"/>
+              <w:bottom w:w="50" w:type="dxa"/>
+              <w:right w:w="90" w:type="dxa"/>
             </w:tcMar>
             <w:vAlign w:val="center"/>
           </w:tcPr>
           <w:p>
             <w:pPr>
               <w:jc w:val="center"/>
+              <w:rPr>
+                <w:rFonts w:ascii="Cambria" w:hAnsi="Cambria"/>
+              </w:rPr>
             </w:pPr>
             <w:r>
               <w:rPr>
-                <w:b w:val="false"/>
-                <w:bCs w:val="false"/>
+                <w:rFonts w:ascii="Cambria" w:hAnsi="Cambria"/>
                 <w:sz w:val="17"/>
                 <w:szCs w:val="17"/>
               </w:rPr>
-              <w:t xml:space="preserve">0.935</w:t>
+              <w:t>0.935</w:t>
             </w:r>
           </w:p>
         </w:tc>
         <w:tc>
           <w:tcPr>
-            <w:tcW w:type="dxa" w:w="900"/>
-            <w:tcBorders>
-              <w:top w:val="single" w:color="BFBFBF" w:sz="4"/>
-              <w:left w:val="single" w:color="BFBFBF" w:sz="4"/>
-              <w:bottom w:val="single" w:color="BFBFBF" w:sz="4"/>
-              <w:right w:val="single" w:color="BFBFBF" w:sz="4"/>
-            </w:tcBorders>
+            <w:tcW w:w="900" w:type="dxa"/>
             <w:tcMar>
-              <w:top w:type="dxa" w:w="50"/>
-              <w:left w:type="dxa" w:w="90"/>
-              <w:bottom w:type="dxa" w:w="50"/>
-              <w:right w:type="dxa" w:w="90"/>
+              <w:top w:w="50" w:type="dxa"/>
+              <w:left w:w="90" w:type="dxa"/>
+              <w:bottom w:w="50" w:type="dxa"/>
+              <w:right w:w="90" w:type="dxa"/>
             </w:tcMar>
             <w:vAlign w:val="center"/>
           </w:tcPr>
           <w:p>
             <w:pPr>
               <w:jc w:val="center"/>
+              <w:rPr>
+                <w:rFonts w:ascii="Cambria" w:hAnsi="Cambria"/>
+              </w:rPr>
             </w:pPr>
             <w:r>
               <w:rPr>
-                <w:b w:val="false"/>
-                <w:bCs w:val="false"/>
+                <w:rFonts w:ascii="Cambria" w:hAnsi="Cambria"/>
                 <w:sz w:val="17"/>
                 <w:szCs w:val="17"/>
               </w:rPr>
-              <w:t xml:space="preserve">0.935</w:t>
+              <w:t>0.935</w:t>
             </w:r>
           </w:p>
         </w:tc>
         <w:tc>
           <w:tcPr>
-            <w:tcW w:type="dxa" w:w="900"/>
-            <w:tcBorders>
-              <w:top w:val="single" w:color="BFBFBF" w:sz="4"/>
-              <w:left w:val="single" w:color="BFBFBF" w:sz="4"/>
-              <w:bottom w:val="single" w:color="BFBFBF" w:sz="4"/>
-              <w:right w:val="single" w:color="BFBFBF" w:sz="4"/>
-            </w:tcBorders>
+            <w:tcW w:w="900" w:type="dxa"/>
             <w:tcMar>
-              <w:top w:type="dxa" w:w="50"/>
-              <w:left w:type="dxa" w:w="90"/>
-              <w:bottom w:type="dxa" w:w="50"/>
-              <w:right w:type="dxa" w:w="90"/>
+              <w:top w:w="50" w:type="dxa"/>
+              <w:left w:w="90" w:type="dxa"/>
+              <w:bottom w:w="50" w:type="dxa"/>
+              <w:right w:w="90" w:type="dxa"/>
             </w:tcMar>
             <w:vAlign w:val="center"/>
           </w:tcPr>
           <w:p>
             <w:pPr>
               <w:jc w:val="center"/>
+              <w:rPr>
+                <w:rFonts w:ascii="Cambria" w:hAnsi="Cambria"/>
+              </w:rPr>
             </w:pPr>
             <w:r>
               <w:rPr>
-                <w:b w:val="false"/>
-                <w:bCs w:val="false"/>
+                <w:rFonts w:ascii="Cambria" w:hAnsi="Cambria"/>
                 <w:sz w:val="17"/>
                 <w:szCs w:val="17"/>
               </w:rPr>
-              <w:t xml:space="preserve">0.934</w:t>
+              <w:t>0.934</w:t>
             </w:r>
           </w:p>
         </w:tc>
         <w:tc>
           <w:tcPr>
-            <w:tcW w:type="dxa" w:w="1088"/>
-            <w:tcBorders>
-              <w:top w:val="single" w:color="BFBFBF" w:sz="4"/>
-              <w:left w:val="single" w:color="BFBFBF" w:sz="4"/>
-              <w:bottom w:val="single" w:color="BFBFBF" w:sz="4"/>
-              <w:right w:val="single" w:color="BFBFBF" w:sz="4"/>
-            </w:tcBorders>
+            <w:tcW w:w="1088" w:type="dxa"/>
             <w:tcMar>
-              <w:top w:type="dxa" w:w="50"/>
-              <w:left w:type="dxa" w:w="90"/>
-              <w:bottom w:type="dxa" w:w="50"/>
-              <w:right w:type="dxa" w:w="90"/>
+              <w:top w:w="50" w:type="dxa"/>
+              <w:left w:w="90" w:type="dxa"/>
+              <w:bottom w:w="50" w:type="dxa"/>
+              <w:right w:w="90" w:type="dxa"/>
             </w:tcMar>
             <w:vAlign w:val="center"/>
           </w:tcPr>
           <w:p>
             <w:pPr>
               <w:jc w:val="center"/>
+              <w:rPr>
+                <w:rFonts w:ascii="Cambria" w:hAnsi="Cambria"/>
+              </w:rPr>
             </w:pPr>
             <w:r>
               <w:rPr>
-                <w:b w:val="false"/>
-                <w:bCs w:val="false"/>
+                <w:rFonts w:ascii="Cambria" w:hAnsi="Cambria"/>
                 <w:sz w:val="17"/>
                 <w:szCs w:val="17"/>
               </w:rPr>
-              <w:t xml:space="preserve">0.928</w:t>
+              <w:t>0.928</w:t>
             </w:r>
           </w:p>
         </w:tc>
         <w:tc>
           <w:tcPr>
-            <w:tcW w:type="dxa" w:w="1600"/>
-            <w:tcBorders>
-              <w:top w:val="single" w:color="BFBFBF" w:sz="4"/>
-              <w:left w:val="single" w:color="BFBFBF" w:sz="4"/>
-              <w:bottom w:val="single" w:color="BFBFBF" w:sz="4"/>
-              <w:right w:val="single" w:color="BFBFBF" w:sz="4"/>
-            </w:tcBorders>
+            <w:tcW w:w="1600" w:type="dxa"/>
             <w:tcMar>
-              <w:top w:type="dxa" w:w="50"/>
-              <w:left w:type="dxa" w:w="90"/>
-              <w:bottom w:type="dxa" w:w="50"/>
-              <w:right w:type="dxa" w:w="90"/>
+              <w:top w:w="50" w:type="dxa"/>
+              <w:left w:w="90" w:type="dxa"/>
+              <w:bottom w:w="50" w:type="dxa"/>
+              <w:right w:w="90" w:type="dxa"/>
             </w:tcMar>
             <w:vAlign w:val="center"/>
           </w:tcPr>
           <w:p>
             <w:pPr>
               <w:jc w:val="center"/>
+              <w:rPr>
+                <w:rFonts w:ascii="Cambria" w:hAnsi="Cambria"/>
+              </w:rPr>
             </w:pPr>
             <w:r>
               <w:rPr>
-                <w:b w:val="false"/>
-                <w:bCs w:val="false"/>
+                <w:rFonts w:ascii="Cambria" w:hAnsi="Cambria"/>
                 <w:sz w:val="17"/>
                 <w:szCs w:val="17"/>
               </w:rPr>
-              <w:t xml:space="preserve">0.947 ± 0.019</w:t>
+              <w:t>0.947 ± 0.019</w:t>
             </w:r>
           </w:p>
         </w:tc>
       </w:tr>
       <w:tr>
+        <w:trPr>
+          <w:jc w:val="center"/>
+        </w:trPr>
         <w:tc>
           <w:tcPr>
-            <w:tcW w:type="dxa" w:w="2550"/>
-            <w:tcBorders>
-              <w:top w:val="single" w:color="BFBFBF" w:sz="4"/>
-              <w:left w:val="single" w:color="BFBFBF" w:sz="4"/>
-              <w:bottom w:val="single" w:color="BFBFBF" w:sz="4"/>
-              <w:right w:val="single" w:color="BFBFBF" w:sz="4"/>
-            </w:tcBorders>
+            <w:tcW w:w="2550" w:type="dxa"/>
             <w:tcMar>
-              <w:top w:type="dxa" w:w="50"/>
-              <w:left w:type="dxa" w:w="90"/>
-              <w:bottom w:type="dxa" w:w="50"/>
-              <w:right w:type="dxa" w:w="90"/>
+              <w:top w:w="50" w:type="dxa"/>
+              <w:left w:w="90" w:type="dxa"/>
+              <w:bottom w:w="50" w:type="dxa"/>
+              <w:right w:w="90" w:type="dxa"/>
             </w:tcMar>
             <w:vAlign w:val="center"/>
           </w:tcPr>
           <w:p>
             <w:pPr>
-              <w:jc w:val="left"/>
+              <w:rPr>
+                <w:rFonts w:ascii="Cambria" w:hAnsi="Cambria"/>
+              </w:rPr>
             </w:pPr>
             <w:r>
               <w:rPr>
-                <w:b w:val="false"/>
-                <w:bCs w:val="false"/>
+                <w:rFonts w:ascii="Cambria" w:hAnsi="Cambria"/>
                 <w:sz w:val="17"/>
                 <w:szCs w:val="17"/>
               </w:rPr>
-              <w:t xml:space="preserve">Multinomial NB</w:t>
+              <w:t>Multinomial NB</w:t>
             </w:r>
           </w:p>
         </w:tc>
         <w:tc>
           <w:tcPr>
-            <w:tcW w:type="dxa" w:w="1000"/>
-            <w:tcBorders>
-              <w:top w:val="single" w:color="BFBFBF" w:sz="4"/>
-              <w:left w:val="single" w:color="BFBFBF" w:sz="4"/>
-              <w:bottom w:val="single" w:color="BFBFBF" w:sz="4"/>
-              <w:right w:val="single" w:color="BFBFBF" w:sz="4"/>
-            </w:tcBorders>
+            <w:tcW w:w="1000" w:type="dxa"/>
             <w:tcMar>
-              <w:top w:type="dxa" w:w="50"/>
-              <w:left w:type="dxa" w:w="90"/>
-              <w:bottom w:type="dxa" w:w="50"/>
-              <w:right w:type="dxa" w:w="90"/>
+              <w:top w:w="50" w:type="dxa"/>
+              <w:left w:w="90" w:type="dxa"/>
+              <w:bottom w:w="50" w:type="dxa"/>
+              <w:right w:w="90" w:type="dxa"/>
             </w:tcMar>
             <w:vAlign w:val="center"/>
           </w:tcPr>
           <w:p>
             <w:pPr>
               <w:jc w:val="center"/>
+              <w:rPr>
+                <w:rFonts w:ascii="Cambria" w:hAnsi="Cambria"/>
+              </w:rPr>
             </w:pPr>
             <w:r>
               <w:rPr>
-                <w:b w:val="false"/>
-                <w:bCs w:val="false"/>
+                <w:rFonts w:ascii="Cambria" w:hAnsi="Cambria"/>
                 <w:sz w:val="17"/>
                 <w:szCs w:val="17"/>
               </w:rPr>
-              <w:t xml:space="preserve">0.903</w:t>
+              <w:t>0.903</w:t>
             </w:r>
           </w:p>
         </w:tc>
         <w:tc>
           <w:tcPr>
-            <w:tcW w:type="dxa" w:w="1000"/>
-            <w:tcBorders>
-              <w:top w:val="single" w:color="BFBFBF" w:sz="4"/>
-              <w:left w:val="single" w:color="BFBFBF" w:sz="4"/>
-              <w:bottom w:val="single" w:color="BFBFBF" w:sz="4"/>
-              <w:right w:val="single" w:color="BFBFBF" w:sz="4"/>
-            </w:tcBorders>
+            <w:tcW w:w="1000" w:type="dxa"/>
             <w:tcMar>
-              <w:top w:type="dxa" w:w="50"/>
-              <w:left w:type="dxa" w:w="90"/>
-              <w:bottom w:type="dxa" w:w="50"/>
-              <w:right w:type="dxa" w:w="90"/>
+              <w:top w:w="50" w:type="dxa"/>
+              <w:left w:w="90" w:type="dxa"/>
+              <w:bottom w:w="50" w:type="dxa"/>
+              <w:right w:w="90" w:type="dxa"/>
             </w:tcMar>
             <w:vAlign w:val="center"/>
           </w:tcPr>
           <w:p>
             <w:pPr>
               <w:jc w:val="center"/>
+              <w:rPr>
+                <w:rFonts w:ascii="Cambria" w:hAnsi="Cambria"/>
+              </w:rPr>
             </w:pPr>
             <w:r>
               <w:rPr>
-                <w:b w:val="false"/>
-                <w:bCs w:val="false"/>
+                <w:rFonts w:ascii="Cambria" w:hAnsi="Cambria"/>
                 <w:sz w:val="17"/>
                 <w:szCs w:val="17"/>
               </w:rPr>
-              <w:t xml:space="preserve">0.902</w:t>
+              <w:t>0.902</w:t>
             </w:r>
           </w:p>
         </w:tc>
         <w:tc>
           <w:tcPr>
-            <w:tcW w:type="dxa" w:w="900"/>
-            <w:tcBorders>
-              <w:top w:val="single" w:color="BFBFBF" w:sz="4"/>
-              <w:left w:val="single" w:color="BFBFBF" w:sz="4"/>
-              <w:bottom w:val="single" w:color="BFBFBF" w:sz="4"/>
-              <w:right w:val="single" w:color="BFBFBF" w:sz="4"/>
-            </w:tcBorders>
+            <w:tcW w:w="900" w:type="dxa"/>
             <w:tcMar>
-              <w:top w:type="dxa" w:w="50"/>
-              <w:left w:type="dxa" w:w="90"/>
-              <w:bottom w:type="dxa" w:w="50"/>
-              <w:right w:type="dxa" w:w="90"/>
+              <w:top w:w="50" w:type="dxa"/>
+              <w:left w:w="90" w:type="dxa"/>
+              <w:bottom w:w="50" w:type="dxa"/>
+              <w:right w:w="90" w:type="dxa"/>
             </w:tcMar>
             <w:vAlign w:val="center"/>
           </w:tcPr>
           <w:p>
             <w:pPr>
               <w:jc w:val="center"/>
+              <w:rPr>
+                <w:rFonts w:ascii="Cambria" w:hAnsi="Cambria"/>
+              </w:rPr>
             </w:pPr>
             <w:r>
               <w:rPr>
-                <w:b w:val="false"/>
-                <w:bCs w:val="false"/>
+                <w:rFonts w:ascii="Cambria" w:hAnsi="Cambria"/>
                 <w:sz w:val="17"/>
                 <w:szCs w:val="17"/>
               </w:rPr>
-              <w:t xml:space="preserve">0.903</w:t>
+              <w:t>0.903</w:t>
             </w:r>
           </w:p>
         </w:tc>
         <w:tc>
           <w:tcPr>
-            <w:tcW w:type="dxa" w:w="900"/>
-            <w:tcBorders>
-              <w:top w:val="single" w:color="BFBFBF" w:sz="4"/>
-              <w:left w:val="single" w:color="BFBFBF" w:sz="4"/>
-              <w:bottom w:val="single" w:color="BFBFBF" w:sz="4"/>
-              <w:right w:val="single" w:color="BFBFBF" w:sz="4"/>
-            </w:tcBorders>
+            <w:tcW w:w="900" w:type="dxa"/>
             <w:tcMar>
-              <w:top w:type="dxa" w:w="50"/>
-              <w:left w:type="dxa" w:w="90"/>
-              <w:bottom w:type="dxa" w:w="50"/>
-              <w:right w:type="dxa" w:w="90"/>
+              <w:top w:w="50" w:type="dxa"/>
+              <w:left w:w="90" w:type="dxa"/>
+              <w:bottom w:w="50" w:type="dxa"/>
+              <w:right w:w="90" w:type="dxa"/>
             </w:tcMar>
             <w:vAlign w:val="center"/>
           </w:tcPr>
           <w:p>
             <w:pPr>
               <w:jc w:val="center"/>
+              <w:rPr>
+                <w:rFonts w:ascii="Cambria" w:hAnsi="Cambria"/>
+              </w:rPr>
             </w:pPr>
             <w:r>
               <w:rPr>
-                <w:b w:val="false"/>
-                <w:bCs w:val="false"/>
+                <w:rFonts w:ascii="Cambria" w:hAnsi="Cambria"/>
                 <w:sz w:val="17"/>
                 <w:szCs w:val="17"/>
               </w:rPr>
-              <w:t xml:space="preserve">0.902</w:t>
+              <w:t>0.902</w:t>
             </w:r>
           </w:p>
         </w:tc>
         <w:tc>
           <w:tcPr>
-            <w:tcW w:type="dxa" w:w="1088"/>
-            <w:tcBorders>
-              <w:top w:val="single" w:color="BFBFBF" w:sz="4"/>
-              <w:left w:val="single" w:color="BFBFBF" w:sz="4"/>
-              <w:bottom w:val="single" w:color="BFBFBF" w:sz="4"/>
-              <w:right w:val="single" w:color="BFBFBF" w:sz="4"/>
-            </w:tcBorders>
+            <w:tcW w:w="1088" w:type="dxa"/>
             <w:tcMar>
-              <w:top w:type="dxa" w:w="50"/>
-              <w:left w:type="dxa" w:w="90"/>
-              <w:bottom w:type="dxa" w:w="50"/>
-              <w:right w:type="dxa" w:w="90"/>
+              <w:top w:w="50" w:type="dxa"/>
+              <w:left w:w="90" w:type="dxa"/>
+              <w:bottom w:w="50" w:type="dxa"/>
+              <w:right w:w="90" w:type="dxa"/>
             </w:tcMar>
             <w:vAlign w:val="center"/>
           </w:tcPr>
           <w:p>
             <w:pPr>
               <w:jc w:val="center"/>
+              <w:rPr>
+                <w:rFonts w:ascii="Cambria" w:hAnsi="Cambria"/>
+              </w:rPr>
             </w:pPr>
             <w:r>
               <w:rPr>
-                <w:b w:val="false"/>
-                <w:bCs w:val="false"/>
+                <w:rFonts w:ascii="Cambria" w:hAnsi="Cambria"/>
                 <w:sz w:val="17"/>
                 <w:szCs w:val="17"/>
               </w:rPr>
-              <w:t xml:space="preserve">0.890</w:t>
+              <w:t>0.890</w:t>
             </w:r>
           </w:p>
         </w:tc>
         <w:tc>
           <w:tcPr>
-            <w:tcW w:type="dxa" w:w="1600"/>
-            <w:tcBorders>
-              <w:top w:val="single" w:color="BFBFBF" w:sz="4"/>
-              <w:left w:val="single" w:color="BFBFBF" w:sz="4"/>
-              <w:bottom w:val="single" w:color="BFBFBF" w:sz="4"/>
-              <w:right w:val="single" w:color="BFBFBF" w:sz="4"/>
-            </w:tcBorders>
+            <w:tcW w:w="1600" w:type="dxa"/>
             <w:tcMar>
-              <w:top w:type="dxa" w:w="50"/>
-              <w:left w:type="dxa" w:w="90"/>
-              <w:bottom w:type="dxa" w:w="50"/>
-              <w:right w:type="dxa" w:w="90"/>
+              <w:top w:w="50" w:type="dxa"/>
+              <w:left w:w="90" w:type="dxa"/>
+              <w:bottom w:w="50" w:type="dxa"/>
+              <w:right w:w="90" w:type="dxa"/>
             </w:tcMar>
             <w:vAlign w:val="center"/>
           </w:tcPr>
           <w:p>
             <w:pPr>
               <w:jc w:val="center"/>
+              <w:rPr>
+                <w:rFonts w:ascii="Cambria" w:hAnsi="Cambria"/>
+              </w:rPr>
             </w:pPr>
             <w:r>
               <w:rPr>
-                <w:b w:val="false"/>
-                <w:bCs w:val="false"/>
+                <w:rFonts w:ascii="Cambria" w:hAnsi="Cambria"/>
                 <w:sz w:val="17"/>
                 <w:szCs w:val="17"/>
               </w:rPr>
-              <w:t xml:space="preserve">0.899 ± 0.026</w:t>
+              <w:t>0.899 ± 0.026</w:t>
             </w:r>
           </w:p>
         </w:tc>
       </w:tr>
       <w:tr>
+        <w:trPr>
+          <w:jc w:val="center"/>
+        </w:trPr>
         <w:tc>
           <w:tcPr>
-            <w:tcW w:type="dxa" w:w="2550"/>
-            <w:tcBorders>
-              <w:top w:val="single" w:color="BFBFBF" w:sz="4"/>
-              <w:left w:val="single" w:color="BFBFBF" w:sz="4"/>
-              <w:bottom w:val="single" w:color="BFBFBF" w:sz="4"/>
-              <w:right w:val="single" w:color="BFBFBF" w:sz="4"/>
-            </w:tcBorders>
+            <w:tcW w:w="2550" w:type="dxa"/>
             <w:tcMar>
-              <w:top w:type="dxa" w:w="50"/>
-              <w:left w:type="dxa" w:w="90"/>
-              <w:bottom w:type="dxa" w:w="50"/>
-              <w:right w:type="dxa" w:w="90"/>
+              <w:top w:w="50" w:type="dxa"/>
+              <w:left w:w="90" w:type="dxa"/>
+              <w:bottom w:w="50" w:type="dxa"/>
+              <w:right w:w="90" w:type="dxa"/>
             </w:tcMar>
             <w:vAlign w:val="center"/>
           </w:tcPr>
           <w:p>
             <w:pPr>
-              <w:jc w:val="left"/>
+              <w:rPr>
+                <w:rFonts w:ascii="Cambria" w:hAnsi="Cambria"/>
+              </w:rPr>
             </w:pPr>
             <w:r>
               <w:rPr>
-                <w:b w:val="false"/>
-                <w:bCs w:val="false"/>
+                <w:rFonts w:ascii="Cambria" w:hAnsi="Cambria"/>
                 <w:sz w:val="17"/>
                 <w:szCs w:val="17"/>
               </w:rPr>
-              <w:t xml:space="preserve">VADER lexicon (no training)</w:t>
+              <w:t>VADER lexicon (no training)</w:t>
             </w:r>
           </w:p>
         </w:tc>
         <w:tc>
           <w:tcPr>
-            <w:tcW w:type="dxa" w:w="1000"/>
-            <w:tcBorders>
-              <w:top w:val="single" w:color="BFBFBF" w:sz="4"/>
-              <w:left w:val="single" w:color="BFBFBF" w:sz="4"/>
-              <w:bottom w:val="single" w:color="BFBFBF" w:sz="4"/>
-              <w:right w:val="single" w:color="BFBFBF" w:sz="4"/>
-            </w:tcBorders>
+            <w:tcW w:w="1000" w:type="dxa"/>
             <w:tcMar>
-              <w:top w:type="dxa" w:w="50"/>
-              <w:left w:type="dxa" w:w="90"/>
-              <w:bottom w:type="dxa" w:w="50"/>
-              <w:right w:type="dxa" w:w="90"/>
+              <w:top w:w="50" w:type="dxa"/>
+              <w:left w:w="90" w:type="dxa"/>
+              <w:bottom w:w="50" w:type="dxa"/>
+              <w:right w:w="90" w:type="dxa"/>
             </w:tcMar>
             <w:vAlign w:val="center"/>
           </w:tcPr>
           <w:p>
             <w:pPr>
               <w:jc w:val="center"/>
+              <w:rPr>
+                <w:rFonts w:ascii="Cambria" w:hAnsi="Cambria"/>
+              </w:rPr>
             </w:pPr>
             <w:r>
               <w:rPr>
-                <w:b w:val="false"/>
-                <w:bCs w:val="false"/>
+                <w:rFonts w:ascii="Cambria" w:hAnsi="Cambria"/>
                 <w:sz w:val="17"/>
                 <w:szCs w:val="17"/>
               </w:rPr>
-              <w:t xml:space="preserve">0.658</w:t>
+              <w:t>0.658</w:t>
             </w:r>
           </w:p>
         </w:tc>
         <w:tc>
           <w:tcPr>
-            <w:tcW w:type="dxa" w:w="1000"/>
-            <w:tcBorders>
-              <w:top w:val="single" w:color="BFBFBF" w:sz="4"/>
-              <w:left w:val="single" w:color="BFBFBF" w:sz="4"/>
-              <w:bottom w:val="single" w:color="BFBFBF" w:sz="4"/>
-              <w:right w:val="single" w:color="BFBFBF" w:sz="4"/>
-            </w:tcBorders>
+            <w:tcW w:w="1000" w:type="dxa"/>
             <w:tcMar>
-              <w:top w:type="dxa" w:w="50"/>
-              <w:left w:type="dxa" w:w="90"/>
-              <w:bottom w:type="dxa" w:w="50"/>
-              <w:right w:type="dxa" w:w="90"/>
+              <w:top w:w="50" w:type="dxa"/>
+              <w:left w:w="90" w:type="dxa"/>
+              <w:bottom w:w="50" w:type="dxa"/>
+              <w:right w:w="90" w:type="dxa"/>
             </w:tcMar>
             <w:vAlign w:val="center"/>
           </w:tcPr>
           <w:p>
             <w:pPr>
               <w:jc w:val="center"/>
+              <w:rPr>
+                <w:rFonts w:ascii="Cambria" w:hAnsi="Cambria"/>
+              </w:rPr>
             </w:pPr>
             <w:r>
               <w:rPr>
-                <w:b w:val="false"/>
-                <w:bCs w:val="false"/>
+                <w:rFonts w:ascii="Cambria" w:hAnsi="Cambria"/>
                 <w:sz w:val="17"/>
                 <w:szCs w:val="17"/>
               </w:rPr>
-              <w:t xml:space="preserve">0.649</w:t>
+              <w:t>0.649</w:t>
             </w:r>
           </w:p>
         </w:tc>
         <w:tc>
           <w:tcPr>
-            <w:tcW w:type="dxa" w:w="900"/>
-            <w:tcBorders>
-              <w:top w:val="single" w:color="BFBFBF" w:sz="4"/>
-              <w:left w:val="single" w:color="BFBFBF" w:sz="4"/>
-              <w:bottom w:val="single" w:color="BFBFBF" w:sz="4"/>
-              <w:right w:val="single" w:color="BFBFBF" w:sz="4"/>
-            </w:tcBorders>
+            <w:tcW w:w="900" w:type="dxa"/>
             <w:tcMar>
-              <w:top w:type="dxa" w:w="50"/>
-              <w:left w:type="dxa" w:w="90"/>
-              <w:bottom w:type="dxa" w:w="50"/>
-              <w:right w:type="dxa" w:w="90"/>
+              <w:top w:w="50" w:type="dxa"/>
+              <w:left w:w="90" w:type="dxa"/>
+              <w:bottom w:w="50" w:type="dxa"/>
+              <w:right w:w="90" w:type="dxa"/>
             </w:tcMar>
             <w:vAlign w:val="center"/>
           </w:tcPr>
           <w:p>
             <w:pPr>
               <w:jc w:val="center"/>
+              <w:rPr>
+                <w:rFonts w:ascii="Cambria" w:hAnsi="Cambria"/>
+              </w:rPr>
             </w:pPr>
             <w:r>
               <w:rPr>
-                <w:b w:val="false"/>
-                <w:bCs w:val="false"/>
+                <w:rFonts w:ascii="Cambria" w:hAnsi="Cambria"/>
                 <w:sz w:val="17"/>
                 <w:szCs w:val="17"/>
               </w:rPr>
-              <w:t xml:space="preserve">0.658</w:t>
+              <w:t>0.658</w:t>
             </w:r>
           </w:p>
         </w:tc>
         <w:tc>
           <w:tcPr>
-            <w:tcW w:type="dxa" w:w="900"/>
-            <w:tcBorders>
-              <w:top w:val="single" w:color="BFBFBF" w:sz="4"/>
-              <w:left w:val="single" w:color="BFBFBF" w:sz="4"/>
-              <w:bottom w:val="single" w:color="BFBFBF" w:sz="4"/>
-              <w:right w:val="single" w:color="BFBFBF" w:sz="4"/>
-            </w:tcBorders>
+            <w:tcW w:w="900" w:type="dxa"/>
             <w:tcMar>
-              <w:top w:type="dxa" w:w="50"/>
-              <w:left w:type="dxa" w:w="90"/>
-              <w:bottom w:type="dxa" w:w="50"/>
-              <w:right w:type="dxa" w:w="90"/>
+              <w:top w:w="50" w:type="dxa"/>
+              <w:left w:w="90" w:type="dxa"/>
+              <w:bottom w:w="50" w:type="dxa"/>
+              <w:right w:w="90" w:type="dxa"/>
             </w:tcMar>
             <w:vAlign w:val="center"/>
           </w:tcPr>
           <w:p>
             <w:pPr>
               <w:jc w:val="center"/>
+              <w:rPr>
+                <w:rFonts w:ascii="Cambria" w:hAnsi="Cambria"/>
+              </w:rPr>
             </w:pPr>
             <w:r>
               <w:rPr>
-                <w:b w:val="false"/>
-                <w:bCs w:val="false"/>
+                <w:rFonts w:ascii="Cambria" w:hAnsi="Cambria"/>
                 <w:sz w:val="17"/>
                 <w:szCs w:val="17"/>
               </w:rPr>
-              <w:t xml:space="preserve">0.644</w:t>
+              <w:t>0.644</w:t>
             </w:r>
           </w:p>
         </w:tc>
         <w:tc>
           <w:tcPr>
-            <w:tcW w:type="dxa" w:w="1088"/>
-            <w:tcBorders>
-              <w:top w:val="single" w:color="BFBFBF" w:sz="4"/>
-              <w:left w:val="single" w:color="BFBFBF" w:sz="4"/>
-              <w:bottom w:val="single" w:color="BFBFBF" w:sz="4"/>
-              <w:right w:val="single" w:color="BFBFBF" w:sz="4"/>
-            </w:tcBorders>
+            <w:tcW w:w="1088" w:type="dxa"/>
             <w:tcMar>
-              <w:top w:type="dxa" w:w="50"/>
-              <w:left w:type="dxa" w:w="90"/>
-              <w:bottom w:type="dxa" w:w="50"/>
-              <w:right w:type="dxa" w:w="90"/>
+              <w:top w:w="50" w:type="dxa"/>
+              <w:left w:w="90" w:type="dxa"/>
+              <w:bottom w:w="50" w:type="dxa"/>
+              <w:right w:w="90" w:type="dxa"/>
             </w:tcMar>
             <w:vAlign w:val="center"/>
           </w:tcPr>
           <w:p>
             <w:pPr>
               <w:jc w:val="center"/>
+              <w:rPr>
+                <w:rFonts w:ascii="Cambria" w:hAnsi="Cambria"/>
+              </w:rPr>
             </w:pPr>
             <w:r>
               <w:rPr>
-                <w:b w:val="false"/>
-                <w:bCs w:val="false"/>
+                <w:rFonts w:ascii="Cambria" w:hAnsi="Cambria"/>
                 <w:sz w:val="17"/>
                 <w:szCs w:val="17"/>
               </w:rPr>
-              <w:t xml:space="preserve">0.610</w:t>
+              <w:t>0.610</w:t>
             </w:r>
           </w:p>
         </w:tc>
         <w:tc>
           <w:tcPr>
-            <w:tcW w:type="dxa" w:w="1600"/>
-            <w:tcBorders>
-              <w:top w:val="single" w:color="BFBFBF" w:sz="4"/>
-              <w:left w:val="single" w:color="BFBFBF" w:sz="4"/>
-              <w:bottom w:val="single" w:color="BFBFBF" w:sz="4"/>
-              <w:right w:val="single" w:color="BFBFBF" w:sz="4"/>
-            </w:tcBorders>
+            <w:tcW w:w="1600" w:type="dxa"/>
             <w:tcMar>
-              <w:top w:type="dxa" w:w="50"/>
-              <w:left w:type="dxa" w:w="90"/>
-              <w:bottom w:type="dxa" w:w="50"/>
-              <w:right w:type="dxa" w:w="90"/>
+              <w:top w:w="50" w:type="dxa"/>
+              <w:left w:w="90" w:type="dxa"/>
+              <w:bottom w:w="50" w:type="dxa"/>
+              <w:right w:w="90" w:type="dxa"/>
             </w:tcMar>
             <w:vAlign w:val="center"/>
           </w:tcPr>
           <w:p>
             <w:pPr>
               <w:jc w:val="center"/>
+              <w:rPr>
+                <w:rFonts w:ascii="Cambria" w:hAnsi="Cambria"/>
+              </w:rPr>
             </w:pPr>
             <w:r>
               <w:rPr>
-                <w:b w:val="false"/>
-                <w:bCs w:val="false"/>
+                <w:rFonts w:ascii="Cambria" w:hAnsi="Cambria"/>
                 <w:sz w:val="17"/>
                 <w:szCs w:val="17"/>
               </w:rPr>
-              <w:t xml:space="preserve">n/a</w:t>
+              <w:t>n/a</w:t>
             </w:r>
           </w:p>
         </w:tc>
@@ -2125,14 +2261,21 @@
     <w:p>
       <w:pPr>
         <w:keepNext/>
-        <w:spacing w:after="20" w:before="60"/>
+        <w:spacing w:before="60" w:after="20"/>
         <w:jc w:val="center"/>
-      </w:pPr>
-      <w:r>
+        <w:rPr>
+          <w:rFonts w:ascii="Cambria" w:hAnsi="Cambria"/>
+        </w:rPr>
+      </w:pPr>
+      <w:r>
+        <w:rPr>
+          <w:rFonts w:ascii="Cambria" w:hAnsi="Cambria"/>
+          <w:noProof/>
+        </w:rPr>
         <w:drawing>
-          <wp:inline distT="0" distB="0" distL="0" distR="0">
-            <wp:extent cx="4953000" cy="2390775"/>
-            <wp:effectExtent t="0" r="0" b="0" l="0"/>
+          <wp:inline distT="0" distB="0" distL="0" distR="0" wp14:anchorId="3EF0ADE3" wp14:editId="37B30B52">
+            <wp:extent cx="3969261" cy="1915932"/>
+            <wp:effectExtent l="0" t="0" r="0" b="8255"/>
             <wp:docPr id="1" name="fig03_model_comparison.png" descr="**Figure 1.** All five approaches on five metrics (y-axis starts at 0.5)." title="**Figure 1.** All five approaches on five metrics (y-axis starts at 0.5)."/>
             <wp:cNvGraphicFramePr>
               <a:graphicFrameLocks xmlns:a="http://schemas.openxmlformats.org/drawingml/2006/main" noChangeAspect="1"/>
@@ -2141,13 +2284,13 @@
               <a:graphicData uri="http://schemas.openxmlformats.org/drawingml/2006/picture">
                 <pic:pic xmlns:pic="http://schemas.openxmlformats.org/drawingml/2006/picture">
                   <pic:nvPicPr>
-                    <pic:cNvPr id="0" name="" descr=""/>
+                    <pic:cNvPr id="0" name=""/>
                     <pic:cNvPicPr>
                       <a:picLocks noChangeAspect="1" noChangeArrowheads="1"/>
                     </pic:cNvPicPr>
                   </pic:nvPicPr>
                   <pic:blipFill>
-                    <a:blip r:embed="rId8" cstate="none"/>
+                    <a:blip r:embed="rId7"/>
                     <a:srcRect/>
                     <a:stretch>
                       <a:fillRect/>
@@ -2156,7 +2299,7 @@
                   <pic:spPr bwMode="auto">
                     <a:xfrm>
                       <a:off x="0" y="0"/>
-                      <a:ext cx="4953000" cy="2390775"/>
+                      <a:ext cx="4006780" cy="1934042"/>
                     </a:xfrm>
                     <a:prstGeom prst="rect">
                       <a:avLst/>
@@ -2173,20 +2316,26 @@
       <w:pPr>
         <w:spacing w:after="120"/>
         <w:jc w:val="center"/>
-      </w:pPr>
-      <w:r>
-        <w:rPr>
+        <w:rPr>
+          <w:rFonts w:ascii="Cambria" w:hAnsi="Cambria"/>
+          <w:color w:val="000000" w:themeColor="text1"/>
+        </w:rPr>
+      </w:pPr>
+      <w:r>
+        <w:rPr>
+          <w:rFonts w:ascii="Cambria" w:hAnsi="Cambria"/>
           <w:b/>
           <w:bCs/>
-          <w:color w:val="595959"/>
+          <w:color w:val="000000" w:themeColor="text1"/>
           <w:sz w:val="17"/>
           <w:szCs w:val="17"/>
         </w:rPr>
-        <w:t xml:space="preserve">Figure 1.</w:t>
-      </w:r>
-      <w:r>
-        <w:rPr>
-          <w:color w:val="595959"/>
+        <w:t>Figure 1.</w:t>
+      </w:r>
+      <w:r>
+        <w:rPr>
+          <w:rFonts w:ascii="Cambria" w:hAnsi="Cambria"/>
+          <w:color w:val="000000" w:themeColor="text1"/>
           <w:sz w:val="17"/>
           <w:szCs w:val="17"/>
         </w:rPr>
@@ -2195,61 +2344,125 @@
     </w:p>
     <w:p>
       <w:pPr>
-        <w:spacing w:after="100" w:line="264"/>
+        <w:spacing w:after="100" w:line="276" w:lineRule="auto"/>
         <w:jc w:val="both"/>
-      </w:pPr>
-      <w:r>
-        <w:t xml:space="preserve">All four trained models perform far better than VADER (accuracy 0.658), which shows the value of learning this domain's vocabulary, such as "returning", "three stars" or "#refundplease". </w:t>
-      </w:r>
-      <w:r>
-        <w:rPr>
+        <w:rPr>
+          <w:rFonts w:ascii="Cambria" w:hAnsi="Cambria"/>
+        </w:rPr>
+      </w:pPr>
+      <w:r>
+        <w:rPr>
+          <w:rFonts w:ascii="Cambria" w:hAnsi="Cambria"/>
+        </w:rPr>
+        <w:t>All four trained models perform substantially better than VADER, which achieves an accuracy of 0.658. This suggests that training on the dataset helps the models pick up domain-specific language, including expressions such as “returning”, “three stars</w:t>
+      </w:r>
+      <w:r>
+        <w:rPr>
+          <w:rFonts w:ascii="Cambria" w:hAnsi="Cambria"/>
+        </w:rPr>
+        <w:t>,</w:t>
+      </w:r>
+      <w:r>
+        <w:rPr>
+          <w:rFonts w:ascii="Cambria" w:hAnsi="Cambria"/>
+        </w:rPr>
+        <w:t>” and “#refundplease”, that a general sentiment lexicon may not capture well.</w:t>
+      </w:r>
+    </w:p>
+    <w:p>
+      <w:pPr>
+        <w:spacing w:after="100" w:line="276" w:lineRule="auto"/>
+        <w:jc w:val="both"/>
+        <w:rPr>
+          <w:rFonts w:ascii="Cambria" w:hAnsi="Cambria"/>
+        </w:rPr>
+      </w:pPr>
+      <w:r>
+        <w:rPr>
+          <w:rFonts w:ascii="Cambria" w:hAnsi="Cambria"/>
           <w:b/>
           <w:bCs/>
         </w:rPr>
-        <w:t xml:space="preserve">Linear SVM is best on every metric</w:t>
-      </w:r>
-      <w:r>
-        <w:t xml:space="preserve">: 0.960 accuracy, 0.954 macro-F1, and the highest cross-validation score (0.961 ± 0.019), so its first place does not depend on one lucky split. The gaps between SVM, Random Forest and Logistic Regression are small (1.5–2.5 points, or 6–10 test reviews), and Logistic Regression beats Random Forest in cross-validation, so the order of those two is within noise. Naive Bayes trails because its word-independence assumption copes poorly when positive and negative words appear in the same review.</w:t>
-      </w:r>
-    </w:p>
-    <w:p>
-      <w:pPr>
-        <w:spacing w:after="100" w:line="264"/>
+        <w:t>Linear SVM performs best across all the main metrics</w:t>
+      </w:r>
+      <w:r>
+        <w:rPr>
+          <w:rFonts w:ascii="Cambria" w:hAnsi="Cambria"/>
+        </w:rPr>
+        <w:t>, with an accuracy of 0.960, a macro-F1 of 0.954, and the highest cross-validation score at 0.961 ± 0.019. The cross-validation result also suggests that its performance is not simply the result of getting a particularly favourable train-test split.</w:t>
+      </w:r>
+    </w:p>
+    <w:p>
+      <w:pPr>
+        <w:spacing w:after="100" w:line="276" w:lineRule="auto"/>
         <w:jc w:val="both"/>
-      </w:pPr>
-      <w:r>
-        <w:rPr>
-          <w:b/>
-          <w:bCs/>
-        </w:rPr>
-        <w:t xml:space="preserve">I recommend the Linear SVM.</w:t>
-      </w:r>
-      <w:r>
-        <w:t xml:space="preserve"> It has the highest macro-F1, which matters because the smallest class (neutral) is also the hardest; its cross-validation is the most consistent; and it trains in under a second. If a business needs a confidence score for each review, for example to send uncertain cases to a person, Logistic Regression is a close second and outputs probabilities directly.</w:t>
+        <w:rPr>
+          <w:rFonts w:ascii="Cambria" w:hAnsi="Cambria"/>
+        </w:rPr>
+      </w:pPr>
+      <w:r>
+        <w:rPr>
+          <w:rFonts w:ascii="Cambria" w:hAnsi="Cambria"/>
+        </w:rPr>
+        <w:t xml:space="preserve">The differences between SVM, Random Forest and Logistic Regression are relatively small, at around 1.5–2.5 percentage points, or roughly 6–10 reviews in the test set. Logistic Regression also performs slightly better </w:t>
+      </w:r>
+      <w:r>
+        <w:rPr>
+          <w:rFonts w:ascii="Cambria" w:hAnsi="Cambria"/>
+        </w:rPr>
+        <w:lastRenderedPageBreak/>
+        <w:t>than Random Forest in cross-validation, so the difference between those two models should not be treated as particularly meaningful. Naive Bayes performs less well, which is likely related to its assumption that words are independent of one another. That assumption is less suitable when positive and negative terms can appear together in the same review.</w:t>
+      </w:r>
+    </w:p>
+    <w:p>
+      <w:pPr>
+        <w:spacing w:after="100" w:line="276" w:lineRule="auto"/>
+        <w:jc w:val="both"/>
+        <w:rPr>
+          <w:rFonts w:ascii="Cambria" w:hAnsi="Cambria"/>
+        </w:rPr>
+      </w:pPr>
+      <w:r>
+        <w:rPr>
+          <w:rFonts w:ascii="Cambria" w:hAnsi="Cambria"/>
+        </w:rPr>
+        <w:t>Based on these results, I would use Linear SVM as the main model. It achieves the highest macro-F1, which is particularly relevant because the neutral class is the smallest and also the most difficult to classify. It also has the strongest cross-validation performance and trains in less than a second. If the application needs a confidence or probability score for each review, such as when uncertain cases need to be referred to a human reviewer, Logistic Regression would be a useful alternative because it provides probability estimates directly.</w:t>
       </w:r>
     </w:p>
     <w:p>
       <w:pPr>
         <w:pStyle w:val="Heading1"/>
         <w:keepNext/>
-        <w:spacing w:after="80" w:before="200"/>
-      </w:pPr>
-      <w:r>
-        <w:t xml:space="preserve">4. What the confusion matrix shows</w:t>
+        <w:rPr>
+          <w:rFonts w:ascii="Cambria" w:hAnsi="Cambria"/>
+          <w:color w:val="C00000"/>
+        </w:rPr>
+      </w:pPr>
+      <w:r>
+        <w:rPr>
+          <w:rFonts w:ascii="Cambria" w:hAnsi="Cambria"/>
+          <w:color w:val="C00000"/>
+        </w:rPr>
+        <w:t>4. WHAT THE CONFUSION MATRIX SHOWS</w:t>
       </w:r>
     </w:p>
     <w:tbl>
       <w:tblPr>
-        <w:tblW w:type="dxa" w:w="9638"/>
+        <w:tblW w:w="9638" w:type="dxa"/>
         <w:tblBorders>
-          <w:top w:val="single" w:color="auto" w:sz="4"/>
-          <w:left w:val="single" w:color="auto" w:sz="4"/>
-          <w:bottom w:val="single" w:color="auto" w:sz="4"/>
-          <w:right w:val="single" w:color="auto" w:sz="4"/>
-          <w:insideH w:val="single" w:color="auto" w:sz="4"/>
-          <w:insideV w:val="single" w:color="auto" w:sz="4"/>
+          <w:top w:val="single" w:sz="4" w:space="0" w:color="auto"/>
+          <w:left w:val="single" w:sz="4" w:space="0" w:color="auto"/>
+          <w:bottom w:val="single" w:sz="4" w:space="0" w:color="auto"/>
+          <w:right w:val="single" w:sz="4" w:space="0" w:color="auto"/>
+          <w:insideH w:val="single" w:sz="4" w:space="0" w:color="auto"/>
+          <w:insideV w:val="single" w:sz="4" w:space="0" w:color="auto"/>
         </w:tblBorders>
         <w:tblLayout w:type="fixed"/>
+        <w:tblCellMar>
+          <w:left w:w="10" w:type="dxa"/>
+          <w:right w:w="10" w:type="dxa"/>
+        </w:tblCellMar>
+        <w:tblLook w:val="0000" w:firstRow="0" w:lastRow="0" w:firstColumn="0" w:lastColumn="0" w:noHBand="0" w:noVBand="0"/>
       </w:tblPr>
       <w:tblGrid>
         <w:gridCol w:w="3700"/>
@@ -2258,25 +2471,32 @@
       <w:tr>
         <w:tc>
           <w:tcPr>
-            <w:tcW w:type="dxa" w:w="3700"/>
+            <w:tcW w:w="3700" w:type="dxa"/>
             <w:tcBorders>
-              <w:top w:val="none" w:color="FFFFFF" w:sz="0"/>
-              <w:left w:val="none" w:color="FFFFFF" w:sz="0"/>
-              <w:bottom w:val="none" w:color="FFFFFF" w:sz="0"/>
-              <w:right w:val="none" w:color="FFFFFF" w:sz="0"/>
+              <w:top w:val="none" w:sz="0" w:space="0" w:color="FFFFFF"/>
+              <w:left w:val="none" w:sz="0" w:space="0" w:color="FFFFFF"/>
+              <w:bottom w:val="none" w:sz="0" w:space="0" w:color="FFFFFF"/>
+              <w:right w:val="none" w:sz="0" w:space="0" w:color="FFFFFF"/>
             </w:tcBorders>
             <w:vAlign w:val="center"/>
           </w:tcPr>
           <w:p>
             <w:pPr>
               <w:jc w:val="center"/>
+              <w:rPr>
+                <w:rFonts w:ascii="Cambria" w:hAnsi="Cambria"/>
+              </w:rPr>
             </w:pPr>
             <w:r>
+              <w:rPr>
+                <w:rFonts w:ascii="Cambria" w:hAnsi="Cambria"/>
+                <w:noProof/>
+              </w:rPr>
               <w:drawing>
-                <wp:inline distT="0" distB="0" distL="0" distR="0">
-                  <wp:extent cx="2143125" cy="1952625"/>
-                  <wp:effectExtent t="0" r="0" b="0" l="0"/>
-                  <wp:docPr id="1" name="cm" descr="Confusion matrix of the Linear SVM" title="Confusion matrix"/>
+                <wp:inline distT="0" distB="0" distL="0" distR="0" wp14:anchorId="3EF0ADE5" wp14:editId="753EF47D">
+                  <wp:extent cx="2214009" cy="2017208"/>
+                  <wp:effectExtent l="0" t="0" r="0" b="2540"/>
+                  <wp:docPr id="529672679" name="cm" descr="Confusion matrix of the Linear SVM" title="Confusion matrix"/>
                   <wp:cNvGraphicFramePr>
                     <a:graphicFrameLocks xmlns:a="http://schemas.openxmlformats.org/drawingml/2006/main" noChangeAspect="1"/>
                   </wp:cNvGraphicFramePr>
@@ -2284,13 +2504,13 @@
                     <a:graphicData uri="http://schemas.openxmlformats.org/drawingml/2006/picture">
                       <pic:pic xmlns:pic="http://schemas.openxmlformats.org/drawingml/2006/picture">
                         <pic:nvPicPr>
-                          <pic:cNvPr id="0" name="" descr=""/>
+                          <pic:cNvPr id="0" name=""/>
                           <pic:cNvPicPr>
                             <a:picLocks noChangeAspect="1" noChangeArrowheads="1"/>
                           </pic:cNvPicPr>
                         </pic:nvPicPr>
                         <pic:blipFill>
-                          <a:blip r:embed="rId9" cstate="none"/>
+                          <a:blip r:embed="rId8"/>
                           <a:srcRect/>
                           <a:stretch>
                             <a:fillRect/>
@@ -2299,7 +2519,7 @@
                         <pic:spPr bwMode="auto">
                           <a:xfrm>
                             <a:off x="0" y="0"/>
-                            <a:ext cx="2143125" cy="1952625"/>
+                            <a:ext cx="2215130" cy="2018229"/>
                           </a:xfrm>
                           <a:prstGeom prst="rect">
                             <a:avLst/>
@@ -2315,20 +2535,25 @@
           <w:p>
             <w:pPr>
               <w:jc w:val="center"/>
+              <w:rPr>
+                <w:rFonts w:ascii="Cambria" w:hAnsi="Cambria"/>
+              </w:rPr>
             </w:pPr>
             <w:r>
               <w:rPr>
+                <w:rFonts w:ascii="Cambria" w:hAnsi="Cambria"/>
                 <w:b/>
                 <w:bCs/>
-                <w:color w:val="595959"/>
+                <w:color w:val="000000" w:themeColor="text1"/>
                 <w:sz w:val="17"/>
                 <w:szCs w:val="17"/>
               </w:rPr>
-              <w:t xml:space="preserve">Figure 2.</w:t>
+              <w:t>Figure 2.</w:t>
             </w:r>
             <w:r>
               <w:rPr>
-                <w:color w:val="595959"/>
+                <w:rFonts w:ascii="Cambria" w:hAnsi="Cambria"/>
+                <w:color w:val="000000" w:themeColor="text1"/>
                 <w:sz w:val="17"/>
                 <w:szCs w:val="17"/>
               </w:rPr>
@@ -2338,35 +2563,42 @@
         </w:tc>
         <w:tc>
           <w:tcPr>
-            <w:tcW w:type="dxa" w:w="5938"/>
+            <w:tcW w:w="5938" w:type="dxa"/>
             <w:tcBorders>
-              <w:top w:val="none" w:color="FFFFFF" w:sz="0"/>
-              <w:left w:val="none" w:color="FFFFFF" w:sz="0"/>
-              <w:bottom w:val="none" w:color="FFFFFF" w:sz="0"/>
-              <w:right w:val="none" w:color="FFFFFF" w:sz="0"/>
+              <w:top w:val="none" w:sz="0" w:space="0" w:color="FFFFFF"/>
+              <w:left w:val="none" w:sz="0" w:space="0" w:color="FFFFFF"/>
+              <w:bottom w:val="none" w:sz="0" w:space="0" w:color="FFFFFF"/>
+              <w:right w:val="none" w:sz="0" w:space="0" w:color="FFFFFF"/>
             </w:tcBorders>
             <w:tcMar>
-              <w:left w:type="dxa" w:w="150"/>
+              <w:left w:w="150" w:type="dxa"/>
             </w:tcMar>
             <w:vAlign w:val="center"/>
           </w:tcPr>
           <w:p>
             <w:pPr>
               <w:spacing w:after="60"/>
+              <w:jc w:val="center"/>
+              <w:rPr>
+                <w:rFonts w:ascii="Cambria" w:hAnsi="Cambria"/>
+                <w:color w:val="000000" w:themeColor="text1"/>
+              </w:rPr>
             </w:pPr>
             <w:r>
               <w:rPr>
+                <w:rFonts w:ascii="Cambria" w:hAnsi="Cambria"/>
                 <w:b/>
                 <w:bCs/>
-                <w:color w:val="595959"/>
+                <w:color w:val="000000" w:themeColor="text1"/>
                 <w:sz w:val="17"/>
                 <w:szCs w:val="17"/>
               </w:rPr>
-              <w:t xml:space="preserve">Table 2.</w:t>
+              <w:t>Table 2.</w:t>
             </w:r>
             <w:r>
               <w:rPr>
-                <w:color w:val="595959"/>
+                <w:rFonts w:ascii="Cambria" w:hAnsi="Cambria"/>
+                <w:color w:val="000000" w:themeColor="text1"/>
                 <w:sz w:val="17"/>
                 <w:szCs w:val="17"/>
               </w:rPr>
@@ -2375,17 +2607,22 @@
           </w:p>
           <w:tbl>
             <w:tblPr>
-              <w:tblW w:type="dxa" w:w="5500"/>
+              <w:tblW w:w="5500" w:type="dxa"/>
               <w:jc w:val="center"/>
               <w:tblBorders>
-                <w:top w:val="single" w:color="auto" w:sz="4"/>
-                <w:left w:val="single" w:color="auto" w:sz="4"/>
-                <w:bottom w:val="single" w:color="auto" w:sz="4"/>
-                <w:right w:val="single" w:color="auto" w:sz="4"/>
-                <w:insideH w:val="single" w:color="auto" w:sz="4"/>
-                <w:insideV w:val="single" w:color="auto" w:sz="4"/>
+                <w:top w:val="single" w:sz="4" w:space="0" w:color="auto"/>
+                <w:left w:val="single" w:sz="4" w:space="0" w:color="auto"/>
+                <w:bottom w:val="single" w:sz="4" w:space="0" w:color="auto"/>
+                <w:right w:val="single" w:sz="4" w:space="0" w:color="auto"/>
+                <w:insideH w:val="single" w:sz="4" w:space="0" w:color="auto"/>
+                <w:insideV w:val="single" w:sz="4" w:space="0" w:color="auto"/>
               </w:tblBorders>
               <w:tblLayout w:type="fixed"/>
+              <w:tblCellMar>
+                <w:left w:w="10" w:type="dxa"/>
+                <w:right w:w="10" w:type="dxa"/>
+              </w:tblCellMar>
+              <w:tblLook w:val="0000" w:firstRow="0" w:lastRow="0" w:firstColumn="0" w:lastColumn="0" w:noHBand="0" w:noVBand="0"/>
             </w:tblPr>
             <w:tblGrid>
               <w:gridCol w:w="2700"/>
@@ -2396,1005 +2633,1112 @@
             <w:tr>
               <w:trPr>
                 <w:tblHeader/>
+                <w:jc w:val="center"/>
               </w:trPr>
               <w:tc>
                 <w:tcPr>
-                  <w:tcW w:type="dxa" w:w="2700"/>
+                  <w:tcW w:w="2700" w:type="dxa"/>
                   <w:tcBorders>
-                    <w:top w:val="single" w:color="BFBFBF" w:sz="4"/>
-                    <w:left w:val="single" w:color="BFBFBF" w:sz="4"/>
-                    <w:bottom w:val="single" w:color="BFBFBF" w:sz="4"/>
-                    <w:right w:val="single" w:color="BFBFBF" w:sz="4"/>
+                    <w:top w:val="single" w:sz="4" w:space="0" w:color="BFBFBF"/>
+                    <w:left w:val="single" w:sz="4" w:space="0" w:color="BFBFBF"/>
+                    <w:bottom w:val="single" w:sz="4" w:space="0" w:color="BFBFBF"/>
+                    <w:right w:val="single" w:sz="4" w:space="0" w:color="BFBFBF"/>
                   </w:tcBorders>
-                  <w:shd w:fill="DCE6F2" w:color="auto" w:val="clear"/>
+                  <w:shd w:val="clear" w:color="auto" w:fill="DCE6F2"/>
                   <w:tcMar>
-                    <w:top w:type="dxa" w:w="50"/>
-                    <w:left w:type="dxa" w:w="90"/>
-                    <w:bottom w:type="dxa" w:w="50"/>
-                    <w:right w:type="dxa" w:w="90"/>
+                    <w:top w:w="50" w:type="dxa"/>
+                    <w:left w:w="90" w:type="dxa"/>
+                    <w:bottom w:w="50" w:type="dxa"/>
+                    <w:right w:w="90" w:type="dxa"/>
                   </w:tcMar>
                   <w:vAlign w:val="center"/>
                 </w:tcPr>
                 <w:p>
                   <w:pPr>
-                    <w:jc w:val="left"/>
+                    <w:rPr>
+                      <w:rFonts w:ascii="Cambria" w:hAnsi="Cambria"/>
+                    </w:rPr>
                   </w:pPr>
                   <w:r>
                     <w:rPr>
+                      <w:rFonts w:ascii="Cambria" w:hAnsi="Cambria"/>
                       <w:b/>
                       <w:bCs/>
                       <w:sz w:val="17"/>
                       <w:szCs w:val="17"/>
                     </w:rPr>
-                    <w:t xml:space="preserve">Type of review</w:t>
+                    <w:t>Type of review</w:t>
                   </w:r>
                 </w:p>
               </w:tc>
               <w:tc>
                 <w:tcPr>
-                  <w:tcW w:type="dxa" w:w="700"/>
+                  <w:tcW w:w="700" w:type="dxa"/>
                   <w:tcBorders>
-                    <w:top w:val="single" w:color="BFBFBF" w:sz="4"/>
-                    <w:left w:val="single" w:color="BFBFBF" w:sz="4"/>
-                    <w:bottom w:val="single" w:color="BFBFBF" w:sz="4"/>
-                    <w:right w:val="single" w:color="BFBFBF" w:sz="4"/>
+                    <w:top w:val="single" w:sz="4" w:space="0" w:color="BFBFBF"/>
+                    <w:left w:val="single" w:sz="4" w:space="0" w:color="BFBFBF"/>
+                    <w:bottom w:val="single" w:sz="4" w:space="0" w:color="BFBFBF"/>
+                    <w:right w:val="single" w:sz="4" w:space="0" w:color="BFBFBF"/>
                   </w:tcBorders>
-                  <w:shd w:fill="DCE6F2" w:color="auto" w:val="clear"/>
+                  <w:shd w:val="clear" w:color="auto" w:fill="DCE6F2"/>
                   <w:tcMar>
-                    <w:top w:type="dxa" w:w="50"/>
-                    <w:left w:type="dxa" w:w="90"/>
-                    <w:bottom w:type="dxa" w:w="50"/>
-                    <w:right w:type="dxa" w:w="90"/>
+                    <w:top w:w="50" w:type="dxa"/>
+                    <w:left w:w="90" w:type="dxa"/>
+                    <w:bottom w:w="50" w:type="dxa"/>
+                    <w:right w:w="90" w:type="dxa"/>
                   </w:tcMar>
                   <w:vAlign w:val="center"/>
                 </w:tcPr>
                 <w:p>
                   <w:pPr>
                     <w:jc w:val="center"/>
+                    <w:rPr>
+                      <w:rFonts w:ascii="Cambria" w:hAnsi="Cambria"/>
+                    </w:rPr>
                   </w:pPr>
                   <w:r>
                     <w:rPr>
+                      <w:rFonts w:ascii="Cambria" w:hAnsi="Cambria"/>
                       <w:b/>
                       <w:bCs/>
                       <w:sz w:val="17"/>
                       <w:szCs w:val="17"/>
                     </w:rPr>
-                    <w:t xml:space="preserve">n</w:t>
+                    <w:t>n</w:t>
                   </w:r>
                 </w:p>
               </w:tc>
               <w:tc>
                 <w:tcPr>
-                  <w:tcW w:type="dxa" w:w="1000"/>
+                  <w:tcW w:w="1000" w:type="dxa"/>
                   <w:tcBorders>
-                    <w:top w:val="single" w:color="BFBFBF" w:sz="4"/>
-                    <w:left w:val="single" w:color="BFBFBF" w:sz="4"/>
-                    <w:bottom w:val="single" w:color="BFBFBF" w:sz="4"/>
-                    <w:right w:val="single" w:color="BFBFBF" w:sz="4"/>
+                    <w:top w:val="single" w:sz="4" w:space="0" w:color="BFBFBF"/>
+                    <w:left w:val="single" w:sz="4" w:space="0" w:color="BFBFBF"/>
+                    <w:bottom w:val="single" w:sz="4" w:space="0" w:color="BFBFBF"/>
+                    <w:right w:val="single" w:sz="4" w:space="0" w:color="BFBFBF"/>
                   </w:tcBorders>
-                  <w:shd w:fill="DCE6F2" w:color="auto" w:val="clear"/>
+                  <w:shd w:val="clear" w:color="auto" w:fill="DCE6F2"/>
                   <w:tcMar>
-                    <w:top w:type="dxa" w:w="50"/>
-                    <w:left w:type="dxa" w:w="90"/>
-                    <w:bottom w:type="dxa" w:w="50"/>
-                    <w:right w:type="dxa" w:w="90"/>
+                    <w:top w:w="50" w:type="dxa"/>
+                    <w:left w:w="90" w:type="dxa"/>
+                    <w:bottom w:w="50" w:type="dxa"/>
+                    <w:right w:w="90" w:type="dxa"/>
                   </w:tcMar>
                   <w:vAlign w:val="center"/>
                 </w:tcPr>
                 <w:p>
                   <w:pPr>
                     <w:jc w:val="center"/>
+                    <w:rPr>
+                      <w:rFonts w:ascii="Cambria" w:hAnsi="Cambria"/>
+                    </w:rPr>
                   </w:pPr>
                   <w:r>
                     <w:rPr>
+                      <w:rFonts w:ascii="Cambria" w:hAnsi="Cambria"/>
                       <w:b/>
                       <w:bCs/>
                       <w:sz w:val="17"/>
                       <w:szCs w:val="17"/>
                     </w:rPr>
-                    <w:t xml:space="preserve">SVM</w:t>
+                    <w:t>SVM</w:t>
                   </w:r>
                 </w:p>
               </w:tc>
               <w:tc>
                 <w:tcPr>
-                  <w:tcW w:type="dxa" w:w="1100"/>
+                  <w:tcW w:w="1100" w:type="dxa"/>
                   <w:tcBorders>
-                    <w:top w:val="single" w:color="BFBFBF" w:sz="4"/>
-                    <w:left w:val="single" w:color="BFBFBF" w:sz="4"/>
-                    <w:bottom w:val="single" w:color="BFBFBF" w:sz="4"/>
-                    <w:right w:val="single" w:color="BFBFBF" w:sz="4"/>
+                    <w:top w:val="single" w:sz="4" w:space="0" w:color="BFBFBF"/>
+                    <w:left w:val="single" w:sz="4" w:space="0" w:color="BFBFBF"/>
+                    <w:bottom w:val="single" w:sz="4" w:space="0" w:color="BFBFBF"/>
+                    <w:right w:val="single" w:sz="4" w:space="0" w:color="BFBFBF"/>
                   </w:tcBorders>
-                  <w:shd w:fill="DCE6F2" w:color="auto" w:val="clear"/>
+                  <w:shd w:val="clear" w:color="auto" w:fill="DCE6F2"/>
                   <w:tcMar>
-                    <w:top w:type="dxa" w:w="50"/>
-                    <w:left w:type="dxa" w:w="90"/>
-                    <w:bottom w:type="dxa" w:w="50"/>
-                    <w:right w:type="dxa" w:w="90"/>
+                    <w:top w:w="50" w:type="dxa"/>
+                    <w:left w:w="90" w:type="dxa"/>
+                    <w:bottom w:w="50" w:type="dxa"/>
+                    <w:right w:w="90" w:type="dxa"/>
                   </w:tcMar>
                   <w:vAlign w:val="center"/>
                 </w:tcPr>
                 <w:p>
                   <w:pPr>
                     <w:jc w:val="center"/>
+                    <w:rPr>
+                      <w:rFonts w:ascii="Cambria" w:hAnsi="Cambria"/>
+                    </w:rPr>
                   </w:pPr>
                   <w:r>
                     <w:rPr>
+                      <w:rFonts w:ascii="Cambria" w:hAnsi="Cambria"/>
                       <w:b/>
                       <w:bCs/>
                       <w:sz w:val="17"/>
                       <w:szCs w:val="17"/>
                     </w:rPr>
-                    <w:t xml:space="preserve">VADER</w:t>
+                    <w:t>VADER</w:t>
                   </w:r>
                 </w:p>
               </w:tc>
             </w:tr>
             <w:tr>
+              <w:trPr>
+                <w:jc w:val="center"/>
+              </w:trPr>
               <w:tc>
                 <w:tcPr>
-                  <w:tcW w:type="dxa" w:w="2700"/>
+                  <w:tcW w:w="2700" w:type="dxa"/>
                   <w:tcBorders>
-                    <w:top w:val="single" w:color="BFBFBF" w:sz="4"/>
-                    <w:left w:val="single" w:color="BFBFBF" w:sz="4"/>
-                    <w:bottom w:val="single" w:color="BFBFBF" w:sz="4"/>
-                    <w:right w:val="single" w:color="BFBFBF" w:sz="4"/>
+                    <w:top w:val="single" w:sz="4" w:space="0" w:color="BFBFBF"/>
+                    <w:left w:val="single" w:sz="4" w:space="0" w:color="BFBFBF"/>
+                    <w:bottom w:val="single" w:sz="4" w:space="0" w:color="BFBFBF"/>
+                    <w:right w:val="single" w:sz="4" w:space="0" w:color="BFBFBF"/>
                   </w:tcBorders>
                   <w:tcMar>
-                    <w:top w:type="dxa" w:w="50"/>
-                    <w:left w:type="dxa" w:w="90"/>
-                    <w:bottom w:type="dxa" w:w="50"/>
-                    <w:right w:type="dxa" w:w="90"/>
+                    <w:top w:w="50" w:type="dxa"/>
+                    <w:left w:w="90" w:type="dxa"/>
+                    <w:bottom w:w="50" w:type="dxa"/>
+                    <w:right w:w="90" w:type="dxa"/>
                   </w:tcMar>
                   <w:vAlign w:val="center"/>
                 </w:tcPr>
                 <w:p>
                   <w:pPr>
-                    <w:jc w:val="left"/>
+                    <w:rPr>
+                      <w:rFonts w:ascii="Cambria" w:hAnsi="Cambria"/>
+                    </w:rPr>
                   </w:pPr>
                   <w:r>
                     <w:rPr>
-                      <w:b w:val="false"/>
-                      <w:bCs w:val="false"/>
+                      <w:rFonts w:ascii="Cambria" w:hAnsi="Cambria"/>
                       <w:sz w:val="17"/>
                       <w:szCs w:val="17"/>
                     </w:rPr>
-                    <w:t xml:space="preserve">Plain opinion</w:t>
+                    <w:t>Plain opinion</w:t>
                   </w:r>
                 </w:p>
               </w:tc>
               <w:tc>
                 <w:tcPr>
-                  <w:tcW w:type="dxa" w:w="700"/>
+                  <w:tcW w:w="700" w:type="dxa"/>
                   <w:tcBorders>
-                    <w:top w:val="single" w:color="BFBFBF" w:sz="4"/>
-                    <w:left w:val="single" w:color="BFBFBF" w:sz="4"/>
-                    <w:bottom w:val="single" w:color="BFBFBF" w:sz="4"/>
-                    <w:right w:val="single" w:color="BFBFBF" w:sz="4"/>
+                    <w:top w:val="single" w:sz="4" w:space="0" w:color="BFBFBF"/>
+                    <w:left w:val="single" w:sz="4" w:space="0" w:color="BFBFBF"/>
+                    <w:bottom w:val="single" w:sz="4" w:space="0" w:color="BFBFBF"/>
+                    <w:right w:val="single" w:sz="4" w:space="0" w:color="BFBFBF"/>
                   </w:tcBorders>
                   <w:tcMar>
-                    <w:top w:type="dxa" w:w="50"/>
-                    <w:left w:type="dxa" w:w="90"/>
-                    <w:bottom w:type="dxa" w:w="50"/>
-                    <w:right w:type="dxa" w:w="90"/>
+                    <w:top w:w="50" w:type="dxa"/>
+                    <w:left w:w="90" w:type="dxa"/>
+                    <w:bottom w:w="50" w:type="dxa"/>
+                    <w:right w:w="90" w:type="dxa"/>
                   </w:tcMar>
                   <w:vAlign w:val="center"/>
                 </w:tcPr>
                 <w:p>
                   <w:pPr>
                     <w:jc w:val="center"/>
+                    <w:rPr>
+                      <w:rFonts w:ascii="Cambria" w:hAnsi="Cambria"/>
+                    </w:rPr>
                   </w:pPr>
                   <w:r>
                     <w:rPr>
-                      <w:b w:val="false"/>
-                      <w:bCs w:val="false"/>
+                      <w:rFonts w:ascii="Cambria" w:hAnsi="Cambria"/>
                       <w:sz w:val="17"/>
                       <w:szCs w:val="17"/>
                     </w:rPr>
-                    <w:t xml:space="preserve">243</w:t>
+                    <w:t>243</w:t>
                   </w:r>
                 </w:p>
               </w:tc>
               <w:tc>
                 <w:tcPr>
-                  <w:tcW w:type="dxa" w:w="1000"/>
+                  <w:tcW w:w="1000" w:type="dxa"/>
                   <w:tcBorders>
-                    <w:top w:val="single" w:color="BFBFBF" w:sz="4"/>
-                    <w:left w:val="single" w:color="BFBFBF" w:sz="4"/>
-                    <w:bottom w:val="single" w:color="BFBFBF" w:sz="4"/>
-                    <w:right w:val="single" w:color="BFBFBF" w:sz="4"/>
+                    <w:top w:val="single" w:sz="4" w:space="0" w:color="BFBFBF"/>
+                    <w:left w:val="single" w:sz="4" w:space="0" w:color="BFBFBF"/>
+                    <w:bottom w:val="single" w:sz="4" w:space="0" w:color="BFBFBF"/>
+                    <w:right w:val="single" w:sz="4" w:space="0" w:color="BFBFBF"/>
                   </w:tcBorders>
                   <w:tcMar>
-                    <w:top w:type="dxa" w:w="50"/>
-                    <w:left w:type="dxa" w:w="90"/>
-                    <w:bottom w:type="dxa" w:w="50"/>
-                    <w:right w:type="dxa" w:w="90"/>
+                    <w:top w:w="50" w:type="dxa"/>
+                    <w:left w:w="90" w:type="dxa"/>
+                    <w:bottom w:w="50" w:type="dxa"/>
+                    <w:right w:w="90" w:type="dxa"/>
                   </w:tcMar>
                   <w:vAlign w:val="center"/>
                 </w:tcPr>
                 <w:p>
                   <w:pPr>
                     <w:jc w:val="center"/>
+                    <w:rPr>
+                      <w:rFonts w:ascii="Cambria" w:hAnsi="Cambria"/>
+                    </w:rPr>
                   </w:pPr>
                   <w:r>
                     <w:rPr>
-                      <w:b w:val="false"/>
-                      <w:bCs w:val="false"/>
+                      <w:rFonts w:ascii="Cambria" w:hAnsi="Cambria"/>
                       <w:sz w:val="17"/>
                       <w:szCs w:val="17"/>
                     </w:rPr>
-                    <w:t xml:space="preserve">98%</w:t>
+                    <w:t>98%</w:t>
                   </w:r>
                 </w:p>
               </w:tc>
               <w:tc>
                 <w:tcPr>
-                  <w:tcW w:type="dxa" w:w="1100"/>
+                  <w:tcW w:w="1100" w:type="dxa"/>
                   <w:tcBorders>
-                    <w:top w:val="single" w:color="BFBFBF" w:sz="4"/>
-                    <w:left w:val="single" w:color="BFBFBF" w:sz="4"/>
-                    <w:bottom w:val="single" w:color="BFBFBF" w:sz="4"/>
-                    <w:right w:val="single" w:color="BFBFBF" w:sz="4"/>
+                    <w:top w:val="single" w:sz="4" w:space="0" w:color="BFBFBF"/>
+                    <w:left w:val="single" w:sz="4" w:space="0" w:color="BFBFBF"/>
+                    <w:bottom w:val="single" w:sz="4" w:space="0" w:color="BFBFBF"/>
+                    <w:right w:val="single" w:sz="4" w:space="0" w:color="BFBFBF"/>
                   </w:tcBorders>
                   <w:tcMar>
-                    <w:top w:type="dxa" w:w="50"/>
-                    <w:left w:type="dxa" w:w="90"/>
-                    <w:bottom w:type="dxa" w:w="50"/>
-                    <w:right w:type="dxa" w:w="90"/>
+                    <w:top w:w="50" w:type="dxa"/>
+                    <w:left w:w="90" w:type="dxa"/>
+                    <w:bottom w:w="50" w:type="dxa"/>
+                    <w:right w:w="90" w:type="dxa"/>
                   </w:tcMar>
                   <w:vAlign w:val="center"/>
                 </w:tcPr>
                 <w:p>
                   <w:pPr>
                     <w:jc w:val="center"/>
+                    <w:rPr>
+                      <w:rFonts w:ascii="Cambria" w:hAnsi="Cambria"/>
+                    </w:rPr>
                   </w:pPr>
                   <w:r>
                     <w:rPr>
-                      <w:b w:val="false"/>
-                      <w:bCs w:val="false"/>
+                      <w:rFonts w:ascii="Cambria" w:hAnsi="Cambria"/>
                       <w:sz w:val="17"/>
                       <w:szCs w:val="17"/>
                     </w:rPr>
-                    <w:t xml:space="preserve">75%</w:t>
+                    <w:t>75%</w:t>
                   </w:r>
                 </w:p>
               </w:tc>
             </w:tr>
             <w:tr>
+              <w:trPr>
+                <w:jc w:val="center"/>
+              </w:trPr>
               <w:tc>
                 <w:tcPr>
-                  <w:tcW w:type="dxa" w:w="2700"/>
+                  <w:tcW w:w="2700" w:type="dxa"/>
                   <w:tcBorders>
-                    <w:top w:val="single" w:color="BFBFBF" w:sz="4"/>
-                    <w:left w:val="single" w:color="BFBFBF" w:sz="4"/>
-                    <w:bottom w:val="single" w:color="BFBFBF" w:sz="4"/>
-                    <w:right w:val="single" w:color="BFBFBF" w:sz="4"/>
+                    <w:top w:val="single" w:sz="4" w:space="0" w:color="BFBFBF"/>
+                    <w:left w:val="single" w:sz="4" w:space="0" w:color="BFBFBF"/>
+                    <w:bottom w:val="single" w:sz="4" w:space="0" w:color="BFBFBF"/>
+                    <w:right w:val="single" w:sz="4" w:space="0" w:color="BFBFBF"/>
                   </w:tcBorders>
                   <w:tcMar>
-                    <w:top w:type="dxa" w:w="50"/>
-                    <w:left w:type="dxa" w:w="90"/>
-                    <w:bottom w:type="dxa" w:w="50"/>
-                    <w:right w:type="dxa" w:w="90"/>
+                    <w:top w:w="50" w:type="dxa"/>
+                    <w:left w:w="90" w:type="dxa"/>
+                    <w:bottom w:w="50" w:type="dxa"/>
+                    <w:right w:w="90" w:type="dxa"/>
                   </w:tcMar>
                   <w:vAlign w:val="center"/>
                 </w:tcPr>
                 <w:p>
                   <w:pPr>
-                    <w:jc w:val="left"/>
+                    <w:rPr>
+                      <w:rFonts w:ascii="Cambria" w:hAnsi="Cambria"/>
+                    </w:rPr>
                   </w:pPr>
                   <w:r>
                     <w:rPr>
-                      <w:b w:val="false"/>
-                      <w:bCs w:val="false"/>
+                      <w:rFonts w:ascii="Cambria" w:hAnsi="Cambria"/>
                       <w:sz w:val="17"/>
                       <w:szCs w:val="17"/>
                     </w:rPr>
-                    <w:t xml:space="preserve">Mixed (pros and cons)</w:t>
+                    <w:t>Mixed (pros and cons)</w:t>
                   </w:r>
                 </w:p>
               </w:tc>
               <w:tc>
                 <w:tcPr>
-                  <w:tcW w:type="dxa" w:w="700"/>
+                  <w:tcW w:w="700" w:type="dxa"/>
                   <w:tcBorders>
-                    <w:top w:val="single" w:color="BFBFBF" w:sz="4"/>
-                    <w:left w:val="single" w:color="BFBFBF" w:sz="4"/>
-                    <w:bottom w:val="single" w:color="BFBFBF" w:sz="4"/>
-                    <w:right w:val="single" w:color="BFBFBF" w:sz="4"/>
+                    <w:top w:val="single" w:sz="4" w:space="0" w:color="BFBFBF"/>
+                    <w:left w:val="single" w:sz="4" w:space="0" w:color="BFBFBF"/>
+                    <w:bottom w:val="single" w:sz="4" w:space="0" w:color="BFBFBF"/>
+                    <w:right w:val="single" w:sz="4" w:space="0" w:color="BFBFBF"/>
                   </w:tcBorders>
                   <w:tcMar>
-                    <w:top w:type="dxa" w:w="50"/>
-                    <w:left w:type="dxa" w:w="90"/>
-                    <w:bottom w:type="dxa" w:w="50"/>
-                    <w:right w:type="dxa" w:w="90"/>
+                    <w:top w:w="50" w:type="dxa"/>
+                    <w:left w:w="90" w:type="dxa"/>
+                    <w:bottom w:w="50" w:type="dxa"/>
+                    <w:right w:w="90" w:type="dxa"/>
                   </w:tcMar>
                   <w:vAlign w:val="center"/>
                 </w:tcPr>
                 <w:p>
                   <w:pPr>
                     <w:jc w:val="center"/>
+                    <w:rPr>
+                      <w:rFonts w:ascii="Cambria" w:hAnsi="Cambria"/>
+                    </w:rPr>
                   </w:pPr>
                   <w:r>
                     <w:rPr>
-                      <w:b w:val="false"/>
-                      <w:bCs w:val="false"/>
+                      <w:rFonts w:ascii="Cambria" w:hAnsi="Cambria"/>
                       <w:sz w:val="17"/>
                       <w:szCs w:val="17"/>
                     </w:rPr>
-                    <w:t xml:space="preserve">79</w:t>
+                    <w:t>79</w:t>
                   </w:r>
                 </w:p>
               </w:tc>
               <w:tc>
                 <w:tcPr>
-                  <w:tcW w:type="dxa" w:w="1000"/>
+                  <w:tcW w:w="1000" w:type="dxa"/>
                   <w:tcBorders>
-                    <w:top w:val="single" w:color="BFBFBF" w:sz="4"/>
-                    <w:left w:val="single" w:color="BFBFBF" w:sz="4"/>
-                    <w:bottom w:val="single" w:color="BFBFBF" w:sz="4"/>
-                    <w:right w:val="single" w:color="BFBFBF" w:sz="4"/>
+                    <w:top w:val="single" w:sz="4" w:space="0" w:color="BFBFBF"/>
+                    <w:left w:val="single" w:sz="4" w:space="0" w:color="BFBFBF"/>
+                    <w:bottom w:val="single" w:sz="4" w:space="0" w:color="BFBFBF"/>
+                    <w:right w:val="single" w:sz="4" w:space="0" w:color="BFBFBF"/>
                   </w:tcBorders>
                   <w:tcMar>
-                    <w:top w:type="dxa" w:w="50"/>
-                    <w:left w:type="dxa" w:w="90"/>
-                    <w:bottom w:type="dxa" w:w="50"/>
-                    <w:right w:type="dxa" w:w="90"/>
+                    <w:top w:w="50" w:type="dxa"/>
+                    <w:left w:w="90" w:type="dxa"/>
+                    <w:bottom w:w="50" w:type="dxa"/>
+                    <w:right w:w="90" w:type="dxa"/>
                   </w:tcMar>
                   <w:vAlign w:val="center"/>
                 </w:tcPr>
                 <w:p>
                   <w:pPr>
                     <w:jc w:val="center"/>
+                    <w:rPr>
+                      <w:rFonts w:ascii="Cambria" w:hAnsi="Cambria"/>
+                    </w:rPr>
                   </w:pPr>
                   <w:r>
                     <w:rPr>
-                      <w:b w:val="false"/>
-                      <w:bCs w:val="false"/>
+                      <w:rFonts w:ascii="Cambria" w:hAnsi="Cambria"/>
                       <w:sz w:val="17"/>
                       <w:szCs w:val="17"/>
                     </w:rPr>
-                    <w:t xml:space="preserve">100%</w:t>
+                    <w:t>100%</w:t>
                   </w:r>
                 </w:p>
               </w:tc>
               <w:tc>
                 <w:tcPr>
-                  <w:tcW w:type="dxa" w:w="1100"/>
+                  <w:tcW w:w="1100" w:type="dxa"/>
                   <w:tcBorders>
-                    <w:top w:val="single" w:color="BFBFBF" w:sz="4"/>
-                    <w:left w:val="single" w:color="BFBFBF" w:sz="4"/>
-                    <w:bottom w:val="single" w:color="BFBFBF" w:sz="4"/>
-                    <w:right w:val="single" w:color="BFBFBF" w:sz="4"/>
+                    <w:top w:val="single" w:sz="4" w:space="0" w:color="BFBFBF"/>
+                    <w:left w:val="single" w:sz="4" w:space="0" w:color="BFBFBF"/>
+                    <w:bottom w:val="single" w:sz="4" w:space="0" w:color="BFBFBF"/>
+                    <w:right w:val="single" w:sz="4" w:space="0" w:color="BFBFBF"/>
                   </w:tcBorders>
                   <w:tcMar>
-                    <w:top w:type="dxa" w:w="50"/>
-                    <w:left w:type="dxa" w:w="90"/>
-                    <w:bottom w:type="dxa" w:w="50"/>
-                    <w:right w:type="dxa" w:w="90"/>
+                    <w:top w:w="50" w:type="dxa"/>
+                    <w:left w:w="90" w:type="dxa"/>
+                    <w:bottom w:w="50" w:type="dxa"/>
+                    <w:right w:w="90" w:type="dxa"/>
                   </w:tcMar>
                   <w:vAlign w:val="center"/>
                 </w:tcPr>
                 <w:p>
                   <w:pPr>
                     <w:jc w:val="center"/>
+                    <w:rPr>
+                      <w:rFonts w:ascii="Cambria" w:hAnsi="Cambria"/>
+                    </w:rPr>
                   </w:pPr>
                   <w:r>
                     <w:rPr>
-                      <w:b w:val="false"/>
-                      <w:bCs w:val="false"/>
+                      <w:rFonts w:ascii="Cambria" w:hAnsi="Cambria"/>
                       <w:sz w:val="17"/>
                       <w:szCs w:val="17"/>
                     </w:rPr>
-                    <w:t xml:space="preserve">53%</w:t>
+                    <w:t>53%</w:t>
                   </w:r>
                 </w:p>
               </w:tc>
             </w:tr>
             <w:tr>
+              <w:trPr>
+                <w:jc w:val="center"/>
+              </w:trPr>
               <w:tc>
                 <w:tcPr>
-                  <w:tcW w:type="dxa" w:w="2700"/>
+                  <w:tcW w:w="2700" w:type="dxa"/>
                   <w:tcBorders>
-                    <w:top w:val="single" w:color="BFBFBF" w:sz="4"/>
-                    <w:left w:val="single" w:color="BFBFBF" w:sz="4"/>
-                    <w:bottom w:val="single" w:color="BFBFBF" w:sz="4"/>
-                    <w:right w:val="single" w:color="BFBFBF" w:sz="4"/>
+                    <w:top w:val="single" w:sz="4" w:space="0" w:color="BFBFBF"/>
+                    <w:left w:val="single" w:sz="4" w:space="0" w:color="BFBFBF"/>
+                    <w:bottom w:val="single" w:sz="4" w:space="0" w:color="BFBFBF"/>
+                    <w:right w:val="single" w:sz="4" w:space="0" w:color="BFBFBF"/>
                   </w:tcBorders>
                   <w:tcMar>
-                    <w:top w:type="dxa" w:w="50"/>
-                    <w:left w:type="dxa" w:w="90"/>
-                    <w:bottom w:type="dxa" w:w="50"/>
-                    <w:right w:type="dxa" w:w="90"/>
+                    <w:top w:w="50" w:type="dxa"/>
+                    <w:left w:w="90" w:type="dxa"/>
+                    <w:bottom w:w="50" w:type="dxa"/>
+                    <w:right w:w="90" w:type="dxa"/>
                   </w:tcMar>
                   <w:vAlign w:val="center"/>
                 </w:tcPr>
                 <w:p>
                   <w:pPr>
-                    <w:jc w:val="left"/>
+                    <w:rPr>
+                      <w:rFonts w:ascii="Cambria" w:hAnsi="Cambria"/>
+                    </w:rPr>
                   </w:pPr>
                   <w:r>
                     <w:rPr>
-                      <w:b w:val="false"/>
-                      <w:bCs w:val="false"/>
+                      <w:rFonts w:ascii="Cambria" w:hAnsi="Cambria"/>
                       <w:sz w:val="17"/>
                       <w:szCs w:val="17"/>
                     </w:rPr>
-                    <w:t xml:space="preserve">Negation</w:t>
+                    <w:t>Negation</w:t>
                   </w:r>
                 </w:p>
               </w:tc>
               <w:tc>
                 <w:tcPr>
-                  <w:tcW w:type="dxa" w:w="700"/>
+                  <w:tcW w:w="700" w:type="dxa"/>
                   <w:tcBorders>
-                    <w:top w:val="single" w:color="BFBFBF" w:sz="4"/>
-                    <w:left w:val="single" w:color="BFBFBF" w:sz="4"/>
-                    <w:bottom w:val="single" w:color="BFBFBF" w:sz="4"/>
-                    <w:right w:val="single" w:color="BFBFBF" w:sz="4"/>
+                    <w:top w:val="single" w:sz="4" w:space="0" w:color="BFBFBF"/>
+                    <w:left w:val="single" w:sz="4" w:space="0" w:color="BFBFBF"/>
+                    <w:bottom w:val="single" w:sz="4" w:space="0" w:color="BFBFBF"/>
+                    <w:right w:val="single" w:sz="4" w:space="0" w:color="BFBFBF"/>
                   </w:tcBorders>
                   <w:tcMar>
-                    <w:top w:type="dxa" w:w="50"/>
-                    <w:left w:type="dxa" w:w="90"/>
-                    <w:bottom w:type="dxa" w:w="50"/>
-                    <w:right w:type="dxa" w:w="90"/>
+                    <w:top w:w="50" w:type="dxa"/>
+                    <w:left w:w="90" w:type="dxa"/>
+                    <w:bottom w:w="50" w:type="dxa"/>
+                    <w:right w:w="90" w:type="dxa"/>
                   </w:tcMar>
                   <w:vAlign w:val="center"/>
                 </w:tcPr>
                 <w:p>
                   <w:pPr>
                     <w:jc w:val="center"/>
+                    <w:rPr>
+                      <w:rFonts w:ascii="Cambria" w:hAnsi="Cambria"/>
+                    </w:rPr>
                   </w:pPr>
                   <w:r>
                     <w:rPr>
-                      <w:b w:val="false"/>
-                      <w:bCs w:val="false"/>
+                      <w:rFonts w:ascii="Cambria" w:hAnsi="Cambria"/>
                       <w:sz w:val="17"/>
                       <w:szCs w:val="17"/>
                     </w:rPr>
-                    <w:t xml:space="preserve">27</w:t>
+                    <w:t>27</w:t>
                   </w:r>
                 </w:p>
               </w:tc>
               <w:tc>
                 <w:tcPr>
-                  <w:tcW w:type="dxa" w:w="1000"/>
+                  <w:tcW w:w="1000" w:type="dxa"/>
                   <w:tcBorders>
-                    <w:top w:val="single" w:color="BFBFBF" w:sz="4"/>
-                    <w:left w:val="single" w:color="BFBFBF" w:sz="4"/>
-                    <w:bottom w:val="single" w:color="BFBFBF" w:sz="4"/>
-                    <w:right w:val="single" w:color="BFBFBF" w:sz="4"/>
+                    <w:top w:val="single" w:sz="4" w:space="0" w:color="BFBFBF"/>
+                    <w:left w:val="single" w:sz="4" w:space="0" w:color="BFBFBF"/>
+                    <w:bottom w:val="single" w:sz="4" w:space="0" w:color="BFBFBF"/>
+                    <w:right w:val="single" w:sz="4" w:space="0" w:color="BFBFBF"/>
                   </w:tcBorders>
                   <w:tcMar>
-                    <w:top w:type="dxa" w:w="50"/>
-                    <w:left w:type="dxa" w:w="90"/>
-                    <w:bottom w:type="dxa" w:w="50"/>
-                    <w:right w:type="dxa" w:w="90"/>
+                    <w:top w:w="50" w:type="dxa"/>
+                    <w:left w:w="90" w:type="dxa"/>
+                    <w:bottom w:w="50" w:type="dxa"/>
+                    <w:right w:w="90" w:type="dxa"/>
                   </w:tcMar>
                   <w:vAlign w:val="center"/>
                 </w:tcPr>
                 <w:p>
                   <w:pPr>
                     <w:jc w:val="center"/>
+                    <w:rPr>
+                      <w:rFonts w:ascii="Cambria" w:hAnsi="Cambria"/>
+                    </w:rPr>
                   </w:pPr>
                   <w:r>
                     <w:rPr>
-                      <w:b w:val="false"/>
-                      <w:bCs w:val="false"/>
+                      <w:rFonts w:ascii="Cambria" w:hAnsi="Cambria"/>
                       <w:sz w:val="17"/>
                       <w:szCs w:val="17"/>
                     </w:rPr>
-                    <w:t xml:space="preserve">96%</w:t>
+                    <w:t>96%</w:t>
                   </w:r>
                 </w:p>
               </w:tc>
               <w:tc>
                 <w:tcPr>
-                  <w:tcW w:type="dxa" w:w="1100"/>
+                  <w:tcW w:w="1100" w:type="dxa"/>
                   <w:tcBorders>
-                    <w:top w:val="single" w:color="BFBFBF" w:sz="4"/>
-                    <w:left w:val="single" w:color="BFBFBF" w:sz="4"/>
-                    <w:bottom w:val="single" w:color="BFBFBF" w:sz="4"/>
-                    <w:right w:val="single" w:color="BFBFBF" w:sz="4"/>
+                    <w:top w:val="single" w:sz="4" w:space="0" w:color="BFBFBF"/>
+                    <w:left w:val="single" w:sz="4" w:space="0" w:color="BFBFBF"/>
+                    <w:bottom w:val="single" w:sz="4" w:space="0" w:color="BFBFBF"/>
+                    <w:right w:val="single" w:sz="4" w:space="0" w:color="BFBFBF"/>
                   </w:tcBorders>
                   <w:tcMar>
-                    <w:top w:type="dxa" w:w="50"/>
-                    <w:left w:type="dxa" w:w="90"/>
-                    <w:bottom w:type="dxa" w:w="50"/>
-                    <w:right w:type="dxa" w:w="90"/>
+                    <w:top w:w="50" w:type="dxa"/>
+                    <w:left w:w="90" w:type="dxa"/>
+                    <w:bottom w:w="50" w:type="dxa"/>
+                    <w:right w:w="90" w:type="dxa"/>
                   </w:tcMar>
                   <w:vAlign w:val="center"/>
                 </w:tcPr>
                 <w:p>
                   <w:pPr>
                     <w:jc w:val="center"/>
+                    <w:rPr>
+                      <w:rFonts w:ascii="Cambria" w:hAnsi="Cambria"/>
+                    </w:rPr>
                   </w:pPr>
                   <w:r>
                     <w:rPr>
-                      <w:b w:val="false"/>
-                      <w:bCs w:val="false"/>
+                      <w:rFonts w:ascii="Cambria" w:hAnsi="Cambria"/>
                       <w:sz w:val="17"/>
                       <w:szCs w:val="17"/>
                     </w:rPr>
-                    <w:t xml:space="preserve">89%</w:t>
+                    <w:t>89%</w:t>
                   </w:r>
                 </w:p>
               </w:tc>
             </w:tr>
             <w:tr>
+              <w:trPr>
+                <w:jc w:val="center"/>
+              </w:trPr>
               <w:tc>
                 <w:tcPr>
-                  <w:tcW w:type="dxa" w:w="2700"/>
+                  <w:tcW w:w="2700" w:type="dxa"/>
                   <w:tcBorders>
-                    <w:top w:val="single" w:color="BFBFBF" w:sz="4"/>
-                    <w:left w:val="single" w:color="BFBFBF" w:sz="4"/>
-                    <w:bottom w:val="single" w:color="BFBFBF" w:sz="4"/>
-                    <w:right w:val="single" w:color="BFBFBF" w:sz="4"/>
+                    <w:top w:val="single" w:sz="4" w:space="0" w:color="BFBFBF"/>
+                    <w:left w:val="single" w:sz="4" w:space="0" w:color="BFBFBF"/>
+                    <w:bottom w:val="single" w:sz="4" w:space="0" w:color="BFBFBF"/>
+                    <w:right w:val="single" w:sz="4" w:space="0" w:color="BFBFBF"/>
                   </w:tcBorders>
                   <w:tcMar>
-                    <w:top w:type="dxa" w:w="50"/>
-                    <w:left w:type="dxa" w:w="90"/>
-                    <w:bottom w:type="dxa" w:w="50"/>
-                    <w:right w:type="dxa" w:w="90"/>
+                    <w:top w:w="50" w:type="dxa"/>
+                    <w:left w:w="90" w:type="dxa"/>
+                    <w:bottom w:w="50" w:type="dxa"/>
+                    <w:right w:w="90" w:type="dxa"/>
                   </w:tcMar>
                   <w:vAlign w:val="center"/>
                 </w:tcPr>
                 <w:p>
                   <w:pPr>
-                    <w:jc w:val="left"/>
+                    <w:rPr>
+                      <w:rFonts w:ascii="Cambria" w:hAnsi="Cambria"/>
+                    </w:rPr>
                   </w:pPr>
                   <w:r>
                     <w:rPr>
-                      <w:b w:val="false"/>
-                      <w:bCs w:val="false"/>
+                      <w:rFonts w:ascii="Cambria" w:hAnsi="Cambria"/>
                       <w:sz w:val="17"/>
                       <w:szCs w:val="17"/>
                     </w:rPr>
-                    <w:t xml:space="preserve">Wait-and-see (neutral)</w:t>
+                    <w:t>Wait-and-see (neutral)</w:t>
                   </w:r>
                 </w:p>
               </w:tc>
               <w:tc>
                 <w:tcPr>
-                  <w:tcW w:type="dxa" w:w="700"/>
+                  <w:tcW w:w="700" w:type="dxa"/>
                   <w:tcBorders>
-                    <w:top w:val="single" w:color="BFBFBF" w:sz="4"/>
-                    <w:left w:val="single" w:color="BFBFBF" w:sz="4"/>
-                    <w:bottom w:val="single" w:color="BFBFBF" w:sz="4"/>
-                    <w:right w:val="single" w:color="BFBFBF" w:sz="4"/>
+                    <w:top w:val="single" w:sz="4" w:space="0" w:color="BFBFBF"/>
+                    <w:left w:val="single" w:sz="4" w:space="0" w:color="BFBFBF"/>
+                    <w:bottom w:val="single" w:sz="4" w:space="0" w:color="BFBFBF"/>
+                    <w:right w:val="single" w:sz="4" w:space="0" w:color="BFBFBF"/>
                   </w:tcBorders>
                   <w:tcMar>
-                    <w:top w:type="dxa" w:w="50"/>
-                    <w:left w:type="dxa" w:w="90"/>
-                    <w:bottom w:type="dxa" w:w="50"/>
-                    <w:right w:type="dxa" w:w="90"/>
+                    <w:top w:w="50" w:type="dxa"/>
+                    <w:left w:w="90" w:type="dxa"/>
+                    <w:bottom w:w="50" w:type="dxa"/>
+                    <w:right w:w="90" w:type="dxa"/>
                   </w:tcMar>
                   <w:vAlign w:val="center"/>
                 </w:tcPr>
                 <w:p>
                   <w:pPr>
                     <w:jc w:val="center"/>
+                    <w:rPr>
+                      <w:rFonts w:ascii="Cambria" w:hAnsi="Cambria"/>
+                    </w:rPr>
                   </w:pPr>
                   <w:r>
                     <w:rPr>
-                      <w:b w:val="false"/>
-                      <w:bCs w:val="false"/>
+                      <w:rFonts w:ascii="Cambria" w:hAnsi="Cambria"/>
                       <w:sz w:val="17"/>
                       <w:szCs w:val="17"/>
                     </w:rPr>
-                    <w:t xml:space="preserve">28</w:t>
+                    <w:t>28</w:t>
                   </w:r>
                 </w:p>
               </w:tc>
               <w:tc>
                 <w:tcPr>
-                  <w:tcW w:type="dxa" w:w="1000"/>
+                  <w:tcW w:w="1000" w:type="dxa"/>
                   <w:tcBorders>
-                    <w:top w:val="single" w:color="BFBFBF" w:sz="4"/>
-                    <w:left w:val="single" w:color="BFBFBF" w:sz="4"/>
-                    <w:bottom w:val="single" w:color="BFBFBF" w:sz="4"/>
-                    <w:right w:val="single" w:color="BFBFBF" w:sz="4"/>
+                    <w:top w:val="single" w:sz="4" w:space="0" w:color="BFBFBF"/>
+                    <w:left w:val="single" w:sz="4" w:space="0" w:color="BFBFBF"/>
+                    <w:bottom w:val="single" w:sz="4" w:space="0" w:color="BFBFBF"/>
+                    <w:right w:val="single" w:sz="4" w:space="0" w:color="BFBFBF"/>
                   </w:tcBorders>
                   <w:tcMar>
-                    <w:top w:type="dxa" w:w="50"/>
-                    <w:left w:type="dxa" w:w="90"/>
-                    <w:bottom w:type="dxa" w:w="50"/>
-                    <w:right w:type="dxa" w:w="90"/>
+                    <w:top w:w="50" w:type="dxa"/>
+                    <w:left w:w="90" w:type="dxa"/>
+                    <w:bottom w:w="50" w:type="dxa"/>
+                    <w:right w:w="90" w:type="dxa"/>
                   </w:tcMar>
                   <w:vAlign w:val="center"/>
                 </w:tcPr>
                 <w:p>
                   <w:pPr>
                     <w:jc w:val="center"/>
+                    <w:rPr>
+                      <w:rFonts w:ascii="Cambria" w:hAnsi="Cambria"/>
+                    </w:rPr>
                   </w:pPr>
                   <w:r>
                     <w:rPr>
-                      <w:b w:val="false"/>
-                      <w:bCs w:val="false"/>
+                      <w:rFonts w:ascii="Cambria" w:hAnsi="Cambria"/>
                       <w:sz w:val="17"/>
                       <w:szCs w:val="17"/>
                     </w:rPr>
-                    <w:t xml:space="preserve">100%</w:t>
+                    <w:t>100%</w:t>
                   </w:r>
                 </w:p>
               </w:tc>
               <w:tc>
                 <w:tcPr>
-                  <w:tcW w:type="dxa" w:w="1100"/>
+                  <w:tcW w:w="1100" w:type="dxa"/>
                   <w:tcBorders>
-                    <w:top w:val="single" w:color="BFBFBF" w:sz="4"/>
-                    <w:left w:val="single" w:color="BFBFBF" w:sz="4"/>
-                    <w:bottom w:val="single" w:color="BFBFBF" w:sz="4"/>
-                    <w:right w:val="single" w:color="BFBFBF" w:sz="4"/>
+                    <w:top w:val="single" w:sz="4" w:space="0" w:color="BFBFBF"/>
+                    <w:left w:val="single" w:sz="4" w:space="0" w:color="BFBFBF"/>
+                    <w:bottom w:val="single" w:sz="4" w:space="0" w:color="BFBFBF"/>
+                    <w:right w:val="single" w:sz="4" w:space="0" w:color="BFBFBF"/>
                   </w:tcBorders>
                   <w:tcMar>
-                    <w:top w:type="dxa" w:w="50"/>
-                    <w:left w:type="dxa" w:w="90"/>
-                    <w:bottom w:type="dxa" w:w="50"/>
-                    <w:right w:type="dxa" w:w="90"/>
+                    <w:top w:w="50" w:type="dxa"/>
+                    <w:left w:w="90" w:type="dxa"/>
+                    <w:bottom w:w="50" w:type="dxa"/>
+                    <w:right w:w="90" w:type="dxa"/>
                   </w:tcMar>
                   <w:vAlign w:val="center"/>
                 </w:tcPr>
                 <w:p>
                   <w:pPr>
                     <w:jc w:val="center"/>
+                    <w:rPr>
+                      <w:rFonts w:ascii="Cambria" w:hAnsi="Cambria"/>
+                    </w:rPr>
                   </w:pPr>
                   <w:r>
                     <w:rPr>
-                      <w:b w:val="false"/>
-                      <w:bCs w:val="false"/>
+                      <w:rFonts w:ascii="Cambria" w:hAnsi="Cambria"/>
                       <w:sz w:val="17"/>
                       <w:szCs w:val="17"/>
                     </w:rPr>
-                    <w:t xml:space="preserve">46%</w:t>
+                    <w:t>46%</w:t>
                   </w:r>
                 </w:p>
               </w:tc>
             </w:tr>
             <w:tr>
+              <w:trPr>
+                <w:jc w:val="center"/>
+              </w:trPr>
               <w:tc>
                 <w:tcPr>
-                  <w:tcW w:type="dxa" w:w="2700"/>
+                  <w:tcW w:w="2700" w:type="dxa"/>
                   <w:tcBorders>
-                    <w:top w:val="single" w:color="BFBFBF" w:sz="4"/>
-                    <w:left w:val="single" w:color="BFBFBF" w:sz="4"/>
-                    <w:bottom w:val="single" w:color="BFBFBF" w:sz="4"/>
-                    <w:right w:val="single" w:color="BFBFBF" w:sz="4"/>
+                    <w:top w:val="single" w:sz="4" w:space="0" w:color="BFBFBF"/>
+                    <w:left w:val="single" w:sz="4" w:space="0" w:color="BFBFBF"/>
+                    <w:bottom w:val="single" w:sz="4" w:space="0" w:color="BFBFBF"/>
+                    <w:right w:val="single" w:sz="4" w:space="0" w:color="BFBFBF"/>
                   </w:tcBorders>
                   <w:tcMar>
-                    <w:top w:type="dxa" w:w="50"/>
-                    <w:left w:type="dxa" w:w="90"/>
-                    <w:bottom w:type="dxa" w:w="50"/>
-                    <w:right w:type="dxa" w:w="90"/>
+                    <w:top w:w="50" w:type="dxa"/>
+                    <w:left w:w="90" w:type="dxa"/>
+                    <w:bottom w:w="50" w:type="dxa"/>
+                    <w:right w:w="90" w:type="dxa"/>
                   </w:tcMar>
                   <w:vAlign w:val="center"/>
                 </w:tcPr>
                 <w:p>
                   <w:pPr>
-                    <w:jc w:val="left"/>
+                    <w:rPr>
+                      <w:rFonts w:ascii="Cambria" w:hAnsi="Cambria"/>
+                    </w:rPr>
                   </w:pPr>
                   <w:r>
                     <w:rPr>
-                      <w:b w:val="false"/>
-                      <w:bCs w:val="false"/>
+                      <w:rFonts w:ascii="Cambria" w:hAnsi="Cambria"/>
                       <w:sz w:val="17"/>
                       <w:szCs w:val="17"/>
                     </w:rPr>
-                    <w:t xml:space="preserve">Sarcasm</w:t>
+                    <w:t>Sarcasm</w:t>
                   </w:r>
                 </w:p>
               </w:tc>
               <w:tc>
                 <w:tcPr>
-                  <w:tcW w:type="dxa" w:w="700"/>
+                  <w:tcW w:w="700" w:type="dxa"/>
                   <w:tcBorders>
-                    <w:top w:val="single" w:color="BFBFBF" w:sz="4"/>
-                    <w:left w:val="single" w:color="BFBFBF" w:sz="4"/>
-                    <w:bottom w:val="single" w:color="BFBFBF" w:sz="4"/>
-                    <w:right w:val="single" w:color="BFBFBF" w:sz="4"/>
+                    <w:top w:val="single" w:sz="4" w:space="0" w:color="BFBFBF"/>
+                    <w:left w:val="single" w:sz="4" w:space="0" w:color="BFBFBF"/>
+                    <w:bottom w:val="single" w:sz="4" w:space="0" w:color="BFBFBF"/>
+                    <w:right w:val="single" w:sz="4" w:space="0" w:color="BFBFBF"/>
                   </w:tcBorders>
                   <w:tcMar>
-                    <w:top w:type="dxa" w:w="50"/>
-                    <w:left w:type="dxa" w:w="90"/>
-                    <w:bottom w:type="dxa" w:w="50"/>
-                    <w:right w:type="dxa" w:w="90"/>
+                    <w:top w:w="50" w:type="dxa"/>
+                    <w:left w:w="90" w:type="dxa"/>
+                    <w:bottom w:w="50" w:type="dxa"/>
+                    <w:right w:w="90" w:type="dxa"/>
                   </w:tcMar>
                   <w:vAlign w:val="center"/>
                 </w:tcPr>
                 <w:p>
                   <w:pPr>
                     <w:jc w:val="center"/>
+                    <w:rPr>
+                      <w:rFonts w:ascii="Cambria" w:hAnsi="Cambria"/>
+                    </w:rPr>
                   </w:pPr>
                   <w:r>
                     <w:rPr>
-                      <w:b w:val="false"/>
-                      <w:bCs w:val="false"/>
+                      <w:rFonts w:ascii="Cambria" w:hAnsi="Cambria"/>
                       <w:sz w:val="17"/>
                       <w:szCs w:val="17"/>
                     </w:rPr>
-                    <w:t xml:space="preserve">12</w:t>
+                    <w:t>12</w:t>
                   </w:r>
                 </w:p>
               </w:tc>
               <w:tc>
                 <w:tcPr>
-                  <w:tcW w:type="dxa" w:w="1000"/>
+                  <w:tcW w:w="1000" w:type="dxa"/>
                   <w:tcBorders>
-                    <w:top w:val="single" w:color="BFBFBF" w:sz="4"/>
-                    <w:left w:val="single" w:color="BFBFBF" w:sz="4"/>
-                    <w:bottom w:val="single" w:color="BFBFBF" w:sz="4"/>
-                    <w:right w:val="single" w:color="BFBFBF" w:sz="4"/>
+                    <w:top w:val="single" w:sz="4" w:space="0" w:color="BFBFBF"/>
+                    <w:left w:val="single" w:sz="4" w:space="0" w:color="BFBFBF"/>
+                    <w:bottom w:val="single" w:sz="4" w:space="0" w:color="BFBFBF"/>
+                    <w:right w:val="single" w:sz="4" w:space="0" w:color="BFBFBF"/>
                   </w:tcBorders>
                   <w:tcMar>
-                    <w:top w:type="dxa" w:w="50"/>
-                    <w:left w:type="dxa" w:w="90"/>
-                    <w:bottom w:type="dxa" w:w="50"/>
-                    <w:right w:type="dxa" w:w="90"/>
+                    <w:top w:w="50" w:type="dxa"/>
+                    <w:left w:w="90" w:type="dxa"/>
+                    <w:bottom w:w="50" w:type="dxa"/>
+                    <w:right w:w="90" w:type="dxa"/>
                   </w:tcMar>
                   <w:vAlign w:val="center"/>
                 </w:tcPr>
                 <w:p>
                   <w:pPr>
                     <w:jc w:val="center"/>
+                    <w:rPr>
+                      <w:rFonts w:ascii="Cambria" w:hAnsi="Cambria"/>
+                    </w:rPr>
                   </w:pPr>
                   <w:r>
                     <w:rPr>
-                      <w:b w:val="false"/>
-                      <w:bCs w:val="false"/>
+                      <w:rFonts w:ascii="Cambria" w:hAnsi="Cambria"/>
                       <w:sz w:val="17"/>
                       <w:szCs w:val="17"/>
                     </w:rPr>
-                    <w:t xml:space="preserve">100%</w:t>
+                    <w:t>100%</w:t>
                   </w:r>
                 </w:p>
               </w:tc>
               <w:tc>
                 <w:tcPr>
-                  <w:tcW w:type="dxa" w:w="1100"/>
+                  <w:tcW w:w="1100" w:type="dxa"/>
                   <w:tcBorders>
-                    <w:top w:val="single" w:color="BFBFBF" w:sz="4"/>
-                    <w:left w:val="single" w:color="BFBFBF" w:sz="4"/>
-                    <w:bottom w:val="single" w:color="BFBFBF" w:sz="4"/>
-                    <w:right w:val="single" w:color="BFBFBF" w:sz="4"/>
+                    <w:top w:val="single" w:sz="4" w:space="0" w:color="BFBFBF"/>
+                    <w:left w:val="single" w:sz="4" w:space="0" w:color="BFBFBF"/>
+                    <w:bottom w:val="single" w:sz="4" w:space="0" w:color="BFBFBF"/>
+                    <w:right w:val="single" w:sz="4" w:space="0" w:color="BFBFBF"/>
                   </w:tcBorders>
                   <w:tcMar>
-                    <w:top w:type="dxa" w:w="50"/>
-                    <w:left w:type="dxa" w:w="90"/>
-                    <w:bottom w:type="dxa" w:w="50"/>
-                    <w:right w:type="dxa" w:w="90"/>
+                    <w:top w:w="50" w:type="dxa"/>
+                    <w:left w:w="90" w:type="dxa"/>
+                    <w:bottom w:w="50" w:type="dxa"/>
+                    <w:right w:w="90" w:type="dxa"/>
                   </w:tcMar>
                   <w:vAlign w:val="center"/>
                 </w:tcPr>
                 <w:p>
                   <w:pPr>
                     <w:jc w:val="center"/>
+                    <w:rPr>
+                      <w:rFonts w:ascii="Cambria" w:hAnsi="Cambria"/>
+                    </w:rPr>
                   </w:pPr>
                   <w:r>
                     <w:rPr>
-                      <w:b w:val="false"/>
-                      <w:bCs w:val="false"/>
+                      <w:rFonts w:ascii="Cambria" w:hAnsi="Cambria"/>
                       <w:sz w:val="17"/>
                       <w:szCs w:val="17"/>
                     </w:rPr>
-                    <w:t xml:space="preserve">0%</w:t>
+                    <w:t>0%</w:t>
                   </w:r>
                 </w:p>
               </w:tc>
             </w:tr>
             <w:tr>
+              <w:trPr>
+                <w:jc w:val="center"/>
+              </w:trPr>
               <w:tc>
                 <w:tcPr>
-                  <w:tcW w:type="dxa" w:w="2700"/>
+                  <w:tcW w:w="2700" w:type="dxa"/>
                   <w:tcBorders>
-                    <w:top w:val="single" w:color="BFBFBF" w:sz="4"/>
-                    <w:left w:val="single" w:color="BFBFBF" w:sz="4"/>
-                    <w:bottom w:val="single" w:color="BFBFBF" w:sz="4"/>
-                    <w:right w:val="single" w:color="BFBFBF" w:sz="4"/>
+                    <w:top w:val="single" w:sz="4" w:space="0" w:color="BFBFBF"/>
+                    <w:left w:val="single" w:sz="4" w:space="0" w:color="BFBFBF"/>
+                    <w:bottom w:val="single" w:sz="4" w:space="0" w:color="BFBFBF"/>
+                    <w:right w:val="single" w:sz="4" w:space="0" w:color="BFBFBF"/>
                   </w:tcBorders>
                   <w:tcMar>
-                    <w:top w:type="dxa" w:w="50"/>
-                    <w:left w:type="dxa" w:w="90"/>
-                    <w:bottom w:type="dxa" w:w="50"/>
-                    <w:right w:type="dxa" w:w="90"/>
+                    <w:top w:w="50" w:type="dxa"/>
+                    <w:left w:w="90" w:type="dxa"/>
+                    <w:bottom w:w="50" w:type="dxa"/>
+                    <w:right w:w="90" w:type="dxa"/>
                   </w:tcMar>
                   <w:vAlign w:val="center"/>
                 </w:tcPr>
                 <w:p>
                   <w:pPr>
-                    <w:jc w:val="left"/>
+                    <w:rPr>
+                      <w:rFonts w:ascii="Cambria" w:hAnsi="Cambria"/>
+                    </w:rPr>
                   </w:pPr>
                   <w:r>
                     <w:rPr>
-                      <w:b w:val="false"/>
-                      <w:bCs w:val="false"/>
+                      <w:rFonts w:ascii="Cambria" w:hAnsi="Cambria"/>
                       <w:sz w:val="17"/>
                       <w:szCs w:val="17"/>
                     </w:rPr>
-                    <w:t xml:space="preserve">Flipped label (noise)</w:t>
+                    <w:t>Flipped label (noise)</w:t>
                   </w:r>
                 </w:p>
               </w:tc>
               <w:tc>
                 <w:tcPr>
-                  <w:tcW w:type="dxa" w:w="700"/>
+                  <w:tcW w:w="700" w:type="dxa"/>
                   <w:tcBorders>
-                    <w:top w:val="single" w:color="BFBFBF" w:sz="4"/>
-                    <w:left w:val="single" w:color="BFBFBF" w:sz="4"/>
-                    <w:bottom w:val="single" w:color="BFBFBF" w:sz="4"/>
-                    <w:right w:val="single" w:color="BFBFBF" w:sz="4"/>
+                    <w:top w:val="single" w:sz="4" w:space="0" w:color="BFBFBF"/>
+                    <w:left w:val="single" w:sz="4" w:space="0" w:color="BFBFBF"/>
+                    <w:bottom w:val="single" w:sz="4" w:space="0" w:color="BFBFBF"/>
+                    <w:right w:val="single" w:sz="4" w:space="0" w:color="BFBFBF"/>
                   </w:tcBorders>
                   <w:tcMar>
-                    <w:top w:type="dxa" w:w="50"/>
-                    <w:left w:type="dxa" w:w="90"/>
-                    <w:bottom w:type="dxa" w:w="50"/>
-                    <w:right w:type="dxa" w:w="90"/>
+                    <w:top w:w="50" w:type="dxa"/>
+                    <w:left w:w="90" w:type="dxa"/>
+                    <w:bottom w:w="50" w:type="dxa"/>
+                    <w:right w:w="90" w:type="dxa"/>
                   </w:tcMar>
                   <w:vAlign w:val="center"/>
                 </w:tcPr>
                 <w:p>
                   <w:pPr>
                     <w:jc w:val="center"/>
+                    <w:rPr>
+                      <w:rFonts w:ascii="Cambria" w:hAnsi="Cambria"/>
+                    </w:rPr>
                   </w:pPr>
                   <w:r>
                     <w:rPr>
-                      <w:b w:val="false"/>
-                      <w:bCs w:val="false"/>
+                      <w:rFonts w:ascii="Cambria" w:hAnsi="Cambria"/>
                       <w:sz w:val="17"/>
                       <w:szCs w:val="17"/>
                     </w:rPr>
-                    <w:t xml:space="preserve">11</w:t>
+                    <w:t>11</w:t>
                   </w:r>
                 </w:p>
               </w:tc>
               <w:tc>
                 <w:tcPr>
-                  <w:tcW w:type="dxa" w:w="1000"/>
+                  <w:tcW w:w="1000" w:type="dxa"/>
                   <w:tcBorders>
-                    <w:top w:val="single" w:color="BFBFBF" w:sz="4"/>
-                    <w:left w:val="single" w:color="BFBFBF" w:sz="4"/>
-                    <w:bottom w:val="single" w:color="BFBFBF" w:sz="4"/>
-                    <w:right w:val="single" w:color="BFBFBF" w:sz="4"/>
+                    <w:top w:val="single" w:sz="4" w:space="0" w:color="BFBFBF"/>
+                    <w:left w:val="single" w:sz="4" w:space="0" w:color="BFBFBF"/>
+                    <w:bottom w:val="single" w:sz="4" w:space="0" w:color="BFBFBF"/>
+                    <w:right w:val="single" w:sz="4" w:space="0" w:color="BFBFBF"/>
                   </w:tcBorders>
                   <w:tcMar>
-                    <w:top w:type="dxa" w:w="50"/>
-                    <w:left w:type="dxa" w:w="90"/>
-                    <w:bottom w:type="dxa" w:w="50"/>
-                    <w:right w:type="dxa" w:w="90"/>
+                    <w:top w:w="50" w:type="dxa"/>
+                    <w:left w:w="90" w:type="dxa"/>
+                    <w:bottom w:w="50" w:type="dxa"/>
+                    <w:right w:w="90" w:type="dxa"/>
                   </w:tcMar>
                   <w:vAlign w:val="center"/>
                 </w:tcPr>
                 <w:p>
                   <w:pPr>
                     <w:jc w:val="center"/>
+                    <w:rPr>
+                      <w:rFonts w:ascii="Cambria" w:hAnsi="Cambria"/>
+                    </w:rPr>
                   </w:pPr>
                   <w:r>
                     <w:rPr>
-                      <w:b w:val="false"/>
-                      <w:bCs w:val="false"/>
+                      <w:rFonts w:ascii="Cambria" w:hAnsi="Cambria"/>
                       <w:sz w:val="17"/>
                       <w:szCs w:val="17"/>
                     </w:rPr>
-                    <w:t xml:space="preserve">0%</w:t>
+                    <w:t>0%</w:t>
                   </w:r>
                 </w:p>
               </w:tc>
               <w:tc>
                 <w:tcPr>
-                  <w:tcW w:type="dxa" w:w="1100"/>
+                  <w:tcW w:w="1100" w:type="dxa"/>
                   <w:tcBorders>
-                    <w:top w:val="single" w:color="BFBFBF" w:sz="4"/>
-                    <w:left w:val="single" w:color="BFBFBF" w:sz="4"/>
-                    <w:bottom w:val="single" w:color="BFBFBF" w:sz="4"/>
-                    <w:right w:val="single" w:color="BFBFBF" w:sz="4"/>
+                    <w:top w:val="single" w:sz="4" w:space="0" w:color="BFBFBF"/>
+                    <w:left w:val="single" w:sz="4" w:space="0" w:color="BFBFBF"/>
+                    <w:bottom w:val="single" w:sz="4" w:space="0" w:color="BFBFBF"/>
+                    <w:right w:val="single" w:sz="4" w:space="0" w:color="BFBFBF"/>
                   </w:tcBorders>
                   <w:tcMar>
-                    <w:top w:type="dxa" w:w="50"/>
-                    <w:left w:type="dxa" w:w="90"/>
-                    <w:bottom w:type="dxa" w:w="50"/>
-                    <w:right w:type="dxa" w:w="90"/>
+                    <w:top w:w="50" w:type="dxa"/>
+                    <w:left w:w="90" w:type="dxa"/>
+                    <w:bottom w:w="50" w:type="dxa"/>
+                    <w:right w:w="90" w:type="dxa"/>
                   </w:tcMar>
                   <w:vAlign w:val="center"/>
                 </w:tcPr>
                 <w:p>
                   <w:pPr>
                     <w:jc w:val="center"/>
+                    <w:rPr>
+                      <w:rFonts w:ascii="Cambria" w:hAnsi="Cambria"/>
+                    </w:rPr>
                   </w:pPr>
                   <w:r>
                     <w:rPr>
-                      <w:b w:val="false"/>
-                      <w:bCs w:val="false"/>
+                      <w:rFonts w:ascii="Cambria" w:hAnsi="Cambria"/>
                       <w:sz w:val="17"/>
                       <w:szCs w:val="17"/>
                     </w:rPr>
-                    <w:t xml:space="preserve">27%</w:t>
+                    <w:t>27%</w:t>
                   </w:r>
                 </w:p>
               </w:tc>
             </w:tr>
           </w:tbl>
-          <w:p/>
+          <w:p>
+            <w:pPr>
+              <w:rPr>
+                <w:rFonts w:ascii="Cambria" w:hAnsi="Cambria"/>
+              </w:rPr>
+            </w:pPr>
+          </w:p>
         </w:tc>
       </w:tr>
     </w:tbl>
     <w:p>
       <w:pPr>
-        <w:spacing w:after="100" w:line="264"/>
+        <w:spacing w:after="100" w:line="276" w:lineRule="auto"/>
         <w:jc w:val="both"/>
-      </w:pPr>
-      <w:r>
-        <w:t xml:space="preserve">The model almost never confuses opposite polarities: </w:t>
-      </w:r>
-      <w:r>
-        <w:rPr>
+        <w:rPr>
+          <w:rFonts w:ascii="Cambria" w:hAnsi="Cambria"/>
+        </w:rPr>
+      </w:pPr>
+      <w:r>
+        <w:rPr>
+          <w:rFonts w:ascii="Cambria" w:hAnsi="Cambria"/>
+        </w:rPr>
+        <w:t>The model almost never confuses positive and negative reviews. No positive review was classified as negative, and no negative review was classified as positive. Most of the errors instead involve deciding whether a review expresses a clear opinion at all.</w:t>
+      </w:r>
+    </w:p>
+    <w:p>
+      <w:pPr>
+        <w:spacing w:after="100" w:line="276" w:lineRule="auto"/>
+        <w:jc w:val="both"/>
+        <w:rPr>
+          <w:rFonts w:ascii="Cambria" w:hAnsi="Cambria"/>
+        </w:rPr>
+      </w:pPr>
+      <w:r>
+        <w:rPr>
+          <w:rFonts w:ascii="Cambria" w:hAnsi="Cambria"/>
           <w:b/>
           <w:bCs/>
         </w:rPr>
-        <w:t xml:space="preserve">no positive review was predicted negative, and no negative review was predicted positive</w:t>
-      </w:r>
-      <w:r>
-        <w:t xml:space="preserve">. Its mistakes are about whether an opinion is present at all. </w:t>
-      </w:r>
-      <w:r>
-        <w:rPr>
-          <w:b/>
-          <w:bCs/>
-        </w:rPr>
-        <w:t xml:space="preserve">Neutral is the hardest class</w:t>
-      </w:r>
-      <w:r>
-        <w:t xml:space="preserve"> (recall 0.905, F1 0.915, against about 0.97 for the other two). The single most common error is </w:t>
-      </w:r>
-      <w:r>
-        <w:rPr>
-          <w:b/>
-          <w:bCs/>
-        </w:rPr>
-        <w:t xml:space="preserve">neutral predicted as positive</w:t>
-      </w:r>
-      <w:r>
-        <w:t xml:space="preserve"> (6 of 95). There are three plausible reasons. Neutral has no vocabulary of its own: it is defined by the absence of a strong opinion, or by a balance of both ("Pros: … Cons: …"), so it borrows words from both sides. It is also the smallest class (24%). And it is the most subjective label, where human annotators disagree most.</w:t>
-      </w:r>
-    </w:p>
-    <w:p>
-      <w:pPr>
-        <w:spacing w:after="100" w:line="264"/>
+        <w:t>Neutral is the most difficult class to identify</w:t>
+      </w:r>
+      <w:r>
+        <w:rPr>
+          <w:rFonts w:ascii="Cambria" w:hAnsi="Cambria"/>
+        </w:rPr>
+        <w:t>, with a recall of 0.905 and an F1 score of 0.915, compared with around 0.97 for the positive and negative classes. The most common individual error is a neutral review being classified as positive, which happens in 6 out of 95 cases. There are several possible explanations for this. First, neutral reviews do not have a distinct vocabulary of their own. They are often defined by the absence of a strong opinion or by a balance between positive and negative points, such as “Pros: … Cons: …”. As a result, they can contain words associated with either sentiment. Second, neutral is the smallest class, accounting for 24% of the dataset. Finally, it is arguably the most subjective category, so human annotators may be more likely to disagree about whether a particular review should be considered neutral.</w:t>
+      </w:r>
+    </w:p>
+    <w:p>
+      <w:pPr>
+        <w:spacing w:after="100" w:line="276" w:lineRule="auto"/>
         <w:jc w:val="both"/>
-      </w:pPr>
-      <w:r>
-        <w:t xml:space="preserve">The error analysis supports this. </w:t>
-      </w:r>
-      <w:r>
-        <w:rPr>
-          <w:b/>
-          <w:bCs/>
-        </w:rPr>
-        <w:t xml:space="preserve">Eleven of the SVM's 16 errors are the deliberately flipped labels</w:t>
-      </w:r>
-      <w:r>
-        <w:t xml:space="preserve">. For example, "Build quality is solid and reliable." is labelled neutral and predicted positive, so the model is right and the label is wrong. The five genuine errors are mostly short reviews in which a procedural, neutral-sounding sentence ("Requested an exchange for a different size", "Support said a technician will visit") outweighs a brief opinion such as "Total waste of money". The 100% scores for sarcasm and mixed reviews in Table 2 should not be over-read: the generator's sarcastic sentences reuse a small set of patterns that the model memorised. VADER got none of the 12 sarcastic tweets right, which is closer to how hard sarcasm really is.</w:t>
+        <w:rPr>
+          <w:rFonts w:ascii="Cambria" w:hAnsi="Cambria"/>
+        </w:rPr>
+      </w:pPr>
+      <w:r>
+        <w:rPr>
+          <w:rFonts w:ascii="Cambria" w:hAnsi="Cambria"/>
+        </w:rPr>
+        <w:t>The detailed error analysis supports this interpretation. Eleven of the SVM’s 16 errors come from the deliberately flipped labels included in the synthetic data. For example, “Build quality is solid and reliable.” is labelled as neutral but predicted as positive. In this case, the model’s prediction appears reasonable, while the label is intentionally incorrect. The five remaining errors are mostly short reviews where a procedural or neutral-sounding statement, such as “Requested an exchange for a different size” or “Support said a technician will visit”, dominates a brief but stronger opinion such as “Total waste of money”.</w:t>
+      </w:r>
+    </w:p>
+    <w:p>
+      <w:pPr>
+        <w:spacing w:after="100" w:line="276" w:lineRule="auto"/>
+        <w:jc w:val="both"/>
+        <w:rPr>
+          <w:rFonts w:ascii="Cambria" w:hAnsi="Cambria"/>
+        </w:rPr>
+      </w:pPr>
+      <w:r>
+        <w:rPr>
+          <w:rFonts w:ascii="Cambria" w:hAnsi="Cambria"/>
+        </w:rPr>
+        <w:t>The 100% scores for sarcasm and mixed reviews shown in Table 2 should also be interpreted cautiously. The sarcastic examples generated for this dataset use a relatively small number of recurring patterns, which means the model may have learned those patterns rather than genuinely understanding sarcasm. This is supported by the VADER results: it correctly classified none of the 12 sarcastic tweets, which gives a better indication of how difficult sarcasm can be in real-world sentiment analysis.</w:t>
       </w:r>
     </w:p>
     <w:p>
       <w:pPr>
         <w:pStyle w:val="Heading1"/>
         <w:keepNext/>
-        <w:spacing w:after="80" w:before="200"/>
-      </w:pPr>
-      <w:r>
-        <w:t xml:space="preserve">5. Sentiment trends</w:t>
+        <w:rPr>
+          <w:rFonts w:ascii="Cambria" w:hAnsi="Cambria"/>
+          <w:color w:val="C00000"/>
+        </w:rPr>
+      </w:pPr>
+      <w:r>
+        <w:rPr>
+          <w:rFonts w:ascii="Cambria" w:hAnsi="Cambria"/>
+          <w:color w:val="C00000"/>
+        </w:rPr>
+        <w:lastRenderedPageBreak/>
+        <w:t>5. SENTIMENT TRENDS</w:t>
       </w:r>
     </w:p>
     <w:p>
       <w:pPr>
         <w:keepNext/>
-        <w:spacing w:after="20" w:before="60"/>
+        <w:spacing w:before="60" w:after="20"/>
         <w:jc w:val="center"/>
-      </w:pPr>
-      <w:r>
+        <w:rPr>
+          <w:rFonts w:ascii="Cambria" w:hAnsi="Cambria"/>
+        </w:rPr>
+      </w:pPr>
+      <w:r>
+        <w:rPr>
+          <w:rFonts w:ascii="Cambria" w:hAnsi="Cambria"/>
+          <w:noProof/>
+        </w:rPr>
         <w:drawing>
-          <wp:inline distT="0" distB="0" distL="0" distR="0">
-            <wp:extent cx="5334000" cy="1514475"/>
-            <wp:effectExtent t="0" r="0" b="0" l="0"/>
-            <wp:docPr id="1" name="fig05_distribution_by_source.png" descr="**Figure 3.** Overall sentiment and sentiment by source." title="**Figure 3.** Overall sentiment and sentiment by source."/>
+          <wp:inline distT="0" distB="0" distL="0" distR="0" wp14:anchorId="3EF0ADE7" wp14:editId="004BA4A6">
+            <wp:extent cx="4689008" cy="1331343"/>
+            <wp:effectExtent l="0" t="0" r="0" b="2540"/>
+            <wp:docPr id="2001204279" name="fig05_distribution_by_source.png" descr="**Figure 3.** Overall sentiment and sentiment by source." title="**Figure 3.** Overall sentiment and sentiment by source."/>
             <wp:cNvGraphicFramePr>
               <a:graphicFrameLocks xmlns:a="http://schemas.openxmlformats.org/drawingml/2006/main" noChangeAspect="1"/>
             </wp:cNvGraphicFramePr>
@@ -3402,13 +3746,13 @@
               <a:graphicData uri="http://schemas.openxmlformats.org/drawingml/2006/picture">
                 <pic:pic xmlns:pic="http://schemas.openxmlformats.org/drawingml/2006/picture">
                   <pic:nvPicPr>
-                    <pic:cNvPr id="0" name="" descr=""/>
+                    <pic:cNvPr id="0" name=""/>
                     <pic:cNvPicPr>
                       <a:picLocks noChangeAspect="1" noChangeArrowheads="1"/>
                     </pic:cNvPicPr>
                   </pic:nvPicPr>
                   <pic:blipFill>
-                    <a:blip r:embed="rId10" cstate="none"/>
+                    <a:blip r:embed="rId9"/>
                     <a:srcRect/>
                     <a:stretch>
                       <a:fillRect/>
@@ -3417,7 +3761,7 @@
                   <pic:spPr bwMode="auto">
                     <a:xfrm>
                       <a:off x="0" y="0"/>
-                      <a:ext cx="5334000" cy="1514475"/>
+                      <a:ext cx="4718186" cy="1339627"/>
                     </a:xfrm>
                     <a:prstGeom prst="rect">
                       <a:avLst/>
@@ -3434,20 +3778,26 @@
       <w:pPr>
         <w:spacing w:after="120"/>
         <w:jc w:val="center"/>
-      </w:pPr>
-      <w:r>
-        <w:rPr>
+        <w:rPr>
+          <w:rFonts w:ascii="Cambria" w:hAnsi="Cambria"/>
+          <w:color w:val="000000" w:themeColor="text1"/>
+        </w:rPr>
+      </w:pPr>
+      <w:r>
+        <w:rPr>
+          <w:rFonts w:ascii="Cambria" w:hAnsi="Cambria"/>
           <w:b/>
           <w:bCs/>
-          <w:color w:val="595959"/>
+          <w:color w:val="000000" w:themeColor="text1"/>
           <w:sz w:val="17"/>
           <w:szCs w:val="17"/>
         </w:rPr>
-        <w:t xml:space="preserve">Figure 3.</w:t>
-      </w:r>
-      <w:r>
-        <w:rPr>
-          <w:color w:val="595959"/>
+        <w:t>Figure 3.</w:t>
+      </w:r>
+      <w:r>
+        <w:rPr>
+          <w:rFonts w:ascii="Cambria" w:hAnsi="Cambria"/>
+          <w:color w:val="000000" w:themeColor="text1"/>
           <w:sz w:val="17"/>
           <w:szCs w:val="17"/>
         </w:rPr>
@@ -3456,52 +3806,82 @@
     </w:p>
     <w:p>
       <w:pPr>
-        <w:spacing w:after="100" w:line="264"/>
+        <w:spacing w:after="100" w:line="276" w:lineRule="auto"/>
         <w:jc w:val="both"/>
-      </w:pPr>
-      <w:r>
-        <w:rPr>
+        <w:rPr>
+          <w:rFonts w:ascii="Cambria" w:hAnsi="Cambria"/>
+        </w:rPr>
+      </w:pPr>
+      <w:r>
+        <w:rPr>
+          <w:rFonts w:ascii="Cambria" w:hAnsi="Cambria"/>
           <w:b/>
           <w:bCs/>
         </w:rPr>
-        <w:t xml:space="preserve">Overall and by source.</w:t>
-      </w:r>
-      <w:r>
-        <w:t xml:space="preserve"> Customers are broadly satisfied (46% positive) but a sizeable minority (30%) is unhappy. The two platforms behave very differently. </w:t>
-      </w:r>
-      <w:r>
-        <w:rPr>
-          <w:b/>
-          <w:bCs/>
-        </w:rPr>
-        <w:t xml:space="preserve">Twitter is twice as negative as Flipkart</w:t>
-      </w:r>
-      <w:r>
+        <w:t>Overall and by source.</w:t>
+      </w:r>
+      <w:r>
+        <w:rPr>
+          <w:rFonts w:ascii="Cambria" w:hAnsi="Cambria"/>
+        </w:rPr>
+        <w:t xml:space="preserve"> Customers are broadly satisfied (46% positive)</w:t>
+      </w:r>
+      <w:r>
+        <w:rPr>
+          <w:rFonts w:ascii="Cambria" w:hAnsi="Cambria"/>
+        </w:rPr>
+        <w:t>,</w:t>
+      </w:r>
+      <w:r>
+        <w:rPr>
+          <w:rFonts w:ascii="Cambria" w:hAnsi="Cambria"/>
+        </w:rPr>
+        <w:t xml:space="preserve"> but a sizeable minority (30%) is unhappy. The two platforms behave very differently. </w:t>
+      </w:r>
+      <w:r>
+        <w:rPr>
+          <w:rFonts w:ascii="Cambria" w:hAnsi="Cambria"/>
+        </w:rPr>
+        <w:t>Twitter is twice as negative as Flipkart</w:t>
+      </w:r>
+      <w:r>
+        <w:rPr>
+          <w:rFonts w:ascii="Cambria" w:hAnsi="Cambria"/>
+        </w:rPr>
         <w:t xml:space="preserve"> (43% against 21%) and far less neutral (16% against 29%). People tend to tweet when something goes very well or very badly, and they tag the brand to get a reply, while marketplace reviews are often prompted after delivery and include measured "it's okay" verdicts. Customer service accounts for </w:t>
       </w:r>
       <w:r>
         <w:rPr>
-          <w:b/>
-          <w:bCs/>
-        </w:rPr>
-        <w:t xml:space="preserve">28% of Twitter complaints</w:t>
-      </w:r>
-      <w:r>
+          <w:rFonts w:ascii="Cambria" w:hAnsi="Cambria"/>
+        </w:rPr>
+        <w:t>28% of Twitter complaints</w:t>
+      </w:r>
+      <w:r>
+        <w:rPr>
+          <w:rFonts w:ascii="Cambria" w:hAnsi="Cambria"/>
+        </w:rPr>
         <w:t xml:space="preserve"> but only 5% on Flipkart, which suggests Twitter is where customers go after support has failed them.</w:t>
       </w:r>
     </w:p>
     <w:p>
       <w:pPr>
         <w:keepNext/>
-        <w:spacing w:after="20" w:before="60"/>
+        <w:spacing w:before="60" w:after="20"/>
         <w:jc w:val="center"/>
-      </w:pPr>
-      <w:r>
+        <w:rPr>
+          <w:rFonts w:ascii="Cambria" w:hAnsi="Cambria"/>
+        </w:rPr>
+      </w:pPr>
+      <w:r>
+        <w:rPr>
+          <w:rFonts w:ascii="Cambria" w:hAnsi="Cambria"/>
+          <w:noProof/>
+        </w:rPr>
         <w:drawing>
-          <wp:inline distT="0" distB="0" distL="0" distR="0">
-            <wp:extent cx="5334000" cy="2790825"/>
-            <wp:effectExtent t="0" r="0" b="0" l="0"/>
-            <wp:docPr id="1" name="fig06_sentiment_over_time.png" descr="**Figure 4.** Monthly sentiment share (top) and review volume (bottom)." title="**Figure 4.** Monthly sentiment share (top) and review volume (bottom)."/>
+          <wp:inline distT="0" distB="0" distL="0" distR="0" wp14:anchorId="3EF0ADE9" wp14:editId="7423A66D">
+            <wp:extent cx="4567666" cy="2389868"/>
+            <wp:effectExtent l="0" t="0" r="4445" b="0"/>
+            <wp:docPr id="2059050749" name="fig06_sentiment_over_time.png" descr="**Figure 4.** Monthly sentiment share (top) and review volume (bottom)." title="**Figure 4.** Monthly sentiment share (top) and review volume (bottom)."/>
             <wp:cNvGraphicFramePr>
               <a:graphicFrameLocks xmlns:a="http://schemas.openxmlformats.org/drawingml/2006/main" noChangeAspect="1"/>
             </wp:cNvGraphicFramePr>
@@ -3509,13 +3889,13 @@
               <a:graphicData uri="http://schemas.openxmlformats.org/drawingml/2006/picture">
                 <pic:pic xmlns:pic="http://schemas.openxmlformats.org/drawingml/2006/picture">
                   <pic:nvPicPr>
-                    <pic:cNvPr id="0" name="" descr=""/>
+                    <pic:cNvPr id="0" name=""/>
                     <pic:cNvPicPr>
                       <a:picLocks noChangeAspect="1" noChangeArrowheads="1"/>
                     </pic:cNvPicPr>
                   </pic:nvPicPr>
                   <pic:blipFill>
-                    <a:blip r:embed="rId11" cstate="none"/>
+                    <a:blip r:embed="rId10"/>
                     <a:srcRect/>
                     <a:stretch>
                       <a:fillRect/>
@@ -3524,7 +3904,7 @@
                   <pic:spPr bwMode="auto">
                     <a:xfrm>
                       <a:off x="0" y="0"/>
-                      <a:ext cx="5334000" cy="2790825"/>
+                      <a:ext cx="4596957" cy="2405193"/>
                     </a:xfrm>
                     <a:prstGeom prst="rect">
                       <a:avLst/>
@@ -3541,20 +3921,26 @@
       <w:pPr>
         <w:spacing w:after="120"/>
         <w:jc w:val="center"/>
-      </w:pPr>
-      <w:r>
-        <w:rPr>
+        <w:rPr>
+          <w:rFonts w:ascii="Cambria" w:hAnsi="Cambria"/>
+          <w:color w:val="000000" w:themeColor="text1"/>
+        </w:rPr>
+      </w:pPr>
+      <w:r>
+        <w:rPr>
+          <w:rFonts w:ascii="Cambria" w:hAnsi="Cambria"/>
           <w:b/>
           <w:bCs/>
-          <w:color w:val="595959"/>
+          <w:color w:val="000000" w:themeColor="text1"/>
           <w:sz w:val="17"/>
           <w:szCs w:val="17"/>
         </w:rPr>
-        <w:t xml:space="preserve">Figure 4.</w:t>
-      </w:r>
-      <w:r>
-        <w:rPr>
-          <w:color w:val="595959"/>
+        <w:t>Figure 4.</w:t>
+      </w:r>
+      <w:r>
+        <w:rPr>
+          <w:rFonts w:ascii="Cambria" w:hAnsi="Cambria"/>
+          <w:color w:val="000000" w:themeColor="text1"/>
           <w:sz w:val="17"/>
           <w:szCs w:val="17"/>
         </w:rPr>
@@ -3563,42 +3949,58 @@
     </w:p>
     <w:p>
       <w:pPr>
-        <w:spacing w:after="100" w:line="264"/>
+        <w:spacing w:after="100" w:line="276" w:lineRule="auto"/>
         <w:jc w:val="both"/>
-      </w:pPr>
-      <w:r>
-        <w:rPr>
+        <w:rPr>
+          <w:rFonts w:ascii="Cambria" w:hAnsi="Cambria"/>
+        </w:rPr>
+      </w:pPr>
+      <w:r>
+        <w:rPr>
+          <w:rFonts w:ascii="Cambria" w:hAnsi="Cambria"/>
           <w:b/>
           <w:bCs/>
         </w:rPr>
-        <w:t xml:space="preserve">Over time.</w:t>
-      </w:r>
-      <w:r>
+        <w:t>Over time.</w:t>
+      </w:r>
+      <w:r>
+        <w:rPr>
+          <w:rFonts w:ascii="Cambria" w:hAnsi="Cambria"/>
+        </w:rPr>
         <w:t xml:space="preserve"> Review volume peaks during the festive sale (268 reviews in October and 241 in November), and so does negativity (36.1% negative in November). </w:t>
       </w:r>
       <w:r>
         <w:rPr>
-          <w:b/>
-          <w:bCs/>
-        </w:rPr>
-        <w:t xml:space="preserve">Delivery causes 44% of negative reviews in the sale and monsoon months, compared with 8% in the other months</w:t>
-      </w:r>
-      <w:r>
-        <w:t xml:space="preserve">, which explains the second rise in July (30.7%). The February–April rise is almost entirely the smartwatch: without it, March would have been the calmest month of the year (19% negative). Apart from the July monsoon rise, sentiment is at its best from May onwards. Each month has only 120–270 reviews, so a single month's share can move by 3–4 points by chance; patterns that last several months are more reliable than any single point.</w:t>
+          <w:rFonts w:ascii="Cambria" w:hAnsi="Cambria"/>
+        </w:rPr>
+        <w:t>Delivery causes 44% of negative reviews in the sale and monsoon months, compared with 8% in the other months</w:t>
+      </w:r>
+      <w:r>
+        <w:rPr>
+          <w:rFonts w:ascii="Cambria" w:hAnsi="Cambria"/>
+        </w:rPr>
+        <w:t>, which explains the second rise in July (30.7%). The February–April rise is almost entirely the smartwatch: without it, March would have been the calmest month of the year (19% negative). Apart from the July monsoon rise, sentiment is at its best from May onwards. Each month has only 120–270 reviews, so a single month's share can move by 3–4 points by chance; patterns that last several months are more reliable than any single point.</w:t>
       </w:r>
     </w:p>
     <w:p>
       <w:pPr>
         <w:keepNext/>
-        <w:spacing w:after="20" w:before="60"/>
+        <w:spacing w:before="60" w:after="20"/>
         <w:jc w:val="center"/>
-      </w:pPr>
-      <w:r>
+        <w:rPr>
+          <w:rFonts w:ascii="Cambria" w:hAnsi="Cambria"/>
+        </w:rPr>
+      </w:pPr>
+      <w:r>
+        <w:rPr>
+          <w:rFonts w:ascii="Cambria" w:hAnsi="Cambria"/>
+          <w:noProof/>
+        </w:rPr>
         <w:drawing>
-          <wp:inline distT="0" distB="0" distL="0" distR="0">
+          <wp:inline distT="0" distB="0" distL="0" distR="0" wp14:anchorId="3EF0ADEB" wp14:editId="3EF0ADEC">
             <wp:extent cx="5715000" cy="1981200"/>
-            <wp:effectExtent t="0" r="0" b="0" l="0"/>
-            <wp:docPr id="1" name="fig07_products_and_aspects.png" descr="**Figure 5.** Net sentiment (% positive − % negative) by product, and the topics of negative reviews." title="**Figure 5.** Net sentiment (% positive − % negative) by product, and the topics of negative reviews."/>
+            <wp:effectExtent l="0" t="0" r="0" b="0"/>
+            <wp:docPr id="1392208264" name="fig07_products_and_aspects.png" descr="**Figure 5.** Net sentiment (% positive − % negative) by product, and the topics of negative reviews." title="**Figure 5.** Net sentiment (% positive − % negative) by product, and the topics of negative reviews."/>
             <wp:cNvGraphicFramePr>
               <a:graphicFrameLocks xmlns:a="http://schemas.openxmlformats.org/drawingml/2006/main" noChangeAspect="1"/>
             </wp:cNvGraphicFramePr>
@@ -3606,13 +4008,13 @@
               <a:graphicData uri="http://schemas.openxmlformats.org/drawingml/2006/picture">
                 <pic:pic xmlns:pic="http://schemas.openxmlformats.org/drawingml/2006/picture">
                   <pic:nvPicPr>
-                    <pic:cNvPr id="0" name="" descr=""/>
+                    <pic:cNvPr id="0" name=""/>
                     <pic:cNvPicPr>
                       <a:picLocks noChangeAspect="1" noChangeArrowheads="1"/>
                     </pic:cNvPicPr>
                   </pic:nvPicPr>
                   <pic:blipFill>
-                    <a:blip r:embed="rId12" cstate="none"/>
+                    <a:blip r:embed="rId11"/>
                     <a:srcRect/>
                     <a:stretch>
                       <a:fillRect/>
@@ -3638,20 +4040,26 @@
       <w:pPr>
         <w:spacing w:after="120"/>
         <w:jc w:val="center"/>
-      </w:pPr>
-      <w:r>
-        <w:rPr>
+        <w:rPr>
+          <w:rFonts w:ascii="Cambria" w:hAnsi="Cambria"/>
+          <w:color w:val="000000" w:themeColor="text1"/>
+        </w:rPr>
+      </w:pPr>
+      <w:r>
+        <w:rPr>
+          <w:rFonts w:ascii="Cambria" w:hAnsi="Cambria"/>
           <w:b/>
           <w:bCs/>
-          <w:color w:val="595959"/>
+          <w:color w:val="000000" w:themeColor="text1"/>
           <w:sz w:val="17"/>
           <w:szCs w:val="17"/>
         </w:rPr>
-        <w:t xml:space="preserve">Figure 5.</w:t>
-      </w:r>
-      <w:r>
-        <w:rPr>
-          <w:color w:val="595959"/>
+        <w:t>Figure 5.</w:t>
+      </w:r>
+      <w:r>
+        <w:rPr>
+          <w:rFonts w:ascii="Cambria" w:hAnsi="Cambria"/>
+          <w:color w:val="000000" w:themeColor="text1"/>
           <w:sz w:val="17"/>
           <w:szCs w:val="17"/>
         </w:rPr>
@@ -3660,52 +4068,65 @@
     </w:p>
     <w:p>
       <w:pPr>
-        <w:spacing w:after="100" w:line="264"/>
+        <w:spacing w:after="100" w:line="264" w:lineRule="auto"/>
         <w:jc w:val="both"/>
-      </w:pPr>
-      <w:r>
-        <w:rPr>
+        <w:rPr>
+          <w:rFonts w:ascii="Cambria" w:hAnsi="Cambria"/>
+        </w:rPr>
+      </w:pPr>
+      <w:r>
+        <w:rPr>
+          <w:rFonts w:ascii="Cambria" w:hAnsi="Cambria"/>
           <w:b/>
           <w:bCs/>
         </w:rPr>
-        <w:t xml:space="preserve">By product and topic.</w:t>
-      </w:r>
-      <w:r>
+        <w:t>By product and topic.</w:t>
+      </w:r>
+      <w:r>
+        <w:rPr>
+          <w:rFonts w:ascii="Cambria" w:hAnsi="Cambria"/>
+        </w:rPr>
         <w:t xml:space="preserve"> Net sentiment ranges from </w:t>
       </w:r>
       <w:r>
         <w:rPr>
-          <w:b/>
-          <w:bCs/>
-        </w:rPr>
-        <w:t xml:space="preserve">+50 for the CrispAir Air Fryer</w:t>
-      </w:r>
-      <w:r>
-        <w:t xml:space="preserve"> to </w:t>
-      </w:r>
-      <w:r>
-        <w:rPr>
-          <w:b/>
-          <w:bCs/>
-        </w:rPr>
-        <w:t xml:space="preserve">-6 for the ErgoMax Office Chair</w:t>
-      </w:r>
-      <w:r>
-        <w:t xml:space="preserve">; the BlendPro Blender (-2) is the only other product below zero. Delivery is the leading complaint overall (first on Flipkart and second on Twitter, behind customer service); battery life and build quality are the main product complaints on Flipkart. The smartwatch's overall score (+1) hides two very different products (Figure 6): before the firmware fix, 76% of its reviews were negative (net -64); afterwards, only 14% were (net +43).</w:t>
+          <w:rFonts w:ascii="Cambria" w:hAnsi="Cambria"/>
+        </w:rPr>
+        <w:t>+50 for the CrispAir Air Fryer to -6 for the ErgoMax Office Chair</w:t>
+      </w:r>
+      <w:r>
+        <w:rPr>
+          <w:rFonts w:ascii="Cambria" w:hAnsi="Cambria"/>
+        </w:rPr>
+        <w:t xml:space="preserve">; the BlendPro Blender (-2) is the only other product below zero. Delivery is the leading complaint </w:t>
+      </w:r>
+      <w:r>
+        <w:rPr>
+          <w:rFonts w:ascii="Cambria" w:hAnsi="Cambria"/>
+        </w:rPr>
+        <w:lastRenderedPageBreak/>
+        <w:t>overall (first on Flipkart and second on Twitter, behind customer service); battery life and build quality are the main product complaints on Flipkart. The smartwatch's overall score (+1) hides two very different products (Figure 6): before the firmware fix, 76% of its reviews were negative (net -64); afterwards, only 14% were (net +43).</w:t>
       </w:r>
     </w:p>
     <w:p>
       <w:pPr>
         <w:keepNext/>
-        <w:spacing w:after="20" w:before="60"/>
+        <w:spacing w:before="60" w:after="20"/>
         <w:jc w:val="center"/>
-      </w:pPr>
-      <w:r>
+        <w:rPr>
+          <w:rFonts w:ascii="Cambria" w:hAnsi="Cambria"/>
+        </w:rPr>
+      </w:pPr>
+      <w:r>
+        <w:rPr>
+          <w:rFonts w:ascii="Cambria" w:hAnsi="Cambria"/>
+          <w:noProof/>
+        </w:rPr>
         <w:drawing>
-          <wp:inline distT="0" distB="0" distL="0" distR="0">
-            <wp:extent cx="3619500" cy="1581150"/>
-            <wp:effectExtent t="0" r="0" b="0" l="0"/>
-            <wp:docPr id="1" name="fig08_smartwatch_recovery.png" descr="**Figure 6.** PulseFit Smartwatch 2: monthly share of positive and negative reviews (20–30 reviews per month)." title="**Figure 6.** PulseFit Smartwatch 2: monthly share of positive and negative reviews (20–30 reviews per month)."/>
+          <wp:inline distT="0" distB="0" distL="0" distR="0" wp14:anchorId="3EF0ADED" wp14:editId="50B80322">
+            <wp:extent cx="3619500" cy="1503776"/>
+            <wp:effectExtent l="0" t="0" r="0" b="1270"/>
+            <wp:docPr id="1054505418" name="fig08_smartwatch_recovery.png" descr="**Figure 6.** PulseFit Smartwatch 2: monthly share of positive and negative reviews (20–30 reviews per month)." title="**Figure 6.** PulseFit Smartwatch 2: monthly share of positive and negative reviews (20–30 reviews per month)."/>
             <wp:cNvGraphicFramePr>
               <a:graphicFrameLocks xmlns:a="http://schemas.openxmlformats.org/drawingml/2006/main" noChangeAspect="1"/>
             </wp:cNvGraphicFramePr>
@@ -3713,13 +4134,13 @@
               <a:graphicData uri="http://schemas.openxmlformats.org/drawingml/2006/picture">
                 <pic:pic xmlns:pic="http://schemas.openxmlformats.org/drawingml/2006/picture">
                   <pic:nvPicPr>
-                    <pic:cNvPr id="0" name="" descr=""/>
+                    <pic:cNvPr id="0" name=""/>
                     <pic:cNvPicPr>
                       <a:picLocks noChangeAspect="1" noChangeArrowheads="1"/>
                     </pic:cNvPicPr>
                   </pic:nvPicPr>
                   <pic:blipFill>
-                    <a:blip r:embed="rId13" cstate="none"/>
+                    <a:blip r:embed="rId12"/>
                     <a:srcRect/>
                     <a:stretch>
                       <a:fillRect/>
@@ -3728,7 +4149,7 @@
                   <pic:spPr bwMode="auto">
                     <a:xfrm>
                       <a:off x="0" y="0"/>
-                      <a:ext cx="3619500" cy="1581150"/>
+                      <a:ext cx="3633199" cy="1509467"/>
                     </a:xfrm>
                     <a:prstGeom prst="rect">
                       <a:avLst/>
@@ -3745,20 +4166,26 @@
       <w:pPr>
         <w:spacing w:after="120"/>
         <w:jc w:val="center"/>
-      </w:pPr>
-      <w:r>
-        <w:rPr>
+        <w:rPr>
+          <w:rFonts w:ascii="Cambria" w:hAnsi="Cambria"/>
+          <w:color w:val="000000" w:themeColor="text1"/>
+        </w:rPr>
+      </w:pPr>
+      <w:r>
+        <w:rPr>
+          <w:rFonts w:ascii="Cambria" w:hAnsi="Cambria"/>
           <w:b/>
           <w:bCs/>
-          <w:color w:val="595959"/>
+          <w:color w:val="000000" w:themeColor="text1"/>
           <w:sz w:val="17"/>
           <w:szCs w:val="17"/>
         </w:rPr>
-        <w:t xml:space="preserve">Figure 6.</w:t>
-      </w:r>
-      <w:r>
-        <w:rPr>
-          <w:color w:val="595959"/>
+        <w:t>Figure 6.</w:t>
+      </w:r>
+      <w:r>
+        <w:rPr>
+          <w:rFonts w:ascii="Cambria" w:hAnsi="Cambria"/>
+          <w:color w:val="000000" w:themeColor="text1"/>
           <w:sz w:val="17"/>
           <w:szCs w:val="17"/>
         </w:rPr>
@@ -3769,10 +4196,24 @@
       <w:pPr>
         <w:pStyle w:val="Heading1"/>
         <w:keepNext/>
-        <w:spacing w:after="80" w:before="200"/>
-      </w:pPr>
-      <w:r>
-        <w:t xml:space="preserve">6. Limitations and how to improve</w:t>
+        <w:rPr>
+          <w:rFonts w:ascii="Cambria" w:hAnsi="Cambria"/>
+          <w:color w:val="C00000"/>
+        </w:rPr>
+      </w:pPr>
+      <w:r>
+        <w:rPr>
+          <w:rFonts w:ascii="Cambria" w:hAnsi="Cambria"/>
+          <w:color w:val="C00000"/>
+        </w:rPr>
+        <w:t xml:space="preserve">6. </w:t>
+      </w:r>
+      <w:r>
+        <w:rPr>
+          <w:rFonts w:ascii="Cambria" w:hAnsi="Cambria"/>
+          <w:color w:val="C00000"/>
+        </w:rPr>
+        <w:t>LIMITATIONS AND HOW TO IMPROVE</w:t>
       </w:r>
     </w:p>
     <w:p>
@@ -3782,37 +4223,48 @@
           <w:ilvl w:val="0"/>
           <w:numId w:val="2"/>
         </w:numPr>
-        <w:spacing w:after="50" w:line="259"/>
+        <w:spacing w:after="50" w:line="276" w:lineRule="auto"/>
         <w:jc w:val="both"/>
-      </w:pPr>
-      <w:r>
-        <w:rPr>
+        <w:rPr>
+          <w:rFonts w:ascii="Cambria" w:hAnsi="Cambria"/>
+        </w:rPr>
+      </w:pPr>
+      <w:r>
+        <w:rPr>
+          <w:rFonts w:ascii="Cambria" w:hAnsi="Cambria"/>
           <w:b/>
           <w:bCs/>
         </w:rPr>
-        <w:t xml:space="preserve">Synthetic, template-based data inflate the scores.</w:t>
-      </w:r>
-      <w:r>
+        <w:t>Synthetic, template-based data inflate the scores.</w:t>
+      </w:r>
+      <w:r>
+        <w:rPr>
+          <w:rFonts w:ascii="Cambria" w:hAnsi="Cambria"/>
+        </w:rPr>
         <w:t xml:space="preserve"> This is the most important limitation. I tested the trained models on </w:t>
       </w:r>
       <w:r>
         <w:rPr>
-          <w:b/>
-          <w:bCs/>
-        </w:rPr>
-        <w:t xml:space="preserve">36 reviews I wrote by hand</w:t>
-      </w:r>
-      <w:r>
+          <w:rFonts w:ascii="Cambria" w:hAnsi="Cambria"/>
+        </w:rPr>
+        <w:t>36 reviews I wrote by hand</w:t>
+      </w:r>
+      <w:r>
+        <w:rPr>
+          <w:rFonts w:ascii="Cambria" w:hAnsi="Cambria"/>
+        </w:rPr>
         <w:t xml:space="preserve"> in phrasing the generator never uses. Accuracy fell from 96% to </w:t>
       </w:r>
       <w:r>
         <w:rPr>
-          <w:b/>
-          <w:bCs/>
-        </w:rPr>
-        <w:t xml:space="preserve">47% for the SVM</w:t>
-      </w:r>
-      <w:r>
+          <w:rFonts w:ascii="Cambria" w:hAnsi="Cambria"/>
+        </w:rPr>
+        <w:t>47% for the SVM</w:t>
+      </w:r>
+      <w:r>
+        <w:rPr>
+          <w:rFonts w:ascii="Cambria" w:hAnsi="Cambria"/>
+        </w:rPr>
         <w:t xml:space="preserve"> (42–50% across the four models), below the untrained VADER lexicon (61%). The SVM recognised only 3 of 12 positive reviews, because phrases such as "saved my back" or "bone dry" never appear in training. Some of the most heavily weighted terms, such as "honestly" and "go" (from "Go for it"), are artefacts of the templates. The class sample shows the same problem in a more extreme form: the pipeline scores 100% there because half its rows are duplicates.</w:t>
       </w:r>
     </w:p>
@@ -3823,18 +4275,37 @@
           <w:ilvl w:val="0"/>
           <w:numId w:val="2"/>
         </w:numPr>
-        <w:spacing w:after="50" w:line="259"/>
+        <w:spacing w:after="50" w:line="276" w:lineRule="auto"/>
         <w:jc w:val="both"/>
-      </w:pPr>
-      <w:r>
-        <w:rPr>
+        <w:rPr>
+          <w:rFonts w:ascii="Cambria" w:hAnsi="Cambria"/>
+        </w:rPr>
+      </w:pPr>
+      <w:r>
+        <w:rPr>
+          <w:rFonts w:ascii="Cambria" w:hAnsi="Cambria"/>
           <w:b/>
           <w:bCs/>
         </w:rPr>
-        <w:t xml:space="preserve">Sarcasm and context.</w:t>
-      </w:r>
-      <w:r>
-        <w:t xml:space="preserve"> A bag of words and bigrams ignores longer word order, so real sarcasm ("Oh lovely, a 'brand new' speaker with someone else's fingerprints") cannot be memorised the way the templated version was.</w:t>
+        <w:t>Sarcasm and context.</w:t>
+      </w:r>
+      <w:r>
+        <w:rPr>
+          <w:rFonts w:ascii="Cambria" w:hAnsi="Cambria"/>
+        </w:rPr>
+        <w:t xml:space="preserve"> A bag of words and bigrams </w:t>
+      </w:r>
+      <w:r>
+        <w:rPr>
+          <w:rFonts w:ascii="Cambria" w:hAnsi="Cambria"/>
+        </w:rPr>
+        <w:t>ignore</w:t>
+      </w:r>
+      <w:r>
+        <w:rPr>
+          <w:rFonts w:ascii="Cambria" w:hAnsi="Cambria"/>
+        </w:rPr>
+        <w:t xml:space="preserve"> longer word order, so real sarcasm ("Oh lovely, a 'brand new' speaker with someone else's fingerprints") cannot be memorised the way the templated version was.</w:t>
       </w:r>
     </w:p>
     <w:p>
@@ -3844,17 +4315,24 @@
           <w:ilvl w:val="0"/>
           <w:numId w:val="2"/>
         </w:numPr>
-        <w:spacing w:after="50" w:line="259"/>
+        <w:spacing w:after="50" w:line="276" w:lineRule="auto"/>
         <w:jc w:val="both"/>
-      </w:pPr>
-      <w:r>
-        <w:rPr>
+        <w:rPr>
+          <w:rFonts w:ascii="Cambria" w:hAnsi="Cambria"/>
+        </w:rPr>
+      </w:pPr>
+      <w:r>
+        <w:rPr>
+          <w:rFonts w:ascii="Cambria" w:hAnsi="Cambria"/>
           <w:b/>
           <w:bCs/>
         </w:rPr>
-        <w:t xml:space="preserve">Subjective neutral class and label noise.</w:t>
-      </w:r>
-      <w:r>
+        <w:t>Subjective neutral class and label noise.</w:t>
+      </w:r>
+      <w:r>
+        <w:rPr>
+          <w:rFonts w:ascii="Cambria" w:hAnsi="Cambria"/>
+        </w:rPr>
         <w:t xml:space="preserve"> Only 2% of labels were flipped, yet they caused 11 of 16 errors. In real data, people often disagree on whether a review is neutral or mildly positive, so the measured accuracy is limited by label quality as much as by the model.</w:t>
       </w:r>
     </w:p>
@@ -3865,53 +4343,71 @@
           <w:ilvl w:val="0"/>
           <w:numId w:val="2"/>
         </w:numPr>
-        <w:spacing w:after="50" w:line="259"/>
+        <w:spacing w:after="50" w:line="276" w:lineRule="auto"/>
         <w:jc w:val="both"/>
-      </w:pPr>
-      <w:r>
-        <w:rPr>
+        <w:rPr>
+          <w:rFonts w:ascii="Cambria" w:hAnsi="Cambria"/>
+        </w:rPr>
+      </w:pPr>
+      <w:r>
+        <w:rPr>
+          <w:rFonts w:ascii="Cambria" w:hAnsi="Cambria"/>
           <w:b/>
           <w:bCs/>
         </w:rPr>
-        <w:t xml:space="preserve">Class imbalance and language.</w:t>
-      </w:r>
-      <w:r>
-        <w:t xml:space="preserve"> Neutral makes up only 24% of the data; stratification and macro-F1 reduce this problem but do not remove it. The model also handles English only, while many customers in South Asia write in Bangla, Hindi or romanised mixes ("product ta valo na").</w:t>
-      </w:r>
-    </w:p>
-    <w:p>
-      <w:pPr>
-        <w:spacing w:after="100" w:line="264"/>
+        <w:t>Class imbalance and language.</w:t>
+      </w:r>
+      <w:r>
+        <w:rPr>
+          <w:rFonts w:ascii="Cambria" w:hAnsi="Cambria"/>
+        </w:rPr>
+        <w:t xml:space="preserve"> Neutral makes up only 24% of the data; stratification and macro-F1 reduce this problem but do not remove it. The model also handles English only, while many customers in South Asia write in Bangla, Hindi</w:t>
+      </w:r>
+      <w:r>
+        <w:rPr>
+          <w:rFonts w:ascii="Cambria" w:hAnsi="Cambria"/>
+        </w:rPr>
+        <w:t>,</w:t>
+      </w:r>
+      <w:r>
+        <w:rPr>
+          <w:rFonts w:ascii="Cambria" w:hAnsi="Cambria"/>
+        </w:rPr>
+        <w:t xml:space="preserve"> or romanised mixes ("product ta valo na").</w:t>
+      </w:r>
+    </w:p>
+    <w:p>
+      <w:pPr>
+        <w:spacing w:after="100" w:line="276" w:lineRule="auto"/>
         <w:jc w:val="both"/>
-      </w:pPr>
-      <w:r>
-        <w:rPr>
+        <w:rPr>
+          <w:rFonts w:ascii="Cambria" w:hAnsi="Cambria"/>
+        </w:rPr>
+      </w:pPr>
+      <w:r>
+        <w:rPr>
+          <w:rFonts w:ascii="Cambria" w:hAnsi="Cambria"/>
           <w:b/>
           <w:bCs/>
         </w:rPr>
-        <w:t xml:space="preserve">Improvement.</w:t>
-      </w:r>
-      <w:r>
+        <w:t>Improvement.</w:t>
+      </w:r>
+      <w:r>
+        <w:rPr>
+          <w:rFonts w:ascii="Cambria" w:hAnsi="Cambria"/>
+        </w:rPr>
         <w:t xml:space="preserve"> The most useful next step is to </w:t>
       </w:r>
       <w:r>
         <w:rPr>
-          <w:b/>
-          <w:bCs/>
-        </w:rPr>
-        <w:t xml:space="preserve">train on a few thousand real, human-labelled reviews</w:t>
-      </w:r>
-      <w:r>
-        <w:t xml:space="preserve"> and replace TF-IDF with a </w:t>
-      </w:r>
-      <w:r>
-        <w:rPr>
-          <w:b/>
-          <w:bCs/>
-        </w:rPr>
-        <w:t xml:space="preserve">fine-tuned pre-trained transformer</w:t>
-      </w:r>
-      <w:r>
+          <w:rFonts w:ascii="Cambria" w:hAnsi="Cambria"/>
+        </w:rPr>
+        <w:t>train on a few thousand real, human-labelled reviews and replace TF-IDF with a fine-tuned pre-trained transformer</w:t>
+      </w:r>
+      <w:r>
+        <w:rPr>
+          <w:rFonts w:ascii="Cambria" w:hAnsi="Cambria"/>
+        </w:rPr>
         <w:t xml:space="preserve"> (DistilBERT, or multilingual XLM-RoBERTa for code-mixed text), keeping a held-out set of real reviews as the test. A transformer recognises paraphrases such as "saved my back" and takes word order into account. A cheaper interim step is to combine the SVM with VADER and use the lexicon's verdict when the SVM's decision margin is small.</w:t>
       </w:r>
     </w:p>
@@ -3919,20 +4415,34 @@
       <w:pPr>
         <w:pStyle w:val="Heading1"/>
         <w:keepNext/>
-        <w:spacing w:after="80" w:before="200"/>
-      </w:pPr>
-      <w:r>
-        <w:t xml:space="preserve">7. Business implications</w:t>
+        <w:spacing w:before="120" w:after="120"/>
+        <w:rPr>
+          <w:rFonts w:ascii="Cambria" w:hAnsi="Cambria"/>
+          <w:color w:val="C00000"/>
+        </w:rPr>
+      </w:pPr>
+      <w:r>
+        <w:rPr>
+          <w:rFonts w:ascii="Cambria" w:hAnsi="Cambria"/>
+          <w:color w:val="C00000"/>
+        </w:rPr>
+        <w:t>7. BUSINESS IMPLICATIONS</w:t>
       </w:r>
     </w:p>
     <w:p>
       <w:pPr>
         <w:keepNext/>
-        <w:spacing w:after="100" w:line="264"/>
+        <w:spacing w:after="100" w:line="264" w:lineRule="auto"/>
         <w:jc w:val="both"/>
-      </w:pPr>
-      <w:r>
-        <w:t xml:space="preserve">If I were advising this retailer, the analysis would point to six actions:</w:t>
+        <w:rPr>
+          <w:rFonts w:ascii="Cambria" w:hAnsi="Cambria"/>
+        </w:rPr>
+      </w:pPr>
+      <w:r>
+        <w:rPr>
+          <w:rFonts w:ascii="Cambria" w:hAnsi="Cambria"/>
+        </w:rPr>
+        <w:t>If I were advising this retailer, the analysis would point to six actions:</w:t>
       </w:r>
     </w:p>
     <w:p>
@@ -3942,17 +4452,24 @@
           <w:ilvl w:val="0"/>
           <w:numId w:val="2"/>
         </w:numPr>
-        <w:spacing w:after="50" w:line="259"/>
+        <w:spacing w:after="50" w:line="276" w:lineRule="auto"/>
         <w:jc w:val="both"/>
-      </w:pPr>
-      <w:r>
-        <w:rPr>
+        <w:rPr>
+          <w:rFonts w:ascii="Cambria" w:hAnsi="Cambria"/>
+        </w:rPr>
+      </w:pPr>
+      <w:r>
+        <w:rPr>
+          <w:rFonts w:ascii="Cambria" w:hAnsi="Cambria"/>
           <w:b/>
           <w:bCs/>
         </w:rPr>
-        <w:t xml:space="preserve">Fix delivery first.</w:t>
-      </w:r>
-      <w:r>
+        <w:t>Fix delivery first.</w:t>
+      </w:r>
+      <w:r>
+        <w:rPr>
+          <w:rFonts w:ascii="Cambria" w:hAnsi="Cambria"/>
+        </w:rPr>
         <w:t xml:space="preserve"> It is the most common complaint overall and accounts for almost half of all complaints in peak months. Add courier capacity and set realistic delivery dates before festive sales and the monsoon, and send delay notices before customers have to ask.</w:t>
       </w:r>
     </w:p>
@@ -3963,18 +4480,37 @@
           <w:ilvl w:val="0"/>
           <w:numId w:val="2"/>
         </w:numPr>
-        <w:spacing w:after="50" w:line="259"/>
+        <w:spacing w:after="50" w:line="276" w:lineRule="auto"/>
         <w:jc w:val="both"/>
-      </w:pPr>
-      <w:r>
-        <w:rPr>
+        <w:rPr>
+          <w:rFonts w:ascii="Cambria" w:hAnsi="Cambria"/>
+        </w:rPr>
+      </w:pPr>
+      <w:r>
+        <w:rPr>
+          <w:rFonts w:ascii="Cambria" w:hAnsi="Cambria"/>
           <w:b/>
           <w:bCs/>
         </w:rPr>
-        <w:t xml:space="preserve">Treat Twitter as a customer-service channel.</w:t>
-      </w:r>
-      <w:r>
-        <w:t xml:space="preserve"> Twitter is 43% negative and these complaints are public. Monitor brand mentions in real time and set a response target (for example, under one hour), since more than a quarter of Twitter complaints are about support itself.</w:t>
+        <w:t>Treat Twitter as a customer-service channel.</w:t>
+      </w:r>
+      <w:r>
+        <w:rPr>
+          <w:rFonts w:ascii="Cambria" w:hAnsi="Cambria"/>
+        </w:rPr>
+        <w:t xml:space="preserve"> Twitter is 43% negative</w:t>
+      </w:r>
+      <w:r>
+        <w:rPr>
+          <w:rFonts w:ascii="Cambria" w:hAnsi="Cambria"/>
+        </w:rPr>
+        <w:t>,</w:t>
+      </w:r>
+      <w:r>
+        <w:rPr>
+          <w:rFonts w:ascii="Cambria" w:hAnsi="Cambria"/>
+        </w:rPr>
+        <w:t xml:space="preserve"> and these complaints are public. Monitor brand mentions in real time and set a response target (for example, under one hour), since more than a quarter of Twitter complaints are about support itself.</w:t>
       </w:r>
     </w:p>
     <w:p>
@@ -3984,18 +4520,37 @@
           <w:ilvl w:val="0"/>
           <w:numId w:val="2"/>
         </w:numPr>
-        <w:spacing w:after="50" w:line="259"/>
+        <w:spacing w:after="50" w:line="276" w:lineRule="auto"/>
         <w:jc w:val="both"/>
-      </w:pPr>
-      <w:r>
-        <w:rPr>
+        <w:rPr>
+          <w:rFonts w:ascii="Cambria" w:hAnsi="Cambria"/>
+        </w:rPr>
+      </w:pPr>
+      <w:r>
+        <w:rPr>
+          <w:rFonts w:ascii="Cambria" w:hAnsi="Cambria"/>
           <w:b/>
           <w:bCs/>
         </w:rPr>
-        <w:t xml:space="preserve">Investigate the two products with negative net sentiment.</w:t>
-      </w:r>
-      <w:r>
-        <w:t xml:space="preserve"> For the ErgoMax chair (assembly, missing screws, build) and the BlendPro blender (jar quality), raise the issues with suppliers, improve assembly instructions and check incoming stock.</w:t>
+        <w:t>Investigate the two products with negative net sentiment.</w:t>
+      </w:r>
+      <w:r>
+        <w:rPr>
+          <w:rFonts w:ascii="Cambria" w:hAnsi="Cambria"/>
+        </w:rPr>
+        <w:t xml:space="preserve"> For the ErgoMax chair (assembly, missing screws, build) and the BlendPro blender (jar quality), raise the issues with suppliers, improve assembly instructions</w:t>
+      </w:r>
+      <w:r>
+        <w:rPr>
+          <w:rFonts w:ascii="Cambria" w:hAnsi="Cambria"/>
+        </w:rPr>
+        <w:t>,</w:t>
+      </w:r>
+      <w:r>
+        <w:rPr>
+          <w:rFonts w:ascii="Cambria" w:hAnsi="Cambria"/>
+        </w:rPr>
+        <w:t xml:space="preserve"> and check incoming stock.</w:t>
       </w:r>
     </w:p>
     <w:p>
@@ -4005,17 +4560,25 @@
           <w:ilvl w:val="0"/>
           <w:numId w:val="2"/>
         </w:numPr>
-        <w:spacing w:after="50" w:line="259"/>
+        <w:spacing w:after="50" w:line="276" w:lineRule="auto"/>
         <w:jc w:val="both"/>
-      </w:pPr>
-      <w:r>
-        <w:rPr>
+        <w:rPr>
+          <w:rFonts w:ascii="Cambria" w:hAnsi="Cambria"/>
+        </w:rPr>
+      </w:pPr>
+      <w:r>
+        <w:rPr>
+          <w:rFonts w:ascii="Cambria" w:hAnsi="Cambria"/>
           <w:b/>
           <w:bCs/>
         </w:rPr>
-        <w:t xml:space="preserve">Watch new launches closely.</w:t>
-      </w:r>
-      <w:r>
+        <w:lastRenderedPageBreak/>
+        <w:t>Watch new launches closely.</w:t>
+      </w:r>
+      <w:r>
+        <w:rPr>
+          <w:rFonts w:ascii="Cambria" w:hAnsi="Cambria"/>
+        </w:rPr>
         <w:t xml:space="preserve"> The smartwatch went from net -64 to +43 once the bug was fixed. A weekly dashboard that flags any product whose negative share jumps would have caught the problem in its first week rather than after three months of damage.</w:t>
       </w:r>
     </w:p>
@@ -4026,18 +4589,37 @@
           <w:ilvl w:val="0"/>
           <w:numId w:val="2"/>
         </w:numPr>
-        <w:spacing w:after="50" w:line="259"/>
+        <w:spacing w:after="50" w:line="276" w:lineRule="auto"/>
         <w:jc w:val="both"/>
-      </w:pPr>
-      <w:r>
-        <w:rPr>
+        <w:rPr>
+          <w:rFonts w:ascii="Cambria" w:hAnsi="Cambria"/>
+        </w:rPr>
+      </w:pPr>
+      <w:r>
+        <w:rPr>
+          <w:rFonts w:ascii="Cambria" w:hAnsi="Cambria"/>
           <w:b/>
           <w:bCs/>
         </w:rPr>
-        <w:t xml:space="preserve">Build on strengths.</w:t>
-      </w:r>
-      <w:r>
-        <w:t xml:space="preserve"> The air fryer (+50), speaker and earbuds are clear favourites. Feature them in campaigns and ask satisfied buyers to leave reviews.</w:t>
+        <w:t>Build on strengths.</w:t>
+      </w:r>
+      <w:r>
+        <w:rPr>
+          <w:rFonts w:ascii="Cambria" w:hAnsi="Cambria"/>
+        </w:rPr>
+        <w:t xml:space="preserve"> The air fryer (+50), speaker</w:t>
+      </w:r>
+      <w:r>
+        <w:rPr>
+          <w:rFonts w:ascii="Cambria" w:hAnsi="Cambria"/>
+        </w:rPr>
+        <w:t>,</w:t>
+      </w:r>
+      <w:r>
+        <w:rPr>
+          <w:rFonts w:ascii="Cambria" w:hAnsi="Cambria"/>
+        </w:rPr>
+        <w:t xml:space="preserve"> and earbuds are clear favourites. Feature them in campaigns and ask satisfied buyers to leave reviews.</w:t>
       </w:r>
     </w:p>
     <w:p>
@@ -4047,17 +4629,24 @@
           <w:ilvl w:val="0"/>
           <w:numId w:val="2"/>
         </w:numPr>
-        <w:spacing w:after="50" w:line="259"/>
+        <w:spacing w:after="60" w:line="276" w:lineRule="auto"/>
         <w:jc w:val="both"/>
-      </w:pPr>
-      <w:r>
-        <w:rPr>
+        <w:rPr>
+          <w:rFonts w:ascii="Cambria" w:hAnsi="Cambria"/>
+        </w:rPr>
+      </w:pPr>
+      <w:r>
+        <w:rPr>
+          <w:rFonts w:ascii="Cambria" w:hAnsi="Cambria"/>
           <w:b/>
           <w:bCs/>
         </w:rPr>
-        <w:t xml:space="preserve">Use the model for triage, not as the final word.</w:t>
-      </w:r>
-      <w:r>
+        <w:t>Use the model for triage, not as the final word.</w:t>
+      </w:r>
+      <w:r>
+        <w:rPr>
+          <w:rFonts w:ascii="Cambria" w:hAnsi="Cambria"/>
+        </w:rPr>
         <w:t xml:space="preserve"> Given the generalisation gap, retrain it on the company's real reviews and have a person check low-confidence cases before acting on its numbers.</w:t>
       </w:r>
     </w:p>
@@ -4065,49 +4654,62 @@
       <w:pPr>
         <w:pStyle w:val="Heading1"/>
         <w:keepNext/>
-        <w:spacing w:after="80" w:before="200"/>
-      </w:pPr>
-      <w:r>
-        <w:t xml:space="preserve">8. Conclusion</w:t>
-      </w:r>
-    </w:p>
-    <w:p>
-      <w:pPr>
-        <w:spacing w:after="100" w:line="264"/>
+        <w:spacing w:before="120"/>
+        <w:rPr>
+          <w:rFonts w:ascii="Cambria" w:hAnsi="Cambria"/>
+          <w:color w:val="C00000"/>
+        </w:rPr>
+      </w:pPr>
+      <w:r>
+        <w:rPr>
+          <w:rFonts w:ascii="Cambria" w:hAnsi="Cambria"/>
+          <w:color w:val="C00000"/>
+        </w:rPr>
+        <w:t>8. CONCLUSION</w:t>
+      </w:r>
+    </w:p>
+    <w:p>
+      <w:pPr>
+        <w:spacing w:after="100" w:line="276" w:lineRule="auto"/>
         <w:jc w:val="both"/>
-      </w:pPr>
-      <w:r>
-        <w:t xml:space="preserve">A TF-IDF and Linear SVM pipeline, with negation-aware preprocessing, classifies this synthetic review data with 96% accuracy and recovers all three business events built into it: the sale-season and monsoon delivery problems, and the smartwatch launch and recovery. Neutral reviews are the hardest to classify, and most remaining errors come from noisy labels. The hand-written challenge set is a reminder that strong scores on synthetic data do not guarantee strong scores on real customers' language. The next step is real, labelled data and a context-aware model. The code, data, notebook and all figures are in the GitHub repository, which can be run from start to finish with one command.</w:t>
+        <w:rPr>
+          <w:rFonts w:ascii="Cambria" w:hAnsi="Cambria"/>
+        </w:rPr>
+      </w:pPr>
+      <w:r>
+        <w:rPr>
+          <w:rFonts w:ascii="Cambria" w:hAnsi="Cambria"/>
+        </w:rPr>
+        <w:t>A TF-IDF and Linear SVM pipeline, with negation-aware preprocessing, classifies this synthetic review data with 96% accuracy and recovers all three business events built into it: the sale-season and monsoon delivery problems, and the smartwatch launch and recovery. Neutral reviews are the hardest to classify, and most remaining errors come from noisy labels. The hand-written challenge set is a reminder that strong scores on synthetic data do not guarantee strong scores on real customers' language. The next step is real, labelled data and a context-aware model. The code, data, notebook</w:t>
+      </w:r>
+      <w:r>
+        <w:rPr>
+          <w:rFonts w:ascii="Cambria" w:hAnsi="Cambria"/>
+        </w:rPr>
+        <w:t>,</w:t>
+      </w:r>
+      <w:r>
+        <w:rPr>
+          <w:rFonts w:ascii="Cambria" w:hAnsi="Cambria"/>
+        </w:rPr>
+        <w:t xml:space="preserve"> and all figures are in the GitHub repository, which can be run from start to finish with one command.</w:t>
       </w:r>
     </w:p>
     <w:sectPr>
-      <w:footerReference w:type="default" r:id="rId7"/>
-      <w:pgSz w:w="11906" w:h="16838" w:orient="portrait"/>
+      <w:footerReference w:type="default" r:id="rId13"/>
+      <w:pgSz w:w="11906" w:h="16838"/>
       <w:pgMar w:top="1020" w:right="1134" w:bottom="1020" w:left="1134" w:header="708" w:footer="708" w:gutter="0"/>
-      <w:pgNumType/>
+      <w:cols w:space="720"/>
       <w:docGrid w:linePitch="360"/>
     </w:sectPr>
   </w:body>
 </w:document>
 </file>
 
-<file path=word/comments.xml><?xml version="1.0" encoding="utf-8"?>
-<w:comments xmlns:cx="http://schemas.microsoft.com/office/drawing/2014/chartex" xmlns:cx1="http://schemas.microsoft.com/office/drawing/2015/9/8/chartex" xmlns:cx2="http://schemas.microsoft.com/office/drawing/2015/10/21/chartex" xmlns:cx3="http://schemas.microsoft.com/office/drawing/2016/5/9/chartex" xmlns:cx4="http://schemas.microsoft.com/office/drawing/2016/5/10/chartex" xmlns:cx5="http://schemas.microsoft.com/office/drawing/2016/5/11/chartex" xmlns:cx6="http://schemas.microsoft.com/office/drawing/2016/5/12/chartex" xmlns:cx7="http://schemas.microsoft.com/office/drawing/2016/5/13/chartex" xmlns:cx8="http://schemas.microsoft.com/office/drawing/2016/5/14/chartex" xmlns:mc="http://schemas.openxmlformats.org/markup-compatibility/2006" xmlns:aink="http://schemas.microsoft.com/office/drawing/2016/ink" xmlns:am3d="http://schemas.microsoft.com/office/drawing/2017/model3d" xmlns:o="urn:schemas-microsoft-com:office:office" xmlns:r="http://schemas.openxmlformats.org/officeDocument/2006/relationships" xmlns:m="http://schemas.openxmlformats.org/officeDocument/2006/math" xmlns:v="urn:schemas-microsoft-com:vml" xmlns:wp14="http://schemas.microsoft.com/office/word/2010/wordprocessingDrawing" xmlns:wp="http://schemas.openxmlformats.org/drawingml/2006/wordprocessingDrawing" xmlns:w10="urn:schemas-microsoft-com:office:word" xmlns:w="http://schemas.openxmlformats.org/wordprocessingml/2006/main" xmlns:w14="http://schemas.microsoft.com/office/word/2010/wordml" xmlns:w15="http://schemas.microsoft.com/office/word/2012/wordml" xmlns:w16cex="http://schemas.microsoft.com/office/word/2018/wordml/cex" xmlns:w16cid="http://schemas.microsoft.com/office/word/2016/wordml/cid" xmlns:w16="http://schemas.microsoft.com/office/word/2018/wordml" xmlns:w16sdtdh="http://schemas.microsoft.com/office/word/2020/wordml/sdtdatahash" xmlns:w16se="http://schemas.microsoft.com/office/word/2015/wordml/symex" xmlns:wpg="http://schemas.microsoft.com/office/word/2010/wordprocessingGroup" xmlns:wpi="http://schemas.microsoft.com/office/word/2010/wordprocessingInk" xmlns:wne="http://schemas.microsoft.com/office/word/2006/wordml" xmlns:wps="http://schemas.microsoft.com/office/word/2010/wordprocessingShape"/>
-</file>
-
 <file path=word/endnotes.xml><?xml version="1.0" encoding="utf-8"?>
-<w:endnotes xmlns:wpc="http://schemas.microsoft.com/office/word/2010/wordprocessingCanvas" xmlns:mc="http://schemas.openxmlformats.org/markup-compatibility/2006" xmlns:o="urn:schemas-microsoft-com:office:office" xmlns:r="http://schemas.openxmlformats.org/officeDocument/2006/relationships" xmlns:m="http://schemas.openxmlformats.org/officeDocument/2006/math" xmlns:v="urn:schemas-microsoft-com:vml" xmlns:wp14="http://schemas.microsoft.com/office/word/2010/wordprocessingDrawing" xmlns:wp="http://schemas.openxmlformats.org/drawingml/2006/wordprocessingDrawing" xmlns:w10="urn:schemas-microsoft-com:office:word" xmlns:w="http://schemas.openxmlformats.org/wordprocessingml/2006/main" xmlns:w14="http://schemas.microsoft.com/office/word/2010/wordml" xmlns:w15="http://schemas.microsoft.com/office/word/2012/wordml" xmlns:wpg="http://schemas.microsoft.com/office/word/2010/wordprocessingGroup" xmlns:wpi="http://schemas.microsoft.com/office/word/2010/wordprocessingInk" xmlns:wne="http://schemas.microsoft.com/office/word/2006/wordml" xmlns:wps="http://schemas.microsoft.com/office/word/2010/wordprocessingShape" mc:Ignorable="w14 w15 wp14">
+<w:endnotes xmlns:wpc="http://schemas.microsoft.com/office/word/2010/wordprocessingCanvas" xmlns:cx="http://schemas.microsoft.com/office/drawing/2014/chartex" xmlns:cx1="http://schemas.microsoft.com/office/drawing/2015/9/8/chartex" xmlns:cx2="http://schemas.microsoft.com/office/drawing/2015/10/21/chartex" xmlns:cx3="http://schemas.microsoft.com/office/drawing/2016/5/9/chartex" xmlns:cx4="http://schemas.microsoft.com/office/drawing/2016/5/10/chartex" xmlns:cx5="http://schemas.microsoft.com/office/drawing/2016/5/11/chartex" xmlns:cx6="http://schemas.microsoft.com/office/drawing/2016/5/12/chartex" xmlns:cx7="http://schemas.microsoft.com/office/drawing/2016/5/13/chartex" xmlns:cx8="http://schemas.microsoft.com/office/drawing/2016/5/14/chartex" xmlns:mc="http://schemas.openxmlformats.org/markup-compatibility/2006" xmlns:aink="http://schemas.microsoft.com/office/drawing/2016/ink" xmlns:am3d="http://schemas.microsoft.com/office/drawing/2017/model3d" xmlns:o="urn:schemas-microsoft-com:office:office" xmlns:oel="http://schemas.microsoft.com/office/2019/extlst" xmlns:r="http://schemas.openxmlformats.org/officeDocument/2006/relationships" xmlns:m="http://schemas.openxmlformats.org/officeDocument/2006/math" xmlns:v="urn:schemas-microsoft-com:vml" xmlns:wp14="http://schemas.microsoft.com/office/word/2010/wordprocessingDrawing" xmlns:wp="http://schemas.openxmlformats.org/drawingml/2006/wordprocessingDrawing" xmlns:w10="urn:schemas-microsoft-com:office:word" xmlns:w="http://schemas.openxmlformats.org/wordprocessingml/2006/main" xmlns:w14="http://schemas.microsoft.com/office/word/2010/wordml" xmlns:w15="http://schemas.microsoft.com/office/word/2012/wordml" xmlns:w16cex="http://schemas.microsoft.com/office/word/2018/wordml/cex" xmlns:w16cid="http://schemas.microsoft.com/office/word/2016/wordml/cid" xmlns:w16="http://schemas.microsoft.com/office/word/2018/wordml" xmlns:w16du="http://schemas.microsoft.com/office/word/2023/wordml/word16du" xmlns:w16sdtdh="http://schemas.microsoft.com/office/word/2020/wordml/sdtdatahash" xmlns:w16sdtfl="http://schemas.microsoft.com/office/word/2024/wordml/sdtformatlock" xmlns:w16se="http://schemas.microsoft.com/office/word/2015/wordml/symex" xmlns:wpg="http://schemas.microsoft.com/office/word/2010/wordprocessingGroup" xmlns:wpi="http://schemas.microsoft.com/office/word/2010/wordprocessingInk" xmlns:wne="http://schemas.microsoft.com/office/word/2006/wordml" xmlns:wps="http://schemas.microsoft.com/office/word/2010/wordprocessingShape" mc:Ignorable="w14 w15 w16se w16cid w16 w16cex w16sdtdh w16sdtfl w16du wp14">
   <w:endnote w:type="separator" w:id="-1">
     <w:p>
-      <w:pPr>
-        <w:spacing w:after="0" w:line="240" w:lineRule="auto"/>
-      </w:pPr>
-      <w:r>
-        <w:rPr>
-          <w:rStyle w:val="EndnoteReference"/>
-        </w:rPr>
-        <w:endnoteRef/>
-      </w:r>
       <w:r>
         <w:separator/>
       </w:r>
@@ -4115,15 +4717,6 @@
   </w:endnote>
   <w:endnote w:type="continuationSeparator" w:id="0">
     <w:p>
-      <w:pPr>
-        <w:spacing w:after="0" w:line="240" w:lineRule="auto"/>
-      </w:pPr>
-      <w:r>
-        <w:rPr>
-          <w:rStyle w:val="EndnoteReference"/>
-        </w:rPr>
-        <w:endnoteRef/>
-      </w:r>
       <w:r>
         <w:continuationSeparator/>
       </w:r>
@@ -4133,13 +4726,17 @@
 </file>
 
 <file path=word/footer1.xml><?xml version="1.0" encoding="utf-8"?>
-<w:ftr xmlns:wpc="http://schemas.microsoft.com/office/word/2010/wordprocessingCanvas" xmlns:mc="http://schemas.openxmlformats.org/markup-compatibility/2006" xmlns:o="urn:schemas-microsoft-com:office:office" xmlns:r="http://schemas.openxmlformats.org/officeDocument/2006/relationships" xmlns:m="http://schemas.openxmlformats.org/officeDocument/2006/math" xmlns:v="urn:schemas-microsoft-com:vml" xmlns:wp14="http://schemas.microsoft.com/office/word/2010/wordprocessingDrawing" xmlns:wp="http://schemas.openxmlformats.org/drawingml/2006/wordprocessingDrawing" xmlns:w10="urn:schemas-microsoft-com:office:word" xmlns:w="http://schemas.openxmlformats.org/wordprocessingml/2006/main" xmlns:w14="http://schemas.microsoft.com/office/word/2010/wordml" xmlns:w15="http://schemas.microsoft.com/office/word/2012/wordml" xmlns:wpg="http://schemas.microsoft.com/office/word/2010/wordprocessingGroup" xmlns:wpi="http://schemas.microsoft.com/office/word/2010/wordprocessingInk" xmlns:wne="http://schemas.microsoft.com/office/word/2006/wordml" xmlns:wps="http://schemas.microsoft.com/office/word/2010/wordprocessingShape">
+<w:ftr xmlns:wpc="http://schemas.microsoft.com/office/word/2010/wordprocessingCanvas" xmlns:cx="http://schemas.microsoft.com/office/drawing/2014/chartex" xmlns:cx1="http://schemas.microsoft.com/office/drawing/2015/9/8/chartex" xmlns:cx2="http://schemas.microsoft.com/office/drawing/2015/10/21/chartex" xmlns:cx3="http://schemas.microsoft.com/office/drawing/2016/5/9/chartex" xmlns:cx4="http://schemas.microsoft.com/office/drawing/2016/5/10/chartex" xmlns:cx5="http://schemas.microsoft.com/office/drawing/2016/5/11/chartex" xmlns:cx6="http://schemas.microsoft.com/office/drawing/2016/5/12/chartex" xmlns:cx7="http://schemas.microsoft.com/office/drawing/2016/5/13/chartex" xmlns:cx8="http://schemas.microsoft.com/office/drawing/2016/5/14/chartex" xmlns:mc="http://schemas.openxmlformats.org/markup-compatibility/2006" xmlns:aink="http://schemas.microsoft.com/office/drawing/2016/ink" xmlns:am3d="http://schemas.microsoft.com/office/drawing/2017/model3d" xmlns:o="urn:schemas-microsoft-com:office:office" xmlns:oel="http://schemas.microsoft.com/office/2019/extlst" xmlns:r="http://schemas.openxmlformats.org/officeDocument/2006/relationships" xmlns:m="http://schemas.openxmlformats.org/officeDocument/2006/math" xmlns:v="urn:schemas-microsoft-com:vml" xmlns:wp14="http://schemas.microsoft.com/office/word/2010/wordprocessingDrawing" xmlns:wp="http://schemas.openxmlformats.org/drawingml/2006/wordprocessingDrawing" xmlns:w10="urn:schemas-microsoft-com:office:word" xmlns:w="http://schemas.openxmlformats.org/wordprocessingml/2006/main" xmlns:w14="http://schemas.microsoft.com/office/word/2010/wordml" xmlns:w15="http://schemas.microsoft.com/office/word/2012/wordml" xmlns:w16cex="http://schemas.microsoft.com/office/word/2018/wordml/cex" xmlns:w16cid="http://schemas.microsoft.com/office/word/2016/wordml/cid" xmlns:w16="http://schemas.microsoft.com/office/word/2018/wordml" xmlns:w16du="http://schemas.microsoft.com/office/word/2023/wordml/word16du" xmlns:w16sdtdh="http://schemas.microsoft.com/office/word/2020/wordml/sdtdatahash" xmlns:w16sdtfl="http://schemas.microsoft.com/office/word/2024/wordml/sdtformatlock" xmlns:w16se="http://schemas.microsoft.com/office/word/2015/wordml/symex" xmlns:wpg="http://schemas.microsoft.com/office/word/2010/wordprocessingGroup" xmlns:wpi="http://schemas.microsoft.com/office/word/2010/wordprocessingInk" xmlns:wne="http://schemas.microsoft.com/office/word/2006/wordml" xmlns:wps="http://schemas.microsoft.com/office/word/2010/wordprocessingShape" mc:Ignorable="w14 w15 w16se w16cid w16 w16cex w16sdtdh w16sdtfl w16du wp14">
   <w:p>
     <w:pPr>
       <w:jc w:val="center"/>
+      <w:rPr>
+        <w:rFonts w:ascii="Cambria" w:hAnsi="Cambria"/>
+      </w:rPr>
     </w:pPr>
     <w:r>
       <w:rPr>
+        <w:rFonts w:ascii="Cambria" w:hAnsi="Cambria"/>
         <w:color w:val="595959"/>
         <w:sz w:val="16"/>
         <w:szCs w:val="16"/>
@@ -4148,13 +4745,48 @@
     </w:r>
     <w:r>
       <w:rPr>
+        <w:rFonts w:ascii="Cambria" w:hAnsi="Cambria"/>
         <w:color w:val="595959"/>
         <w:sz w:val="16"/>
         <w:szCs w:val="16"/>
       </w:rPr>
       <w:fldChar w:fldCharType="begin"/>
-      <w:instrText xml:space="preserve">PAGE</w:instrText>
+    </w:r>
+    <w:r>
+      <w:rPr>
+        <w:rFonts w:ascii="Cambria" w:hAnsi="Cambria"/>
+        <w:color w:val="595959"/>
+        <w:sz w:val="16"/>
+        <w:szCs w:val="16"/>
+      </w:rPr>
+      <w:instrText>PAGE</w:instrText>
+    </w:r>
+    <w:r>
+      <w:rPr>
+        <w:rFonts w:ascii="Cambria" w:hAnsi="Cambria"/>
+        <w:color w:val="595959"/>
+        <w:sz w:val="16"/>
+        <w:szCs w:val="16"/>
+      </w:rPr>
       <w:fldChar w:fldCharType="separate"/>
+    </w:r>
+    <w:r>
+      <w:rPr>
+        <w:rFonts w:ascii="Cambria" w:hAnsi="Cambria"/>
+        <w:noProof/>
+        <w:color w:val="595959"/>
+        <w:sz w:val="16"/>
+        <w:szCs w:val="16"/>
+      </w:rPr>
+      <w:t>1</w:t>
+    </w:r>
+    <w:r>
+      <w:rPr>
+        <w:rFonts w:ascii="Cambria" w:hAnsi="Cambria"/>
+        <w:color w:val="595959"/>
+        <w:sz w:val="16"/>
+        <w:szCs w:val="16"/>
+      </w:rPr>
       <w:fldChar w:fldCharType="end"/>
     </w:r>
   </w:p>
@@ -4162,18 +4794,9 @@
 </file>
 
 <file path=word/footnotes.xml><?xml version="1.0" encoding="utf-8"?>
-<w:footnotes xmlns:wpc="http://schemas.microsoft.com/office/word/2010/wordprocessingCanvas" xmlns:mc="http://schemas.openxmlformats.org/markup-compatibility/2006" xmlns:o="urn:schemas-microsoft-com:office:office" xmlns:r="http://schemas.openxmlformats.org/officeDocument/2006/relationships" xmlns:m="http://schemas.openxmlformats.org/officeDocument/2006/math" xmlns:v="urn:schemas-microsoft-com:vml" xmlns:wp14="http://schemas.microsoft.com/office/word/2010/wordprocessingDrawing" xmlns:wp="http://schemas.openxmlformats.org/drawingml/2006/wordprocessingDrawing" xmlns:w10="urn:schemas-microsoft-com:office:word" xmlns:w="http://schemas.openxmlformats.org/wordprocessingml/2006/main" xmlns:w14="http://schemas.microsoft.com/office/word/2010/wordml" xmlns:w15="http://schemas.microsoft.com/office/word/2012/wordml" xmlns:wpg="http://schemas.microsoft.com/office/word/2010/wordprocessingGroup" xmlns:wpi="http://schemas.microsoft.com/office/word/2010/wordprocessingInk" xmlns:wne="http://schemas.microsoft.com/office/word/2006/wordml" xmlns:wps="http://schemas.microsoft.com/office/word/2010/wordprocessingShape" mc:Ignorable="w14 w15 wp14">
+<w:footnotes xmlns:wpc="http://schemas.microsoft.com/office/word/2010/wordprocessingCanvas" xmlns:cx="http://schemas.microsoft.com/office/drawing/2014/chartex" xmlns:cx1="http://schemas.microsoft.com/office/drawing/2015/9/8/chartex" xmlns:cx2="http://schemas.microsoft.com/office/drawing/2015/10/21/chartex" xmlns:cx3="http://schemas.microsoft.com/office/drawing/2016/5/9/chartex" xmlns:cx4="http://schemas.microsoft.com/office/drawing/2016/5/10/chartex" xmlns:cx5="http://schemas.microsoft.com/office/drawing/2016/5/11/chartex" xmlns:cx6="http://schemas.microsoft.com/office/drawing/2016/5/12/chartex" xmlns:cx7="http://schemas.microsoft.com/office/drawing/2016/5/13/chartex" xmlns:cx8="http://schemas.microsoft.com/office/drawing/2016/5/14/chartex" xmlns:mc="http://schemas.openxmlformats.org/markup-compatibility/2006" xmlns:aink="http://schemas.microsoft.com/office/drawing/2016/ink" xmlns:am3d="http://schemas.microsoft.com/office/drawing/2017/model3d" xmlns:o="urn:schemas-microsoft-com:office:office" xmlns:oel="http://schemas.microsoft.com/office/2019/extlst" xmlns:r="http://schemas.openxmlformats.org/officeDocument/2006/relationships" xmlns:m="http://schemas.openxmlformats.org/officeDocument/2006/math" xmlns:v="urn:schemas-microsoft-com:vml" xmlns:wp14="http://schemas.microsoft.com/office/word/2010/wordprocessingDrawing" xmlns:wp="http://schemas.openxmlformats.org/drawingml/2006/wordprocessingDrawing" xmlns:w10="urn:schemas-microsoft-com:office:word" xmlns:w="http://schemas.openxmlformats.org/wordprocessingml/2006/main" xmlns:w14="http://schemas.microsoft.com/office/word/2010/wordml" xmlns:w15="http://schemas.microsoft.com/office/word/2012/wordml" xmlns:w16cex="http://schemas.microsoft.com/office/word/2018/wordml/cex" xmlns:w16cid="http://schemas.microsoft.com/office/word/2016/wordml/cid" xmlns:w16="http://schemas.microsoft.com/office/word/2018/wordml" xmlns:w16du="http://schemas.microsoft.com/office/word/2023/wordml/word16du" xmlns:w16sdtdh="http://schemas.microsoft.com/office/word/2020/wordml/sdtdatahash" xmlns:w16sdtfl="http://schemas.microsoft.com/office/word/2024/wordml/sdtformatlock" xmlns:w16se="http://schemas.microsoft.com/office/word/2015/wordml/symex" xmlns:wpg="http://schemas.microsoft.com/office/word/2010/wordprocessingGroup" xmlns:wpi="http://schemas.microsoft.com/office/word/2010/wordprocessingInk" xmlns:wne="http://schemas.microsoft.com/office/word/2006/wordml" xmlns:wps="http://schemas.microsoft.com/office/word/2010/wordprocessingShape" mc:Ignorable="w14 w15 w16se w16cid w16 w16cex w16sdtdh w16sdtfl w16du wp14">
   <w:footnote w:type="separator" w:id="-1">
     <w:p>
-      <w:pPr>
-        <w:spacing w:after="0" w:line="240" w:lineRule="auto"/>
-      </w:pPr>
-      <w:r>
-        <w:rPr>
-          <w:rStyle w:val="FootnoteReference"/>
-        </w:rPr>
-        <w:footnoteRef/>
-      </w:r>
       <w:r>
         <w:separator/>
       </w:r>
@@ -4181,15 +4804,6 @@
   </w:footnote>
   <w:footnote w:type="continuationSeparator" w:id="0">
     <w:p>
-      <w:pPr>
-        <w:spacing w:after="0" w:line="240" w:lineRule="auto"/>
-      </w:pPr>
-      <w:r>
-        <w:rPr>
-          <w:rStyle w:val="FootnoteReference"/>
-        </w:rPr>
-        <w:footnoteRef/>
-      </w:r>
       <w:r>
         <w:continuationSeparator/>
       </w:r>
@@ -4199,10 +4813,66 @@
 </file>
 
 <file path=word/numbering.xml><?xml version="1.0" encoding="utf-8"?>
-<w:numbering xmlns:wpc="http://schemas.microsoft.com/office/word/2010/wordprocessingCanvas" xmlns:mc="http://schemas.openxmlformats.org/markup-compatibility/2006" xmlns:o="urn:schemas-microsoft-com:office:office" xmlns:r="http://schemas.openxmlformats.org/officeDocument/2006/relationships" xmlns:m="http://schemas.openxmlformats.org/officeDocument/2006/math" xmlns:v="urn:schemas-microsoft-com:vml" xmlns:wp14="http://schemas.microsoft.com/office/word/2010/wordprocessingDrawing" xmlns:wp="http://schemas.openxmlformats.org/drawingml/2006/wordprocessingDrawing" xmlns:w10="urn:schemas-microsoft-com:office:word" xmlns:w="http://schemas.openxmlformats.org/wordprocessingml/2006/main" xmlns:w14="http://schemas.microsoft.com/office/word/2010/wordml" xmlns:w15="http://schemas.microsoft.com/office/word/2012/wordml" xmlns:wpg="http://schemas.microsoft.com/office/word/2010/wordprocessingGroup" xmlns:wpi="http://schemas.microsoft.com/office/word/2010/wordprocessingInk" xmlns:wne="http://schemas.microsoft.com/office/word/2006/wordml" xmlns:wps="http://schemas.microsoft.com/office/word/2010/wordprocessingShape" mc:Ignorable="w14 w15 wp14">
+<w:numbering xmlns:wpc="http://schemas.microsoft.com/office/word/2010/wordprocessingCanvas" xmlns:cx="http://schemas.microsoft.com/office/drawing/2014/chartex" xmlns:cx1="http://schemas.microsoft.com/office/drawing/2015/9/8/chartex" xmlns:cx2="http://schemas.microsoft.com/office/drawing/2015/10/21/chartex" xmlns:cx3="http://schemas.microsoft.com/office/drawing/2016/5/9/chartex" xmlns:cx4="http://schemas.microsoft.com/office/drawing/2016/5/10/chartex" xmlns:cx5="http://schemas.microsoft.com/office/drawing/2016/5/11/chartex" xmlns:cx6="http://schemas.microsoft.com/office/drawing/2016/5/12/chartex" xmlns:cx7="http://schemas.microsoft.com/office/drawing/2016/5/13/chartex" xmlns:cx8="http://schemas.microsoft.com/office/drawing/2016/5/14/chartex" xmlns:mc="http://schemas.openxmlformats.org/markup-compatibility/2006" xmlns:aink="http://schemas.microsoft.com/office/drawing/2016/ink" xmlns:am3d="http://schemas.microsoft.com/office/drawing/2017/model3d" xmlns:o="urn:schemas-microsoft-com:office:office" xmlns:oel="http://schemas.microsoft.com/office/2019/extlst" xmlns:r="http://schemas.openxmlformats.org/officeDocument/2006/relationships" xmlns:m="http://schemas.openxmlformats.org/officeDocument/2006/math" xmlns:v="urn:schemas-microsoft-com:vml" xmlns:wp14="http://schemas.microsoft.com/office/word/2010/wordprocessingDrawing" xmlns:wp="http://schemas.openxmlformats.org/drawingml/2006/wordprocessingDrawing" xmlns:w10="urn:schemas-microsoft-com:office:word" xmlns:w="http://schemas.openxmlformats.org/wordprocessingml/2006/main" xmlns:w14="http://schemas.microsoft.com/office/word/2010/wordml" xmlns:w15="http://schemas.microsoft.com/office/word/2012/wordml" xmlns:w16cex="http://schemas.microsoft.com/office/word/2018/wordml/cex" xmlns:w16cid="http://schemas.microsoft.com/office/word/2016/wordml/cid" xmlns:w16="http://schemas.microsoft.com/office/word/2018/wordml" xmlns:w16du="http://schemas.microsoft.com/office/word/2023/wordml/word16du" xmlns:w16sdtdh="http://schemas.microsoft.com/office/word/2020/wordml/sdtdatahash" xmlns:w16sdtfl="http://schemas.microsoft.com/office/word/2024/wordml/sdtformatlock" xmlns:w16se="http://schemas.microsoft.com/office/word/2015/wordml/symex" xmlns:wpg="http://schemas.microsoft.com/office/word/2010/wordprocessingGroup" xmlns:wpi="http://schemas.microsoft.com/office/word/2010/wordprocessingInk" xmlns:wne="http://schemas.microsoft.com/office/word/2006/wordml" xmlns:wps="http://schemas.microsoft.com/office/word/2010/wordprocessingShape" mc:Ignorable="w14 w15 w16se w16cid w16 w16cex w16sdtdh w16sdtfl w16du wp14">
+  <w:abstractNum w:abstractNumId="0" w15:restartNumberingAfterBreak="0">
+    <w:nsid w:val="26B65237"/>
+    <w:multiLevelType w:val="hybridMultilevel"/>
+    <w:tmpl w:val="9F6A5630"/>
+    <w:lvl w:ilvl="0" w:tplc="C3FC3ED8">
+      <w:start w:val="1"/>
+      <w:numFmt w:val="bullet"/>
+      <w:lvlText w:val="•"/>
+      <w:lvlJc w:val="left"/>
+      <w:pPr>
+        <w:ind w:left="360" w:hanging="240"/>
+      </w:pPr>
+    </w:lvl>
+    <w:lvl w:ilvl="1" w:tplc="3B92C5EE">
+      <w:numFmt w:val="decimal"/>
+      <w:lvlText w:val=""/>
+      <w:lvlJc w:val="left"/>
+    </w:lvl>
+    <w:lvl w:ilvl="2" w:tplc="B0BE03FE">
+      <w:numFmt w:val="decimal"/>
+      <w:lvlText w:val=""/>
+      <w:lvlJc w:val="left"/>
+    </w:lvl>
+    <w:lvl w:ilvl="3" w:tplc="6E3A0614">
+      <w:numFmt w:val="decimal"/>
+      <w:lvlText w:val=""/>
+      <w:lvlJc w:val="left"/>
+    </w:lvl>
+    <w:lvl w:ilvl="4" w:tplc="877AD298">
+      <w:numFmt w:val="decimal"/>
+      <w:lvlText w:val=""/>
+      <w:lvlJc w:val="left"/>
+    </w:lvl>
+    <w:lvl w:ilvl="5" w:tplc="BD90EFBC">
+      <w:numFmt w:val="decimal"/>
+      <w:lvlText w:val=""/>
+      <w:lvlJc w:val="left"/>
+    </w:lvl>
+    <w:lvl w:ilvl="6" w:tplc="9F08A69A">
+      <w:numFmt w:val="decimal"/>
+      <w:lvlText w:val=""/>
+      <w:lvlJc w:val="left"/>
+    </w:lvl>
+    <w:lvl w:ilvl="7" w:tplc="DED2C3CA">
+      <w:numFmt w:val="decimal"/>
+      <w:lvlText w:val=""/>
+      <w:lvlJc w:val="left"/>
+    </w:lvl>
+    <w:lvl w:ilvl="8" w:tplc="D4264A30">
+      <w:numFmt w:val="decimal"/>
+      <w:lvlText w:val=""/>
+      <w:lvlJc w:val="left"/>
+    </w:lvl>
+  </w:abstractNum>
   <w:abstractNum w:abstractNumId="1" w15:restartNumberingAfterBreak="0">
+    <w:nsid w:val="3234269F"/>
     <w:multiLevelType w:val="hybridMultilevel"/>
-    <w:lvl w:ilvl="0" w15:tentative="1">
+    <w:tmpl w:val="BEC8ABEA"/>
+    <w:lvl w:ilvl="0" w:tplc="C0004958">
       <w:start w:val="1"/>
       <w:numFmt w:val="bullet"/>
       <w:lvlText w:val="●"/>
@@ -4211,7 +4881,7 @@
         <w:ind w:left="720" w:hanging="360"/>
       </w:pPr>
     </w:lvl>
-    <w:lvl w:ilvl="1" w15:tentative="1">
+    <w:lvl w:ilvl="1" w:tplc="330A6DBC">
       <w:start w:val="1"/>
       <w:numFmt w:val="bullet"/>
       <w:lvlText w:val="○"/>
@@ -4220,7 +4890,7 @@
         <w:ind w:left="1440" w:hanging="360"/>
       </w:pPr>
     </w:lvl>
-    <w:lvl w:ilvl="2" w15:tentative="1">
+    <w:lvl w:ilvl="2" w:tplc="3FCE1EC8">
       <w:start w:val="1"/>
       <w:numFmt w:val="bullet"/>
       <w:lvlText w:val="■"/>
@@ -4229,7 +4899,7 @@
         <w:ind w:left="2160" w:hanging="360"/>
       </w:pPr>
     </w:lvl>
-    <w:lvl w:ilvl="3" w15:tentative="1">
+    <w:lvl w:ilvl="3" w:tplc="5BA424FA">
       <w:start w:val="1"/>
       <w:numFmt w:val="bullet"/>
       <w:lvlText w:val="●"/>
@@ -4238,7 +4908,7 @@
         <w:ind w:left="2880" w:hanging="360"/>
       </w:pPr>
     </w:lvl>
-    <w:lvl w:ilvl="4" w15:tentative="1">
+    <w:lvl w:ilvl="4" w:tplc="F5EC1930">
       <w:start w:val="1"/>
       <w:numFmt w:val="bullet"/>
       <w:lvlText w:val="○"/>
@@ -4247,7 +4917,7 @@
         <w:ind w:left="3600" w:hanging="360"/>
       </w:pPr>
     </w:lvl>
-    <w:lvl w:ilvl="5" w15:tentative="1">
+    <w:lvl w:ilvl="5" w:tplc="C7F8F472">
       <w:start w:val="1"/>
       <w:numFmt w:val="bullet"/>
       <w:lvlText w:val="■"/>
@@ -4256,7 +4926,7 @@
         <w:ind w:left="4320" w:hanging="360"/>
       </w:pPr>
     </w:lvl>
-    <w:lvl w:ilvl="6" w15:tentative="1">
+    <w:lvl w:ilvl="6" w:tplc="61125F46">
       <w:start w:val="1"/>
       <w:numFmt w:val="bullet"/>
       <w:lvlText w:val="●"/>
@@ -4265,7 +4935,7 @@
         <w:ind w:left="5040" w:hanging="360"/>
       </w:pPr>
     </w:lvl>
-    <w:lvl w:ilvl="7" w15:tentative="1">
+    <w:lvl w:ilvl="7" w:tplc="6E204034">
       <w:start w:val="1"/>
       <w:numFmt w:val="bullet"/>
       <w:lvlText w:val="●"/>
@@ -4274,7 +4944,7 @@
         <w:ind w:left="5760" w:hanging="360"/>
       </w:pPr>
     </w:lvl>
-    <w:lvl w:ilvl="8" w15:tentative="1">
+    <w:lvl w:ilvl="8" w:tplc="74C08A7A">
       <w:start w:val="1"/>
       <w:numFmt w:val="bullet"/>
       <w:lvlText w:val="●"/>
@@ -4284,26 +4954,14 @@
       </w:pPr>
     </w:lvl>
   </w:abstractNum>
-  <w:abstractNum w:abstractNumId="2" w15:restartNumberingAfterBreak="0">
-    <w:multiLevelType w:val="hybridMultilevel"/>
-    <w:lvl w:ilvl="0" w15:tentative="1">
-      <w:start w:val="1"/>
-      <w:numFmt w:val="bullet"/>
-      <w:lvlText w:val="•"/>
-      <w:lvlJc w:val="left"/>
-      <w:pPr>
-        <w:ind w:left="360" w:hanging="240"/>
-      </w:pPr>
-    </w:lvl>
-  </w:abstractNum>
-  <w:num w:numId="1">
+  <w:num w:numId="1" w16cid:durableId="1582059216">
     <w:abstractNumId w:val="1"/>
     <w:lvlOverride w:ilvl="0">
       <w:startOverride w:val="1"/>
     </w:lvlOverride>
   </w:num>
-  <w:num w:numId="2">
-    <w:abstractNumId w:val="2"/>
+  <w:num w:numId="2" w16cid:durableId="1500929648">
+    <w:abstractNumId w:val="0"/>
     <w:lvlOverride w:ilvl="0">
       <w:startOverride w:val="1"/>
     </w:lvlOverride>
@@ -4312,54 +4970,443 @@
 </file>
 
 <file path=word/styles.xml><?xml version="1.0" encoding="utf-8"?>
-<w:styles xmlns:mc="http://schemas.openxmlformats.org/markup-compatibility/2006" xmlns:r="http://schemas.openxmlformats.org/officeDocument/2006/relationships" xmlns:w="http://schemas.openxmlformats.org/wordprocessingml/2006/main" xmlns:w14="http://schemas.microsoft.com/office/word/2010/wordml" xmlns:w15="http://schemas.microsoft.com/office/word/2012/wordml" mc:Ignorable="w14 w15">
+<w:styles xmlns:mc="http://schemas.openxmlformats.org/markup-compatibility/2006" xmlns:r="http://schemas.openxmlformats.org/officeDocument/2006/relationships" xmlns:w="http://schemas.openxmlformats.org/wordprocessingml/2006/main" xmlns:w14="http://schemas.microsoft.com/office/word/2010/wordml" xmlns:w15="http://schemas.microsoft.com/office/word/2012/wordml" xmlns:w16cex="http://schemas.microsoft.com/office/word/2018/wordml/cex" xmlns:w16cid="http://schemas.microsoft.com/office/word/2016/wordml/cid" xmlns:w16="http://schemas.microsoft.com/office/word/2018/wordml" xmlns:w16du="http://schemas.microsoft.com/office/word/2023/wordml/word16du" xmlns:w16sdtdh="http://schemas.microsoft.com/office/word/2020/wordml/sdtdatahash" xmlns:w16sdtfl="http://schemas.microsoft.com/office/word/2024/wordml/sdtformatlock" xmlns:w16se="http://schemas.microsoft.com/office/word/2015/wordml/symex" mc:Ignorable="w14 w15 w16se w16cid w16 w16cex w16sdtdh w16sdtfl w16du">
   <w:docDefaults>
     <w:rPrDefault>
       <w:rPr>
-        <w:rFonts w:ascii="Calibri" w:cs="Calibri" w:eastAsia="Calibri" w:hAnsi="Calibri"/>
+        <w:rFonts w:ascii="Calibri" w:eastAsia="Calibri" w:hAnsi="Calibri" w:cs="Calibri"/>
         <w:sz w:val="21"/>
         <w:szCs w:val="21"/>
+        <w:lang w:val="en-US" w:eastAsia="en-US" w:bidi="bn-IN"/>
       </w:rPr>
     </w:rPrDefault>
     <w:pPrDefault/>
   </w:docDefaults>
-  <w:style w:type="paragraph" w:styleId="Title">
-    <w:name w:val="Title"/>
-    <w:basedOn w:val="Normal"/>
-    <w:next w:val="Normal"/>
+  <w:latentStyles w:defLockedState="0" w:defUIPriority="99" w:defSemiHidden="0" w:defUnhideWhenUsed="0" w:defQFormat="0" w:count="376">
+    <w:lsdException w:name="Normal" w:uiPriority="0" w:qFormat="1"/>
+    <w:lsdException w:name="heading 1" w:uiPriority="9" w:qFormat="1"/>
+    <w:lsdException w:name="heading 2" w:semiHidden="1" w:uiPriority="9" w:unhideWhenUsed="1" w:qFormat="1"/>
+    <w:lsdException w:name="heading 3" w:semiHidden="1" w:uiPriority="9" w:unhideWhenUsed="1" w:qFormat="1"/>
+    <w:lsdException w:name="heading 4" w:semiHidden="1" w:uiPriority="9" w:unhideWhenUsed="1" w:qFormat="1"/>
+    <w:lsdException w:name="heading 5" w:semiHidden="1" w:uiPriority="9" w:unhideWhenUsed="1" w:qFormat="1"/>
+    <w:lsdException w:name="heading 6" w:semiHidden="1" w:uiPriority="9" w:unhideWhenUsed="1" w:qFormat="1"/>
+    <w:lsdException w:name="heading 7" w:semiHidden="1" w:uiPriority="9" w:unhideWhenUsed="1" w:qFormat="1"/>
+    <w:lsdException w:name="heading 8" w:semiHidden="1" w:uiPriority="9" w:unhideWhenUsed="1" w:qFormat="1"/>
+    <w:lsdException w:name="heading 9" w:semiHidden="1" w:uiPriority="9" w:unhideWhenUsed="1" w:qFormat="1"/>
+    <w:lsdException w:name="index 1" w:semiHidden="1" w:unhideWhenUsed="1"/>
+    <w:lsdException w:name="index 2" w:semiHidden="1" w:unhideWhenUsed="1"/>
+    <w:lsdException w:name="index 3" w:semiHidden="1" w:unhideWhenUsed="1"/>
+    <w:lsdException w:name="index 4" w:semiHidden="1" w:unhideWhenUsed="1"/>
+    <w:lsdException w:name="index 5" w:semiHidden="1" w:unhideWhenUsed="1"/>
+    <w:lsdException w:name="index 6" w:semiHidden="1" w:unhideWhenUsed="1"/>
+    <w:lsdException w:name="index 7" w:semiHidden="1" w:unhideWhenUsed="1"/>
+    <w:lsdException w:name="index 8" w:semiHidden="1" w:unhideWhenUsed="1"/>
+    <w:lsdException w:name="index 9" w:semiHidden="1" w:unhideWhenUsed="1"/>
+    <w:lsdException w:name="toc 1" w:semiHidden="1" w:uiPriority="39" w:unhideWhenUsed="1"/>
+    <w:lsdException w:name="toc 2" w:semiHidden="1" w:uiPriority="39" w:unhideWhenUsed="1"/>
+    <w:lsdException w:name="toc 3" w:semiHidden="1" w:uiPriority="39" w:unhideWhenUsed="1"/>
+    <w:lsdException w:name="toc 4" w:semiHidden="1" w:uiPriority="39" w:unhideWhenUsed="1"/>
+    <w:lsdException w:name="toc 5" w:semiHidden="1" w:uiPriority="39" w:unhideWhenUsed="1"/>
+    <w:lsdException w:name="toc 6" w:semiHidden="1" w:uiPriority="39" w:unhideWhenUsed="1"/>
+    <w:lsdException w:name="toc 7" w:semiHidden="1" w:uiPriority="39" w:unhideWhenUsed="1"/>
+    <w:lsdException w:name="toc 8" w:semiHidden="1" w:uiPriority="39" w:unhideWhenUsed="1"/>
+    <w:lsdException w:name="toc 9" w:semiHidden="1" w:uiPriority="39" w:unhideWhenUsed="1"/>
+    <w:lsdException w:name="Normal Indent" w:semiHidden="1" w:unhideWhenUsed="1"/>
+    <w:lsdException w:name="footnote text" w:semiHidden="1" w:unhideWhenUsed="1"/>
+    <w:lsdException w:name="annotation text" w:semiHidden="1" w:unhideWhenUsed="1"/>
+    <w:lsdException w:name="header" w:semiHidden="1" w:unhideWhenUsed="1"/>
+    <w:lsdException w:name="footer" w:semiHidden="1" w:unhideWhenUsed="1"/>
+    <w:lsdException w:name="index heading" w:semiHidden="1" w:unhideWhenUsed="1"/>
+    <w:lsdException w:name="caption" w:semiHidden="1" w:uiPriority="35" w:unhideWhenUsed="1" w:qFormat="1"/>
+    <w:lsdException w:name="table of figures" w:semiHidden="1" w:unhideWhenUsed="1"/>
+    <w:lsdException w:name="envelope address" w:semiHidden="1" w:unhideWhenUsed="1"/>
+    <w:lsdException w:name="envelope return" w:semiHidden="1" w:unhideWhenUsed="1"/>
+    <w:lsdException w:name="footnote reference" w:semiHidden="1" w:unhideWhenUsed="1"/>
+    <w:lsdException w:name="annotation reference" w:semiHidden="1" w:unhideWhenUsed="1"/>
+    <w:lsdException w:name="line number" w:semiHidden="1" w:unhideWhenUsed="1"/>
+    <w:lsdException w:name="page number" w:semiHidden="1" w:unhideWhenUsed="1"/>
+    <w:lsdException w:name="endnote reference" w:semiHidden="1" w:unhideWhenUsed="1"/>
+    <w:lsdException w:name="endnote text" w:semiHidden="1" w:unhideWhenUsed="1"/>
+    <w:lsdException w:name="table of authorities" w:semiHidden="1" w:unhideWhenUsed="1"/>
+    <w:lsdException w:name="macro" w:semiHidden="1" w:unhideWhenUsed="1"/>
+    <w:lsdException w:name="toa heading" w:semiHidden="1" w:unhideWhenUsed="1"/>
+    <w:lsdException w:name="List" w:semiHidden="1" w:unhideWhenUsed="1"/>
+    <w:lsdException w:name="List Bullet" w:semiHidden="1" w:unhideWhenUsed="1"/>
+    <w:lsdException w:name="List Number" w:semiHidden="1" w:unhideWhenUsed="1"/>
+    <w:lsdException w:name="List 2" w:semiHidden="1" w:unhideWhenUsed="1"/>
+    <w:lsdException w:name="List 3" w:semiHidden="1" w:unhideWhenUsed="1"/>
+    <w:lsdException w:name="List 4" w:semiHidden="1" w:unhideWhenUsed="1"/>
+    <w:lsdException w:name="List 5" w:semiHidden="1" w:unhideWhenUsed="1"/>
+    <w:lsdException w:name="List Bullet 2" w:semiHidden="1" w:unhideWhenUsed="1"/>
+    <w:lsdException w:name="List Bullet 3" w:semiHidden="1" w:unhideWhenUsed="1"/>
+    <w:lsdException w:name="List Bullet 4" w:semiHidden="1" w:unhideWhenUsed="1"/>
+    <w:lsdException w:name="List Bullet 5" w:semiHidden="1" w:unhideWhenUsed="1"/>
+    <w:lsdException w:name="List Number 2" w:semiHidden="1" w:unhideWhenUsed="1"/>
+    <w:lsdException w:name="List Number 3" w:semiHidden="1" w:unhideWhenUsed="1"/>
+    <w:lsdException w:name="List Number 4" w:semiHidden="1" w:unhideWhenUsed="1"/>
+    <w:lsdException w:name="List Number 5" w:semiHidden="1" w:unhideWhenUsed="1"/>
+    <w:lsdException w:name="Title" w:uiPriority="10" w:qFormat="1"/>
+    <w:lsdException w:name="Closing" w:semiHidden="1" w:unhideWhenUsed="1"/>
+    <w:lsdException w:name="Signature" w:semiHidden="1" w:unhideWhenUsed="1"/>
+    <w:lsdException w:name="Default Paragraph Font" w:semiHidden="1" w:uiPriority="1" w:unhideWhenUsed="1"/>
+    <w:lsdException w:name="Body Text" w:semiHidden="1" w:unhideWhenUsed="1"/>
+    <w:lsdException w:name="Body Text Indent" w:semiHidden="1" w:unhideWhenUsed="1"/>
+    <w:lsdException w:name="List Continue" w:semiHidden="1" w:unhideWhenUsed="1"/>
+    <w:lsdException w:name="List Continue 2" w:semiHidden="1" w:unhideWhenUsed="1"/>
+    <w:lsdException w:name="List Continue 3" w:semiHidden="1" w:unhideWhenUsed="1"/>
+    <w:lsdException w:name="List Continue 4" w:semiHidden="1" w:unhideWhenUsed="1"/>
+    <w:lsdException w:name="List Continue 5" w:semiHidden="1" w:unhideWhenUsed="1"/>
+    <w:lsdException w:name="Message Header" w:semiHidden="1" w:unhideWhenUsed="1"/>
+    <w:lsdException w:name="Subtitle" w:uiPriority="11" w:qFormat="1"/>
+    <w:lsdException w:name="Salutation" w:semiHidden="1" w:unhideWhenUsed="1"/>
+    <w:lsdException w:name="Date" w:semiHidden="1" w:unhideWhenUsed="1"/>
+    <w:lsdException w:name="Body Text First Indent" w:semiHidden="1" w:unhideWhenUsed="1"/>
+    <w:lsdException w:name="Body Text First Indent 2" w:semiHidden="1" w:unhideWhenUsed="1"/>
+    <w:lsdException w:name="Note Heading" w:semiHidden="1" w:unhideWhenUsed="1"/>
+    <w:lsdException w:name="Body Text 2" w:semiHidden="1" w:unhideWhenUsed="1"/>
+    <w:lsdException w:name="Body Text 3" w:semiHidden="1" w:unhideWhenUsed="1"/>
+    <w:lsdException w:name="Body Text Indent 2" w:semiHidden="1" w:unhideWhenUsed="1"/>
+    <w:lsdException w:name="Body Text Indent 3" w:semiHidden="1" w:unhideWhenUsed="1"/>
+    <w:lsdException w:name="Block Text" w:semiHidden="1" w:unhideWhenUsed="1"/>
+    <w:lsdException w:name="Hyperlink" w:semiHidden="1" w:unhideWhenUsed="1"/>
+    <w:lsdException w:name="FollowedHyperlink" w:semiHidden="1" w:unhideWhenUsed="1"/>
+    <w:lsdException w:name="Strong" w:uiPriority="22" w:qFormat="1"/>
+    <w:lsdException w:name="Emphasis" w:uiPriority="20" w:qFormat="1"/>
+    <w:lsdException w:name="Document Map" w:semiHidden="1" w:unhideWhenUsed="1"/>
+    <w:lsdException w:name="Plain Text" w:semiHidden="1" w:unhideWhenUsed="1"/>
+    <w:lsdException w:name="E-mail Signature" w:semiHidden="1" w:unhideWhenUsed="1"/>
+    <w:lsdException w:name="HTML Top of Form" w:semiHidden="1" w:unhideWhenUsed="1"/>
+    <w:lsdException w:name="HTML Bottom of Form" w:semiHidden="1" w:unhideWhenUsed="1"/>
+    <w:lsdException w:name="Normal (Web)" w:semiHidden="1" w:unhideWhenUsed="1"/>
+    <w:lsdException w:name="HTML Acronym" w:semiHidden="1" w:unhideWhenUsed="1"/>
+    <w:lsdException w:name="HTML Address" w:semiHidden="1" w:unhideWhenUsed="1"/>
+    <w:lsdException w:name="HTML Cite" w:semiHidden="1" w:unhideWhenUsed="1"/>
+    <w:lsdException w:name="HTML Code" w:semiHidden="1" w:unhideWhenUsed="1"/>
+    <w:lsdException w:name="HTML Definition" w:semiHidden="1" w:unhideWhenUsed="1"/>
+    <w:lsdException w:name="HTML Keyboard" w:semiHidden="1" w:unhideWhenUsed="1"/>
+    <w:lsdException w:name="HTML Preformatted" w:semiHidden="1" w:unhideWhenUsed="1"/>
+    <w:lsdException w:name="HTML Sample" w:semiHidden="1" w:unhideWhenUsed="1"/>
+    <w:lsdException w:name="HTML Typewriter" w:semiHidden="1" w:unhideWhenUsed="1"/>
+    <w:lsdException w:name="HTML Variable" w:semiHidden="1" w:unhideWhenUsed="1"/>
+    <w:lsdException w:name="Normal Table" w:semiHidden="1" w:unhideWhenUsed="1"/>
+    <w:lsdException w:name="annotation subject" w:semiHidden="1" w:unhideWhenUsed="1"/>
+    <w:lsdException w:name="No List" w:semiHidden="1" w:unhideWhenUsed="1"/>
+    <w:lsdException w:name="Outline List 1" w:semiHidden="1" w:unhideWhenUsed="1"/>
+    <w:lsdException w:name="Outline List 2" w:semiHidden="1" w:unhideWhenUsed="1"/>
+    <w:lsdException w:name="Outline List 3" w:semiHidden="1" w:unhideWhenUsed="1"/>
+    <w:lsdException w:name="Table Simple 1" w:semiHidden="1" w:unhideWhenUsed="1"/>
+    <w:lsdException w:name="Table Simple 2" w:semiHidden="1" w:unhideWhenUsed="1"/>
+    <w:lsdException w:name="Table Simple 3" w:semiHidden="1" w:unhideWhenUsed="1"/>
+    <w:lsdException w:name="Table Classic 1" w:semiHidden="1" w:unhideWhenUsed="1"/>
+    <w:lsdException w:name="Table Classic 2" w:semiHidden="1" w:unhideWhenUsed="1"/>
+    <w:lsdException w:name="Table Classic 3" w:semiHidden="1" w:unhideWhenUsed="1"/>
+    <w:lsdException w:name="Table Classic 4" w:semiHidden="1" w:unhideWhenUsed="1"/>
+    <w:lsdException w:name="Table Colorful 1" w:semiHidden="1" w:unhideWhenUsed="1"/>
+    <w:lsdException w:name="Table Colorful 2" w:semiHidden="1" w:unhideWhenUsed="1"/>
+    <w:lsdException w:name="Table Colorful 3" w:semiHidden="1" w:unhideWhenUsed="1"/>
+    <w:lsdException w:name="Table Columns 1" w:semiHidden="1" w:unhideWhenUsed="1"/>
+    <w:lsdException w:name="Table Columns 2" w:semiHidden="1" w:unhideWhenUsed="1"/>
+    <w:lsdException w:name="Table Columns 3" w:semiHidden="1" w:unhideWhenUsed="1"/>
+    <w:lsdException w:name="Table Columns 4" w:semiHidden="1" w:unhideWhenUsed="1"/>
+    <w:lsdException w:name="Table Columns 5" w:semiHidden="1" w:unhideWhenUsed="1"/>
+    <w:lsdException w:name="Table Grid 1" w:semiHidden="1" w:unhideWhenUsed="1"/>
+    <w:lsdException w:name="Table Grid 2" w:semiHidden="1" w:unhideWhenUsed="1"/>
+    <w:lsdException w:name="Table Grid 3" w:semiHidden="1" w:unhideWhenUsed="1"/>
+    <w:lsdException w:name="Table Grid 4" w:semiHidden="1" w:unhideWhenUsed="1"/>
+    <w:lsdException w:name="Table Grid 5" w:semiHidden="1" w:unhideWhenUsed="1"/>
+    <w:lsdException w:name="Table Grid 6" w:semiHidden="1" w:unhideWhenUsed="1"/>
+    <w:lsdException w:name="Table Grid 7" w:semiHidden="1" w:unhideWhenUsed="1"/>
+    <w:lsdException w:name="Table Grid 8" w:semiHidden="1" w:unhideWhenUsed="1"/>
+    <w:lsdException w:name="Table List 1" w:semiHidden="1" w:unhideWhenUsed="1"/>
+    <w:lsdException w:name="Table List 2" w:semiHidden="1" w:unhideWhenUsed="1"/>
+    <w:lsdException w:name="Table List 3" w:semiHidden="1" w:unhideWhenUsed="1"/>
+    <w:lsdException w:name="Table List 4" w:semiHidden="1" w:unhideWhenUsed="1"/>
+    <w:lsdException w:name="Table List 5" w:semiHidden="1" w:unhideWhenUsed="1"/>
+    <w:lsdException w:name="Table List 6" w:semiHidden="1" w:unhideWhenUsed="1"/>
+    <w:lsdException w:name="Table List 7" w:semiHidden="1" w:unhideWhenUsed="1"/>
+    <w:lsdException w:name="Table List 8" w:semiHidden="1" w:unhideWhenUsed="1"/>
+    <w:lsdException w:name="Table 3D effects 1" w:semiHidden="1" w:unhideWhenUsed="1"/>
+    <w:lsdException w:name="Table 3D effects 2" w:semiHidden="1" w:unhideWhenUsed="1"/>
+    <w:lsdException w:name="Table 3D effects 3" w:semiHidden="1" w:unhideWhenUsed="1"/>
+    <w:lsdException w:name="Table Contemporary" w:semiHidden="1" w:unhideWhenUsed="1"/>
+    <w:lsdException w:name="Table Elegant" w:semiHidden="1" w:unhideWhenUsed="1"/>
+    <w:lsdException w:name="Table Professional" w:semiHidden="1" w:unhideWhenUsed="1"/>
+    <w:lsdException w:name="Table Subtle 1" w:semiHidden="1" w:unhideWhenUsed="1"/>
+    <w:lsdException w:name="Table Subtle 2" w:semiHidden="1" w:unhideWhenUsed="1"/>
+    <w:lsdException w:name="Table Web 1" w:semiHidden="1" w:unhideWhenUsed="1"/>
+    <w:lsdException w:name="Table Web 2" w:semiHidden="1" w:unhideWhenUsed="1"/>
+    <w:lsdException w:name="Table Web 3" w:semiHidden="1" w:unhideWhenUsed="1"/>
+    <w:lsdException w:name="Balloon Text" w:semiHidden="1" w:unhideWhenUsed="1"/>
+    <w:lsdException w:name="Table Grid" w:uiPriority="39"/>
+    <w:lsdException w:name="Table Theme" w:semiHidden="1" w:unhideWhenUsed="1"/>
+    <w:lsdException w:name="Placeholder Text" w:semiHidden="1"/>
+    <w:lsdException w:name="No Spacing" w:uiPriority="1" w:qFormat="1"/>
+    <w:lsdException w:name="Light Shading" w:uiPriority="60"/>
+    <w:lsdException w:name="Light List" w:uiPriority="61"/>
+    <w:lsdException w:name="Light Grid" w:uiPriority="62"/>
+    <w:lsdException w:name="Medium Shading 1" w:uiPriority="63"/>
+    <w:lsdException w:name="Medium Shading 2" w:uiPriority="64"/>
+    <w:lsdException w:name="Medium List 1" w:uiPriority="65"/>
+    <w:lsdException w:name="Medium List 2" w:uiPriority="66"/>
+    <w:lsdException w:name="Medium Grid 1" w:uiPriority="67"/>
+    <w:lsdException w:name="Medium Grid 2" w:uiPriority="68"/>
+    <w:lsdException w:name="Medium Grid 3" w:uiPriority="69"/>
+    <w:lsdException w:name="Dark List" w:uiPriority="70"/>
+    <w:lsdException w:name="Colorful Shading" w:uiPriority="71"/>
+    <w:lsdException w:name="Colorful List" w:uiPriority="72"/>
+    <w:lsdException w:name="Colorful Grid" w:uiPriority="73"/>
+    <w:lsdException w:name="Light Shading Accent 1" w:uiPriority="60"/>
+    <w:lsdException w:name="Light List Accent 1" w:uiPriority="61"/>
+    <w:lsdException w:name="Light Grid Accent 1" w:uiPriority="62"/>
+    <w:lsdException w:name="Medium Shading 1 Accent 1" w:uiPriority="63"/>
+    <w:lsdException w:name="Medium Shading 2 Accent 1" w:uiPriority="64"/>
+    <w:lsdException w:name="Medium List 1 Accent 1" w:uiPriority="65"/>
+    <w:lsdException w:name="Revision" w:semiHidden="1"/>
+    <w:lsdException w:name="List Paragraph" w:uiPriority="34" w:qFormat="1"/>
+    <w:lsdException w:name="Quote" w:uiPriority="29" w:qFormat="1"/>
+    <w:lsdException w:name="Intense Quote" w:uiPriority="30" w:qFormat="1"/>
+    <w:lsdException w:name="Medium List 2 Accent 1" w:uiPriority="66"/>
+    <w:lsdException w:name="Medium Grid 1 Accent 1" w:uiPriority="67"/>
+    <w:lsdException w:name="Medium Grid 2 Accent 1" w:uiPriority="68"/>
+    <w:lsdException w:name="Medium Grid 3 Accent 1" w:uiPriority="69"/>
+    <w:lsdException w:name="Dark List Accent 1" w:uiPriority="70"/>
+    <w:lsdException w:name="Colorful Shading Accent 1" w:uiPriority="71"/>
+    <w:lsdException w:name="Colorful List Accent 1" w:uiPriority="72"/>
+    <w:lsdException w:name="Colorful Grid Accent 1" w:uiPriority="73"/>
+    <w:lsdException w:name="Light Shading Accent 2" w:uiPriority="60"/>
+    <w:lsdException w:name="Light List Accent 2" w:uiPriority="61"/>
+    <w:lsdException w:name="Light Grid Accent 2" w:uiPriority="62"/>
+    <w:lsdException w:name="Medium Shading 1 Accent 2" w:uiPriority="63"/>
+    <w:lsdException w:name="Medium Shading 2 Accent 2" w:uiPriority="64"/>
+    <w:lsdException w:name="Medium List 1 Accent 2" w:uiPriority="65"/>
+    <w:lsdException w:name="Medium List 2 Accent 2" w:uiPriority="66"/>
+    <w:lsdException w:name="Medium Grid 1 Accent 2" w:uiPriority="67"/>
+    <w:lsdException w:name="Medium Grid 2 Accent 2" w:uiPriority="68"/>
+    <w:lsdException w:name="Medium Grid 3 Accent 2" w:uiPriority="69"/>
+    <w:lsdException w:name="Dark List Accent 2" w:uiPriority="70"/>
+    <w:lsdException w:name="Colorful Shading Accent 2" w:uiPriority="71"/>
+    <w:lsdException w:name="Colorful List Accent 2" w:uiPriority="72"/>
+    <w:lsdException w:name="Colorful Grid Accent 2" w:uiPriority="73"/>
+    <w:lsdException w:name="Light Shading Accent 3" w:uiPriority="60"/>
+    <w:lsdException w:name="Light List Accent 3" w:uiPriority="61"/>
+    <w:lsdException w:name="Light Grid Accent 3" w:uiPriority="62"/>
+    <w:lsdException w:name="Medium Shading 1 Accent 3" w:uiPriority="63"/>
+    <w:lsdException w:name="Medium Shading 2 Accent 3" w:uiPriority="64"/>
+    <w:lsdException w:name="Medium List 1 Accent 3" w:uiPriority="65"/>
+    <w:lsdException w:name="Medium List 2 Accent 3" w:uiPriority="66"/>
+    <w:lsdException w:name="Medium Grid 1 Accent 3" w:uiPriority="67"/>
+    <w:lsdException w:name="Medium Grid 2 Accent 3" w:uiPriority="68"/>
+    <w:lsdException w:name="Medium Grid 3 Accent 3" w:uiPriority="69"/>
+    <w:lsdException w:name="Dark List Accent 3" w:uiPriority="70"/>
+    <w:lsdException w:name="Colorful Shading Accent 3" w:uiPriority="71"/>
+    <w:lsdException w:name="Colorful List Accent 3" w:uiPriority="72"/>
+    <w:lsdException w:name="Colorful Grid Accent 3" w:uiPriority="73"/>
+    <w:lsdException w:name="Light Shading Accent 4" w:uiPriority="60"/>
+    <w:lsdException w:name="Light List Accent 4" w:uiPriority="61"/>
+    <w:lsdException w:name="Light Grid Accent 4" w:uiPriority="62"/>
+    <w:lsdException w:name="Medium Shading 1 Accent 4" w:uiPriority="63"/>
+    <w:lsdException w:name="Medium Shading 2 Accent 4" w:uiPriority="64"/>
+    <w:lsdException w:name="Medium List 1 Accent 4" w:uiPriority="65"/>
+    <w:lsdException w:name="Medium List 2 Accent 4" w:uiPriority="66"/>
+    <w:lsdException w:name="Medium Grid 1 Accent 4" w:uiPriority="67"/>
+    <w:lsdException w:name="Medium Grid 2 Accent 4" w:uiPriority="68"/>
+    <w:lsdException w:name="Medium Grid 3 Accent 4" w:uiPriority="69"/>
+    <w:lsdException w:name="Dark List Accent 4" w:uiPriority="70"/>
+    <w:lsdException w:name="Colorful Shading Accent 4" w:uiPriority="71"/>
+    <w:lsdException w:name="Colorful List Accent 4" w:uiPriority="72"/>
+    <w:lsdException w:name="Colorful Grid Accent 4" w:uiPriority="73"/>
+    <w:lsdException w:name="Light Shading Accent 5" w:uiPriority="60"/>
+    <w:lsdException w:name="Light List Accent 5" w:uiPriority="61"/>
+    <w:lsdException w:name="Light Grid Accent 5" w:uiPriority="62"/>
+    <w:lsdException w:name="Medium Shading 1 Accent 5" w:uiPriority="63"/>
+    <w:lsdException w:name="Medium Shading 2 Accent 5" w:uiPriority="64"/>
+    <w:lsdException w:name="Medium List 1 Accent 5" w:uiPriority="65"/>
+    <w:lsdException w:name="Medium List 2 Accent 5" w:uiPriority="66"/>
+    <w:lsdException w:name="Medium Grid 1 Accent 5" w:uiPriority="67"/>
+    <w:lsdException w:name="Medium Grid 2 Accent 5" w:uiPriority="68"/>
+    <w:lsdException w:name="Medium Grid 3 Accent 5" w:uiPriority="69"/>
+    <w:lsdException w:name="Dark List Accent 5" w:uiPriority="70"/>
+    <w:lsdException w:name="Colorful Shading Accent 5" w:uiPriority="71"/>
+    <w:lsdException w:name="Colorful List Accent 5" w:uiPriority="72"/>
+    <w:lsdException w:name="Colorful Grid Accent 5" w:uiPriority="73"/>
+    <w:lsdException w:name="Light Shading Accent 6" w:uiPriority="60"/>
+    <w:lsdException w:name="Light List Accent 6" w:uiPriority="61"/>
+    <w:lsdException w:name="Light Grid Accent 6" w:uiPriority="62"/>
+    <w:lsdException w:name="Medium Shading 1 Accent 6" w:uiPriority="63"/>
+    <w:lsdException w:name="Medium Shading 2 Accent 6" w:uiPriority="64"/>
+    <w:lsdException w:name="Medium List 1 Accent 6" w:uiPriority="65"/>
+    <w:lsdException w:name="Medium List 2 Accent 6" w:uiPriority="66"/>
+    <w:lsdException w:name="Medium Grid 1 Accent 6" w:uiPriority="67"/>
+    <w:lsdException w:name="Medium Grid 2 Accent 6" w:uiPriority="68"/>
+    <w:lsdException w:name="Medium Grid 3 Accent 6" w:uiPriority="69"/>
+    <w:lsdException w:name="Dark List Accent 6" w:uiPriority="70"/>
+    <w:lsdException w:name="Colorful Shading Accent 6" w:uiPriority="71"/>
+    <w:lsdException w:name="Colorful List Accent 6" w:uiPriority="72"/>
+    <w:lsdException w:name="Colorful Grid Accent 6" w:uiPriority="73"/>
+    <w:lsdException w:name="Subtle Emphasis" w:uiPriority="19" w:qFormat="1"/>
+    <w:lsdException w:name="Intense Emphasis" w:uiPriority="21" w:qFormat="1"/>
+    <w:lsdException w:name="Subtle Reference" w:uiPriority="31" w:qFormat="1"/>
+    <w:lsdException w:name="Intense Reference" w:uiPriority="32" w:qFormat="1"/>
+    <w:lsdException w:name="Book Title" w:uiPriority="33" w:qFormat="1"/>
+    <w:lsdException w:name="Bibliography" w:semiHidden="1" w:uiPriority="37" w:unhideWhenUsed="1"/>
+    <w:lsdException w:name="TOC Heading" w:semiHidden="1" w:uiPriority="39" w:unhideWhenUsed="1" w:qFormat="1"/>
+    <w:lsdException w:name="Plain Table 1" w:uiPriority="41"/>
+    <w:lsdException w:name="Plain Table 2" w:uiPriority="42"/>
+    <w:lsdException w:name="Plain Table 3" w:uiPriority="43"/>
+    <w:lsdException w:name="Plain Table 4" w:uiPriority="44"/>
+    <w:lsdException w:name="Plain Table 5" w:uiPriority="45"/>
+    <w:lsdException w:name="Grid Table Light" w:uiPriority="40"/>
+    <w:lsdException w:name="Grid Table 1 Light" w:uiPriority="46"/>
+    <w:lsdException w:name="Grid Table 2" w:uiPriority="47"/>
+    <w:lsdException w:name="Grid Table 3" w:uiPriority="48"/>
+    <w:lsdException w:name="Grid Table 4" w:uiPriority="49"/>
+    <w:lsdException w:name="Grid Table 5 Dark" w:uiPriority="50"/>
+    <w:lsdException w:name="Grid Table 6 Colorful" w:uiPriority="51"/>
+    <w:lsdException w:name="Grid Table 7 Colorful" w:uiPriority="52"/>
+    <w:lsdException w:name="Grid Table 1 Light Accent 1" w:uiPriority="46"/>
+    <w:lsdException w:name="Grid Table 2 Accent 1" w:uiPriority="47"/>
+    <w:lsdException w:name="Grid Table 3 Accent 1" w:uiPriority="48"/>
+    <w:lsdException w:name="Grid Table 4 Accent 1" w:uiPriority="49"/>
+    <w:lsdException w:name="Grid Table 5 Dark Accent 1" w:uiPriority="50"/>
+    <w:lsdException w:name="Grid Table 6 Colorful Accent 1" w:uiPriority="51"/>
+    <w:lsdException w:name="Grid Table 7 Colorful Accent 1" w:uiPriority="52"/>
+    <w:lsdException w:name="Grid Table 1 Light Accent 2" w:uiPriority="46"/>
+    <w:lsdException w:name="Grid Table 2 Accent 2" w:uiPriority="47"/>
+    <w:lsdException w:name="Grid Table 3 Accent 2" w:uiPriority="48"/>
+    <w:lsdException w:name="Grid Table 4 Accent 2" w:uiPriority="49"/>
+    <w:lsdException w:name="Grid Table 5 Dark Accent 2" w:uiPriority="50"/>
+    <w:lsdException w:name="Grid Table 6 Colorful Accent 2" w:uiPriority="51"/>
+    <w:lsdException w:name="Grid Table 7 Colorful Accent 2" w:uiPriority="52"/>
+    <w:lsdException w:name="Grid Table 1 Light Accent 3" w:uiPriority="46"/>
+    <w:lsdException w:name="Grid Table 2 Accent 3" w:uiPriority="47"/>
+    <w:lsdException w:name="Grid Table 3 Accent 3" w:uiPriority="48"/>
+    <w:lsdException w:name="Grid Table 4 Accent 3" w:uiPriority="49"/>
+    <w:lsdException w:name="Grid Table 5 Dark Accent 3" w:uiPriority="50"/>
+    <w:lsdException w:name="Grid Table 6 Colorful Accent 3" w:uiPriority="51"/>
+    <w:lsdException w:name="Grid Table 7 Colorful Accent 3" w:uiPriority="52"/>
+    <w:lsdException w:name="Grid Table 1 Light Accent 4" w:uiPriority="46"/>
+    <w:lsdException w:name="Grid Table 2 Accent 4" w:uiPriority="47"/>
+    <w:lsdException w:name="Grid Table 3 Accent 4" w:uiPriority="48"/>
+    <w:lsdException w:name="Grid Table 4 Accent 4" w:uiPriority="49"/>
+    <w:lsdException w:name="Grid Table 5 Dark Accent 4" w:uiPriority="50"/>
+    <w:lsdException w:name="Grid Table 6 Colorful Accent 4" w:uiPriority="51"/>
+    <w:lsdException w:name="Grid Table 7 Colorful Accent 4" w:uiPriority="52"/>
+    <w:lsdException w:name="Grid Table 1 Light Accent 5" w:uiPriority="46"/>
+    <w:lsdException w:name="Grid Table 2 Accent 5" w:uiPriority="47"/>
+    <w:lsdException w:name="Grid Table 3 Accent 5" w:uiPriority="48"/>
+    <w:lsdException w:name="Grid Table 4 Accent 5" w:uiPriority="49"/>
+    <w:lsdException w:name="Grid Table 5 Dark Accent 5" w:uiPriority="50"/>
+    <w:lsdException w:name="Grid Table 6 Colorful Accent 5" w:uiPriority="51"/>
+    <w:lsdException w:name="Grid Table 7 Colorful Accent 5" w:uiPriority="52"/>
+    <w:lsdException w:name="Grid Table 1 Light Accent 6" w:uiPriority="46"/>
+    <w:lsdException w:name="Grid Table 2 Accent 6" w:uiPriority="47"/>
+    <w:lsdException w:name="Grid Table 3 Accent 6" w:uiPriority="48"/>
+    <w:lsdException w:name="Grid Table 4 Accent 6" w:uiPriority="49"/>
+    <w:lsdException w:name="Grid Table 5 Dark Accent 6" w:uiPriority="50"/>
+    <w:lsdException w:name="Grid Table 6 Colorful Accent 6" w:uiPriority="51"/>
+    <w:lsdException w:name="Grid Table 7 Colorful Accent 6" w:uiPriority="52"/>
+    <w:lsdException w:name="List Table 1 Light" w:uiPriority="46"/>
+    <w:lsdException w:name="List Table 2" w:uiPriority="47"/>
+    <w:lsdException w:name="List Table 3" w:uiPriority="48"/>
+    <w:lsdException w:name="List Table 4" w:uiPriority="49"/>
+    <w:lsdException w:name="List Table 5 Dark" w:uiPriority="50"/>
+    <w:lsdException w:name="List Table 6 Colorful" w:uiPriority="51"/>
+    <w:lsdException w:name="List Table 7 Colorful" w:uiPriority="52"/>
+    <w:lsdException w:name="List Table 1 Light Accent 1" w:uiPriority="46"/>
+    <w:lsdException w:name="List Table 2 Accent 1" w:uiPriority="47"/>
+    <w:lsdException w:name="List Table 3 Accent 1" w:uiPriority="48"/>
+    <w:lsdException w:name="List Table 4 Accent 1" w:uiPriority="49"/>
+    <w:lsdException w:name="List Table 5 Dark Accent 1" w:uiPriority="50"/>
+    <w:lsdException w:name="List Table 6 Colorful Accent 1" w:uiPriority="51"/>
+    <w:lsdException w:name="List Table 7 Colorful Accent 1" w:uiPriority="52"/>
+    <w:lsdException w:name="List Table 1 Light Accent 2" w:uiPriority="46"/>
+    <w:lsdException w:name="List Table 2 Accent 2" w:uiPriority="47"/>
+    <w:lsdException w:name="List Table 3 Accent 2" w:uiPriority="48"/>
+    <w:lsdException w:name="List Table 4 Accent 2" w:uiPriority="49"/>
+    <w:lsdException w:name="List Table 5 Dark Accent 2" w:uiPriority="50"/>
+    <w:lsdException w:name="List Table 6 Colorful Accent 2" w:uiPriority="51"/>
+    <w:lsdException w:name="List Table 7 Colorful Accent 2" w:uiPriority="52"/>
+    <w:lsdException w:name="List Table 1 Light Accent 3" w:uiPriority="46"/>
+    <w:lsdException w:name="List Table 2 Accent 3" w:uiPriority="47"/>
+    <w:lsdException w:name="List Table 3 Accent 3" w:uiPriority="48"/>
+    <w:lsdException w:name="List Table 4 Accent 3" w:uiPriority="49"/>
+    <w:lsdException w:name="List Table 5 Dark Accent 3" w:uiPriority="50"/>
+    <w:lsdException w:name="List Table 6 Colorful Accent 3" w:uiPriority="51"/>
+    <w:lsdException w:name="List Table 7 Colorful Accent 3" w:uiPriority="52"/>
+    <w:lsdException w:name="List Table 1 Light Accent 4" w:uiPriority="46"/>
+    <w:lsdException w:name="List Table 2 Accent 4" w:uiPriority="47"/>
+    <w:lsdException w:name="List Table 3 Accent 4" w:uiPriority="48"/>
+    <w:lsdException w:name="List Table 4 Accent 4" w:uiPriority="49"/>
+    <w:lsdException w:name="List Table 5 Dark Accent 4" w:uiPriority="50"/>
+    <w:lsdException w:name="List Table 6 Colorful Accent 4" w:uiPriority="51"/>
+    <w:lsdException w:name="List Table 7 Colorful Accent 4" w:uiPriority="52"/>
+    <w:lsdException w:name="List Table 1 Light Accent 5" w:uiPriority="46"/>
+    <w:lsdException w:name="List Table 2 Accent 5" w:uiPriority="47"/>
+    <w:lsdException w:name="List Table 3 Accent 5" w:uiPriority="48"/>
+    <w:lsdException w:name="List Table 4 Accent 5" w:uiPriority="49"/>
+    <w:lsdException w:name="List Table 5 Dark Accent 5" w:uiPriority="50"/>
+    <w:lsdException w:name="List Table 6 Colorful Accent 5" w:uiPriority="51"/>
+    <w:lsdException w:name="List Table 7 Colorful Accent 5" w:uiPriority="52"/>
+    <w:lsdException w:name="List Table 1 Light Accent 6" w:uiPriority="46"/>
+    <w:lsdException w:name="List Table 2 Accent 6" w:uiPriority="47"/>
+    <w:lsdException w:name="List Table 3 Accent 6" w:uiPriority="48"/>
+    <w:lsdException w:name="List Table 4 Accent 6" w:uiPriority="49"/>
+    <w:lsdException w:name="List Table 5 Dark Accent 6" w:uiPriority="50"/>
+    <w:lsdException w:name="List Table 6 Colorful Accent 6" w:uiPriority="51"/>
+    <w:lsdException w:name="List Table 7 Colorful Accent 6" w:uiPriority="52"/>
+    <w:lsdException w:name="Mention" w:semiHidden="1" w:unhideWhenUsed="1"/>
+    <w:lsdException w:name="Smart Hyperlink" w:semiHidden="1" w:unhideWhenUsed="1"/>
+    <w:lsdException w:name="Hashtag" w:semiHidden="1" w:unhideWhenUsed="1"/>
+    <w:lsdException w:name="Unresolved Mention" w:semiHidden="1" w:unhideWhenUsed="1"/>
+    <w:lsdException w:name="Smart Link" w:semiHidden="1" w:unhideWhenUsed="1"/>
+  </w:latentStyles>
+  <w:style w:type="paragraph" w:default="1" w:styleId="Normal">
+    <w:name w:val="Normal"/>
     <w:qFormat/>
-    <w:rPr>
-      <w:sz w:val="56"/>
-      <w:szCs w:val="56"/>
-    </w:rPr>
   </w:style>
   <w:style w:type="paragraph" w:styleId="Heading1">
-    <w:name w:val="Heading 1"/>
-    <w:basedOn w:val="Normal"/>
-    <w:next w:val="Normal"/>
+    <w:name w:val="heading 1"/>
+    <w:uiPriority w:val="9"/>
     <w:qFormat/>
+    <w:pPr>
+      <w:spacing w:before="200" w:after="80"/>
+      <w:outlineLvl w:val="0"/>
+    </w:pPr>
     <w:rPr>
-      <w:color w:val="2E74B5"/>
-      <w:sz w:val="32"/>
-      <w:szCs w:val="32"/>
-    </w:rPr>
-  </w:style>
-  <w:style w:type="paragraph" w:styleId="Heading2">
-    <w:name w:val="Heading 2"/>
-    <w:basedOn w:val="Normal"/>
-    <w:next w:val="Normal"/>
-    <w:qFormat/>
-    <w:rPr>
-      <w:color w:val="2E74B5"/>
+      <w:b/>
+      <w:bCs/>
+      <w:color w:val="1F3864"/>
       <w:sz w:val="26"/>
       <w:szCs w:val="26"/>
     </w:rPr>
   </w:style>
+  <w:style w:type="paragraph" w:styleId="Heading2">
+    <w:name w:val="heading 2"/>
+    <w:uiPriority w:val="9"/>
+    <w:semiHidden/>
+    <w:unhideWhenUsed/>
+    <w:qFormat/>
+    <w:pPr>
+      <w:spacing w:before="120" w:after="60"/>
+      <w:outlineLvl w:val="1"/>
+    </w:pPr>
+    <w:rPr>
+      <w:b/>
+      <w:bCs/>
+      <w:color w:val="1F3864"/>
+      <w:sz w:val="22"/>
+      <w:szCs w:val="22"/>
+    </w:rPr>
+  </w:style>
   <w:style w:type="paragraph" w:styleId="Heading3">
-    <w:name w:val="Heading 3"/>
-    <w:basedOn w:val="Normal"/>
-    <w:next w:val="Normal"/>
+    <w:name w:val="heading 3"/>
+    <w:uiPriority w:val="9"/>
+    <w:semiHidden/>
+    <w:unhideWhenUsed/>
     <w:qFormat/>
+    <w:pPr>
+      <w:outlineLvl w:val="2"/>
+    </w:pPr>
     <w:rPr>
       <w:color w:val="1F4D78"/>
       <w:sz w:val="24"/>
@@ -4367,10 +5414,14 @@
     </w:rPr>
   </w:style>
   <w:style w:type="paragraph" w:styleId="Heading4">
-    <w:name w:val="Heading 4"/>
-    <w:basedOn w:val="Normal"/>
-    <w:next w:val="Normal"/>
+    <w:name w:val="heading 4"/>
+    <w:uiPriority w:val="9"/>
+    <w:semiHidden/>
+    <w:unhideWhenUsed/>
     <w:qFormat/>
+    <w:pPr>
+      <w:outlineLvl w:val="3"/>
+    </w:pPr>
     <w:rPr>
       <w:i/>
       <w:iCs/>
@@ -4378,27 +5429,69 @@
     </w:rPr>
   </w:style>
   <w:style w:type="paragraph" w:styleId="Heading5">
-    <w:name w:val="Heading 5"/>
-    <w:basedOn w:val="Normal"/>
-    <w:next w:val="Normal"/>
+    <w:name w:val="heading 5"/>
+    <w:uiPriority w:val="9"/>
+    <w:semiHidden/>
+    <w:unhideWhenUsed/>
     <w:qFormat/>
+    <w:pPr>
+      <w:outlineLvl w:val="4"/>
+    </w:pPr>
     <w:rPr>
       <w:color w:val="2E74B5"/>
     </w:rPr>
   </w:style>
   <w:style w:type="paragraph" w:styleId="Heading6">
-    <w:name w:val="Heading 6"/>
-    <w:basedOn w:val="Normal"/>
-    <w:next w:val="Normal"/>
+    <w:name w:val="heading 6"/>
+    <w:uiPriority w:val="9"/>
+    <w:semiHidden/>
+    <w:unhideWhenUsed/>
     <w:qFormat/>
+    <w:pPr>
+      <w:outlineLvl w:val="5"/>
+    </w:pPr>
     <w:rPr>
       <w:color w:val="1F4D78"/>
     </w:rPr>
   </w:style>
-  <w:style w:type="paragraph" w:styleId="Strong">
-    <w:name w:val="Strong"/>
-    <w:basedOn w:val="Normal"/>
-    <w:next w:val="Normal"/>
+  <w:style w:type="character" w:default="1" w:styleId="DefaultParagraphFont">
+    <w:name w:val="Default Paragraph Font"/>
+    <w:uiPriority w:val="1"/>
+    <w:semiHidden/>
+    <w:unhideWhenUsed/>
+  </w:style>
+  <w:style w:type="table" w:default="1" w:styleId="TableNormal">
+    <w:name w:val="Normal Table"/>
+    <w:uiPriority w:val="99"/>
+    <w:semiHidden/>
+    <w:unhideWhenUsed/>
+    <w:tblPr>
+      <w:tblInd w:w="0" w:type="dxa"/>
+      <w:tblCellMar>
+        <w:top w:w="0" w:type="dxa"/>
+        <w:left w:w="108" w:type="dxa"/>
+        <w:bottom w:w="0" w:type="dxa"/>
+        <w:right w:w="108" w:type="dxa"/>
+      </w:tblCellMar>
+    </w:tblPr>
+  </w:style>
+  <w:style w:type="numbering" w:default="1" w:styleId="NoList">
+    <w:name w:val="No List"/>
+    <w:uiPriority w:val="99"/>
+    <w:semiHidden/>
+    <w:unhideWhenUsed/>
+  </w:style>
+  <w:style w:type="paragraph" w:styleId="Title">
+    <w:name w:val="Title"/>
+    <w:uiPriority w:val="10"/>
+    <w:qFormat/>
+    <w:rPr>
+      <w:sz w:val="56"/>
+      <w:szCs w:val="56"/>
+    </w:rPr>
+  </w:style>
+  <w:style w:type="paragraph" w:customStyle="1" w:styleId="Strong1">
+    <w:name w:val="Strong1"/>
     <w:qFormat/>
     <w:rPr>
       <w:b/>
@@ -4407,12 +5500,10 @@
   </w:style>
   <w:style w:type="paragraph" w:styleId="ListParagraph">
     <w:name w:val="List Paragraph"/>
-    <w:basedOn w:val="Normal"/>
     <w:qFormat/>
   </w:style>
   <w:style w:type="character" w:styleId="Hyperlink">
     <w:name w:val="Hyperlink"/>
-    <w:basedOn w:val="DefaultParagraphFont"/>
     <w:uiPriority w:val="99"/>
     <w:unhideWhenUsed/>
     <w:rPr>
@@ -4422,7 +5513,6 @@
   </w:style>
   <w:style w:type="character" w:styleId="FootnoteReference">
     <w:name w:val="footnote reference"/>
-    <w:basedOn w:val="DefaultParagraphFont"/>
     <w:uiPriority w:val="99"/>
     <w:semiHidden/>
     <w:unhideWhenUsed/>
@@ -4432,22 +5522,17 @@
   </w:style>
   <w:style w:type="paragraph" w:styleId="FootnoteText">
     <w:name w:val="footnote text"/>
-    <w:basedOn w:val="Normal"/>
     <w:link w:val="FootnoteTextChar"/>
     <w:uiPriority w:val="99"/>
     <w:semiHidden/>
     <w:unhideWhenUsed/>
-    <w:pPr>
-      <w:spacing w:after="0" w:line="240" w:lineRule="auto"/>
-    </w:pPr>
     <w:rPr>
       <w:sz w:val="20"/>
       <w:szCs w:val="20"/>
     </w:rPr>
   </w:style>
-  <w:style w:type="character" w:styleId="FootnoteTextChar">
+  <w:style w:type="character" w:customStyle="1" w:styleId="FootnoteTextChar">
     <w:name w:val="Footnote Text Char"/>
-    <w:basedOn w:val="DefaultParagraphFont"/>
     <w:link w:val="FootnoteText"/>
     <w:uiPriority w:val="99"/>
     <w:semiHidden/>
@@ -4459,7 +5544,6 @@
   </w:style>
   <w:style w:type="character" w:styleId="EndnoteReference">
     <w:name w:val="endnote reference"/>
-    <w:basedOn w:val="DefaultParagraphFont"/>
     <w:uiPriority w:val="99"/>
     <w:semiHidden/>
     <w:unhideWhenUsed/>
@@ -4469,22 +5553,17 @@
   </w:style>
   <w:style w:type="paragraph" w:styleId="EndnoteText">
     <w:name w:val="endnote text"/>
-    <w:basedOn w:val="Normal"/>
     <w:link w:val="EndnoteTextChar"/>
     <w:uiPriority w:val="99"/>
     <w:semiHidden/>
     <w:unhideWhenUsed/>
-    <w:pPr>
-      <w:spacing w:after="0" w:line="240" w:lineRule="auto"/>
-    </w:pPr>
     <w:rPr>
       <w:sz w:val="20"/>
       <w:szCs w:val="20"/>
     </w:rPr>
   </w:style>
-  <w:style w:type="character" w:styleId="EndnoteTextChar">
+  <w:style w:type="character" w:customStyle="1" w:styleId="EndnoteTextChar">
     <w:name w:val="Endnote Text Char"/>
-    <w:basedOn w:val="DefaultParagraphFont"/>
     <w:link w:val="EndnoteText"/>
     <w:uiPriority w:val="99"/>
     <w:semiHidden/>
@@ -4494,41 +5573,517 @@
       <w:szCs w:val="20"/>
     </w:rPr>
   </w:style>
-  <w:style w:type="paragraph" w:styleId="Heading1">
-    <w:name w:val="Heading 1"/>
+  <w:style w:type="table" w:styleId="TableGridLight">
+    <w:name w:val="Grid Table Light"/>
+    <w:basedOn w:val="TableNormal"/>
+    <w:uiPriority w:val="40"/>
+    <w:rsid w:val="00A563AD"/>
+    <w:tblPr>
+      <w:tblBorders>
+        <w:top w:val="single" w:sz="4" w:space="0" w:color="BFBFBF" w:themeColor="background1" w:themeShade="BF"/>
+        <w:left w:val="single" w:sz="4" w:space="0" w:color="BFBFBF" w:themeColor="background1" w:themeShade="BF"/>
+        <w:bottom w:val="single" w:sz="4" w:space="0" w:color="BFBFBF" w:themeColor="background1" w:themeShade="BF"/>
+        <w:right w:val="single" w:sz="4" w:space="0" w:color="BFBFBF" w:themeColor="background1" w:themeShade="BF"/>
+        <w:insideH w:val="single" w:sz="4" w:space="0" w:color="BFBFBF" w:themeColor="background1" w:themeShade="BF"/>
+        <w:insideV w:val="single" w:sz="4" w:space="0" w:color="BFBFBF" w:themeColor="background1" w:themeShade="BF"/>
+      </w:tblBorders>
+    </w:tblPr>
+  </w:style>
+  <w:style w:type="table" w:styleId="PlainTable2">
+    <w:name w:val="Plain Table 2"/>
+    <w:basedOn w:val="TableNormal"/>
+    <w:uiPriority w:val="42"/>
+    <w:rsid w:val="00A563AD"/>
+    <w:tblPr>
+      <w:tblStyleRowBandSize w:val="1"/>
+      <w:tblStyleColBandSize w:val="1"/>
+      <w:tblBorders>
+        <w:top w:val="single" w:sz="4" w:space="0" w:color="7F7F7F" w:themeColor="text1" w:themeTint="80"/>
+        <w:bottom w:val="single" w:sz="4" w:space="0" w:color="7F7F7F" w:themeColor="text1" w:themeTint="80"/>
+      </w:tblBorders>
+    </w:tblPr>
+    <w:tblStylePr w:type="firstRow">
+      <w:rPr>
+        <w:b/>
+        <w:bCs/>
+      </w:rPr>
+      <w:tblPr/>
+      <w:tcPr>
+        <w:tcBorders>
+          <w:bottom w:val="single" w:sz="4" w:space="0" w:color="7F7F7F" w:themeColor="text1" w:themeTint="80"/>
+        </w:tcBorders>
+      </w:tcPr>
+    </w:tblStylePr>
+    <w:tblStylePr w:type="lastRow">
+      <w:rPr>
+        <w:b/>
+        <w:bCs/>
+      </w:rPr>
+      <w:tblPr/>
+      <w:tcPr>
+        <w:tcBorders>
+          <w:top w:val="single" w:sz="4" w:space="0" w:color="7F7F7F" w:themeColor="text1" w:themeTint="80"/>
+        </w:tcBorders>
+      </w:tcPr>
+    </w:tblStylePr>
+    <w:tblStylePr w:type="firstCol">
+      <w:rPr>
+        <w:b/>
+        <w:bCs/>
+      </w:rPr>
+    </w:tblStylePr>
+    <w:tblStylePr w:type="lastCol">
+      <w:rPr>
+        <w:b/>
+        <w:bCs/>
+      </w:rPr>
+    </w:tblStylePr>
+    <w:tblStylePr w:type="band1Vert">
+      <w:tblPr/>
+      <w:tcPr>
+        <w:tcBorders>
+          <w:left w:val="single" w:sz="4" w:space="0" w:color="7F7F7F" w:themeColor="text1" w:themeTint="80"/>
+          <w:right w:val="single" w:sz="4" w:space="0" w:color="7F7F7F" w:themeColor="text1" w:themeTint="80"/>
+        </w:tcBorders>
+      </w:tcPr>
+    </w:tblStylePr>
+    <w:tblStylePr w:type="band2Vert">
+      <w:tblPr/>
+      <w:tcPr>
+        <w:tcBorders>
+          <w:left w:val="single" w:sz="4" w:space="0" w:color="7F7F7F" w:themeColor="text1" w:themeTint="80"/>
+          <w:right w:val="single" w:sz="4" w:space="0" w:color="7F7F7F" w:themeColor="text1" w:themeTint="80"/>
+        </w:tcBorders>
+      </w:tcPr>
+    </w:tblStylePr>
+    <w:tblStylePr w:type="band1Horz">
+      <w:tblPr/>
+      <w:tcPr>
+        <w:tcBorders>
+          <w:top w:val="single" w:sz="4" w:space="0" w:color="7F7F7F" w:themeColor="text1" w:themeTint="80"/>
+          <w:bottom w:val="single" w:sz="4" w:space="0" w:color="7F7F7F" w:themeColor="text1" w:themeTint="80"/>
+        </w:tcBorders>
+      </w:tcPr>
+    </w:tblStylePr>
+  </w:style>
+  <w:style w:type="paragraph" w:styleId="NormalWeb">
+    <w:name w:val="Normal (Web)"/>
     <w:basedOn w:val="Normal"/>
-    <w:next w:val="Normal"/>
-    <w:qFormat/>
+    <w:uiPriority w:val="99"/>
+    <w:unhideWhenUsed/>
+    <w:rsid w:val="00095010"/>
     <w:pPr>
-      <w:spacing w:after="80" w:before="200"/>
-      <w:outlineLvl w:val="0"/>
+      <w:spacing w:before="100" w:beforeAutospacing="1" w:after="100" w:afterAutospacing="1"/>
     </w:pPr>
     <w:rPr>
-      <w:rFonts w:ascii="Calibri" w:cs="Calibri" w:eastAsia="Calibri" w:hAnsi="Calibri"/>
+      <w:rFonts w:ascii="Times New Roman" w:eastAsia="Times New Roman" w:hAnsi="Times New Roman" w:cs="Times New Roman"/>
+      <w:sz w:val="24"/>
+      <w:szCs w:val="24"/>
+    </w:rPr>
+  </w:style>
+  <w:style w:type="character" w:styleId="Strong">
+    <w:name w:val="Strong"/>
+    <w:basedOn w:val="DefaultParagraphFont"/>
+    <w:uiPriority w:val="22"/>
+    <w:qFormat/>
+    <w:rsid w:val="00095010"/>
+    <w:rPr>
       <w:b/>
       <w:bCs/>
-      <w:color w:val="1F3864"/>
-      <w:sz w:val="26"/>
+    </w:rPr>
+  </w:style>
+  <w:style w:type="character" w:styleId="HTMLCode">
+    <w:name w:val="HTML Code"/>
+    <w:basedOn w:val="DefaultParagraphFont"/>
+    <w:uiPriority w:val="99"/>
+    <w:semiHidden/>
+    <w:unhideWhenUsed/>
+    <w:rsid w:val="00095010"/>
+    <w:rPr>
+      <w:rFonts w:ascii="Courier New" w:eastAsia="Times New Roman" w:hAnsi="Courier New" w:cs="Courier New"/>
+      <w:sz w:val="20"/>
+      <w:szCs w:val="20"/>
+    </w:rPr>
+  </w:style>
+  <w:style w:type="character" w:styleId="Emphasis">
+    <w:name w:val="Emphasis"/>
+    <w:basedOn w:val="DefaultParagraphFont"/>
+    <w:uiPriority w:val="20"/>
+    <w:qFormat/>
+    <w:rsid w:val="00095010"/>
+    <w:rPr>
+      <w:i/>
+      <w:iCs/>
+    </w:rPr>
+  </w:style>
+  <w:style w:type="paragraph" w:styleId="Header">
+    <w:name w:val="header"/>
+    <w:basedOn w:val="Normal"/>
+    <w:link w:val="HeaderChar"/>
+    <w:uiPriority w:val="99"/>
+    <w:unhideWhenUsed/>
+    <w:rsid w:val="00DA0F3D"/>
+    <w:pPr>
+      <w:tabs>
+        <w:tab w:val="center" w:pos="4680"/>
+        <w:tab w:val="right" w:pos="9360"/>
+      </w:tabs>
+    </w:pPr>
+    <w:rPr>
       <w:szCs w:val="26"/>
     </w:rPr>
   </w:style>
-  <w:style w:type="paragraph" w:styleId="Heading2">
-    <w:name w:val="Heading 2"/>
+  <w:style w:type="character" w:customStyle="1" w:styleId="HeaderChar">
+    <w:name w:val="Header Char"/>
+    <w:basedOn w:val="DefaultParagraphFont"/>
+    <w:link w:val="Header"/>
+    <w:uiPriority w:val="99"/>
+    <w:rsid w:val="00DA0F3D"/>
+    <w:rPr>
+      <w:szCs w:val="26"/>
+    </w:rPr>
+  </w:style>
+  <w:style w:type="paragraph" w:styleId="Footer">
+    <w:name w:val="footer"/>
     <w:basedOn w:val="Normal"/>
-    <w:next w:val="Normal"/>
-    <w:qFormat/>
+    <w:link w:val="FooterChar"/>
+    <w:uiPriority w:val="99"/>
+    <w:unhideWhenUsed/>
+    <w:rsid w:val="00DA0F3D"/>
     <w:pPr>
-      <w:spacing w:after="60" w:before="120"/>
-      <w:outlineLvl w:val="1"/>
+      <w:tabs>
+        <w:tab w:val="center" w:pos="4680"/>
+        <w:tab w:val="right" w:pos="9360"/>
+      </w:tabs>
     </w:pPr>
     <w:rPr>
-      <w:rFonts w:ascii="Calibri" w:cs="Calibri" w:eastAsia="Calibri" w:hAnsi="Calibri"/>
-      <w:b/>
-      <w:bCs/>
-      <w:color w:val="1F3864"/>
-      <w:sz w:val="22"/>
-      <w:szCs w:val="22"/>
+      <w:szCs w:val="26"/>
+    </w:rPr>
+  </w:style>
+  <w:style w:type="character" w:customStyle="1" w:styleId="FooterChar">
+    <w:name w:val="Footer Char"/>
+    <w:basedOn w:val="DefaultParagraphFont"/>
+    <w:link w:val="Footer"/>
+    <w:uiPriority w:val="99"/>
+    <w:rsid w:val="00DA0F3D"/>
+    <w:rPr>
+      <w:szCs w:val="26"/>
     </w:rPr>
   </w:style>
 </w:styles>
+</file>
+
+<file path=word/theme/theme1.xml><?xml version="1.0" encoding="utf-8"?>
+<a:theme xmlns:a="http://schemas.openxmlformats.org/drawingml/2006/main" name="Office Theme">
+  <a:themeElements>
+    <a:clrScheme name="Office">
+      <a:dk1>
+        <a:sysClr val="windowText" lastClr="000000"/>
+      </a:dk1>
+      <a:lt1>
+        <a:sysClr val="window" lastClr="FFFFFF"/>
+      </a:lt1>
+      <a:dk2>
+        <a:srgbClr val="0E2841"/>
+      </a:dk2>
+      <a:lt2>
+        <a:srgbClr val="E8E8E8"/>
+      </a:lt2>
+      <a:accent1>
+        <a:srgbClr val="156082"/>
+      </a:accent1>
+      <a:accent2>
+        <a:srgbClr val="E97132"/>
+      </a:accent2>
+      <a:accent3>
+        <a:srgbClr val="196B24"/>
+      </a:accent3>
+      <a:accent4>
+        <a:srgbClr val="0F9ED5"/>
+      </a:accent4>
+      <a:accent5>
+        <a:srgbClr val="A02B93"/>
+      </a:accent5>
+      <a:accent6>
+        <a:srgbClr val="4EA72E"/>
+      </a:accent6>
+      <a:hlink>
+        <a:srgbClr val="467886"/>
+      </a:hlink>
+      <a:folHlink>
+        <a:srgbClr val="96607D"/>
+      </a:folHlink>
+    </a:clrScheme>
+    <a:fontScheme name="Office">
+      <a:majorFont>
+        <a:latin typeface="Aptos Display" panose="02110004020202020204"/>
+        <a:ea typeface=""/>
+        <a:cs typeface=""/>
+        <a:font script="Jpan" typeface="游ゴシック Light"/>
+        <a:font script="Hang" typeface="맑은 고딕"/>
+        <a:font script="Hans" typeface="等线 Light"/>
+        <a:font script="Hant" typeface="新細明體"/>
+        <a:font script="Arab" typeface="Times New Roman"/>
+        <a:font script="Hebr" typeface="Times New Roman"/>
+        <a:font script="Thai" typeface="Angsana New"/>
+        <a:font script="Ethi" typeface="Nyala"/>
+        <a:font script="Beng" typeface="Vrinda"/>
+        <a:font script="Gujr" typeface="Shruti"/>
+        <a:font script="Khmr" typeface="MoolBoran"/>
+        <a:font script="Knda" typeface="Tunga"/>
+        <a:font script="Guru" typeface="Raavi"/>
+        <a:font script="Cans" typeface="Euphemia"/>
+        <a:font script="Cher" typeface="Plantagenet Cherokee"/>
+        <a:font script="Yiii" typeface="Microsoft Yi Baiti"/>
+        <a:font script="Tibt" typeface="Microsoft Himalaya"/>
+        <a:font script="Thaa" typeface="MV Boli"/>
+        <a:font script="Deva" typeface="Mangal"/>
+        <a:font script="Telu" typeface="Gautami"/>
+        <a:font script="Taml" typeface="Latha"/>
+        <a:font script="Syrc" typeface="Estrangelo Edessa"/>
+        <a:font script="Orya" typeface="Kalinga"/>
+        <a:font script="Mlym" typeface="Kartika"/>
+        <a:font script="Laoo" typeface="DokChampa"/>
+        <a:font script="Sinh" typeface="Iskoola Pota"/>
+        <a:font script="Mong" typeface="Mongolian Baiti"/>
+        <a:font script="Viet" typeface="Times New Roman"/>
+        <a:font script="Uigh" typeface="Microsoft Uighur"/>
+        <a:font script="Geor" typeface="Sylfaen"/>
+        <a:font script="Armn" typeface="Arial"/>
+        <a:font script="Bugi" typeface="Leelawadee UI"/>
+        <a:font script="Bopo" typeface="Microsoft JhengHei"/>
+        <a:font script="Java" typeface="Javanese Text"/>
+        <a:font script="Lisu" typeface="Segoe UI"/>
+        <a:font script="Mymr" typeface="Myanmar Text"/>
+        <a:font script="Nkoo" typeface="Ebrima"/>
+        <a:font script="Olck" typeface="Nirmala UI"/>
+        <a:font script="Osma" typeface="Ebrima"/>
+        <a:font script="Phag" typeface="Phagspa"/>
+        <a:font script="Syrn" typeface="Estrangelo Edessa"/>
+        <a:font script="Syrj" typeface="Estrangelo Edessa"/>
+        <a:font script="Syre" typeface="Estrangelo Edessa"/>
+        <a:font script="Sora" typeface="Nirmala UI"/>
+        <a:font script="Tale" typeface="Microsoft Tai Le"/>
+        <a:font script="Talu" typeface="Microsoft New Tai Lue"/>
+        <a:font script="Tfng" typeface="Ebrima"/>
+      </a:majorFont>
+      <a:minorFont>
+        <a:latin typeface="Aptos" panose="02110004020202020204"/>
+        <a:ea typeface=""/>
+        <a:cs typeface=""/>
+        <a:font script="Jpan" typeface="游明朝"/>
+        <a:font script="Hang" typeface="맑은 고딕"/>
+        <a:font script="Hans" typeface="等线"/>
+        <a:font script="Hant" typeface="新細明體"/>
+        <a:font script="Arab" typeface="Arial"/>
+        <a:font script="Hebr" typeface="Arial"/>
+        <a:font script="Thai" typeface="Cordia New"/>
+        <a:font script="Ethi" typeface="Nyala"/>
+        <a:font script="Beng" typeface="Vrinda"/>
+        <a:font script="Gujr" typeface="Shruti"/>
+        <a:font script="Khmr" typeface="DaunPenh"/>
+        <a:font script="Knda" typeface="Tunga"/>
+        <a:font script="Guru" typeface="Raavi"/>
+        <a:font script="Cans" typeface="Euphemia"/>
+        <a:font script="Cher" typeface="Plantagenet Cherokee"/>
+        <a:font script="Yiii" typeface="Microsoft Yi Baiti"/>
+        <a:font script="Tibt" typeface="Microsoft Himalaya"/>
+        <a:font script="Thaa" typeface="MV Boli"/>
+        <a:font script="Deva" typeface="Mangal"/>
+        <a:font script="Telu" typeface="Gautami"/>
+        <a:font script="Taml" typeface="Latha"/>
+        <a:font script="Syrc" typeface="Estrangelo Edessa"/>
+        <a:font script="Orya" typeface="Kalinga"/>
+        <a:font script="Mlym" typeface="Kartika"/>
+        <a:font script="Laoo" typeface="DokChampa"/>
+        <a:font script="Sinh" typeface="Iskoola Pota"/>
+        <a:font script="Mong" typeface="Mongolian Baiti"/>
+        <a:font script="Viet" typeface="Arial"/>
+        <a:font script="Uigh" typeface="Microsoft Uighur"/>
+        <a:font script="Geor" typeface="Sylfaen"/>
+        <a:font script="Armn" typeface="Arial"/>
+        <a:font script="Bugi" typeface="Leelawadee UI"/>
+        <a:font script="Bopo" typeface="Microsoft JhengHei"/>
+        <a:font script="Java" typeface="Javanese Text"/>
+        <a:font script="Lisu" typeface="Segoe UI"/>
+        <a:font script="Mymr" typeface="Myanmar Text"/>
+        <a:font script="Nkoo" typeface="Ebrima"/>
+        <a:font script="Olck" typeface="Nirmala UI"/>
+        <a:font script="Osma" typeface="Ebrima"/>
+        <a:font script="Phag" typeface="Phagspa"/>
+        <a:font script="Syrn" typeface="Estrangelo Edessa"/>
+        <a:font script="Syrj" typeface="Estrangelo Edessa"/>
+        <a:font script="Syre" typeface="Estrangelo Edessa"/>
+        <a:font script="Sora" typeface="Nirmala UI"/>
+        <a:font script="Tale" typeface="Microsoft Tai Le"/>
+        <a:font script="Talu" typeface="Microsoft New Tai Lue"/>
+        <a:font script="Tfng" typeface="Ebrima"/>
+      </a:minorFont>
+    </a:fontScheme>
+    <a:fmtScheme name="Office">
+      <a:fillStyleLst>
+        <a:solidFill>
+          <a:schemeClr val="phClr"/>
+        </a:solidFill>
+        <a:gradFill rotWithShape="1">
+          <a:gsLst>
+            <a:gs pos="0">
+              <a:schemeClr val="phClr">
+                <a:lumMod val="110000"/>
+                <a:satMod val="105000"/>
+                <a:tint val="67000"/>
+              </a:schemeClr>
+            </a:gs>
+            <a:gs pos="50000">
+              <a:schemeClr val="phClr">
+                <a:lumMod val="105000"/>
+                <a:satMod val="103000"/>
+                <a:tint val="73000"/>
+              </a:schemeClr>
+            </a:gs>
+            <a:gs pos="100000">
+              <a:schemeClr val="phClr">
+                <a:lumMod val="105000"/>
+                <a:satMod val="109000"/>
+                <a:tint val="81000"/>
+              </a:schemeClr>
+            </a:gs>
+          </a:gsLst>
+          <a:lin ang="5400000" scaled="0"/>
+        </a:gradFill>
+        <a:gradFill rotWithShape="1">
+          <a:gsLst>
+            <a:gs pos="0">
+              <a:schemeClr val="phClr">
+                <a:satMod val="103000"/>
+                <a:lumMod val="102000"/>
+                <a:tint val="94000"/>
+              </a:schemeClr>
+            </a:gs>
+            <a:gs pos="50000">
+              <a:schemeClr val="phClr">
+                <a:satMod val="110000"/>
+                <a:lumMod val="100000"/>
+                <a:shade val="100000"/>
+              </a:schemeClr>
+            </a:gs>
+            <a:gs pos="100000">
+              <a:schemeClr val="phClr">
+                <a:lumMod val="99000"/>
+                <a:satMod val="120000"/>
+                <a:shade val="78000"/>
+              </a:schemeClr>
+            </a:gs>
+          </a:gsLst>
+          <a:lin ang="5400000" scaled="0"/>
+        </a:gradFill>
+      </a:fillStyleLst>
+      <a:lnStyleLst>
+        <a:ln w="12700" cap="flat" cmpd="sng" algn="ctr">
+          <a:solidFill>
+            <a:schemeClr val="phClr"/>
+          </a:solidFill>
+          <a:prstDash val="solid"/>
+          <a:miter lim="800000"/>
+        </a:ln>
+        <a:ln w="19050" cap="flat" cmpd="sng" algn="ctr">
+          <a:solidFill>
+            <a:schemeClr val="phClr"/>
+          </a:solidFill>
+          <a:prstDash val="solid"/>
+          <a:miter lim="800000"/>
+        </a:ln>
+        <a:ln w="25400" cap="flat" cmpd="sng" algn="ctr">
+          <a:solidFill>
+            <a:schemeClr val="phClr"/>
+          </a:solidFill>
+          <a:prstDash val="solid"/>
+          <a:miter lim="800000"/>
+        </a:ln>
+      </a:lnStyleLst>
+      <a:effectStyleLst>
+        <a:effectStyle>
+          <a:effectLst/>
+        </a:effectStyle>
+        <a:effectStyle>
+          <a:effectLst/>
+        </a:effectStyle>
+        <a:effectStyle>
+          <a:effectLst>
+            <a:outerShdw blurRad="57150" dist="19050" dir="5400000" algn="ctr" rotWithShape="0">
+              <a:srgbClr val="000000">
+                <a:alpha val="63000"/>
+              </a:srgbClr>
+            </a:outerShdw>
+          </a:effectLst>
+        </a:effectStyle>
+      </a:effectStyleLst>
+      <a:bgFillStyleLst>
+        <a:solidFill>
+          <a:schemeClr val="phClr"/>
+        </a:solidFill>
+        <a:solidFill>
+          <a:schemeClr val="phClr">
+            <a:tint val="95000"/>
+            <a:satMod val="170000"/>
+          </a:schemeClr>
+        </a:solidFill>
+        <a:gradFill rotWithShape="1">
+          <a:gsLst>
+            <a:gs pos="0">
+              <a:schemeClr val="phClr">
+                <a:tint val="93000"/>
+                <a:satMod val="150000"/>
+                <a:shade val="98000"/>
+                <a:lumMod val="102000"/>
+              </a:schemeClr>
+            </a:gs>
+            <a:gs pos="50000">
+              <a:schemeClr val="phClr">
+                <a:tint val="98000"/>
+                <a:satMod val="130000"/>
+                <a:shade val="90000"/>
+                <a:lumMod val="103000"/>
+              </a:schemeClr>
+            </a:gs>
+            <a:gs pos="100000">
+              <a:schemeClr val="phClr">
+                <a:shade val="63000"/>
+                <a:satMod val="120000"/>
+              </a:schemeClr>
+            </a:gs>
+          </a:gsLst>
+          <a:lin ang="5400000" scaled="0"/>
+        </a:gradFill>
+      </a:bgFillStyleLst>
+    </a:fmtScheme>
+  </a:themeElements>
+  <a:objectDefaults>
+    <a:lnDef>
+      <a:spPr/>
+      <a:bodyPr/>
+      <a:lstStyle/>
+      <a:style>
+        <a:lnRef idx="2">
+          <a:schemeClr val="accent1"/>
+        </a:lnRef>
+        <a:fillRef idx="0">
+          <a:schemeClr val="accent1"/>
+        </a:fillRef>
+        <a:effectRef idx="1">
+          <a:schemeClr val="accent1"/>
+        </a:effectRef>
+        <a:fontRef idx="minor">
+          <a:schemeClr val="tx1"/>
+        </a:fontRef>
+      </a:style>
+    </a:lnDef>
+  </a:objectDefaults>
+  <a:extraClrSchemeLst/>
+  <a:extLst>
+    <a:ext uri="{05A4C25C-085E-4340-85A3-A5531E510DB2}">
+      <thm15:themeFamily xmlns:thm15="http://schemas.microsoft.com/office/thememl/2012/main" name="Office Theme" id="{2E142A2C-CD16-42D6-873A-C26D2A0506FA}" vid="{1BDDFF52-6CD6-40A5-AB3C-68EB2F1E4D0A}"/>
+    </a:ext>
+  </a:extLst>
+</a:theme>
 </file>